--- a/doc/Rapport.docx
+++ b/doc/Rapport.docx
@@ -48,15 +48,56 @@
           <w:sz w:val="20"/>
           <w:szCs w:val="20"/>
         </w:rPr>
-        <w:t>Avec mon groupe composé d’Eugénie, Nouha et moi</w:t>
-      </w:r>
-      <w:r>
-        <w:rPr>
-          <w:sz w:val="20"/>
-          <w:szCs w:val="20"/>
-        </w:rPr>
-        <w:noBreakHyphen/>
-        <w:t xml:space="preserve">même, nous avons choisi de développer une version simplifiée de </w:t>
+        <w:t xml:space="preserve">Avec </w:t>
+      </w:r>
+      <w:r>
+        <w:rPr>
+          <w:sz w:val="20"/>
+          <w:szCs w:val="20"/>
+        </w:rPr>
+        <w:t>n</w:t>
+      </w:r>
+      <w:r>
+        <w:rPr>
+          <w:sz w:val="20"/>
+          <w:szCs w:val="20"/>
+        </w:rPr>
+        <w:t>otre</w:t>
+      </w:r>
+      <w:r>
+        <w:rPr>
+          <w:sz w:val="20"/>
+          <w:szCs w:val="20"/>
+        </w:rPr>
+        <w:t xml:space="preserve"> groupe</w:t>
+      </w:r>
+      <w:r>
+        <w:rPr>
+          <w:sz w:val="20"/>
+          <w:szCs w:val="20"/>
+        </w:rPr>
+        <w:t xml:space="preserve"> : </w:t>
+      </w:r>
+      <w:r>
+        <w:rPr>
+          <w:sz w:val="20"/>
+          <w:szCs w:val="20"/>
+        </w:rPr>
+        <w:t xml:space="preserve">Eugénie, Nouha et </w:t>
+      </w:r>
+      <w:r>
+        <w:rPr>
+          <w:sz w:val="20"/>
+          <w:szCs w:val="20"/>
+        </w:rPr>
+        <w:t>Ambre</w:t>
+      </w:r>
+      <w:r>
+        <w:rPr>
+          <w:sz w:val="20"/>
+          <w:szCs w:val="20"/>
+        </w:rPr>
+        <w:t xml:space="preserve">, nous avons choisi de développer une version simplifiée de </w:t>
       </w:r>
       <w:r>
         <w:rPr>
@@ -120,7 +161,7 @@
           <w:sz w:val="20"/>
           <w:szCs w:val="20"/>
         </w:rPr>
-        <w:t>« OBJECTIF : Notre objectif est de créer un jeu de course dans un labyrinthe avec ennemi(s) essayant de piéger le joueur en trouvant le chemin le plus court. »</w:t>
+        <w:t>« Notre objectif est de créer un jeu de course dans un labyrinthe avec ennemi(s) essayant de piéger le joueur en trouvant le chemin le plus court. »</w:t>
       </w:r>
     </w:p>
     <w:p>
@@ -219,7 +260,7 @@
       </w:pPr>
       <w:r>
         <w:pict w14:anchorId="6809EEBB">
-          <v:rect id="_x0000_i1092" style="width:0;height:1.5pt" o:hralign="center" o:hrstd="t" o:hr="t" fillcolor="#a0a0a0" stroked="f"/>
+          <v:rect id="_x0000_i1026" style="width:0;height:1.5pt" o:hralign="center" o:hrstd="t" o:hr="t" fillcolor="#a0a0a0" stroked="f"/>
         </w:pict>
       </w:r>
     </w:p>
@@ -254,143 +295,189 @@
           <w:sz w:val="20"/>
           <w:szCs w:val="20"/>
         </w:rPr>
-        <w:t>D’après notre document de conception et le README du projet, le but du jeu est le suivant :</w:t>
-      </w:r>
-    </w:p>
-    <w:p>
-      <w:pPr>
-        <w:jc w:val="both"/>
-        <w:rPr>
-          <w:sz w:val="20"/>
-          <w:szCs w:val="20"/>
-        </w:rPr>
-      </w:pPr>
-      <w:r>
-        <w:rPr>
-          <w:sz w:val="20"/>
-          <w:szCs w:val="20"/>
-        </w:rPr>
-        <w:t xml:space="preserve">« Le but du jeu c’est de déplacer le </w:t>
-      </w:r>
-      <w:proofErr w:type="spellStart"/>
-      <w:r>
-        <w:rPr>
-          <w:sz w:val="20"/>
-          <w:szCs w:val="20"/>
-        </w:rPr>
-        <w:t>pacman</w:t>
-      </w:r>
-      <w:proofErr w:type="spellEnd"/>
-      <w:r>
-        <w:rPr>
-          <w:sz w:val="20"/>
-          <w:szCs w:val="20"/>
-        </w:rPr>
-        <w:t xml:space="preserve"> pour récupérer le plus de points possibles, en mangent les points. Mais il y a un fantôme rouge qui essaye de piège, il essaye de rattraper le joueur, pour le toucher et la partie s’arrête, le joueur a perdu. »</w:t>
-      </w:r>
-    </w:p>
-    <w:p>
-      <w:pPr>
-        <w:jc w:val="both"/>
-        <w:rPr>
-          <w:sz w:val="20"/>
-          <w:szCs w:val="20"/>
-        </w:rPr>
-      </w:pPr>
-      <w:r>
-        <w:rPr>
-          <w:sz w:val="20"/>
-          <w:szCs w:val="20"/>
-        </w:rPr>
-        <w:t>Le README résume les règles ainsi :</w:t>
-      </w:r>
-    </w:p>
-    <w:p>
-      <w:pPr>
-        <w:jc w:val="both"/>
-        <w:rPr>
-          <w:sz w:val="20"/>
-          <w:szCs w:val="20"/>
-        </w:rPr>
-      </w:pPr>
-      <w:r>
-        <w:rPr>
-          <w:sz w:val="20"/>
-          <w:szCs w:val="20"/>
-        </w:rPr>
-        <w:t xml:space="preserve">« </w:t>
-      </w:r>
-      <w:proofErr w:type="spellStart"/>
-      <w:r>
-        <w:rPr>
-          <w:sz w:val="20"/>
-          <w:szCs w:val="20"/>
-        </w:rPr>
-        <w:t>Pacman</w:t>
-      </w:r>
-      <w:proofErr w:type="spellEnd"/>
-      <w:r>
-        <w:rPr>
-          <w:sz w:val="20"/>
-          <w:szCs w:val="20"/>
-        </w:rPr>
-        <w:t xml:space="preserve"> doit manger toutes les pastilles sans être attraper par un fantôme.</w:t>
-      </w:r>
-      <w:r>
-        <w:rPr>
-          <w:sz w:val="20"/>
-          <w:szCs w:val="20"/>
-        </w:rPr>
-        <w:br/>
-        <w:t>Le joueur marque 10 points pour chaque pastilles mangées</w:t>
-      </w:r>
-      <w:r>
-        <w:rPr>
-          <w:sz w:val="20"/>
-          <w:szCs w:val="20"/>
-        </w:rPr>
-        <w:br/>
-        <w:t xml:space="preserve">Si </w:t>
-      </w:r>
-      <w:proofErr w:type="spellStart"/>
-      <w:r>
-        <w:rPr>
-          <w:sz w:val="20"/>
-          <w:szCs w:val="20"/>
-        </w:rPr>
-        <w:t>pacman</w:t>
-      </w:r>
-      <w:proofErr w:type="spellEnd"/>
-      <w:r>
-        <w:rPr>
-          <w:sz w:val="20"/>
-          <w:szCs w:val="20"/>
-        </w:rPr>
-        <w:t xml:space="preserve"> mange toutes les pastilles, le joueur a gagné</w:t>
-      </w:r>
-      <w:r>
-        <w:rPr>
-          <w:sz w:val="20"/>
-          <w:szCs w:val="20"/>
-        </w:rPr>
-        <w:br/>
-        <w:t xml:space="preserve">Si </w:t>
-      </w:r>
-      <w:proofErr w:type="spellStart"/>
-      <w:r>
-        <w:rPr>
-          <w:sz w:val="20"/>
-          <w:szCs w:val="20"/>
-        </w:rPr>
-        <w:t>pacman</w:t>
-      </w:r>
-      <w:proofErr w:type="spellEnd"/>
-      <w:r>
-        <w:rPr>
-          <w:sz w:val="20"/>
-          <w:szCs w:val="20"/>
-        </w:rPr>
-        <w:t xml:space="preserve"> est touché par un fantôme avant d'avoir mangé toutes les pastilles, le joueur a perdu »</w:t>
+        <w:t>D</w:t>
+      </w:r>
+      <w:r>
+        <w:rPr>
+          <w:sz w:val="20"/>
+          <w:szCs w:val="20"/>
+        </w:rPr>
+        <w:t xml:space="preserve">éplacer le </w:t>
+      </w:r>
+      <w:r>
+        <w:rPr>
+          <w:sz w:val="20"/>
+          <w:szCs w:val="20"/>
+        </w:rPr>
+        <w:t>Pac-Man</w:t>
+      </w:r>
+      <w:r>
+        <w:rPr>
+          <w:sz w:val="20"/>
+          <w:szCs w:val="20"/>
+        </w:rPr>
+        <w:t xml:space="preserve"> pour récupérer le plus de points possibles en mangent les p</w:t>
+      </w:r>
+      <w:r>
+        <w:rPr>
+          <w:sz w:val="20"/>
+          <w:szCs w:val="20"/>
+        </w:rPr>
+        <w:t>astilles</w:t>
+      </w:r>
+      <w:r>
+        <w:rPr>
+          <w:sz w:val="20"/>
+          <w:szCs w:val="20"/>
+        </w:rPr>
+        <w:t xml:space="preserve">, </w:t>
+      </w:r>
+      <w:r>
+        <w:rPr>
+          <w:sz w:val="20"/>
+          <w:szCs w:val="20"/>
+        </w:rPr>
+        <w:t>s’il</w:t>
+      </w:r>
+      <w:r>
+        <w:rPr>
+          <w:sz w:val="20"/>
+          <w:szCs w:val="20"/>
+        </w:rPr>
+        <w:t xml:space="preserve"> attrape</w:t>
+      </w:r>
+      <w:r>
+        <w:rPr>
+          <w:sz w:val="20"/>
+          <w:szCs w:val="20"/>
+        </w:rPr>
+        <w:t xml:space="preserve"> toutes les pastilles, le joueur a gagné</w:t>
+      </w:r>
+      <w:r>
+        <w:rPr>
+          <w:sz w:val="20"/>
+          <w:szCs w:val="20"/>
+        </w:rPr>
+        <w:t xml:space="preserve">. </w:t>
+      </w:r>
+      <w:r>
+        <w:rPr>
+          <w:sz w:val="20"/>
+          <w:szCs w:val="20"/>
+        </w:rPr>
+        <w:t>Cependant, i</w:t>
+      </w:r>
+      <w:r>
+        <w:rPr>
+          <w:sz w:val="20"/>
+          <w:szCs w:val="20"/>
+        </w:rPr>
+        <w:t>l y a un</w:t>
+      </w:r>
+      <w:r>
+        <w:rPr>
+          <w:sz w:val="20"/>
+          <w:szCs w:val="20"/>
+        </w:rPr>
+        <w:t xml:space="preserve"> ou plusieurs </w:t>
+      </w:r>
+      <w:r>
+        <w:rPr>
+          <w:sz w:val="20"/>
+          <w:szCs w:val="20"/>
+        </w:rPr>
+        <w:t>fantôme</w:t>
+      </w:r>
+      <w:r>
+        <w:rPr>
+          <w:sz w:val="20"/>
+          <w:szCs w:val="20"/>
+        </w:rPr>
+        <w:t>s</w:t>
+      </w:r>
+      <w:r>
+        <w:rPr>
+          <w:sz w:val="20"/>
+          <w:szCs w:val="20"/>
+        </w:rPr>
+        <w:t xml:space="preserve"> rouge</w:t>
+      </w:r>
+      <w:r>
+        <w:rPr>
+          <w:sz w:val="20"/>
+          <w:szCs w:val="20"/>
+        </w:rPr>
+        <w:t>s</w:t>
+      </w:r>
+      <w:r>
+        <w:rPr>
+          <w:sz w:val="20"/>
+          <w:szCs w:val="20"/>
+        </w:rPr>
+        <w:t xml:space="preserve"> qui essaye de rattraper le </w:t>
+      </w:r>
+      <w:r>
+        <w:rPr>
+          <w:sz w:val="20"/>
+          <w:szCs w:val="20"/>
+        </w:rPr>
+        <w:t>Pac-Man</w:t>
+      </w:r>
+      <w:r>
+        <w:rPr>
+          <w:sz w:val="20"/>
+          <w:szCs w:val="20"/>
+        </w:rPr>
+        <w:t xml:space="preserve">. Si un fantôme </w:t>
+      </w:r>
+      <w:r>
+        <w:rPr>
+          <w:sz w:val="20"/>
+          <w:szCs w:val="20"/>
+        </w:rPr>
+        <w:t>touche</w:t>
+      </w:r>
+      <w:r>
+        <w:rPr>
+          <w:sz w:val="20"/>
+          <w:szCs w:val="20"/>
+        </w:rPr>
+        <w:t xml:space="preserve"> Pac-Man pendant</w:t>
+      </w:r>
+      <w:r>
+        <w:rPr>
+          <w:sz w:val="20"/>
+          <w:szCs w:val="20"/>
+        </w:rPr>
+        <w:t xml:space="preserve"> la partie</w:t>
+      </w:r>
+      <w:r>
+        <w:rPr>
+          <w:sz w:val="20"/>
+          <w:szCs w:val="20"/>
+        </w:rPr>
+        <w:t>, elle</w:t>
+      </w:r>
+      <w:r>
+        <w:rPr>
+          <w:sz w:val="20"/>
+          <w:szCs w:val="20"/>
+        </w:rPr>
+        <w:t xml:space="preserve"> s’arrête</w:t>
+      </w:r>
+      <w:r>
+        <w:rPr>
+          <w:sz w:val="20"/>
+          <w:szCs w:val="20"/>
+        </w:rPr>
+        <w:t xml:space="preserve"> et </w:t>
+      </w:r>
+      <w:r>
+        <w:rPr>
+          <w:sz w:val="20"/>
+          <w:szCs w:val="20"/>
+        </w:rPr>
+        <w:t>le joueur a perdu.</w:t>
       </w:r>
     </w:p>
     <w:p>
@@ -427,7 +514,14 @@
           <w:sz w:val="20"/>
           <w:szCs w:val="20"/>
         </w:rPr>
-        <w:t>contrôler</w:t>
+        <w:t>c</w:t>
+      </w:r>
+      <w:r>
+        <w:rPr>
+          <w:sz w:val="20"/>
+          <w:szCs w:val="20"/>
+        </w:rPr>
+        <w:t>ontrôler</w:t>
       </w:r>
       <w:proofErr w:type="gramEnd"/>
       <w:r>
@@ -464,7 +558,14 @@
           <w:sz w:val="20"/>
           <w:szCs w:val="20"/>
         </w:rPr>
-        <w:t>manger</w:t>
+        <w:t>m</w:t>
+      </w:r>
+      <w:r>
+        <w:rPr>
+          <w:sz w:val="20"/>
+          <w:szCs w:val="20"/>
+        </w:rPr>
+        <w:t>anger</w:t>
       </w:r>
       <w:proofErr w:type="gramEnd"/>
       <w:r>
@@ -493,7 +594,14 @@
           <w:sz w:val="20"/>
           <w:szCs w:val="20"/>
         </w:rPr>
-        <w:t>éviter</w:t>
+        <w:t>é</w:t>
+      </w:r>
+      <w:r>
+        <w:rPr>
+          <w:sz w:val="20"/>
+          <w:szCs w:val="20"/>
+        </w:rPr>
+        <w:t>viter</w:t>
       </w:r>
       <w:proofErr w:type="gramEnd"/>
       <w:r>
@@ -522,7 +630,14 @@
           <w:sz w:val="20"/>
           <w:szCs w:val="20"/>
         </w:rPr>
-        <w:t>accumuler</w:t>
+        <w:t>a</w:t>
+      </w:r>
+      <w:r>
+        <w:rPr>
+          <w:sz w:val="20"/>
+          <w:szCs w:val="20"/>
+        </w:rPr>
+        <w:t>ccumuler</w:t>
       </w:r>
       <w:proofErr w:type="gramEnd"/>
       <w:r>
@@ -599,7 +714,7 @@
           <w:sz w:val="20"/>
           <w:szCs w:val="20"/>
         </w:rPr>
-        <w:t xml:space="preserve"> (haut, bas, gauche, droite) ;</w:t>
+        <w:t xml:space="preserve"> (haut, bas, gauche, droite)</w:t>
       </w:r>
     </w:p>
     <w:p>
@@ -620,8 +735,14 @@
           <w:sz w:val="20"/>
           <w:szCs w:val="20"/>
         </w:rPr>
-        <w:lastRenderedPageBreak/>
-        <w:t>chaque</w:t>
+        <w:t>c</w:t>
+      </w:r>
+      <w:r>
+        <w:rPr>
+          <w:sz w:val="20"/>
+          <w:szCs w:val="20"/>
+        </w:rPr>
+        <w:t>haque</w:t>
       </w:r>
       <w:proofErr w:type="gramEnd"/>
       <w:r>
@@ -666,7 +787,14 @@
           <w:sz w:val="20"/>
           <w:szCs w:val="20"/>
         </w:rPr>
-        <w:t>si</w:t>
+        <w:t>s</w:t>
+      </w:r>
+      <w:r>
+        <w:rPr>
+          <w:sz w:val="20"/>
+          <w:szCs w:val="20"/>
+        </w:rPr>
+        <w:t>i</w:t>
       </w:r>
       <w:proofErr w:type="gramEnd"/>
       <w:r>
@@ -711,7 +839,14 @@
           <w:sz w:val="20"/>
           <w:szCs w:val="20"/>
         </w:rPr>
-        <w:t>si</w:t>
+        <w:t>s</w:t>
+      </w:r>
+      <w:r>
+        <w:rPr>
+          <w:sz w:val="20"/>
+          <w:szCs w:val="20"/>
+        </w:rPr>
+        <w:t>i</w:t>
       </w:r>
       <w:proofErr w:type="gramEnd"/>
       <w:r>
@@ -748,172 +883,84 @@
     </w:p>
     <w:p>
       <w:pPr>
-        <w:jc w:val="both"/>
-        <w:rPr>
-          <w:sz w:val="20"/>
-          <w:szCs w:val="20"/>
-        </w:rPr>
-      </w:pPr>
-      <w:r>
-        <w:rPr>
-          <w:sz w:val="20"/>
-          <w:szCs w:val="20"/>
-        </w:rPr>
-        <w:t>Le README précise :</w:t>
+        <w:rPr>
+          <w:sz w:val="20"/>
+          <w:szCs w:val="20"/>
+        </w:rPr>
+      </w:pPr>
+      <w:r>
+        <w:rPr>
+          <w:sz w:val="20"/>
+          <w:szCs w:val="20"/>
+        </w:rPr>
+        <w:br w:type="page"/>
       </w:r>
     </w:p>
     <w:p>
       <w:pPr>
+        <w:pStyle w:val="Titre2"/>
         <w:jc w:val="both"/>
-        <w:rPr>
-          <w:sz w:val="20"/>
-          <w:szCs w:val="20"/>
-        </w:rPr>
-      </w:pPr>
-      <w:r>
-        <w:rPr>
-          <w:sz w:val="20"/>
-          <w:szCs w:val="20"/>
-        </w:rPr>
-        <w:t>« Le joueur marque 10 points pour chaque pastilles mangées</w:t>
-      </w:r>
-      <w:r>
-        <w:rPr>
-          <w:sz w:val="20"/>
-          <w:szCs w:val="20"/>
-        </w:rPr>
-        <w:br/>
-        <w:t xml:space="preserve">Si </w:t>
-      </w:r>
-      <w:proofErr w:type="spellStart"/>
-      <w:r>
-        <w:rPr>
-          <w:sz w:val="20"/>
-          <w:szCs w:val="20"/>
-        </w:rPr>
-        <w:t>pacman</w:t>
-      </w:r>
-      <w:proofErr w:type="spellEnd"/>
-      <w:r>
-        <w:rPr>
-          <w:sz w:val="20"/>
-          <w:szCs w:val="20"/>
-        </w:rPr>
-        <w:t xml:space="preserve"> mange toutes les pastilles, le joueur a gagné</w:t>
-      </w:r>
-      <w:r>
-        <w:rPr>
-          <w:sz w:val="20"/>
-          <w:szCs w:val="20"/>
-        </w:rPr>
-        <w:br/>
-        <w:t xml:space="preserve">Si </w:t>
-      </w:r>
-      <w:proofErr w:type="spellStart"/>
-      <w:r>
-        <w:rPr>
-          <w:sz w:val="20"/>
-          <w:szCs w:val="20"/>
-        </w:rPr>
-        <w:t>pacman</w:t>
-      </w:r>
-      <w:proofErr w:type="spellEnd"/>
-      <w:r>
-        <w:rPr>
-          <w:sz w:val="20"/>
-          <w:szCs w:val="20"/>
-        </w:rPr>
-        <w:t xml:space="preserve"> est touché par un fantôme avant d'avoir mangé toutes les pastilles, le joueur a perdu »</w:t>
+      </w:pPr>
+      <w:r>
+        <w:lastRenderedPageBreak/>
+        <w:t>Contraintes techniques</w:t>
       </w:r>
     </w:p>
     <w:p>
       <w:pPr>
-        <w:pStyle w:val="Titre2"/>
-        <w:jc w:val="both"/>
-      </w:pPr>
-      <w:r>
-        <w:t>Contraintes techniques</w:t>
-      </w:r>
-    </w:p>
-    <w:p>
-      <w:pPr>
-        <w:jc w:val="both"/>
-        <w:rPr>
-          <w:sz w:val="20"/>
-          <w:szCs w:val="20"/>
-        </w:rPr>
-      </w:pPr>
-      <w:r>
-        <w:rPr>
-          <w:sz w:val="20"/>
-          <w:szCs w:val="20"/>
-        </w:rPr>
-        <w:t>Les consignes du professeur (nsi1_projet_t3.pdf) imposent notamment :</w:t>
-      </w:r>
-    </w:p>
-    <w:p>
-      <w:pPr>
-        <w:jc w:val="both"/>
-        <w:rPr>
-          <w:sz w:val="20"/>
-          <w:szCs w:val="20"/>
-        </w:rPr>
-      </w:pPr>
-      <w:r>
-        <w:rPr>
-          <w:sz w:val="20"/>
-          <w:szCs w:val="20"/>
-        </w:rPr>
-        <w:t xml:space="preserve">« </w:t>
-      </w:r>
-      <w:proofErr w:type="gramStart"/>
-      <w:r>
-        <w:rPr>
-          <w:sz w:val="20"/>
-          <w:szCs w:val="20"/>
-        </w:rPr>
-        <w:t>le</w:t>
-      </w:r>
-      <w:proofErr w:type="gramEnd"/>
-      <w:r>
-        <w:rPr>
-          <w:sz w:val="20"/>
-          <w:szCs w:val="20"/>
-        </w:rPr>
-        <w:t xml:space="preserve"> jeu doit être jouable dans un navigateur web ;</w:t>
-      </w:r>
-      <w:r>
-        <w:rPr>
-          <w:sz w:val="20"/>
-          <w:szCs w:val="20"/>
-        </w:rPr>
-        <w:br/>
-        <w:t>l'interface doit être réalisée en HTML/</w:t>
-      </w:r>
-      <w:proofErr w:type="gramStart"/>
-      <w:r>
-        <w:rPr>
-          <w:sz w:val="20"/>
-          <w:szCs w:val="20"/>
-        </w:rPr>
-        <w:t>CSS;</w:t>
-      </w:r>
-      <w:proofErr w:type="gramEnd"/>
-      <w:r>
-        <w:rPr>
-          <w:sz w:val="20"/>
-          <w:szCs w:val="20"/>
-        </w:rPr>
-        <w:br/>
-        <w:t>la logique du jeu doit être programmée en JavaScript/PHP ;</w:t>
-      </w:r>
-      <w:r>
-        <w:rPr>
-          <w:sz w:val="20"/>
-          <w:szCs w:val="20"/>
-        </w:rPr>
-        <w:br/>
-        <w:t>le code doit être structuré, commenté et lisible. »</w:t>
+        <w:rPr>
+          <w:sz w:val="20"/>
+          <w:szCs w:val="20"/>
+        </w:rPr>
+      </w:pPr>
+      <w:r>
+        <w:rPr>
+          <w:sz w:val="20"/>
+          <w:szCs w:val="20"/>
+        </w:rPr>
+        <w:t>Le jeu doit être jouable dans un navigateur web</w:t>
+      </w:r>
+      <w:r>
+        <w:rPr>
+          <w:sz w:val="20"/>
+          <w:szCs w:val="20"/>
+        </w:rPr>
+        <w:t>. L</w:t>
+      </w:r>
+      <w:r>
+        <w:rPr>
+          <w:sz w:val="20"/>
+          <w:szCs w:val="20"/>
+        </w:rPr>
+        <w:t>'interface doit être réalisée en HTML/CSS</w:t>
+      </w:r>
+      <w:r>
+        <w:rPr>
+          <w:sz w:val="20"/>
+          <w:szCs w:val="20"/>
+        </w:rPr>
+        <w:t>. L</w:t>
+      </w:r>
+      <w:r>
+        <w:rPr>
+          <w:sz w:val="20"/>
+          <w:szCs w:val="20"/>
+        </w:rPr>
+        <w:t>a logique du jeu doit être programmée en JavaScript/PHP</w:t>
+      </w:r>
+      <w:r>
+        <w:rPr>
+          <w:sz w:val="20"/>
+          <w:szCs w:val="20"/>
+        </w:rPr>
+        <w:t>. L</w:t>
+      </w:r>
+      <w:r>
+        <w:rPr>
+          <w:sz w:val="20"/>
+          <w:szCs w:val="20"/>
+        </w:rPr>
+        <w:t xml:space="preserve">e code doit être structuré, commenté et lisible. </w:t>
       </w:r>
     </w:p>
     <w:p>
@@ -950,7 +997,14 @@
           <w:sz w:val="20"/>
           <w:szCs w:val="20"/>
         </w:rPr>
-        <w:t>créant</w:t>
+        <w:t>c</w:t>
+      </w:r>
+      <w:r>
+        <w:rPr>
+          <w:sz w:val="20"/>
+          <w:szCs w:val="20"/>
+        </w:rPr>
+        <w:t>réant</w:t>
       </w:r>
       <w:proofErr w:type="gramEnd"/>
       <w:r>
@@ -990,7 +1044,7 @@
           <w:sz w:val="20"/>
           <w:szCs w:val="20"/>
         </w:rPr>
-        <w:t>) et des boutons ;</w:t>
+        <w:t>) et des boutons</w:t>
       </w:r>
     </w:p>
     <w:p>
@@ -1011,7 +1065,14 @@
           <w:sz w:val="20"/>
           <w:szCs w:val="20"/>
         </w:rPr>
-        <w:t>utilisant</w:t>
+        <w:t>u</w:t>
+      </w:r>
+      <w:r>
+        <w:rPr>
+          <w:sz w:val="20"/>
+          <w:szCs w:val="20"/>
+        </w:rPr>
+        <w:t>tilisant</w:t>
       </w:r>
       <w:proofErr w:type="gramEnd"/>
       <w:r>
@@ -1035,7 +1096,7 @@
           <w:sz w:val="20"/>
           <w:szCs w:val="20"/>
         </w:rPr>
-        <w:t xml:space="preserve"> pour la mise en forme ;</w:t>
+        <w:t xml:space="preserve"> pour la mise en forme</w:t>
       </w:r>
     </w:p>
     <w:p>
@@ -1056,7 +1117,14 @@
           <w:sz w:val="20"/>
           <w:szCs w:val="20"/>
         </w:rPr>
-        <w:t>programmant</w:t>
+        <w:t>p</w:t>
+      </w:r>
+      <w:r>
+        <w:rPr>
+          <w:sz w:val="20"/>
+          <w:szCs w:val="20"/>
+        </w:rPr>
+        <w:t>rogrammant</w:t>
       </w:r>
       <w:proofErr w:type="gramEnd"/>
       <w:r>
@@ -1075,13 +1143,6 @@
         </w:rPr>
         <w:t>JavaScript</w:t>
       </w:r>
-      <w:r>
-        <w:rPr>
-          <w:sz w:val="20"/>
-          <w:szCs w:val="20"/>
-        </w:rPr>
-        <w:t xml:space="preserve"> dans le fichier pacman.js.</w:t>
-      </w:r>
     </w:p>
     <w:p>
       <w:pPr>
@@ -1089,7 +1150,7 @@
       </w:pPr>
       <w:r>
         <w:pict w14:anchorId="60186CD9">
-          <v:rect id="_x0000_i1093" style="width:0;height:1.5pt" o:hralign="center" o:hrstd="t" o:hr="t" fillcolor="#a0a0a0" stroked="f"/>
+          <v:rect id="_x0000_i1027" style="width:0;height:1.5pt" o:hralign="center" o:hrstd="t" o:hr="t" fillcolor="#a0a0a0" stroked="f"/>
         </w:pict>
       </w:r>
     </w:p>
@@ -1169,7 +1230,7 @@
           <w:sz w:val="20"/>
           <w:szCs w:val="20"/>
         </w:rPr>
-        <w:t>, les boutons (Commencer, Recommencer, choix de carte, choix de niveau) et les zones d’affichage du score ;</w:t>
+        <w:t>, les boutons (Commencer, Recommencer, choix de carte, choix de niveau) et les zones d’affichage du score</w:t>
       </w:r>
     </w:p>
     <w:p>
@@ -1214,7 +1275,7 @@
           <w:sz w:val="20"/>
           <w:szCs w:val="20"/>
         </w:rPr>
-        <w:t>, des boutons et du message de fin de partie ;</w:t>
+        <w:t>, des boutons et du message de fin de partie</w:t>
       </w:r>
     </w:p>
     <w:p>
@@ -1251,7 +1312,14 @@
           <w:szCs w:val="20"/>
         </w:rPr>
         <w:noBreakHyphen/>
-        <w:t>Man, l’IA des fantômes, le score, la détection de victoire/défaite, l’adaptation à la taille de la fenêtre, etc. ;</w:t>
+        <w:t>Man, l’IA des fantômes, le score, la détection de victoire/défaite, l’adaptation à la taille de la fenêtre, etc</w:t>
+      </w:r>
+      <w:r>
+        <w:rPr>
+          <w:sz w:val="20"/>
+          <w:szCs w:val="20"/>
+        </w:rPr>
+        <w:t>…</w:t>
       </w:r>
     </w:p>
     <w:p>
@@ -1282,7 +1350,14 @@
           <w:sz w:val="20"/>
           <w:szCs w:val="20"/>
         </w:rPr>
-        <w:t xml:space="preserve"> (par exemple pacmanRight.png, redGhost.png…) : </w:t>
+        <w:t xml:space="preserve"> : </w:t>
+      </w:r>
+      <w:r>
+        <w:rPr>
+          <w:sz w:val="20"/>
+          <w:szCs w:val="20"/>
+        </w:rPr>
+        <w:t xml:space="preserve">les </w:t>
       </w:r>
       <w:proofErr w:type="spellStart"/>
       <w:r>
@@ -1298,15 +1373,14 @@
           <w:sz w:val="20"/>
           <w:szCs w:val="20"/>
         </w:rPr>
-        <w:t xml:space="preserve"> de Pac</w:t>
-      </w:r>
-      <w:r>
-        <w:rPr>
-          <w:sz w:val="20"/>
-          <w:szCs w:val="20"/>
-        </w:rPr>
-        <w:noBreakHyphen/>
-        <w:t>Man et du fantôme ;</w:t>
+        <w:t xml:space="preserve"> de Pac-Man (</w:t>
+      </w:r>
+      <w:r>
+        <w:rPr>
+          <w:sz w:val="20"/>
+          <w:szCs w:val="20"/>
+        </w:rPr>
+        <w:t>pacmanRight.png, redGhost.png…) et du fantôme</w:t>
       </w:r>
     </w:p>
     <w:p>
@@ -1342,67 +1416,6 @@
       <w:pPr>
         <w:numPr>
           <w:ilvl w:val="0"/>
-          <w:numId w:val="49"/>
-        </w:numPr>
-        <w:jc w:val="both"/>
-        <w:rPr>
-          <w:sz w:val="20"/>
-          <w:szCs w:val="20"/>
-        </w:rPr>
-      </w:pPr>
-      <w:r>
-        <w:rPr>
-          <w:b/>
-          <w:bCs/>
-          <w:sz w:val="20"/>
-          <w:szCs w:val="20"/>
-        </w:rPr>
-        <w:t>README.md</w:t>
-      </w:r>
-      <w:r>
-        <w:rPr>
-          <w:sz w:val="20"/>
-          <w:szCs w:val="20"/>
-        </w:rPr>
-        <w:t xml:space="preserve"> : fichier expliquant comment lancer le jeu et rappelant les règles.</w:t>
-      </w:r>
-    </w:p>
-    <w:p>
-      <w:pPr>
-        <w:jc w:val="both"/>
-        <w:rPr>
-          <w:sz w:val="20"/>
-          <w:szCs w:val="20"/>
-        </w:rPr>
-      </w:pPr>
-      <w:r>
-        <w:rPr>
-          <w:sz w:val="20"/>
-          <w:szCs w:val="20"/>
-        </w:rPr>
-        <w:t>Le README indique :</w:t>
-      </w:r>
-    </w:p>
-    <w:p>
-      <w:pPr>
-        <w:jc w:val="both"/>
-        <w:rPr>
-          <w:sz w:val="20"/>
-          <w:szCs w:val="20"/>
-        </w:rPr>
-      </w:pPr>
-      <w:r>
-        <w:rPr>
-          <w:sz w:val="20"/>
-          <w:szCs w:val="20"/>
-        </w:rPr>
-        <w:t>« Pour lancer le jeu :</w:t>
-      </w:r>
-    </w:p>
-    <w:p>
-      <w:pPr>
-        <w:numPr>
-          <w:ilvl w:val="0"/>
           <w:numId w:val="50"/>
         </w:numPr>
         <w:jc w:val="both"/>
@@ -1411,28 +1424,54 @@
           <w:szCs w:val="20"/>
         </w:rPr>
       </w:pPr>
-      <w:proofErr w:type="gramStart"/>
-      <w:r>
-        <w:rPr>
-          <w:sz w:val="20"/>
-          <w:szCs w:val="20"/>
-        </w:rPr>
-        <w:t>ouvrir</w:t>
-      </w:r>
-      <w:proofErr w:type="gramEnd"/>
-      <w:r>
-        <w:rPr>
-          <w:sz w:val="20"/>
-          <w:szCs w:val="20"/>
-        </w:rPr>
-        <w:t xml:space="preserve"> le fichier index.html</w:t>
+      <w:r>
+        <w:rPr>
+          <w:b/>
+          <w:bCs/>
+          <w:sz w:val="20"/>
+          <w:szCs w:val="20"/>
+        </w:rPr>
+        <w:t>README.md</w:t>
+      </w:r>
+      <w:r>
+        <w:rPr>
+          <w:sz w:val="20"/>
+          <w:szCs w:val="20"/>
+        </w:rPr>
+        <w:t xml:space="preserve"> : fichier expliquant comment lancer le jeu et rappelant les règles</w:t>
       </w:r>
     </w:p>
     <w:p>
       <w:pPr>
+        <w:pStyle w:val="Titre2"/>
+        <w:jc w:val="both"/>
+      </w:pPr>
+      <w:r>
+        <w:t>Représentation de la carte et des éléments</w:t>
+      </w:r>
+    </w:p>
+    <w:p>
+      <w:pPr>
+        <w:jc w:val="both"/>
+        <w:rPr>
+          <w:sz w:val="20"/>
+          <w:szCs w:val="20"/>
+        </w:rPr>
+      </w:pPr>
+      <w:r>
+        <w:rPr>
+          <w:sz w:val="20"/>
+          <w:szCs w:val="20"/>
+        </w:rPr>
+        <w:t>Dans le document de conception, nous avons choisi de représenter la carte par un tableau de chaînes de caractères :</w:t>
+      </w:r>
+    </w:p>
+    <w:p>
+      <w:pPr>
+        <w:pStyle w:val="Paragraphedeliste"/>
         <w:numPr>
           <w:ilvl w:val="0"/>
-          <w:numId w:val="50"/>
+          <w:numId w:val="63"/>
         </w:numPr>
         <w:jc w:val="both"/>
         <w:rPr>
@@ -1446,7 +1485,7 @@
           <w:sz w:val="20"/>
           <w:szCs w:val="20"/>
         </w:rPr>
-        <w:t>cliquer</w:t>
+        <w:t>les</w:t>
       </w:r>
       <w:proofErr w:type="gramEnd"/>
       <w:r>
@@ -1454,16 +1493,336 @@
           <w:sz w:val="20"/>
           <w:szCs w:val="20"/>
         </w:rPr>
-        <w:t xml:space="preserve"> sur le bouton Commencer »</w:t>
+        <w:t xml:space="preserve"> valeurs </w:t>
+      </w:r>
+      <w:r>
+        <w:rPr>
+          <w:sz w:val="20"/>
+          <w:szCs w:val="20"/>
+        </w:rPr>
+        <w:t>« </w:t>
+      </w:r>
+      <w:r>
+        <w:rPr>
+          <w:sz w:val="20"/>
+          <w:szCs w:val="20"/>
+        </w:rPr>
+        <w:t>X</w:t>
+      </w:r>
+      <w:r>
+        <w:rPr>
+          <w:sz w:val="20"/>
+          <w:szCs w:val="20"/>
+        </w:rPr>
+        <w:t> »</w:t>
+      </w:r>
+      <w:r>
+        <w:rPr>
+          <w:sz w:val="20"/>
+          <w:szCs w:val="20"/>
+        </w:rPr>
+        <w:t xml:space="preserve"> seront des murs</w:t>
       </w:r>
     </w:p>
     <w:p>
       <w:pPr>
+        <w:pStyle w:val="Paragraphedeliste"/>
+        <w:numPr>
+          <w:ilvl w:val="0"/>
+          <w:numId w:val="63"/>
+        </w:numPr>
+        <w:jc w:val="both"/>
+        <w:rPr>
+          <w:sz w:val="20"/>
+          <w:szCs w:val="20"/>
+        </w:rPr>
+      </w:pPr>
+      <w:r>
+        <w:rPr>
+          <w:sz w:val="20"/>
+          <w:szCs w:val="20"/>
+        </w:rPr>
+        <w:t>« </w:t>
+      </w:r>
+      <w:r>
+        <w:rPr>
+          <w:sz w:val="20"/>
+          <w:szCs w:val="20"/>
+        </w:rPr>
+        <w:t>P</w:t>
+      </w:r>
+      <w:r>
+        <w:rPr>
+          <w:sz w:val="20"/>
+          <w:szCs w:val="20"/>
+        </w:rPr>
+        <w:t> »</w:t>
+      </w:r>
+      <w:r>
+        <w:rPr>
+          <w:sz w:val="20"/>
+          <w:szCs w:val="20"/>
+        </w:rPr>
+        <w:t xml:space="preserve"> l</w:t>
+      </w:r>
+      <w:r>
+        <w:rPr>
+          <w:sz w:val="20"/>
+          <w:szCs w:val="20"/>
+        </w:rPr>
+        <w:t>a position initiale de</w:t>
+      </w:r>
+      <w:r>
+        <w:rPr>
+          <w:sz w:val="20"/>
+          <w:szCs w:val="20"/>
+        </w:rPr>
+        <w:t xml:space="preserve"> Pac-Man</w:t>
+      </w:r>
+    </w:p>
+    <w:p>
+      <w:pPr>
+        <w:pStyle w:val="Paragraphedeliste"/>
+        <w:numPr>
+          <w:ilvl w:val="0"/>
+          <w:numId w:val="63"/>
+        </w:numPr>
+        <w:jc w:val="both"/>
+        <w:rPr>
+          <w:sz w:val="20"/>
+          <w:szCs w:val="20"/>
+        </w:rPr>
+      </w:pPr>
+      <w:r>
+        <w:rPr>
+          <w:sz w:val="20"/>
+          <w:szCs w:val="20"/>
+        </w:rPr>
+        <w:t>« </w:t>
+      </w:r>
+      <w:r>
+        <w:rPr>
+          <w:sz w:val="20"/>
+          <w:szCs w:val="20"/>
+        </w:rPr>
+        <w:t>F</w:t>
+      </w:r>
+      <w:r>
+        <w:rPr>
+          <w:sz w:val="20"/>
+          <w:szCs w:val="20"/>
+        </w:rPr>
+        <w:t> »</w:t>
+      </w:r>
+      <w:r>
+        <w:rPr>
+          <w:sz w:val="20"/>
+          <w:szCs w:val="20"/>
+        </w:rPr>
+        <w:t xml:space="preserve"> </w:t>
+      </w:r>
+      <w:r>
+        <w:rPr>
+          <w:sz w:val="20"/>
+          <w:szCs w:val="20"/>
+        </w:rPr>
+        <w:t>la position initiale du</w:t>
+      </w:r>
+      <w:r>
+        <w:rPr>
+          <w:sz w:val="20"/>
+          <w:szCs w:val="20"/>
+        </w:rPr>
+        <w:t xml:space="preserve"> </w:t>
+      </w:r>
+      <w:r>
+        <w:rPr>
+          <w:sz w:val="20"/>
+          <w:szCs w:val="20"/>
+        </w:rPr>
+        <w:t>fantôme</w:t>
+      </w:r>
+    </w:p>
+    <w:p>
+      <w:pPr>
+        <w:pStyle w:val="Paragraphedeliste"/>
+        <w:numPr>
+          <w:ilvl w:val="0"/>
+          <w:numId w:val="63"/>
+        </w:numPr>
+        <w:jc w:val="both"/>
+        <w:rPr>
+          <w:sz w:val="20"/>
+          <w:szCs w:val="20"/>
+        </w:rPr>
+      </w:pPr>
+      <w:r>
+        <w:rPr>
+          <w:sz w:val="20"/>
+          <w:szCs w:val="20"/>
+        </w:rPr>
+        <w:t>« »</w:t>
+      </w:r>
+      <w:r>
+        <w:rPr>
+          <w:sz w:val="20"/>
+          <w:szCs w:val="20"/>
+        </w:rPr>
+        <w:t xml:space="preserve"> vide les cases vides</w:t>
+      </w:r>
+    </w:p>
+    <w:p>
+      <w:pPr>
+        <w:pStyle w:val="Paragraphedeliste"/>
+        <w:numPr>
+          <w:ilvl w:val="0"/>
+          <w:numId w:val="63"/>
+        </w:numPr>
+        <w:jc w:val="both"/>
+        <w:rPr>
+          <w:sz w:val="20"/>
+          <w:szCs w:val="20"/>
+        </w:rPr>
+      </w:pPr>
+      <w:r>
+        <w:rPr>
+          <w:sz w:val="20"/>
+          <w:szCs w:val="20"/>
+        </w:rPr>
+        <w:t>« O »</w:t>
+      </w:r>
+      <w:r>
+        <w:rPr>
+          <w:sz w:val="20"/>
+          <w:szCs w:val="20"/>
+        </w:rPr>
+        <w:t xml:space="preserve"> </w:t>
+      </w:r>
+      <w:r>
+        <w:rPr>
+          <w:sz w:val="20"/>
+          <w:szCs w:val="20"/>
+        </w:rPr>
+        <w:t xml:space="preserve">les </w:t>
+      </w:r>
+      <w:r>
+        <w:rPr>
+          <w:sz w:val="20"/>
+          <w:szCs w:val="20"/>
+        </w:rPr>
+        <w:t>pastille</w:t>
+      </w:r>
+      <w:r>
+        <w:rPr>
+          <w:sz w:val="20"/>
+          <w:szCs w:val="20"/>
+        </w:rPr>
+        <w:t>s</w:t>
+      </w:r>
+    </w:p>
+    <w:p>
+      <w:pPr>
+        <w:pStyle w:val="Paragraphedeliste"/>
+        <w:numPr>
+          <w:ilvl w:val="0"/>
+          <w:numId w:val="63"/>
+        </w:numPr>
+        <w:jc w:val="both"/>
+        <w:rPr>
+          <w:sz w:val="20"/>
+          <w:szCs w:val="20"/>
+        </w:rPr>
+      </w:pPr>
+      <w:r>
+        <w:rPr>
+          <w:sz w:val="20"/>
+          <w:szCs w:val="20"/>
+        </w:rPr>
+        <w:t xml:space="preserve"> 1 ligne de la carte</w:t>
+      </w:r>
+      <w:r>
+        <w:rPr>
+          <w:sz w:val="20"/>
+          <w:szCs w:val="20"/>
+        </w:rPr>
+        <w:t xml:space="preserve"> correspond </w:t>
+      </w:r>
+      <w:r>
+        <w:rPr>
+          <w:sz w:val="20"/>
+          <w:szCs w:val="20"/>
+        </w:rPr>
+        <w:t xml:space="preserve">à une cellule du </w:t>
+      </w:r>
+      <w:r>
+        <w:rPr>
+          <w:sz w:val="20"/>
+          <w:szCs w:val="20"/>
+        </w:rPr>
+        <w:t>tableau (soit une chaine de</w:t>
+      </w:r>
+      <w:r>
+        <w:rPr>
+          <w:sz w:val="20"/>
+          <w:szCs w:val="20"/>
+        </w:rPr>
+        <w:t xml:space="preserve"> 17</w:t>
+      </w:r>
+      <w:r>
+        <w:rPr>
+          <w:sz w:val="20"/>
+          <w:szCs w:val="20"/>
+        </w:rPr>
+        <w:t xml:space="preserve"> caractères)</w:t>
+      </w:r>
+    </w:p>
+    <w:p>
+      <w:pPr>
+        <w:jc w:val="both"/>
+        <w:rPr>
+          <w:sz w:val="20"/>
+          <w:szCs w:val="20"/>
+        </w:rPr>
+      </w:pPr>
+      <w:r>
+        <w:rPr>
+          <w:sz w:val="20"/>
+          <w:szCs w:val="20"/>
+        </w:rPr>
+        <w:t xml:space="preserve">Le code parcourt ces chaînes pour dessiner le labyrinthe dans le </w:t>
+      </w:r>
+      <w:proofErr w:type="spellStart"/>
+      <w:r>
+        <w:rPr>
+          <w:sz w:val="20"/>
+          <w:szCs w:val="20"/>
+        </w:rPr>
+        <w:t>canvas</w:t>
+      </w:r>
+      <w:proofErr w:type="spellEnd"/>
+      <w:r>
+        <w:rPr>
+          <w:sz w:val="20"/>
+          <w:szCs w:val="20"/>
+        </w:rPr>
+        <w:t xml:space="preserve"> et pour initialiser les positions de Pac</w:t>
+      </w:r>
+      <w:r>
+        <w:rPr>
+          <w:sz w:val="20"/>
+          <w:szCs w:val="20"/>
+        </w:rPr>
+        <w:noBreakHyphen/>
+        <w:t>Man et des fantômes.</w:t>
+      </w:r>
+    </w:p>
+    <w:p>
+      <w:pPr>
         <w:pStyle w:val="Titre2"/>
         <w:jc w:val="both"/>
       </w:pPr>
       <w:r>
-        <w:t>Représentation de la carte et des éléments</w:t>
+        <w:t>Gestion de l’affichage</w:t>
       </w:r>
     </w:p>
     <w:p>
@@ -1479,50 +1838,8 @@
           <w:sz w:val="20"/>
           <w:szCs w:val="20"/>
         </w:rPr>
-        <w:t>Dans le document de conception, nous avons choisi de représenter la carte par un tableau de chaînes de caractères :</w:t>
-      </w:r>
-    </w:p>
-    <w:p>
-      <w:pPr>
-        <w:jc w:val="both"/>
-        <w:rPr>
-          <w:sz w:val="20"/>
-          <w:szCs w:val="20"/>
-        </w:rPr>
-      </w:pPr>
-      <w:r>
-        <w:rPr>
-          <w:sz w:val="20"/>
-          <w:szCs w:val="20"/>
-        </w:rPr>
-        <w:lastRenderedPageBreak/>
-        <w:t>« Un tableau de chaines de caractères représentant la carte du jeu (les valeurs X seront des murs, P le Pac-Man et F le fantôme et vide les cases vides contenant une pastille sont O, 1 ligne de la carte=1valeur du tableau (soit une chaine de caractères)) »</w:t>
-      </w:r>
-    </w:p>
-    <w:p>
-      <w:pPr>
-        <w:jc w:val="both"/>
-        <w:rPr>
-          <w:sz w:val="20"/>
-          <w:szCs w:val="20"/>
-        </w:rPr>
-      </w:pPr>
-      <w:r>
-        <w:rPr>
-          <w:sz w:val="20"/>
-          <w:szCs w:val="20"/>
-        </w:rPr>
-        <w:t>Dans le code pacman.js, on retrouve deux cartes (carte1 et carte2) définies comme des tableaux de 17 lignes, chaque ligne étant une chaîne de 17 caractères. Par exemple :</w:t>
-      </w:r>
-    </w:p>
-    <w:p>
-      <w:pPr>
-        <w:jc w:val="both"/>
-        <w:rPr>
-          <w:sz w:val="20"/>
-          <w:szCs w:val="20"/>
-        </w:rPr>
-      </w:pPr>
+        <w:t xml:space="preserve">Le dessin du jeu est réalisé dans la fonction </w:t>
+      </w:r>
       <w:proofErr w:type="spellStart"/>
       <w:proofErr w:type="gramStart"/>
       <w:r>
@@ -1530,235 +1847,37 @@
           <w:sz w:val="20"/>
           <w:szCs w:val="20"/>
         </w:rPr>
-        <w:t>const</w:t>
+        <w:t>draw</w:t>
       </w:r>
       <w:proofErr w:type="spellEnd"/>
+      <w:r>
+        <w:rPr>
+          <w:sz w:val="20"/>
+          <w:szCs w:val="20"/>
+        </w:rPr>
+        <w:t>(</w:t>
+      </w:r>
       <w:proofErr w:type="gramEnd"/>
       <w:r>
         <w:rPr>
           <w:sz w:val="20"/>
           <w:szCs w:val="20"/>
         </w:rPr>
-        <w:t xml:space="preserve"> carte1 = </w:t>
-      </w:r>
-      <w:proofErr w:type="gramStart"/>
-      <w:r>
-        <w:rPr>
-          <w:sz w:val="20"/>
-          <w:szCs w:val="20"/>
-        </w:rPr>
-        <w:t>[ "</w:t>
-      </w:r>
-      <w:proofErr w:type="gramEnd"/>
-      <w:r>
-        <w:rPr>
-          <w:sz w:val="20"/>
-          <w:szCs w:val="20"/>
-        </w:rPr>
-        <w:t>XXXXXXXXXXXXXXXXX", "XFOOOOXOOOXOOOOOX", ... "XXXXXXXXXXXXXXXXX"</w:t>
-      </w:r>
-      <w:proofErr w:type="gramStart"/>
-      <w:r>
-        <w:rPr>
-          <w:sz w:val="20"/>
-          <w:szCs w:val="20"/>
-        </w:rPr>
-        <w:t>, ]</w:t>
-      </w:r>
-      <w:proofErr w:type="gramEnd"/>
-    </w:p>
-    <w:p>
-      <w:pPr>
-        <w:jc w:val="both"/>
-        <w:rPr>
-          <w:sz w:val="20"/>
-          <w:szCs w:val="20"/>
-        </w:rPr>
-      </w:pPr>
-      <w:r>
-        <w:rPr>
-          <w:sz w:val="20"/>
-          <w:szCs w:val="20"/>
-        </w:rPr>
-        <w:t>Les symboles utilisés sont :</w:t>
-      </w:r>
-    </w:p>
-    <w:p>
-      <w:pPr>
-        <w:numPr>
-          <w:ilvl w:val="0"/>
-          <w:numId w:val="51"/>
-        </w:numPr>
-        <w:jc w:val="both"/>
-        <w:rPr>
-          <w:sz w:val="20"/>
-          <w:szCs w:val="20"/>
-        </w:rPr>
-      </w:pPr>
-      <w:r>
-        <w:rPr>
-          <w:sz w:val="20"/>
-          <w:szCs w:val="20"/>
-        </w:rPr>
-        <w:t>X : mur ;</w:t>
-      </w:r>
-    </w:p>
-    <w:p>
-      <w:pPr>
-        <w:numPr>
-          <w:ilvl w:val="0"/>
-          <w:numId w:val="51"/>
-        </w:numPr>
-        <w:jc w:val="both"/>
-        <w:rPr>
-          <w:sz w:val="20"/>
-          <w:szCs w:val="20"/>
-        </w:rPr>
-      </w:pPr>
-      <w:r>
-        <w:rPr>
-          <w:sz w:val="20"/>
-          <w:szCs w:val="20"/>
-        </w:rPr>
-        <w:t>O : pastille ;</w:t>
-      </w:r>
-    </w:p>
-    <w:p>
-      <w:pPr>
-        <w:numPr>
-          <w:ilvl w:val="0"/>
-          <w:numId w:val="51"/>
-        </w:numPr>
-        <w:jc w:val="both"/>
-        <w:rPr>
-          <w:sz w:val="20"/>
-          <w:szCs w:val="20"/>
-        </w:rPr>
-      </w:pPr>
-      <w:r>
-        <w:rPr>
-          <w:sz w:val="20"/>
-          <w:szCs w:val="20"/>
-        </w:rPr>
-        <w:t>P : position initiale de Pac</w:t>
-      </w:r>
-      <w:r>
-        <w:rPr>
-          <w:sz w:val="20"/>
-          <w:szCs w:val="20"/>
-        </w:rPr>
-        <w:noBreakHyphen/>
-        <w:t>Man ;</w:t>
-      </w:r>
-    </w:p>
-    <w:p>
-      <w:pPr>
-        <w:numPr>
-          <w:ilvl w:val="0"/>
-          <w:numId w:val="51"/>
-        </w:numPr>
-        <w:jc w:val="both"/>
-        <w:rPr>
-          <w:sz w:val="20"/>
-          <w:szCs w:val="20"/>
-        </w:rPr>
-      </w:pPr>
-      <w:r>
-        <w:rPr>
-          <w:sz w:val="20"/>
-          <w:szCs w:val="20"/>
-        </w:rPr>
-        <w:t>F : position initiale d’un fantôme.</w:t>
-      </w:r>
-    </w:p>
-    <w:p>
-      <w:pPr>
-        <w:jc w:val="both"/>
-        <w:rPr>
-          <w:sz w:val="20"/>
-          <w:szCs w:val="20"/>
-        </w:rPr>
-      </w:pPr>
-      <w:r>
-        <w:rPr>
-          <w:sz w:val="20"/>
-          <w:szCs w:val="20"/>
-        </w:rPr>
-        <w:t xml:space="preserve">Le code parcourt ces chaînes pour dessiner le labyrinthe dans le </w:t>
-      </w:r>
-      <w:proofErr w:type="spellStart"/>
-      <w:r>
-        <w:rPr>
-          <w:sz w:val="20"/>
-          <w:szCs w:val="20"/>
-        </w:rPr>
-        <w:t>canvas</w:t>
-      </w:r>
-      <w:proofErr w:type="spellEnd"/>
-      <w:r>
-        <w:rPr>
-          <w:sz w:val="20"/>
-          <w:szCs w:val="20"/>
-        </w:rPr>
-        <w:t xml:space="preserve"> et pour initialiser les positions de Pac</w:t>
-      </w:r>
-      <w:r>
-        <w:rPr>
-          <w:sz w:val="20"/>
-          <w:szCs w:val="20"/>
-        </w:rPr>
-        <w:noBreakHyphen/>
-        <w:t>Man et des fantômes.</w:t>
-      </w:r>
-    </w:p>
-    <w:p>
-      <w:pPr>
-        <w:pStyle w:val="Titre2"/>
-        <w:jc w:val="both"/>
-      </w:pPr>
-      <w:r>
-        <w:t>Gestion de l’affichage</w:t>
-      </w:r>
-    </w:p>
-    <w:p>
-      <w:pPr>
-        <w:jc w:val="both"/>
-        <w:rPr>
-          <w:sz w:val="20"/>
-          <w:szCs w:val="20"/>
-        </w:rPr>
-      </w:pPr>
-      <w:r>
-        <w:rPr>
-          <w:sz w:val="20"/>
-          <w:szCs w:val="20"/>
-        </w:rPr>
-        <w:t xml:space="preserve">Le dessin du jeu est réalisé dans la fonction </w:t>
-      </w:r>
-      <w:proofErr w:type="spellStart"/>
-      <w:proofErr w:type="gramStart"/>
-      <w:r>
-        <w:rPr>
-          <w:sz w:val="20"/>
-          <w:szCs w:val="20"/>
-        </w:rPr>
-        <w:t>draw</w:t>
-      </w:r>
-      <w:proofErr w:type="spellEnd"/>
-      <w:r>
-        <w:rPr>
-          <w:sz w:val="20"/>
-          <w:szCs w:val="20"/>
-        </w:rPr>
-        <w:t>(</w:t>
-      </w:r>
-      <w:proofErr w:type="gramEnd"/>
-      <w:r>
-        <w:rPr>
-          <w:sz w:val="20"/>
-          <w:szCs w:val="20"/>
-        </w:rPr>
-        <w:t>) du fichier pacman.js. Pour chaque case de la carte, le code :</w:t>
+        <w:t xml:space="preserve">) du fichier pacman.js. Pour chaque case de la carte, le code </w:t>
+      </w:r>
+      <w:r>
+        <w:rPr>
+          <w:sz w:val="20"/>
+          <w:szCs w:val="20"/>
+        </w:rPr>
+        <w:t xml:space="preserve">dessine </w:t>
+      </w:r>
+      <w:r>
+        <w:rPr>
+          <w:sz w:val="20"/>
+          <w:szCs w:val="20"/>
+        </w:rPr>
+        <w:t>:</w:t>
       </w:r>
     </w:p>
     <w:p>
@@ -1779,7 +1898,7 @@
           <w:sz w:val="20"/>
           <w:szCs w:val="20"/>
         </w:rPr>
-        <w:t>dessine</w:t>
+        <w:t>un</w:t>
       </w:r>
       <w:proofErr w:type="gramEnd"/>
       <w:r>
@@ -1787,7 +1906,7 @@
           <w:sz w:val="20"/>
           <w:szCs w:val="20"/>
         </w:rPr>
-        <w:t xml:space="preserve"> un rectangle bleu si c’est un mur (X) ;</w:t>
+        <w:t xml:space="preserve"> rectangle bleu si c’est un mur (X) ;</w:t>
       </w:r>
     </w:p>
     <w:p>
@@ -1808,7 +1927,7 @@
           <w:sz w:val="20"/>
           <w:szCs w:val="20"/>
         </w:rPr>
-        <w:t>dessine</w:t>
+        <w:t>un</w:t>
       </w:r>
       <w:proofErr w:type="gramEnd"/>
       <w:r>
@@ -1816,7 +1935,7 @@
           <w:sz w:val="20"/>
           <w:szCs w:val="20"/>
         </w:rPr>
-        <w:t xml:space="preserve"> un fond noir sinon ;</w:t>
+        <w:t xml:space="preserve"> fond noir sinon ;</w:t>
       </w:r>
     </w:p>
     <w:p>
@@ -1837,7 +1956,7 @@
           <w:sz w:val="20"/>
           <w:szCs w:val="20"/>
         </w:rPr>
-        <w:t>dessine</w:t>
+        <w:t>une</w:t>
       </w:r>
       <w:proofErr w:type="gramEnd"/>
       <w:r>
@@ -1845,7 +1964,7 @@
           <w:sz w:val="20"/>
           <w:szCs w:val="20"/>
         </w:rPr>
-        <w:t xml:space="preserve"> une pastille jaune si la case contient O.</w:t>
+        <w:t xml:space="preserve"> pastille jaune si la case contient O.</w:t>
       </w:r>
     </w:p>
     <w:p>
@@ -1861,6 +1980,7 @@
           <w:sz w:val="20"/>
           <w:szCs w:val="20"/>
         </w:rPr>
+        <w:lastRenderedPageBreak/>
         <w:t>Ensuite, les images de Pac</w:t>
       </w:r>
       <w:r>
@@ -1869,31 +1989,62 @@
           <w:szCs w:val="20"/>
         </w:rPr>
         <w:noBreakHyphen/>
-        <w:t>Man et des fantômes sont dessinées aux coordonnées correspondantes. Le code choisit l’image de Pac</w:t>
-      </w:r>
-      <w:r>
-        <w:rPr>
-          <w:sz w:val="20"/>
-          <w:szCs w:val="20"/>
-        </w:rPr>
-        <w:noBreakHyphen/>
-        <w:t>Man en fonction de sa direction (droite, gauche, haut, bas).</w:t>
+        <w:t>Man et des fantômes sont dessinées aux coordonnées correspondantes.</w:t>
+      </w:r>
+      <w:r>
+        <w:rPr>
+          <w:sz w:val="20"/>
+          <w:szCs w:val="20"/>
+        </w:rPr>
+        <w:t xml:space="preserve"> </w:t>
+      </w:r>
+      <w:r>
+        <w:rPr>
+          <w:sz w:val="20"/>
+          <w:szCs w:val="20"/>
+        </w:rPr>
+        <w:t>Le fichier style.css définit l’apparence générale</w:t>
+      </w:r>
+      <w:r>
+        <w:rPr>
+          <w:sz w:val="20"/>
+          <w:szCs w:val="20"/>
+        </w:rPr>
+        <w:t>, celle d</w:t>
+      </w:r>
+      <w:r>
+        <w:rPr>
+          <w:sz w:val="20"/>
+          <w:szCs w:val="20"/>
+        </w:rPr>
+        <w:t>es boutons</w:t>
+      </w:r>
+      <w:r>
+        <w:rPr>
+          <w:sz w:val="20"/>
+          <w:szCs w:val="20"/>
+        </w:rPr>
+        <w:t xml:space="preserve"> et le </w:t>
+      </w:r>
+      <w:r>
+        <w:rPr>
+          <w:sz w:val="20"/>
+          <w:szCs w:val="20"/>
+        </w:rPr>
+        <w:t>message de fin de partie au centre de la zone de jeu.</w:t>
       </w:r>
     </w:p>
     <w:p>
       <w:pPr>
+        <w:pStyle w:val="Titre2"/>
         <w:jc w:val="both"/>
-        <w:rPr>
-          <w:sz w:val="20"/>
-          <w:szCs w:val="20"/>
-        </w:rPr>
-      </w:pPr>
-      <w:r>
-        <w:rPr>
-          <w:sz w:val="20"/>
-          <w:szCs w:val="20"/>
-        </w:rPr>
-        <w:t>Le fichier style.css définit l’apparence générale :</w:t>
+      </w:pPr>
+      <w:r>
+        <w:t>Déplacements de Pac</w:t>
+      </w:r>
+      <w:r>
+        <w:noBreakHyphen/>
+        <w:t>Man</w:t>
       </w:r>
     </w:p>
     <w:p>
@@ -1909,7 +2060,29 @@
           <w:sz w:val="20"/>
           <w:szCs w:val="20"/>
         </w:rPr>
-        <w:t xml:space="preserve">« </w:t>
+        <w:t>Les déplacements de Pac</w:t>
+      </w:r>
+      <w:r>
+        <w:rPr>
+          <w:sz w:val="20"/>
+          <w:szCs w:val="20"/>
+        </w:rPr>
+        <w:noBreakHyphen/>
+        <w:t>Man sont gérés par les événements clavier</w:t>
+      </w:r>
+      <w:r>
+        <w:rPr>
+          <w:sz w:val="20"/>
+          <w:szCs w:val="20"/>
+        </w:rPr>
+        <w:t xml:space="preserve">. </w:t>
+      </w:r>
+      <w:r>
+        <w:rPr>
+          <w:sz w:val="20"/>
+          <w:szCs w:val="20"/>
+        </w:rPr>
+        <w:t xml:space="preserve">La fonction </w:t>
       </w:r>
       <w:proofErr w:type="gramStart"/>
       <w:r>
@@ -1917,7 +2090,7 @@
           <w:sz w:val="20"/>
           <w:szCs w:val="20"/>
         </w:rPr>
-        <w:t>body</w:t>
+        <w:t>move(</w:t>
       </w:r>
       <w:proofErr w:type="gramEnd"/>
       <w:r>
@@ -1925,30 +2098,59 @@
           <w:sz w:val="20"/>
           <w:szCs w:val="20"/>
         </w:rPr>
-        <w:t xml:space="preserve"> {</w:t>
-      </w:r>
-      <w:r>
-        <w:rPr>
-          <w:sz w:val="20"/>
-          <w:szCs w:val="20"/>
-        </w:rPr>
-        <w:br/>
-      </w:r>
-      <w:proofErr w:type="gramStart"/>
-      <w:r>
-        <w:rPr>
-          <w:sz w:val="20"/>
-          <w:szCs w:val="20"/>
-        </w:rPr>
-        <w:t>display:</w:t>
-      </w:r>
-      <w:proofErr w:type="gramEnd"/>
-      <w:r>
-        <w:rPr>
-          <w:sz w:val="20"/>
-          <w:szCs w:val="20"/>
-        </w:rPr>
-        <w:t xml:space="preserve"> </w:t>
+        <w:t xml:space="preserve">) calcule ensuite la nouvelle position en fonction de la direction </w:t>
+      </w:r>
+      <w:r>
+        <w:rPr>
+          <w:sz w:val="20"/>
+          <w:szCs w:val="20"/>
+        </w:rPr>
+        <w:t>souhaitée</w:t>
+      </w:r>
+      <w:r>
+        <w:rPr>
+          <w:sz w:val="20"/>
+          <w:szCs w:val="20"/>
+        </w:rPr>
+        <w:t>, en vérifiant que la case suivante n’est pas un mur (X). Si la case est libre, Pac</w:t>
+      </w:r>
+      <w:r>
+        <w:rPr>
+          <w:sz w:val="20"/>
+          <w:szCs w:val="20"/>
+        </w:rPr>
+        <w:noBreakHyphen/>
+        <w:t xml:space="preserve">Man avance. Si la case contient une pastille (O), le code ajoute 10 points au score </w:t>
+      </w:r>
+      <w:r>
+        <w:rPr>
+          <w:sz w:val="20"/>
+          <w:szCs w:val="20"/>
+        </w:rPr>
+        <w:t xml:space="preserve">et </w:t>
+      </w:r>
+      <w:r>
+        <w:rPr>
+          <w:sz w:val="20"/>
+          <w:szCs w:val="20"/>
+        </w:rPr>
+        <w:t>remplace la case par un espace vide.</w:t>
+      </w:r>
+    </w:p>
+    <w:p>
+      <w:pPr>
+        <w:jc w:val="both"/>
+        <w:rPr>
+          <w:sz w:val="20"/>
+          <w:szCs w:val="20"/>
+        </w:rPr>
+      </w:pPr>
+      <w:r>
+        <w:rPr>
+          <w:sz w:val="20"/>
+          <w:szCs w:val="20"/>
+        </w:rPr>
+        <w:t xml:space="preserve">Le score est mis à jour via la fonction </w:t>
       </w:r>
       <w:proofErr w:type="spellStart"/>
       <w:proofErr w:type="gramStart"/>
@@ -1957,7 +2159,7 @@
           <w:sz w:val="20"/>
           <w:szCs w:val="20"/>
         </w:rPr>
-        <w:t>flex</w:t>
+        <w:t>updateCountersDisplay</w:t>
       </w:r>
       <w:proofErr w:type="spellEnd"/>
       <w:r>
@@ -1965,7 +2167,7 @@
           <w:sz w:val="20"/>
           <w:szCs w:val="20"/>
         </w:rPr>
-        <w:t>;</w:t>
+        <w:t>(</w:t>
       </w:r>
       <w:proofErr w:type="gramEnd"/>
       <w:r>
@@ -1973,298 +2175,32 @@
           <w:sz w:val="20"/>
           <w:szCs w:val="20"/>
         </w:rPr>
-        <w:br/>
-      </w:r>
-      <w:proofErr w:type="spellStart"/>
-      <w:r>
-        <w:rPr>
-          <w:sz w:val="20"/>
-          <w:szCs w:val="20"/>
-        </w:rPr>
-        <w:t>flex</w:t>
-      </w:r>
-      <w:proofErr w:type="spellEnd"/>
-      <w:r>
-        <w:rPr>
-          <w:sz w:val="20"/>
-          <w:szCs w:val="20"/>
-        </w:rPr>
-        <w:t>-</w:t>
-      </w:r>
-      <w:proofErr w:type="gramStart"/>
-      <w:r>
-        <w:rPr>
-          <w:sz w:val="20"/>
-          <w:szCs w:val="20"/>
-        </w:rPr>
-        <w:t>direction:</w:t>
-      </w:r>
-      <w:proofErr w:type="gramEnd"/>
-      <w:r>
-        <w:rPr>
-          <w:sz w:val="20"/>
-          <w:szCs w:val="20"/>
-        </w:rPr>
-        <w:t xml:space="preserve"> </w:t>
-      </w:r>
-      <w:proofErr w:type="spellStart"/>
-      <w:proofErr w:type="gramStart"/>
-      <w:r>
-        <w:rPr>
-          <w:sz w:val="20"/>
-          <w:szCs w:val="20"/>
-        </w:rPr>
-        <w:t>column</w:t>
-      </w:r>
-      <w:proofErr w:type="spellEnd"/>
-      <w:r>
-        <w:rPr>
-          <w:sz w:val="20"/>
-          <w:szCs w:val="20"/>
-        </w:rPr>
-        <w:t>;</w:t>
-      </w:r>
-      <w:proofErr w:type="gramEnd"/>
-      <w:r>
-        <w:rPr>
-          <w:sz w:val="20"/>
-          <w:szCs w:val="20"/>
-        </w:rPr>
-        <w:br/>
-      </w:r>
-      <w:proofErr w:type="spellStart"/>
-      <w:r>
-        <w:rPr>
-          <w:sz w:val="20"/>
-          <w:szCs w:val="20"/>
-        </w:rPr>
-        <w:t>justify</w:t>
-      </w:r>
-      <w:proofErr w:type="spellEnd"/>
-      <w:r>
-        <w:rPr>
-          <w:sz w:val="20"/>
-          <w:szCs w:val="20"/>
-        </w:rPr>
-        <w:t>-</w:t>
-      </w:r>
-      <w:proofErr w:type="gramStart"/>
-      <w:r>
-        <w:rPr>
-          <w:sz w:val="20"/>
-          <w:szCs w:val="20"/>
-        </w:rPr>
-        <w:t>content:</w:t>
-      </w:r>
-      <w:proofErr w:type="gramEnd"/>
-      <w:r>
-        <w:rPr>
-          <w:sz w:val="20"/>
-          <w:szCs w:val="20"/>
-        </w:rPr>
-        <w:t xml:space="preserve"> </w:t>
-      </w:r>
-      <w:proofErr w:type="gramStart"/>
-      <w:r>
-        <w:rPr>
-          <w:sz w:val="20"/>
-          <w:szCs w:val="20"/>
-        </w:rPr>
-        <w:t>center;</w:t>
-      </w:r>
-      <w:proofErr w:type="gramEnd"/>
-      <w:r>
-        <w:rPr>
-          <w:sz w:val="20"/>
-          <w:szCs w:val="20"/>
-        </w:rPr>
-        <w:br/>
-      </w:r>
-      <w:proofErr w:type="spellStart"/>
-      <w:r>
-        <w:rPr>
-          <w:sz w:val="20"/>
-          <w:szCs w:val="20"/>
-        </w:rPr>
-        <w:t>align</w:t>
-      </w:r>
-      <w:proofErr w:type="spellEnd"/>
-      <w:r>
-        <w:rPr>
-          <w:sz w:val="20"/>
-          <w:szCs w:val="20"/>
-        </w:rPr>
-        <w:t>-</w:t>
-      </w:r>
-      <w:proofErr w:type="gramStart"/>
-      <w:r>
-        <w:rPr>
-          <w:sz w:val="20"/>
-          <w:szCs w:val="20"/>
-        </w:rPr>
-        <w:t>items:</w:t>
-      </w:r>
-      <w:proofErr w:type="gramEnd"/>
-      <w:r>
-        <w:rPr>
-          <w:sz w:val="20"/>
-          <w:szCs w:val="20"/>
-        </w:rPr>
-        <w:t xml:space="preserve"> </w:t>
-      </w:r>
-      <w:proofErr w:type="gramStart"/>
-      <w:r>
-        <w:rPr>
-          <w:sz w:val="20"/>
-          <w:szCs w:val="20"/>
-        </w:rPr>
-        <w:t>center;</w:t>
-      </w:r>
-      <w:proofErr w:type="gramEnd"/>
-      <w:r>
-        <w:rPr>
-          <w:sz w:val="20"/>
-          <w:szCs w:val="20"/>
-        </w:rPr>
-        <w:br/>
-      </w:r>
-      <w:proofErr w:type="spellStart"/>
-      <w:proofErr w:type="gramStart"/>
-      <w:r>
-        <w:rPr>
-          <w:sz w:val="20"/>
-          <w:szCs w:val="20"/>
-        </w:rPr>
-        <w:t>height</w:t>
-      </w:r>
-      <w:proofErr w:type="spellEnd"/>
-      <w:r>
-        <w:rPr>
-          <w:sz w:val="20"/>
-          <w:szCs w:val="20"/>
-        </w:rPr>
-        <w:t>:</w:t>
-      </w:r>
-      <w:proofErr w:type="gramEnd"/>
-      <w:r>
-        <w:rPr>
-          <w:sz w:val="20"/>
-          <w:szCs w:val="20"/>
-        </w:rPr>
-        <w:t xml:space="preserve"> 100</w:t>
-      </w:r>
-      <w:proofErr w:type="gramStart"/>
-      <w:r>
-        <w:rPr>
-          <w:sz w:val="20"/>
-          <w:szCs w:val="20"/>
-        </w:rPr>
-        <w:t>vh;</w:t>
-      </w:r>
-      <w:proofErr w:type="gramEnd"/>
-      <w:r>
-        <w:rPr>
-          <w:sz w:val="20"/>
-          <w:szCs w:val="20"/>
-        </w:rPr>
-        <w:br/>
-        <w:t>background-</w:t>
-      </w:r>
-      <w:proofErr w:type="spellStart"/>
-      <w:proofErr w:type="gramStart"/>
-      <w:r>
-        <w:rPr>
-          <w:sz w:val="20"/>
-          <w:szCs w:val="20"/>
-        </w:rPr>
-        <w:t>color</w:t>
-      </w:r>
-      <w:proofErr w:type="spellEnd"/>
-      <w:r>
-        <w:rPr>
-          <w:sz w:val="20"/>
-          <w:szCs w:val="20"/>
-        </w:rPr>
-        <w:t>:</w:t>
-      </w:r>
-      <w:proofErr w:type="gramEnd"/>
-      <w:r>
-        <w:rPr>
-          <w:sz w:val="20"/>
-          <w:szCs w:val="20"/>
-        </w:rPr>
-        <w:t xml:space="preserve"> </w:t>
-      </w:r>
-      <w:proofErr w:type="spellStart"/>
-      <w:proofErr w:type="gramStart"/>
-      <w:r>
-        <w:rPr>
-          <w:sz w:val="20"/>
-          <w:szCs w:val="20"/>
-        </w:rPr>
-        <w:t>rgb</w:t>
-      </w:r>
-      <w:proofErr w:type="spellEnd"/>
-      <w:r>
-        <w:rPr>
-          <w:sz w:val="20"/>
-          <w:szCs w:val="20"/>
-        </w:rPr>
-        <w:t>(</w:t>
-      </w:r>
-      <w:proofErr w:type="gramEnd"/>
-      <w:r>
-        <w:rPr>
-          <w:sz w:val="20"/>
-          <w:szCs w:val="20"/>
-        </w:rPr>
-        <w:t>1, 0, 20</w:t>
-      </w:r>
-      <w:proofErr w:type="gramStart"/>
-      <w:r>
-        <w:rPr>
-          <w:sz w:val="20"/>
-          <w:szCs w:val="20"/>
-        </w:rPr>
-        <w:t>);</w:t>
-      </w:r>
-      <w:proofErr w:type="gramEnd"/>
-      <w:r>
-        <w:rPr>
-          <w:sz w:val="20"/>
-          <w:szCs w:val="20"/>
-        </w:rPr>
-        <w:br/>
-        <w:t>} »</w:t>
+        <w:t>) qui modifie le texte des éléments HTML correspondants.</w:t>
       </w:r>
     </w:p>
     <w:p>
       <w:pPr>
+        <w:pStyle w:val="Titre2"/>
         <w:jc w:val="both"/>
-        <w:rPr>
-          <w:sz w:val="20"/>
-          <w:szCs w:val="20"/>
-        </w:rPr>
-      </w:pPr>
-      <w:r>
-        <w:rPr>
-          <w:sz w:val="20"/>
-          <w:szCs w:val="20"/>
-        </w:rPr>
-        <w:t>Les boutons sont stylés avec une couleur de fond bleue, un texte blanc et un effet au survol. Un message de fin de partie (#gameMessage) est prévu pour afficher « Win ! » ou « Game over » au centre de la zone de jeu.</w:t>
+      </w:pPr>
+      <w:r>
+        <w:t>IA des fantômes – Algorithme BFS</w:t>
       </w:r>
     </w:p>
     <w:p>
       <w:pPr>
-        <w:pStyle w:val="Titre2"/>
         <w:jc w:val="both"/>
-      </w:pPr>
-      <w:r>
-        <w:t>Déplacements de Pac</w:t>
-      </w:r>
-      <w:r>
-        <w:noBreakHyphen/>
-        <w:t>Man</w:t>
+        <w:rPr>
+          <w:sz w:val="20"/>
+          <w:szCs w:val="20"/>
+        </w:rPr>
+      </w:pPr>
+      <w:r>
+        <w:rPr>
+          <w:sz w:val="20"/>
+          <w:szCs w:val="20"/>
+        </w:rPr>
+        <w:t>Dans le document de conception, nous avions prévu :</w:t>
       </w:r>
     </w:p>
     <w:p>
@@ -2280,49 +2216,73 @@
           <w:sz w:val="20"/>
           <w:szCs w:val="20"/>
         </w:rPr>
-        <w:t>Les déplacements de Pac</w:t>
-      </w:r>
-      <w:r>
-        <w:rPr>
-          <w:sz w:val="20"/>
-          <w:szCs w:val="20"/>
-        </w:rPr>
-        <w:noBreakHyphen/>
-        <w:t>Man sont gérés par les événements clavier :</w:t>
+        <w:t>« L'algorithme BFS sera pour l’IA du fantôme, qui calculera le chemin le plus court menant au joueur à chaque déplacement. »</w:t>
       </w:r>
     </w:p>
     <w:p>
       <w:pPr>
-        <w:jc w:val="both"/>
-        <w:rPr>
-          <w:sz w:val="20"/>
-          <w:szCs w:val="20"/>
-        </w:rPr>
-      </w:pPr>
-      <w:r>
-        <w:rPr>
-          <w:sz w:val="20"/>
-          <w:szCs w:val="20"/>
-        </w:rPr>
-        <w:t xml:space="preserve">« </w:t>
+        <w:rPr>
+          <w:sz w:val="20"/>
+          <w:szCs w:val="20"/>
+        </w:rPr>
+      </w:pPr>
+      <w:r>
+        <w:rPr>
+          <w:sz w:val="20"/>
+          <w:szCs w:val="20"/>
+        </w:rPr>
+        <w:t>C</w:t>
+      </w:r>
+      <w:r>
+        <w:rPr>
+          <w:sz w:val="20"/>
+          <w:szCs w:val="20"/>
+        </w:rPr>
+        <w:t xml:space="preserve">et algorithme </w:t>
+      </w:r>
+      <w:r>
+        <w:rPr>
+          <w:sz w:val="20"/>
+          <w:szCs w:val="20"/>
+        </w:rPr>
+        <w:t>a été implément</w:t>
+      </w:r>
+      <w:r>
+        <w:rPr>
+          <w:sz w:val="20"/>
+          <w:szCs w:val="20"/>
+        </w:rPr>
+        <w:t>ée</w:t>
+      </w:r>
+      <w:r>
+        <w:rPr>
+          <w:sz w:val="20"/>
+          <w:szCs w:val="20"/>
+        </w:rPr>
+        <w:t xml:space="preserve"> dans la fonction </w:t>
       </w:r>
       <w:proofErr w:type="spellStart"/>
-      <w:proofErr w:type="gramStart"/>
-      <w:r>
-        <w:rPr>
-          <w:sz w:val="20"/>
-          <w:szCs w:val="20"/>
-        </w:rPr>
-        <w:t>document.addEventListener</w:t>
+      <w:r>
+        <w:rPr>
+          <w:sz w:val="20"/>
+          <w:szCs w:val="20"/>
+        </w:rPr>
+        <w:t>DirectionFantome</w:t>
       </w:r>
       <w:proofErr w:type="spellEnd"/>
-      <w:proofErr w:type="gramEnd"/>
-      <w:r>
-        <w:rPr>
-          <w:sz w:val="20"/>
-          <w:szCs w:val="20"/>
-        </w:rPr>
-        <w:t>("</w:t>
+      <w:r>
+        <w:rPr>
+          <w:sz w:val="20"/>
+          <w:szCs w:val="20"/>
+        </w:rPr>
+        <w:t xml:space="preserve"> </w:t>
+      </w:r>
+      <w:r>
+        <w:rPr>
+          <w:sz w:val="20"/>
+          <w:szCs w:val="20"/>
+        </w:rPr>
+        <w:t xml:space="preserve">(carte, </w:t>
       </w:r>
       <w:proofErr w:type="spellStart"/>
       <w:r>
@@ -2330,7 +2290,7 @@
           <w:sz w:val="20"/>
           <w:szCs w:val="20"/>
         </w:rPr>
-        <w:t>keydown</w:t>
+        <w:t>fantomeX</w:t>
       </w:r>
       <w:proofErr w:type="spellEnd"/>
       <w:r>
@@ -2338,7 +2298,7 @@
           <w:sz w:val="20"/>
           <w:szCs w:val="20"/>
         </w:rPr>
-        <w:t xml:space="preserve">", </w:t>
+        <w:t xml:space="preserve">, </w:t>
       </w:r>
       <w:proofErr w:type="spellStart"/>
       <w:r>
@@ -2346,7 +2306,7 @@
           <w:sz w:val="20"/>
           <w:szCs w:val="20"/>
         </w:rPr>
-        <w:t>function</w:t>
+        <w:t>fantomeY</w:t>
       </w:r>
       <w:proofErr w:type="spellEnd"/>
       <w:r>
@@ -2354,15 +2314,7 @@
           <w:sz w:val="20"/>
           <w:szCs w:val="20"/>
         </w:rPr>
-        <w:t>(e) {</w:t>
-      </w:r>
-      <w:r>
-        <w:rPr>
-          <w:sz w:val="20"/>
-          <w:szCs w:val="20"/>
-        </w:rPr>
-        <w:br/>
-        <w:t>if (</w:t>
+        <w:t xml:space="preserve">, </w:t>
       </w:r>
       <w:proofErr w:type="spellStart"/>
       <w:r>
@@ -2370,7 +2322,7 @@
           <w:sz w:val="20"/>
           <w:szCs w:val="20"/>
         </w:rPr>
-        <w:t>e.key</w:t>
+        <w:t>pacmanX</w:t>
       </w:r>
       <w:proofErr w:type="spellEnd"/>
       <w:r>
@@ -2378,7 +2330,7 @@
           <w:sz w:val="20"/>
           <w:szCs w:val="20"/>
         </w:rPr>
-        <w:t xml:space="preserve"> === "</w:t>
+        <w:t xml:space="preserve">, </w:t>
       </w:r>
       <w:proofErr w:type="spellStart"/>
       <w:r>
@@ -2386,7 +2338,7 @@
           <w:sz w:val="20"/>
           <w:szCs w:val="20"/>
         </w:rPr>
-        <w:t>ArrowRight</w:t>
+        <w:t>pacmanY</w:t>
       </w:r>
       <w:proofErr w:type="spellEnd"/>
       <w:r>
@@ -2394,395 +2346,6 @@
           <w:sz w:val="20"/>
           <w:szCs w:val="20"/>
         </w:rPr>
-        <w:t>") {</w:t>
-      </w:r>
-      <w:r>
-        <w:rPr>
-          <w:sz w:val="20"/>
-          <w:szCs w:val="20"/>
-        </w:rPr>
-        <w:br/>
-      </w:r>
-      <w:proofErr w:type="spellStart"/>
-      <w:proofErr w:type="gramStart"/>
-      <w:r>
-        <w:rPr>
-          <w:sz w:val="20"/>
-          <w:szCs w:val="20"/>
-        </w:rPr>
-        <w:t>pacman.directionSouhaitee</w:t>
-      </w:r>
-      <w:proofErr w:type="spellEnd"/>
-      <w:proofErr w:type="gramEnd"/>
-      <w:r>
-        <w:rPr>
-          <w:sz w:val="20"/>
-          <w:szCs w:val="20"/>
-        </w:rPr>
-        <w:t xml:space="preserve"> = "droite</w:t>
-      </w:r>
-      <w:proofErr w:type="gramStart"/>
-      <w:r>
-        <w:rPr>
-          <w:sz w:val="20"/>
-          <w:szCs w:val="20"/>
-        </w:rPr>
-        <w:t>";</w:t>
-      </w:r>
-      <w:proofErr w:type="gramEnd"/>
-      <w:r>
-        <w:rPr>
-          <w:sz w:val="20"/>
-          <w:szCs w:val="20"/>
-        </w:rPr>
-        <w:br/>
-        <w:t>}</w:t>
-      </w:r>
-      <w:r>
-        <w:rPr>
-          <w:sz w:val="20"/>
-          <w:szCs w:val="20"/>
-        </w:rPr>
-        <w:br/>
-        <w:t>...</w:t>
-      </w:r>
-      <w:r>
-        <w:rPr>
-          <w:sz w:val="20"/>
-          <w:szCs w:val="20"/>
-        </w:rPr>
-        <w:br/>
-        <w:t>}</w:t>
-      </w:r>
-      <w:proofErr w:type="gramStart"/>
-      <w:r>
-        <w:rPr>
-          <w:sz w:val="20"/>
-          <w:szCs w:val="20"/>
-        </w:rPr>
-        <w:t>);</w:t>
-      </w:r>
-      <w:proofErr w:type="gramEnd"/>
-      <w:r>
-        <w:rPr>
-          <w:sz w:val="20"/>
-          <w:szCs w:val="20"/>
-        </w:rPr>
-        <w:t xml:space="preserve"> »</w:t>
-      </w:r>
-    </w:p>
-    <w:p>
-      <w:pPr>
-        <w:jc w:val="both"/>
-        <w:rPr>
-          <w:sz w:val="20"/>
-          <w:szCs w:val="20"/>
-        </w:rPr>
-      </w:pPr>
-      <w:r>
-        <w:rPr>
-          <w:sz w:val="20"/>
-          <w:szCs w:val="20"/>
-        </w:rPr>
-        <w:lastRenderedPageBreak/>
-        <w:t xml:space="preserve">La fonction </w:t>
-      </w:r>
-      <w:proofErr w:type="gramStart"/>
-      <w:r>
-        <w:rPr>
-          <w:sz w:val="20"/>
-          <w:szCs w:val="20"/>
-        </w:rPr>
-        <w:t>move(</w:t>
-      </w:r>
-      <w:proofErr w:type="gramEnd"/>
-      <w:r>
-        <w:rPr>
-          <w:sz w:val="20"/>
-          <w:szCs w:val="20"/>
-        </w:rPr>
-        <w:t>) calcule ensuite la nouvelle position en fonction de la direction actuelle, en vérifiant que la case suivante n’est pas un mur (X). Si la case est libre, Pac</w:t>
-      </w:r>
-      <w:r>
-        <w:rPr>
-          <w:sz w:val="20"/>
-          <w:szCs w:val="20"/>
-        </w:rPr>
-        <w:noBreakHyphen/>
-        <w:t>Man avance. Si la case contient une pastille (O), le code :</w:t>
-      </w:r>
-    </w:p>
-    <w:p>
-      <w:pPr>
-        <w:numPr>
-          <w:ilvl w:val="0"/>
-          <w:numId w:val="53"/>
-        </w:numPr>
-        <w:jc w:val="both"/>
-        <w:rPr>
-          <w:sz w:val="20"/>
-          <w:szCs w:val="20"/>
-        </w:rPr>
-      </w:pPr>
-      <w:proofErr w:type="gramStart"/>
-      <w:r>
-        <w:rPr>
-          <w:sz w:val="20"/>
-          <w:szCs w:val="20"/>
-        </w:rPr>
-        <w:t>augmente</w:t>
-      </w:r>
-      <w:proofErr w:type="gramEnd"/>
-      <w:r>
-        <w:rPr>
-          <w:sz w:val="20"/>
-          <w:szCs w:val="20"/>
-        </w:rPr>
-        <w:t xml:space="preserve"> le compteur de pastilles mangées ;</w:t>
-      </w:r>
-    </w:p>
-    <w:p>
-      <w:pPr>
-        <w:numPr>
-          <w:ilvl w:val="0"/>
-          <w:numId w:val="53"/>
-        </w:numPr>
-        <w:jc w:val="both"/>
-        <w:rPr>
-          <w:sz w:val="20"/>
-          <w:szCs w:val="20"/>
-        </w:rPr>
-      </w:pPr>
-      <w:proofErr w:type="gramStart"/>
-      <w:r>
-        <w:rPr>
-          <w:sz w:val="20"/>
-          <w:szCs w:val="20"/>
-        </w:rPr>
-        <w:t>ajoute</w:t>
-      </w:r>
-      <w:proofErr w:type="gramEnd"/>
-      <w:r>
-        <w:rPr>
-          <w:sz w:val="20"/>
-          <w:szCs w:val="20"/>
-        </w:rPr>
-        <w:t xml:space="preserve"> 10 points au score ;</w:t>
-      </w:r>
-    </w:p>
-    <w:p>
-      <w:pPr>
-        <w:numPr>
-          <w:ilvl w:val="0"/>
-          <w:numId w:val="53"/>
-        </w:numPr>
-        <w:jc w:val="both"/>
-        <w:rPr>
-          <w:sz w:val="20"/>
-          <w:szCs w:val="20"/>
-        </w:rPr>
-      </w:pPr>
-      <w:proofErr w:type="gramStart"/>
-      <w:r>
-        <w:rPr>
-          <w:sz w:val="20"/>
-          <w:szCs w:val="20"/>
-        </w:rPr>
-        <w:t>remplace</w:t>
-      </w:r>
-      <w:proofErr w:type="gramEnd"/>
-      <w:r>
-        <w:rPr>
-          <w:sz w:val="20"/>
-          <w:szCs w:val="20"/>
-        </w:rPr>
-        <w:t xml:space="preserve"> la case par un espace vide.</w:t>
-      </w:r>
-    </w:p>
-    <w:p>
-      <w:pPr>
-        <w:jc w:val="both"/>
-        <w:rPr>
-          <w:sz w:val="20"/>
-          <w:szCs w:val="20"/>
-        </w:rPr>
-      </w:pPr>
-      <w:r>
-        <w:rPr>
-          <w:sz w:val="20"/>
-          <w:szCs w:val="20"/>
-        </w:rPr>
-        <w:t xml:space="preserve">Le score est mis à jour via la fonction </w:t>
-      </w:r>
-      <w:proofErr w:type="spellStart"/>
-      <w:proofErr w:type="gramStart"/>
-      <w:r>
-        <w:rPr>
-          <w:sz w:val="20"/>
-          <w:szCs w:val="20"/>
-        </w:rPr>
-        <w:t>updateCountersDisplay</w:t>
-      </w:r>
-      <w:proofErr w:type="spellEnd"/>
-      <w:r>
-        <w:rPr>
-          <w:sz w:val="20"/>
-          <w:szCs w:val="20"/>
-        </w:rPr>
-        <w:t>(</w:t>
-      </w:r>
-      <w:proofErr w:type="gramEnd"/>
-      <w:r>
-        <w:rPr>
-          <w:sz w:val="20"/>
-          <w:szCs w:val="20"/>
-        </w:rPr>
-        <w:t>) qui modifie le texte des éléments HTML correspondants.</w:t>
-      </w:r>
-    </w:p>
-    <w:p>
-      <w:pPr>
-        <w:pStyle w:val="Titre2"/>
-        <w:jc w:val="both"/>
-      </w:pPr>
-      <w:r>
-        <w:t>IA des fantômes – Algorithme BFS</w:t>
-      </w:r>
-    </w:p>
-    <w:p>
-      <w:pPr>
-        <w:jc w:val="both"/>
-        <w:rPr>
-          <w:sz w:val="20"/>
-          <w:szCs w:val="20"/>
-        </w:rPr>
-      </w:pPr>
-      <w:r>
-        <w:rPr>
-          <w:sz w:val="20"/>
-          <w:szCs w:val="20"/>
-        </w:rPr>
-        <w:t>Dans le document de conception, nous avions prévu :</w:t>
-      </w:r>
-    </w:p>
-    <w:p>
-      <w:pPr>
-        <w:jc w:val="both"/>
-        <w:rPr>
-          <w:sz w:val="20"/>
-          <w:szCs w:val="20"/>
-        </w:rPr>
-      </w:pPr>
-      <w:r>
-        <w:rPr>
-          <w:sz w:val="20"/>
-          <w:szCs w:val="20"/>
-        </w:rPr>
-        <w:t>« L'algorithme BFS sera pour l’IA du fantôme, qui calculera le chemin le plus court menant au joueur à chaque déplacement. »</w:t>
-      </w:r>
-    </w:p>
-    <w:p>
-      <w:pPr>
-        <w:jc w:val="both"/>
-        <w:rPr>
-          <w:sz w:val="20"/>
-          <w:szCs w:val="20"/>
-        </w:rPr>
-      </w:pPr>
-      <w:r>
-        <w:rPr>
-          <w:sz w:val="20"/>
-          <w:szCs w:val="20"/>
-        </w:rPr>
-        <w:t xml:space="preserve">Cette idée a été réalisée dans la fonction </w:t>
-      </w:r>
-      <w:proofErr w:type="spellStart"/>
-      <w:proofErr w:type="gramStart"/>
-      <w:r>
-        <w:rPr>
-          <w:sz w:val="20"/>
-          <w:szCs w:val="20"/>
-        </w:rPr>
-        <w:t>DirectionFantome</w:t>
-      </w:r>
-      <w:proofErr w:type="spellEnd"/>
-      <w:r>
-        <w:rPr>
-          <w:sz w:val="20"/>
-          <w:szCs w:val="20"/>
-        </w:rPr>
-        <w:t>(</w:t>
-      </w:r>
-      <w:proofErr w:type="gramEnd"/>
-      <w:r>
-        <w:rPr>
-          <w:sz w:val="20"/>
-          <w:szCs w:val="20"/>
-        </w:rPr>
-        <w:t xml:space="preserve">carte, </w:t>
-      </w:r>
-      <w:proofErr w:type="spellStart"/>
-      <w:r>
-        <w:rPr>
-          <w:sz w:val="20"/>
-          <w:szCs w:val="20"/>
-        </w:rPr>
-        <w:t>fantomeX</w:t>
-      </w:r>
-      <w:proofErr w:type="spellEnd"/>
-      <w:r>
-        <w:rPr>
-          <w:sz w:val="20"/>
-          <w:szCs w:val="20"/>
-        </w:rPr>
-        <w:t xml:space="preserve">, </w:t>
-      </w:r>
-      <w:proofErr w:type="spellStart"/>
-      <w:r>
-        <w:rPr>
-          <w:sz w:val="20"/>
-          <w:szCs w:val="20"/>
-        </w:rPr>
-        <w:t>fantomeY</w:t>
-      </w:r>
-      <w:proofErr w:type="spellEnd"/>
-      <w:r>
-        <w:rPr>
-          <w:sz w:val="20"/>
-          <w:szCs w:val="20"/>
-        </w:rPr>
-        <w:t xml:space="preserve">, </w:t>
-      </w:r>
-      <w:proofErr w:type="spellStart"/>
-      <w:r>
-        <w:rPr>
-          <w:sz w:val="20"/>
-          <w:szCs w:val="20"/>
-        </w:rPr>
-        <w:t>pacmanX</w:t>
-      </w:r>
-      <w:proofErr w:type="spellEnd"/>
-      <w:r>
-        <w:rPr>
-          <w:sz w:val="20"/>
-          <w:szCs w:val="20"/>
-        </w:rPr>
-        <w:t xml:space="preserve">, </w:t>
-      </w:r>
-      <w:proofErr w:type="spellStart"/>
-      <w:r>
-        <w:rPr>
-          <w:sz w:val="20"/>
-          <w:szCs w:val="20"/>
-        </w:rPr>
-        <w:t>pacmanY</w:t>
-      </w:r>
-      <w:proofErr w:type="spellEnd"/>
-      <w:r>
-        <w:rPr>
-          <w:sz w:val="20"/>
-          <w:szCs w:val="20"/>
-        </w:rPr>
         <w:t>) du fichier pacman.js.</w:t>
       </w:r>
       <w:r>
@@ -2790,7 +2353,13 @@
           <w:sz w:val="20"/>
           <w:szCs w:val="20"/>
         </w:rPr>
-        <w:br/>
+        <w:t xml:space="preserve"> </w:t>
+      </w:r>
+      <w:r>
+        <w:rPr>
+          <w:sz w:val="20"/>
+          <w:szCs w:val="20"/>
+        </w:rPr>
         <w:t>Cette fonction :</w:t>
       </w:r>
     </w:p>
@@ -2820,7 +2389,7 @@
           <w:sz w:val="20"/>
           <w:szCs w:val="20"/>
         </w:rPr>
-        <w:t xml:space="preserve"> une file (BFS) pour explorer les cases voisines ;</w:t>
+        <w:t xml:space="preserve"> une file (BFS) pour explorer les cases voisines</w:t>
       </w:r>
     </w:p>
     <w:p>
@@ -2849,7 +2418,7 @@
           <w:sz w:val="20"/>
           <w:szCs w:val="20"/>
         </w:rPr>
-        <w:t xml:space="preserve"> les murs (X) et les cases déjà visitées ;</w:t>
+        <w:t xml:space="preserve"> les murs (X) et les cases déjà visitées</w:t>
       </w:r>
     </w:p>
     <w:p>
@@ -3179,7 +2748,7 @@
       </w:pPr>
       <w:r>
         <w:pict w14:anchorId="2414B6C5">
-          <v:rect id="_x0000_i1094" style="width:0;height:1.5pt" o:hralign="center" o:hrstd="t" o:hr="t" fillcolor="#a0a0a0" stroked="f"/>
+          <v:rect id="_x0000_i1028" style="width:0;height:1.5pt" o:hralign="center" o:hrstd="t" o:hr="t" fillcolor="#a0a0a0" stroked="f"/>
         </w:pict>
       </w:r>
     </w:p>
@@ -3205,23 +2774,7 @@
           <w:sz w:val="20"/>
           <w:szCs w:val="20"/>
         </w:rPr>
-        <w:t>Dans le document de conception et dans le document de préparation du rapport, nous avons décrit la répartition des tâches :</w:t>
-      </w:r>
-    </w:p>
-    <w:p>
-      <w:pPr>
-        <w:jc w:val="both"/>
-        <w:rPr>
-          <w:sz w:val="20"/>
-          <w:szCs w:val="20"/>
-        </w:rPr>
-      </w:pPr>
-      <w:r>
-        <w:rPr>
-          <w:sz w:val="20"/>
-          <w:szCs w:val="20"/>
-        </w:rPr>
-        <w:t>« Nous nous sommes réparti les tâches de sorte que notre travail individuel soit différent pour chacune. Ainsi, chaque personne était responsable des fonctions de son module. »</w:t>
+        <w:t>Nous nous sommes réparti les tâches de sorte que notre travail individuel soit différent pour chacune. Ainsi, chaque personne était responsable des fonctions de son module. »</w:t>
       </w:r>
     </w:p>
     <w:p>
@@ -3286,7 +2839,6 @@
           <w:sz w:val="20"/>
           <w:szCs w:val="20"/>
         </w:rPr>
-        <w:lastRenderedPageBreak/>
         <w:t xml:space="preserve">« Nouha devait s'occupé des couleurs du jeu comme le fond d’écran, le labyrinthe. Elle devait aussi afficher les éléments du jeu (les murs et les points). Et elle devait afficher les scores, à chaque fois que le </w:t>
       </w:r>
       <w:proofErr w:type="spellStart"/>
@@ -3329,6 +2881,7 @@
           <w:sz w:val="20"/>
           <w:szCs w:val="20"/>
         </w:rPr>
+        <w:lastRenderedPageBreak/>
         <w:t>Eugénie</w:t>
       </w:r>
       <w:r>
@@ -3554,7 +3107,7 @@
       </w:pPr>
       <w:r>
         <w:pict w14:anchorId="49B479A9">
-          <v:rect id="_x0000_i1095" style="width:0;height:1.5pt" o:hralign="center" o:hrstd="t" o:hr="t" fillcolor="#a0a0a0" stroked="f"/>
+          <v:rect id="_x0000_i1029" style="width:0;height:1.5pt" o:hralign="center" o:hrstd="t" o:hr="t" fillcolor="#a0a0a0" stroked="f"/>
         </w:pict>
       </w:r>
     </w:p>
@@ -3611,25 +3164,10 @@
         </w:rPr>
         <w:t xml:space="preserve"> </w:t>
       </w:r>
-      <w:r>
-        <w:rPr>
-          <w:sz w:val="20"/>
-          <w:szCs w:val="20"/>
-        </w:rPr>
-        <w:br/>
-        <w:t>L’algorithme BFS n’était pas évident à comprendre au début. Il fallait gérer une file, un ensemble de cases visitées et un tableau des parents pour reconstruire le chemin.</w:t>
-      </w:r>
-      <w:r>
-        <w:rPr>
-          <w:sz w:val="20"/>
-          <w:szCs w:val="20"/>
-        </w:rPr>
-        <w:br/>
-        <w:t>Nous nous sommes appuyées sur la ressource indiquée dans le document de conception :</w:t>
-      </w:r>
     </w:p>
     <w:p>
       <w:pPr>
+        <w:ind w:left="720"/>
         <w:jc w:val="both"/>
         <w:rPr>
           <w:sz w:val="20"/>
@@ -3641,17 +3179,22 @@
           <w:sz w:val="20"/>
           <w:szCs w:val="20"/>
         </w:rPr>
-        <w:t xml:space="preserve">« </w:t>
-      </w:r>
-      <w:proofErr w:type="gramStart"/>
-      <w:r>
-        <w:rPr>
-          <w:sz w:val="20"/>
-          <w:szCs w:val="20"/>
-        </w:rPr>
-        <w:t>https://en.wikipedia.org/wiki/Breadth-first_search</w:t>
-      </w:r>
-      <w:proofErr w:type="gramEnd"/>
+        <w:t>L’algorithme BFS n’était pas évident à comprendre au début. Il fallait gérer une file, un ensemble de cases visitées et un tableau des parents pour reconstruire le chemin.</w:t>
+      </w:r>
+      <w:r>
+        <w:rPr>
+          <w:sz w:val="20"/>
+          <w:szCs w:val="20"/>
+        </w:rPr>
+        <w:t xml:space="preserve"> </w:t>
+      </w:r>
+      <w:r>
+        <w:rPr>
+          <w:sz w:val="20"/>
+          <w:szCs w:val="20"/>
+        </w:rPr>
+        <w:t>Nous nous sommes appuyées sur la ressource indiquée dans le document de conception :</w:t>
+      </w:r>
       <w:r>
         <w:rPr>
           <w:sz w:val="20"/>
@@ -3666,7 +3209,7 @@
             <w:sz w:val="20"/>
             <w:szCs w:val="20"/>
           </w:rPr>
-          <w:t>(en.wikipedia.org in Bing)</w:t>
+          <w:t>https://en.wikipedia.org/wiki/Breadth-first_search</w:t>
         </w:r>
       </w:hyperlink>
       <w:r>
@@ -3674,14 +3217,13 @@
           <w:sz w:val="20"/>
           <w:szCs w:val="20"/>
         </w:rPr>
-        <w:t xml:space="preserve"> »</w:t>
-      </w:r>
-      <w:r>
-        <w:rPr>
-          <w:sz w:val="20"/>
-          <w:szCs w:val="20"/>
-        </w:rPr>
-        <w:br/>
+        <w:t xml:space="preserve"> </w:t>
+      </w:r>
+      <w:r>
+        <w:rPr>
+          <w:sz w:val="20"/>
+          <w:szCs w:val="20"/>
+        </w:rPr>
         <w:t>et sur des tests sur une petite carte pour vérifier que le chemin calculé était correct.</w:t>
       </w:r>
     </w:p>
@@ -3713,12 +3255,21 @@
         </w:rPr>
         <w:t xml:space="preserve"> </w:t>
       </w:r>
-      <w:r>
-        <w:rPr>
-          <w:sz w:val="20"/>
-          <w:szCs w:val="20"/>
-        </w:rPr>
-        <w:br/>
+    </w:p>
+    <w:p>
+      <w:pPr>
+        <w:ind w:left="720"/>
+        <w:jc w:val="both"/>
+        <w:rPr>
+          <w:sz w:val="20"/>
+          <w:szCs w:val="20"/>
+        </w:rPr>
+      </w:pPr>
+      <w:r>
+        <w:rPr>
+          <w:sz w:val="20"/>
+          <w:szCs w:val="20"/>
+        </w:rPr>
         <w:t>Comme chacune avait son module (affichage, IA, déplacements, score), il a fallu harmoniser les noms de variables et les structures de données pour que tout fonctionne ensemble.</w:t>
       </w:r>
       <w:r>
@@ -3759,19 +3310,21 @@
         </w:rPr>
         <w:t>Gestion de l’affichage et de la taille du jeu</w:t>
       </w:r>
-      <w:r>
-        <w:rPr>
-          <w:sz w:val="20"/>
-          <w:szCs w:val="20"/>
-        </w:rPr>
-        <w:t xml:space="preserve"> </w:t>
-      </w:r>
-      <w:r>
-        <w:rPr>
-          <w:sz w:val="20"/>
-          <w:szCs w:val="20"/>
-        </w:rPr>
-        <w:br/>
+    </w:p>
+    <w:p>
+      <w:pPr>
+        <w:ind w:left="720"/>
+        <w:jc w:val="both"/>
+        <w:rPr>
+          <w:sz w:val="20"/>
+          <w:szCs w:val="20"/>
+        </w:rPr>
+      </w:pPr>
+      <w:r>
+        <w:rPr>
+          <w:sz w:val="20"/>
+          <w:szCs w:val="20"/>
+        </w:rPr>
         <w:t xml:space="preserve">Le code </w:t>
       </w:r>
       <w:proofErr w:type="spellStart"/>
@@ -3830,7 +3383,7 @@
       </w:pPr>
       <w:r>
         <w:pict w14:anchorId="2BAC16EC">
-          <v:rect id="_x0000_i1096" style="width:0;height:1.5pt" o:hralign="center" o:hrstd="t" o:hr="t" fillcolor="#a0a0a0" stroked="f"/>
+          <v:rect id="_x0000_i1030" style="width:0;height:1.5pt" o:hralign="center" o:hrstd="t" o:hr="t" fillcolor="#a0a0a0" stroked="f"/>
         </w:pict>
       </w:r>
     </w:p>
@@ -3890,26 +3443,94 @@
         </w:rPr>
         <w:t>Nous avons appliqué des notions importantes de NSI :</w:t>
       </w:r>
+      <w:r>
+        <w:rPr>
+          <w:sz w:val="20"/>
+          <w:szCs w:val="20"/>
+        </w:rPr>
+        <w:t xml:space="preserve"> </w:t>
+      </w:r>
+      <w:r>
+        <w:rPr>
+          <w:sz w:val="20"/>
+          <w:szCs w:val="20"/>
+        </w:rPr>
+        <w:t>représentation d’un labyrinthe avec un tableau</w:t>
+      </w:r>
+      <w:r>
+        <w:rPr>
+          <w:sz w:val="20"/>
+          <w:szCs w:val="20"/>
+        </w:rPr>
+        <w:t>, les boucles et les fonctions.</w:t>
+      </w:r>
+      <w:r>
+        <w:rPr>
+          <w:sz w:val="20"/>
+          <w:szCs w:val="20"/>
+        </w:rPr>
+        <w:t xml:space="preserve"> </w:t>
+      </w:r>
     </w:p>
     <w:p>
       <w:pPr>
-        <w:numPr>
-          <w:ilvl w:val="0"/>
-          <w:numId w:val="58"/>
-        </w:numPr>
         <w:jc w:val="both"/>
         <w:rPr>
           <w:sz w:val="20"/>
           <w:szCs w:val="20"/>
         </w:rPr>
       </w:pPr>
+      <w:r>
+        <w:rPr>
+          <w:sz w:val="20"/>
+          <w:szCs w:val="20"/>
+        </w:rPr>
+        <w:t>Et acquis de nouvelles connaissances par l’</w:t>
+      </w:r>
+      <w:proofErr w:type="spellStart"/>
+      <w:r>
+        <w:rPr>
+          <w:sz w:val="20"/>
+          <w:szCs w:val="20"/>
+        </w:rPr>
+        <w:t>éxpérimentation</w:t>
+      </w:r>
+      <w:proofErr w:type="spellEnd"/>
+      <w:r>
+        <w:rPr>
+          <w:sz w:val="20"/>
+          <w:szCs w:val="20"/>
+        </w:rPr>
+        <w:t xml:space="preserve"> : </w:t>
+      </w:r>
+      <w:r>
+        <w:rPr>
+          <w:sz w:val="20"/>
+          <w:szCs w:val="20"/>
+        </w:rPr>
+        <w:t>algorithme de recherche de chemin (BFS</w:t>
+      </w:r>
       <w:proofErr w:type="gramStart"/>
       <w:r>
         <w:rPr>
           <w:sz w:val="20"/>
           <w:szCs w:val="20"/>
         </w:rPr>
-        <w:t>représentation</w:t>
+        <w:t>)</w:t>
+      </w:r>
+      <w:r>
+        <w:rPr>
+          <w:sz w:val="20"/>
+          <w:szCs w:val="20"/>
+        </w:rPr>
+        <w:t xml:space="preserve">,  </w:t>
+      </w:r>
+      <w:r>
+        <w:rPr>
+          <w:sz w:val="20"/>
+          <w:szCs w:val="20"/>
+        </w:rPr>
+        <w:t>gestion</w:t>
       </w:r>
       <w:proofErr w:type="gramEnd"/>
       <w:r>
@@ -3917,164 +3538,83 @@
           <w:sz w:val="20"/>
           <w:szCs w:val="20"/>
         </w:rPr>
-        <w:t xml:space="preserve"> d’un labyrinthe avec un tableau de chaînes ;</w:t>
+        <w:t xml:space="preserve"> des événements clavier</w:t>
+      </w:r>
+      <w:r>
+        <w:rPr>
+          <w:sz w:val="20"/>
+          <w:szCs w:val="20"/>
+        </w:rPr>
+        <w:t xml:space="preserve">, </w:t>
+      </w:r>
+      <w:r>
+        <w:rPr>
+          <w:sz w:val="20"/>
+          <w:szCs w:val="20"/>
+        </w:rPr>
+        <w:t>organisation du code en fonctions et en fichiers</w:t>
+      </w:r>
+      <w:r>
+        <w:rPr>
+          <w:sz w:val="20"/>
+          <w:szCs w:val="20"/>
+        </w:rPr>
+        <w:t>.</w:t>
       </w:r>
     </w:p>
     <w:p>
       <w:pPr>
-        <w:numPr>
-          <w:ilvl w:val="0"/>
-          <w:numId w:val="58"/>
-        </w:numPr>
         <w:jc w:val="both"/>
         <w:rPr>
           <w:sz w:val="20"/>
           <w:szCs w:val="20"/>
         </w:rPr>
       </w:pPr>
-      <w:proofErr w:type="gramStart"/>
-      <w:r>
-        <w:rPr>
-          <w:sz w:val="20"/>
-          <w:szCs w:val="20"/>
-        </w:rPr>
-        <w:t>utilisation</w:t>
-      </w:r>
-      <w:proofErr w:type="gramEnd"/>
-      <w:r>
-        <w:rPr>
-          <w:sz w:val="20"/>
-          <w:szCs w:val="20"/>
-        </w:rPr>
-        <w:t xml:space="preserve"> d’un algorithme de recherche de chemin (BFS) ;</w:t>
+      <w:r>
+        <w:rPr>
+          <w:sz w:val="20"/>
+          <w:szCs w:val="20"/>
+        </w:rPr>
+        <w:t>Le jeu fonctionne : Pac</w:t>
+      </w:r>
+      <w:r>
+        <w:rPr>
+          <w:sz w:val="20"/>
+          <w:szCs w:val="20"/>
+        </w:rPr>
+        <w:noBreakHyphen/>
+        <w:t>Man peut se déplacer, manger des pastilles, le score augmente, les fantômes le poursuivent en utilisant BFS, et la partie se termine par une victoire ou une défaite selon la situation.</w:t>
       </w:r>
     </w:p>
     <w:p>
       <w:pPr>
-        <w:numPr>
-          <w:ilvl w:val="0"/>
-          <w:numId w:val="58"/>
-        </w:numPr>
         <w:jc w:val="both"/>
         <w:rPr>
           <w:sz w:val="20"/>
           <w:szCs w:val="20"/>
         </w:rPr>
       </w:pPr>
-      <w:proofErr w:type="gramStart"/>
       <w:r>
         <w:rPr>
           <w:sz w:val="20"/>
           <w:szCs w:val="20"/>
         </w:rPr>
         <w:lastRenderedPageBreak/>
-        <w:t>gestion</w:t>
-      </w:r>
-      <w:proofErr w:type="gramEnd"/>
-      <w:r>
-        <w:rPr>
-          <w:sz w:val="20"/>
-          <w:szCs w:val="20"/>
-        </w:rPr>
-        <w:t xml:space="preserve"> des événements clavier ;</w:t>
-      </w:r>
-    </w:p>
-    <w:p>
-      <w:pPr>
-        <w:numPr>
-          <w:ilvl w:val="0"/>
-          <w:numId w:val="58"/>
-        </w:numPr>
-        <w:jc w:val="both"/>
-        <w:rPr>
-          <w:sz w:val="20"/>
-          <w:szCs w:val="20"/>
-        </w:rPr>
-      </w:pPr>
-      <w:proofErr w:type="gramStart"/>
-      <w:r>
-        <w:rPr>
-          <w:sz w:val="20"/>
-          <w:szCs w:val="20"/>
-        </w:rPr>
-        <w:t>organisation</w:t>
-      </w:r>
-      <w:proofErr w:type="gramEnd"/>
-      <w:r>
-        <w:rPr>
-          <w:sz w:val="20"/>
-          <w:szCs w:val="20"/>
-        </w:rPr>
-        <w:t xml:space="preserve"> du code en fonctions et en fichiers ;</w:t>
-      </w:r>
-    </w:p>
-    <w:p>
-      <w:pPr>
-        <w:numPr>
-          <w:ilvl w:val="0"/>
-          <w:numId w:val="58"/>
-        </w:numPr>
-        <w:jc w:val="both"/>
-        <w:rPr>
-          <w:sz w:val="20"/>
-          <w:szCs w:val="20"/>
-        </w:rPr>
-      </w:pPr>
-      <w:proofErr w:type="gramStart"/>
-      <w:r>
-        <w:rPr>
-          <w:sz w:val="20"/>
-          <w:szCs w:val="20"/>
-        </w:rPr>
-        <w:t>travail</w:t>
-      </w:r>
-      <w:proofErr w:type="gramEnd"/>
-      <w:r>
-        <w:rPr>
-          <w:sz w:val="20"/>
-          <w:szCs w:val="20"/>
-        </w:rPr>
-        <w:t xml:space="preserve"> collaboratif avec répartition des tâches.</w:t>
-      </w:r>
-    </w:p>
-    <w:p>
-      <w:pPr>
-        <w:jc w:val="both"/>
-        <w:rPr>
-          <w:sz w:val="20"/>
-          <w:szCs w:val="20"/>
-        </w:rPr>
-      </w:pPr>
-      <w:r>
-        <w:rPr>
-          <w:sz w:val="20"/>
-          <w:szCs w:val="20"/>
-        </w:rPr>
-        <w:t>Le jeu fonctionne : Pac</w:t>
-      </w:r>
-      <w:r>
-        <w:rPr>
-          <w:sz w:val="20"/>
-          <w:szCs w:val="20"/>
-        </w:rPr>
-        <w:noBreakHyphen/>
-        <w:t>Man peut se déplacer, manger des pastilles, le score augmente, les fantômes le poursuivent en utilisant BFS, et la partie se termine par une victoire ou une défaite selon la situation.</w:t>
-      </w:r>
-    </w:p>
-    <w:p>
-      <w:pPr>
-        <w:jc w:val="both"/>
-        <w:rPr>
-          <w:sz w:val="20"/>
-          <w:szCs w:val="20"/>
-        </w:rPr>
-      </w:pPr>
-      <w:r>
-        <w:rPr>
-          <w:sz w:val="20"/>
-          <w:szCs w:val="20"/>
-        </w:rPr>
-        <w:t>Plusieurs améliorations seraient possibles, sans inventer de nouvelles fonctionnalités mais en prolongeant ce qui existe déjà :</w:t>
+        <w:t>Plusieurs améliorations seraient possibles</w:t>
+      </w:r>
+      <w:r>
+        <w:rPr>
+          <w:sz w:val="20"/>
+          <w:szCs w:val="20"/>
+        </w:rPr>
+        <w:t xml:space="preserve"> </w:t>
+      </w:r>
+      <w:r>
+        <w:rPr>
+          <w:sz w:val="20"/>
+          <w:szCs w:val="20"/>
+        </w:rPr>
+        <w:t>en prolongeant ce qui existe déjà :</w:t>
       </w:r>
     </w:p>
     <w:p>
@@ -4412,12 +3952,124 @@
         <v:path o:extrusionok="f" gradientshapeok="t" o:connecttype="rect"/>
         <o:lock v:ext="edit" aspectratio="t"/>
       </v:shapetype>
-      <v:shape id="_x0000_i1025" type="#_x0000_t75" style="width:11.35pt;height:11.35pt" o:bullet="t">
+      <v:shape id="_x0000_i1025" type="#_x0000_t75" style="width:11.4pt;height:11.4pt" o:bullet="t">
         <v:imagedata r:id="rId1" o:title="msoB066"/>
       </v:shape>
     </w:pict>
   </w:numPicBullet>
   <w:abstractNum w:abstractNumId="0" w15:restartNumberingAfterBreak="0">
+    <w:nsid w:val="003B72F1"/>
+    <w:multiLevelType w:val="hybridMultilevel"/>
+    <w:tmpl w:val="D6E22580"/>
+    <w:lvl w:ilvl="0" w:tplc="95D44C20">
+      <w:numFmt w:val="bullet"/>
+      <w:lvlText w:val="-"/>
+      <w:lvlJc w:val="left"/>
+      <w:pPr>
+        <w:ind w:left="720" w:hanging="360"/>
+      </w:pPr>
+      <w:rPr>
+        <w:rFonts w:ascii="Aptos" w:eastAsiaTheme="minorHAnsi" w:hAnsi="Aptos" w:cstheme="minorBidi" w:hint="default"/>
+      </w:rPr>
+    </w:lvl>
+    <w:lvl w:ilvl="1" w:tplc="040C0003" w:tentative="1">
+      <w:start w:val="1"/>
+      <w:numFmt w:val="bullet"/>
+      <w:lvlText w:val="o"/>
+      <w:lvlJc w:val="left"/>
+      <w:pPr>
+        <w:ind w:left="1440" w:hanging="360"/>
+      </w:pPr>
+      <w:rPr>
+        <w:rFonts w:ascii="Courier New" w:hAnsi="Courier New" w:cs="Courier New" w:hint="default"/>
+      </w:rPr>
+    </w:lvl>
+    <w:lvl w:ilvl="2" w:tplc="040C0005" w:tentative="1">
+      <w:start w:val="1"/>
+      <w:numFmt w:val="bullet"/>
+      <w:lvlText w:val=""/>
+      <w:lvlJc w:val="left"/>
+      <w:pPr>
+        <w:ind w:left="2160" w:hanging="360"/>
+      </w:pPr>
+      <w:rPr>
+        <w:rFonts w:ascii="Wingdings" w:hAnsi="Wingdings" w:hint="default"/>
+      </w:rPr>
+    </w:lvl>
+    <w:lvl w:ilvl="3" w:tplc="040C0001" w:tentative="1">
+      <w:start w:val="1"/>
+      <w:numFmt w:val="bullet"/>
+      <w:lvlText w:val=""/>
+      <w:lvlJc w:val="left"/>
+      <w:pPr>
+        <w:ind w:left="2880" w:hanging="360"/>
+      </w:pPr>
+      <w:rPr>
+        <w:rFonts w:ascii="Symbol" w:hAnsi="Symbol" w:hint="default"/>
+      </w:rPr>
+    </w:lvl>
+    <w:lvl w:ilvl="4" w:tplc="040C0003" w:tentative="1">
+      <w:start w:val="1"/>
+      <w:numFmt w:val="bullet"/>
+      <w:lvlText w:val="o"/>
+      <w:lvlJc w:val="left"/>
+      <w:pPr>
+        <w:ind w:left="3600" w:hanging="360"/>
+      </w:pPr>
+      <w:rPr>
+        <w:rFonts w:ascii="Courier New" w:hAnsi="Courier New" w:cs="Courier New" w:hint="default"/>
+      </w:rPr>
+    </w:lvl>
+    <w:lvl w:ilvl="5" w:tplc="040C0005" w:tentative="1">
+      <w:start w:val="1"/>
+      <w:numFmt w:val="bullet"/>
+      <w:lvlText w:val=""/>
+      <w:lvlJc w:val="left"/>
+      <w:pPr>
+        <w:ind w:left="4320" w:hanging="360"/>
+      </w:pPr>
+      <w:rPr>
+        <w:rFonts w:ascii="Wingdings" w:hAnsi="Wingdings" w:hint="default"/>
+      </w:rPr>
+    </w:lvl>
+    <w:lvl w:ilvl="6" w:tplc="040C0001" w:tentative="1">
+      <w:start w:val="1"/>
+      <w:numFmt w:val="bullet"/>
+      <w:lvlText w:val=""/>
+      <w:lvlJc w:val="left"/>
+      <w:pPr>
+        <w:ind w:left="5040" w:hanging="360"/>
+      </w:pPr>
+      <w:rPr>
+        <w:rFonts w:ascii="Symbol" w:hAnsi="Symbol" w:hint="default"/>
+      </w:rPr>
+    </w:lvl>
+    <w:lvl w:ilvl="7" w:tplc="040C0003" w:tentative="1">
+      <w:start w:val="1"/>
+      <w:numFmt w:val="bullet"/>
+      <w:lvlText w:val="o"/>
+      <w:lvlJc w:val="left"/>
+      <w:pPr>
+        <w:ind w:left="5760" w:hanging="360"/>
+      </w:pPr>
+      <w:rPr>
+        <w:rFonts w:ascii="Courier New" w:hAnsi="Courier New" w:cs="Courier New" w:hint="default"/>
+      </w:rPr>
+    </w:lvl>
+    <w:lvl w:ilvl="8" w:tplc="040C0005" w:tentative="1">
+      <w:start w:val="1"/>
+      <w:numFmt w:val="bullet"/>
+      <w:lvlText w:val=""/>
+      <w:lvlJc w:val="left"/>
+      <w:pPr>
+        <w:ind w:left="6480" w:hanging="360"/>
+      </w:pPr>
+      <w:rPr>
+        <w:rFonts w:ascii="Wingdings" w:hAnsi="Wingdings" w:hint="default"/>
+      </w:rPr>
+    </w:lvl>
+  </w:abstractNum>
+  <w:abstractNum w:abstractNumId="1" w15:restartNumberingAfterBreak="0">
     <w:nsid w:val="02411537"/>
     <w:multiLevelType w:val="multilevel"/>
     <w:tmpl w:val="51EAE444"/>
@@ -4530,7 +4182,7 @@
       </w:rPr>
     </w:lvl>
   </w:abstractNum>
-  <w:abstractNum w:abstractNumId="1" w15:restartNumberingAfterBreak="0">
+  <w:abstractNum w:abstractNumId="2" w15:restartNumberingAfterBreak="0">
     <w:nsid w:val="05A00A8B"/>
     <w:multiLevelType w:val="multilevel"/>
     <w:tmpl w:val="040C001F"/>
@@ -4616,7 +4268,7 @@
       </w:pPr>
     </w:lvl>
   </w:abstractNum>
-  <w:abstractNum w:abstractNumId="2" w15:restartNumberingAfterBreak="0">
+  <w:abstractNum w:abstractNumId="3" w15:restartNumberingAfterBreak="0">
     <w:nsid w:val="06494DCA"/>
     <w:multiLevelType w:val="multilevel"/>
     <w:tmpl w:val="F92CCB98"/>
@@ -4765,7 +4417,7 @@
       </w:rPr>
     </w:lvl>
   </w:abstractNum>
-  <w:abstractNum w:abstractNumId="3" w15:restartNumberingAfterBreak="0">
+  <w:abstractNum w:abstractNumId="4" w15:restartNumberingAfterBreak="0">
     <w:nsid w:val="09037B2D"/>
     <w:multiLevelType w:val="multilevel"/>
     <w:tmpl w:val="689CC174"/>
@@ -4914,7 +4566,7 @@
       </w:rPr>
     </w:lvl>
   </w:abstractNum>
-  <w:abstractNum w:abstractNumId="4" w15:restartNumberingAfterBreak="0">
+  <w:abstractNum w:abstractNumId="5" w15:restartNumberingAfterBreak="0">
     <w:nsid w:val="0A34225C"/>
     <w:multiLevelType w:val="multilevel"/>
     <w:tmpl w:val="97ECA66C"/>
@@ -5063,7 +4715,7 @@
       </w:rPr>
     </w:lvl>
   </w:abstractNum>
-  <w:abstractNum w:abstractNumId="5" w15:restartNumberingAfterBreak="0">
+  <w:abstractNum w:abstractNumId="6" w15:restartNumberingAfterBreak="0">
     <w:nsid w:val="0C6D6128"/>
     <w:multiLevelType w:val="multilevel"/>
     <w:tmpl w:val="144C2F98"/>
@@ -5212,7 +4864,7 @@
       </w:rPr>
     </w:lvl>
   </w:abstractNum>
-  <w:abstractNum w:abstractNumId="6" w15:restartNumberingAfterBreak="0">
+  <w:abstractNum w:abstractNumId="7" w15:restartNumberingAfterBreak="0">
     <w:nsid w:val="0D645E3F"/>
     <w:multiLevelType w:val="multilevel"/>
     <w:tmpl w:val="B8564BD2"/>
@@ -5361,7 +5013,7 @@
       </w:rPr>
     </w:lvl>
   </w:abstractNum>
-  <w:abstractNum w:abstractNumId="7" w15:restartNumberingAfterBreak="0">
+  <w:abstractNum w:abstractNumId="8" w15:restartNumberingAfterBreak="0">
     <w:nsid w:val="0E3120C9"/>
     <w:multiLevelType w:val="multilevel"/>
     <w:tmpl w:val="A682663E"/>
@@ -5474,7 +5126,7 @@
       </w:rPr>
     </w:lvl>
   </w:abstractNum>
-  <w:abstractNum w:abstractNumId="8" w15:restartNumberingAfterBreak="0">
+  <w:abstractNum w:abstractNumId="9" w15:restartNumberingAfterBreak="0">
     <w:nsid w:val="139B5B10"/>
     <w:multiLevelType w:val="multilevel"/>
     <w:tmpl w:val="040C001F"/>
@@ -5560,7 +5212,7 @@
       </w:pPr>
     </w:lvl>
   </w:abstractNum>
-  <w:abstractNum w:abstractNumId="9" w15:restartNumberingAfterBreak="0">
+  <w:abstractNum w:abstractNumId="10" w15:restartNumberingAfterBreak="0">
     <w:nsid w:val="13B95677"/>
     <w:multiLevelType w:val="multilevel"/>
     <w:tmpl w:val="AC14128A"/>
@@ -5709,7 +5361,7 @@
       </w:rPr>
     </w:lvl>
   </w:abstractNum>
-  <w:abstractNum w:abstractNumId="10" w15:restartNumberingAfterBreak="0">
+  <w:abstractNum w:abstractNumId="11" w15:restartNumberingAfterBreak="0">
     <w:nsid w:val="16352F0F"/>
     <w:multiLevelType w:val="multilevel"/>
     <w:tmpl w:val="00F89940"/>
@@ -5858,7 +5510,7 @@
       </w:rPr>
     </w:lvl>
   </w:abstractNum>
-  <w:abstractNum w:abstractNumId="11" w15:restartNumberingAfterBreak="0">
+  <w:abstractNum w:abstractNumId="12" w15:restartNumberingAfterBreak="0">
     <w:nsid w:val="16557953"/>
     <w:multiLevelType w:val="multilevel"/>
     <w:tmpl w:val="8F7E598A"/>
@@ -6007,7 +5659,7 @@
       </w:rPr>
     </w:lvl>
   </w:abstractNum>
-  <w:abstractNum w:abstractNumId="12" w15:restartNumberingAfterBreak="0">
+  <w:abstractNum w:abstractNumId="13" w15:restartNumberingAfterBreak="0">
     <w:nsid w:val="184309BB"/>
     <w:multiLevelType w:val="hybridMultilevel"/>
     <w:tmpl w:val="DFD0CF90"/>
@@ -6120,7 +5772,7 @@
       </w:rPr>
     </w:lvl>
   </w:abstractNum>
-  <w:abstractNum w:abstractNumId="13" w15:restartNumberingAfterBreak="0">
+  <w:abstractNum w:abstractNumId="14" w15:restartNumberingAfterBreak="0">
     <w:nsid w:val="18C20E44"/>
     <w:multiLevelType w:val="multilevel"/>
     <w:tmpl w:val="E3CEF3F8"/>
@@ -6269,7 +5921,7 @@
       </w:rPr>
     </w:lvl>
   </w:abstractNum>
-  <w:abstractNum w:abstractNumId="14" w15:restartNumberingAfterBreak="0">
+  <w:abstractNum w:abstractNumId="15" w15:restartNumberingAfterBreak="0">
     <w:nsid w:val="19883748"/>
     <w:multiLevelType w:val="multilevel"/>
     <w:tmpl w:val="1D8C033C"/>
@@ -6418,7 +6070,7 @@
       </w:rPr>
     </w:lvl>
   </w:abstractNum>
-  <w:abstractNum w:abstractNumId="15" w15:restartNumberingAfterBreak="0">
+  <w:abstractNum w:abstractNumId="16" w15:restartNumberingAfterBreak="0">
     <w:nsid w:val="1B2B7DB4"/>
     <w:multiLevelType w:val="hybridMultilevel"/>
     <w:tmpl w:val="84423674"/>
@@ -6531,7 +6183,7 @@
       </w:rPr>
     </w:lvl>
   </w:abstractNum>
-  <w:abstractNum w:abstractNumId="16" w15:restartNumberingAfterBreak="0">
+  <w:abstractNum w:abstractNumId="17" w15:restartNumberingAfterBreak="0">
     <w:nsid w:val="1D3A5F80"/>
     <w:multiLevelType w:val="multilevel"/>
     <w:tmpl w:val="0E564C92"/>
@@ -6680,7 +6332,7 @@
       </w:rPr>
     </w:lvl>
   </w:abstractNum>
-  <w:abstractNum w:abstractNumId="17" w15:restartNumberingAfterBreak="0">
+  <w:abstractNum w:abstractNumId="18" w15:restartNumberingAfterBreak="0">
     <w:nsid w:val="1DA16E30"/>
     <w:multiLevelType w:val="multilevel"/>
     <w:tmpl w:val="D74AC3F8"/>
@@ -6829,7 +6481,7 @@
       </w:rPr>
     </w:lvl>
   </w:abstractNum>
-  <w:abstractNum w:abstractNumId="18" w15:restartNumberingAfterBreak="0">
+  <w:abstractNum w:abstractNumId="19" w15:restartNumberingAfterBreak="0">
     <w:nsid w:val="20173C2F"/>
     <w:multiLevelType w:val="multilevel"/>
     <w:tmpl w:val="040C001F"/>
@@ -6915,7 +6567,7 @@
       </w:pPr>
     </w:lvl>
   </w:abstractNum>
-  <w:abstractNum w:abstractNumId="19" w15:restartNumberingAfterBreak="0">
+  <w:abstractNum w:abstractNumId="20" w15:restartNumberingAfterBreak="0">
     <w:nsid w:val="22AA7F30"/>
     <w:multiLevelType w:val="hybridMultilevel"/>
     <w:tmpl w:val="934EB542"/>
@@ -7004,7 +6656,7 @@
       </w:pPr>
     </w:lvl>
   </w:abstractNum>
-  <w:abstractNum w:abstractNumId="20" w15:restartNumberingAfterBreak="0">
+  <w:abstractNum w:abstractNumId="21" w15:restartNumberingAfterBreak="0">
     <w:nsid w:val="22D0372C"/>
     <w:multiLevelType w:val="multilevel"/>
     <w:tmpl w:val="51EAE444"/>
@@ -7117,7 +6769,7 @@
       </w:rPr>
     </w:lvl>
   </w:abstractNum>
-  <w:abstractNum w:abstractNumId="21" w15:restartNumberingAfterBreak="0">
+  <w:abstractNum w:abstractNumId="22" w15:restartNumberingAfterBreak="0">
     <w:nsid w:val="26250670"/>
     <w:multiLevelType w:val="hybridMultilevel"/>
     <w:tmpl w:val="60EEE786"/>
@@ -7230,7 +6882,7 @@
       </w:rPr>
     </w:lvl>
   </w:abstractNum>
-  <w:abstractNum w:abstractNumId="22" w15:restartNumberingAfterBreak="0">
+  <w:abstractNum w:abstractNumId="23" w15:restartNumberingAfterBreak="0">
     <w:nsid w:val="28B0460E"/>
     <w:multiLevelType w:val="hybridMultilevel"/>
     <w:tmpl w:val="32182758"/>
@@ -7343,7 +6995,7 @@
       </w:rPr>
     </w:lvl>
   </w:abstractNum>
-  <w:abstractNum w:abstractNumId="23" w15:restartNumberingAfterBreak="0">
+  <w:abstractNum w:abstractNumId="24" w15:restartNumberingAfterBreak="0">
     <w:nsid w:val="294617C7"/>
     <w:multiLevelType w:val="multilevel"/>
     <w:tmpl w:val="E9FE47B2"/>
@@ -7492,7 +7144,7 @@
       </w:rPr>
     </w:lvl>
   </w:abstractNum>
-  <w:abstractNum w:abstractNumId="24" w15:restartNumberingAfterBreak="0">
+  <w:abstractNum w:abstractNumId="25" w15:restartNumberingAfterBreak="0">
     <w:nsid w:val="2C8D634C"/>
     <w:multiLevelType w:val="multilevel"/>
     <w:tmpl w:val="040C0025"/>
@@ -7587,7 +7239,7 @@
       </w:pPr>
     </w:lvl>
   </w:abstractNum>
-  <w:abstractNum w:abstractNumId="25" w15:restartNumberingAfterBreak="0">
+  <w:abstractNum w:abstractNumId="26" w15:restartNumberingAfterBreak="0">
     <w:nsid w:val="31542118"/>
     <w:multiLevelType w:val="multilevel"/>
     <w:tmpl w:val="51EAE444"/>
@@ -7700,7 +7352,7 @@
       </w:rPr>
     </w:lvl>
   </w:abstractNum>
-  <w:abstractNum w:abstractNumId="26" w15:restartNumberingAfterBreak="0">
+  <w:abstractNum w:abstractNumId="27" w15:restartNumberingAfterBreak="0">
     <w:nsid w:val="323D0359"/>
     <w:multiLevelType w:val="hybridMultilevel"/>
     <w:tmpl w:val="3EE43708"/>
@@ -7815,7 +7467,7 @@
       </w:rPr>
     </w:lvl>
   </w:abstractNum>
-  <w:abstractNum w:abstractNumId="27" w15:restartNumberingAfterBreak="0">
+  <w:abstractNum w:abstractNumId="28" w15:restartNumberingAfterBreak="0">
     <w:nsid w:val="33B0311F"/>
     <w:multiLevelType w:val="multilevel"/>
     <w:tmpl w:val="434ABDF4"/>
@@ -7964,7 +7616,7 @@
       </w:rPr>
     </w:lvl>
   </w:abstractNum>
-  <w:abstractNum w:abstractNumId="28" w15:restartNumberingAfterBreak="0">
+  <w:abstractNum w:abstractNumId="29" w15:restartNumberingAfterBreak="0">
     <w:nsid w:val="36952754"/>
     <w:multiLevelType w:val="multilevel"/>
     <w:tmpl w:val="03C04C20"/>
@@ -8113,7 +7765,7 @@
       </w:rPr>
     </w:lvl>
   </w:abstractNum>
-  <w:abstractNum w:abstractNumId="29" w15:restartNumberingAfterBreak="0">
+  <w:abstractNum w:abstractNumId="30" w15:restartNumberingAfterBreak="0">
     <w:nsid w:val="371E38CD"/>
     <w:multiLevelType w:val="multilevel"/>
     <w:tmpl w:val="98FCA076"/>
@@ -8262,7 +7914,7 @@
       </w:rPr>
     </w:lvl>
   </w:abstractNum>
-  <w:abstractNum w:abstractNumId="30" w15:restartNumberingAfterBreak="0">
+  <w:abstractNum w:abstractNumId="31" w15:restartNumberingAfterBreak="0">
     <w:nsid w:val="3AE93DBA"/>
     <w:multiLevelType w:val="multilevel"/>
     <w:tmpl w:val="6EE85482"/>
@@ -8411,7 +8063,7 @@
       </w:rPr>
     </w:lvl>
   </w:abstractNum>
-  <w:abstractNum w:abstractNumId="31" w15:restartNumberingAfterBreak="0">
+  <w:abstractNum w:abstractNumId="32" w15:restartNumberingAfterBreak="0">
     <w:nsid w:val="3D51197D"/>
     <w:multiLevelType w:val="multilevel"/>
     <w:tmpl w:val="1B0AADF6"/>
@@ -8560,7 +8212,7 @@
       </w:rPr>
     </w:lvl>
   </w:abstractNum>
-  <w:abstractNum w:abstractNumId="32" w15:restartNumberingAfterBreak="0">
+  <w:abstractNum w:abstractNumId="33" w15:restartNumberingAfterBreak="0">
     <w:nsid w:val="3EF02D63"/>
     <w:multiLevelType w:val="multilevel"/>
     <w:tmpl w:val="51EAE444"/>
@@ -8673,7 +8325,7 @@
       </w:rPr>
     </w:lvl>
   </w:abstractNum>
-  <w:abstractNum w:abstractNumId="33" w15:restartNumberingAfterBreak="0">
+  <w:abstractNum w:abstractNumId="34" w15:restartNumberingAfterBreak="0">
     <w:nsid w:val="40A832A1"/>
     <w:multiLevelType w:val="multilevel"/>
     <w:tmpl w:val="000C02DE"/>
@@ -8822,7 +8474,7 @@
       </w:rPr>
     </w:lvl>
   </w:abstractNum>
-  <w:abstractNum w:abstractNumId="34" w15:restartNumberingAfterBreak="0">
+  <w:abstractNum w:abstractNumId="35" w15:restartNumberingAfterBreak="0">
     <w:nsid w:val="40C34A23"/>
     <w:multiLevelType w:val="multilevel"/>
     <w:tmpl w:val="DB9A5300"/>
@@ -8971,7 +8623,7 @@
       </w:rPr>
     </w:lvl>
   </w:abstractNum>
-  <w:abstractNum w:abstractNumId="35" w15:restartNumberingAfterBreak="0">
+  <w:abstractNum w:abstractNumId="36" w15:restartNumberingAfterBreak="0">
     <w:nsid w:val="42266586"/>
     <w:multiLevelType w:val="multilevel"/>
     <w:tmpl w:val="2B20C2FC"/>
@@ -9120,7 +8772,7 @@
       </w:rPr>
     </w:lvl>
   </w:abstractNum>
-  <w:abstractNum w:abstractNumId="36" w15:restartNumberingAfterBreak="0">
+  <w:abstractNum w:abstractNumId="37" w15:restartNumberingAfterBreak="0">
     <w:nsid w:val="430C67F3"/>
     <w:multiLevelType w:val="multilevel"/>
     <w:tmpl w:val="51EAE444"/>
@@ -9233,7 +8885,7 @@
       </w:rPr>
     </w:lvl>
   </w:abstractNum>
-  <w:abstractNum w:abstractNumId="37" w15:restartNumberingAfterBreak="0">
+  <w:abstractNum w:abstractNumId="38" w15:restartNumberingAfterBreak="0">
     <w:nsid w:val="4A2A7356"/>
     <w:multiLevelType w:val="multilevel"/>
     <w:tmpl w:val="083AE7F4"/>
@@ -9382,7 +9034,7 @@
       </w:rPr>
     </w:lvl>
   </w:abstractNum>
-  <w:abstractNum w:abstractNumId="38" w15:restartNumberingAfterBreak="0">
+  <w:abstractNum w:abstractNumId="39" w15:restartNumberingAfterBreak="0">
     <w:nsid w:val="4A3A5CEA"/>
     <w:multiLevelType w:val="multilevel"/>
     <w:tmpl w:val="A08EE19E"/>
@@ -9531,7 +9183,7 @@
       </w:rPr>
     </w:lvl>
   </w:abstractNum>
-  <w:abstractNum w:abstractNumId="39" w15:restartNumberingAfterBreak="0">
+  <w:abstractNum w:abstractNumId="40" w15:restartNumberingAfterBreak="0">
     <w:nsid w:val="4C55311A"/>
     <w:multiLevelType w:val="multilevel"/>
     <w:tmpl w:val="51EAE444"/>
@@ -9644,7 +9296,7 @@
       </w:rPr>
     </w:lvl>
   </w:abstractNum>
-  <w:abstractNum w:abstractNumId="40" w15:restartNumberingAfterBreak="0">
+  <w:abstractNum w:abstractNumId="41" w15:restartNumberingAfterBreak="0">
     <w:nsid w:val="4C6B6BCD"/>
     <w:multiLevelType w:val="multilevel"/>
     <w:tmpl w:val="B6381314"/>
@@ -9793,7 +9445,7 @@
       </w:rPr>
     </w:lvl>
   </w:abstractNum>
-  <w:abstractNum w:abstractNumId="41" w15:restartNumberingAfterBreak="0">
+  <w:abstractNum w:abstractNumId="42" w15:restartNumberingAfterBreak="0">
     <w:nsid w:val="4CF92C8C"/>
     <w:multiLevelType w:val="multilevel"/>
     <w:tmpl w:val="757EE694"/>
@@ -9942,7 +9594,7 @@
       </w:rPr>
     </w:lvl>
   </w:abstractNum>
-  <w:abstractNum w:abstractNumId="42" w15:restartNumberingAfterBreak="0">
+  <w:abstractNum w:abstractNumId="43" w15:restartNumberingAfterBreak="0">
     <w:nsid w:val="4D13111D"/>
     <w:multiLevelType w:val="multilevel"/>
     <w:tmpl w:val="6BD0A95E"/>
@@ -10091,7 +9743,7 @@
       </w:rPr>
     </w:lvl>
   </w:abstractNum>
-  <w:abstractNum w:abstractNumId="43" w15:restartNumberingAfterBreak="0">
+  <w:abstractNum w:abstractNumId="44" w15:restartNumberingAfterBreak="0">
     <w:nsid w:val="4DEC208D"/>
     <w:multiLevelType w:val="multilevel"/>
     <w:tmpl w:val="09EA98E2"/>
@@ -10240,7 +9892,7 @@
       </w:rPr>
     </w:lvl>
   </w:abstractNum>
-  <w:abstractNum w:abstractNumId="44" w15:restartNumberingAfterBreak="0">
+  <w:abstractNum w:abstractNumId="45" w15:restartNumberingAfterBreak="0">
     <w:nsid w:val="4E433498"/>
     <w:multiLevelType w:val="multilevel"/>
     <w:tmpl w:val="D162562C"/>
@@ -10353,7 +10005,7 @@
       </w:pPr>
     </w:lvl>
   </w:abstractNum>
-  <w:abstractNum w:abstractNumId="45" w15:restartNumberingAfterBreak="0">
+  <w:abstractNum w:abstractNumId="46" w15:restartNumberingAfterBreak="0">
     <w:nsid w:val="502FC767"/>
     <w:multiLevelType w:val="hybridMultilevel"/>
     <w:tmpl w:val="D8DE7A08"/>
@@ -10466,7 +10118,7 @@
       </w:rPr>
     </w:lvl>
   </w:abstractNum>
-  <w:abstractNum w:abstractNumId="46" w15:restartNumberingAfterBreak="0">
+  <w:abstractNum w:abstractNumId="47" w15:restartNumberingAfterBreak="0">
     <w:nsid w:val="54AB7C51"/>
     <w:multiLevelType w:val="multilevel"/>
     <w:tmpl w:val="25A6BC98"/>
@@ -10579,7 +10231,7 @@
       </w:rPr>
     </w:lvl>
   </w:abstractNum>
-  <w:abstractNum w:abstractNumId="47" w15:restartNumberingAfterBreak="0">
+  <w:abstractNum w:abstractNumId="48" w15:restartNumberingAfterBreak="0">
     <w:nsid w:val="55A44102"/>
     <w:multiLevelType w:val="multilevel"/>
     <w:tmpl w:val="51EAE444"/>
@@ -10692,7 +10344,7 @@
       </w:rPr>
     </w:lvl>
   </w:abstractNum>
-  <w:abstractNum w:abstractNumId="48" w15:restartNumberingAfterBreak="0">
+  <w:abstractNum w:abstractNumId="49" w15:restartNumberingAfterBreak="0">
     <w:nsid w:val="586D1DE2"/>
     <w:multiLevelType w:val="multilevel"/>
     <w:tmpl w:val="51EAE444"/>
@@ -10805,7 +10457,7 @@
       </w:rPr>
     </w:lvl>
   </w:abstractNum>
-  <w:abstractNum w:abstractNumId="49" w15:restartNumberingAfterBreak="0">
+  <w:abstractNum w:abstractNumId="50" w15:restartNumberingAfterBreak="0">
     <w:nsid w:val="593B694B"/>
     <w:multiLevelType w:val="multilevel"/>
     <w:tmpl w:val="6136AC76"/>
@@ -10954,7 +10606,7 @@
       </w:rPr>
     </w:lvl>
   </w:abstractNum>
-  <w:abstractNum w:abstractNumId="50" w15:restartNumberingAfterBreak="0">
+  <w:abstractNum w:abstractNumId="51" w15:restartNumberingAfterBreak="0">
     <w:nsid w:val="5A203B86"/>
     <w:multiLevelType w:val="multilevel"/>
     <w:tmpl w:val="6AEE9B00"/>
@@ -11103,7 +10755,7 @@
       </w:rPr>
     </w:lvl>
   </w:abstractNum>
-  <w:abstractNum w:abstractNumId="51" w15:restartNumberingAfterBreak="0">
+  <w:abstractNum w:abstractNumId="52" w15:restartNumberingAfterBreak="0">
     <w:nsid w:val="5C411F84"/>
     <w:multiLevelType w:val="hybridMultilevel"/>
     <w:tmpl w:val="574A0FC2"/>
@@ -11189,7 +10841,7 @@
       </w:pPr>
     </w:lvl>
   </w:abstractNum>
-  <w:abstractNum w:abstractNumId="52" w15:restartNumberingAfterBreak="0">
+  <w:abstractNum w:abstractNumId="53" w15:restartNumberingAfterBreak="0">
     <w:nsid w:val="5D3204A9"/>
     <w:multiLevelType w:val="hybridMultilevel"/>
     <w:tmpl w:val="0E9CC9C0"/>
@@ -11303,7 +10955,7 @@
       </w:rPr>
     </w:lvl>
   </w:abstractNum>
-  <w:abstractNum w:abstractNumId="53" w15:restartNumberingAfterBreak="0">
+  <w:abstractNum w:abstractNumId="54" w15:restartNumberingAfterBreak="0">
     <w:nsid w:val="5F4C424E"/>
     <w:multiLevelType w:val="hybridMultilevel"/>
     <w:tmpl w:val="C2B884C0"/>
@@ -11417,7 +11069,7 @@
       </w:rPr>
     </w:lvl>
   </w:abstractNum>
-  <w:abstractNum w:abstractNumId="54" w15:restartNumberingAfterBreak="0">
+  <w:abstractNum w:abstractNumId="55" w15:restartNumberingAfterBreak="0">
     <w:nsid w:val="611E7685"/>
     <w:multiLevelType w:val="multilevel"/>
     <w:tmpl w:val="51EAE444"/>
@@ -11530,7 +11182,7 @@
       </w:rPr>
     </w:lvl>
   </w:abstractNum>
-  <w:abstractNum w:abstractNumId="55" w15:restartNumberingAfterBreak="0">
+  <w:abstractNum w:abstractNumId="56" w15:restartNumberingAfterBreak="0">
     <w:nsid w:val="6489329A"/>
     <w:multiLevelType w:val="multilevel"/>
     <w:tmpl w:val="E70C5030"/>
@@ -11679,7 +11331,7 @@
       </w:rPr>
     </w:lvl>
   </w:abstractNum>
-  <w:abstractNum w:abstractNumId="56" w15:restartNumberingAfterBreak="0">
+  <w:abstractNum w:abstractNumId="57" w15:restartNumberingAfterBreak="0">
     <w:nsid w:val="6B753F9B"/>
     <w:multiLevelType w:val="multilevel"/>
     <w:tmpl w:val="4E183D78"/>
@@ -11824,7 +11476,7 @@
       </w:rPr>
     </w:lvl>
   </w:abstractNum>
-  <w:abstractNum w:abstractNumId="57" w15:restartNumberingAfterBreak="0">
+  <w:abstractNum w:abstractNumId="58" w15:restartNumberingAfterBreak="0">
     <w:nsid w:val="6C2C27E2"/>
     <w:multiLevelType w:val="hybridMultilevel"/>
     <w:tmpl w:val="191A51D4"/>
@@ -11937,7 +11589,7 @@
       </w:rPr>
     </w:lvl>
   </w:abstractNum>
-  <w:abstractNum w:abstractNumId="58" w15:restartNumberingAfterBreak="0">
+  <w:abstractNum w:abstractNumId="59" w15:restartNumberingAfterBreak="0">
     <w:nsid w:val="6F0D1312"/>
     <w:multiLevelType w:val="multilevel"/>
     <w:tmpl w:val="BC243A1E"/>
@@ -12086,7 +11738,7 @@
       </w:rPr>
     </w:lvl>
   </w:abstractNum>
-  <w:abstractNum w:abstractNumId="59" w15:restartNumberingAfterBreak="0">
+  <w:abstractNum w:abstractNumId="60" w15:restartNumberingAfterBreak="0">
     <w:nsid w:val="723B10E2"/>
     <w:multiLevelType w:val="hybridMultilevel"/>
     <w:tmpl w:val="E44CE8C4"/>
@@ -12175,7 +11827,7 @@
       </w:pPr>
     </w:lvl>
   </w:abstractNum>
-  <w:abstractNum w:abstractNumId="60" w15:restartNumberingAfterBreak="0">
+  <w:abstractNum w:abstractNumId="61" w15:restartNumberingAfterBreak="0">
     <w:nsid w:val="75C303AC"/>
     <w:multiLevelType w:val="multilevel"/>
     <w:tmpl w:val="040C001F"/>
@@ -12261,7 +11913,7 @@
       </w:pPr>
     </w:lvl>
   </w:abstractNum>
-  <w:abstractNum w:abstractNumId="61" w15:restartNumberingAfterBreak="0">
+  <w:abstractNum w:abstractNumId="62" w15:restartNumberingAfterBreak="0">
     <w:nsid w:val="79200369"/>
     <w:multiLevelType w:val="multilevel"/>
     <w:tmpl w:val="F7A4F20C"/>
@@ -12375,190 +12027,193 @@
     </w:lvl>
   </w:abstractNum>
   <w:num w:numId="1" w16cid:durableId="1209759414">
+    <w:abstractNumId w:val="52"/>
+  </w:num>
+  <w:num w:numId="2" w16cid:durableId="1828204791">
+    <w:abstractNumId w:val="56"/>
+  </w:num>
+  <w:num w:numId="3" w16cid:durableId="832139301">
+    <w:abstractNumId w:val="34"/>
+  </w:num>
+  <w:num w:numId="4" w16cid:durableId="627131813">
+    <w:abstractNumId w:val="7"/>
+  </w:num>
+  <w:num w:numId="5" w16cid:durableId="1485582731">
+    <w:abstractNumId w:val="10"/>
+  </w:num>
+  <w:num w:numId="6" w16cid:durableId="263733455">
+    <w:abstractNumId w:val="59"/>
+  </w:num>
+  <w:num w:numId="7" w16cid:durableId="1277637322">
+    <w:abstractNumId w:val="12"/>
+  </w:num>
+  <w:num w:numId="8" w16cid:durableId="1159618492">
+    <w:abstractNumId w:val="18"/>
+  </w:num>
+  <w:num w:numId="9" w16cid:durableId="470710271">
+    <w:abstractNumId w:val="4"/>
+  </w:num>
+  <w:num w:numId="10" w16cid:durableId="1804809318">
+    <w:abstractNumId w:val="28"/>
+  </w:num>
+  <w:num w:numId="11" w16cid:durableId="756637350">
+    <w:abstractNumId w:val="57"/>
+  </w:num>
+  <w:num w:numId="12" w16cid:durableId="1858500140">
+    <w:abstractNumId w:val="36"/>
+  </w:num>
+  <w:num w:numId="13" w16cid:durableId="629366574">
+    <w:abstractNumId w:val="41"/>
+  </w:num>
+  <w:num w:numId="14" w16cid:durableId="585191127">
+    <w:abstractNumId w:val="30"/>
+  </w:num>
+  <w:num w:numId="15" w16cid:durableId="2033871330">
     <w:abstractNumId w:val="51"/>
   </w:num>
-  <w:num w:numId="2" w16cid:durableId="1828204791">
+  <w:num w:numId="16" w16cid:durableId="50739504">
+    <w:abstractNumId w:val="38"/>
+  </w:num>
+  <w:num w:numId="17" w16cid:durableId="1463428046">
+    <w:abstractNumId w:val="11"/>
+  </w:num>
+  <w:num w:numId="18" w16cid:durableId="1095635964">
+    <w:abstractNumId w:val="44"/>
+  </w:num>
+  <w:num w:numId="19" w16cid:durableId="401222784">
+    <w:abstractNumId w:val="43"/>
+  </w:num>
+  <w:num w:numId="20" w16cid:durableId="483163754">
+    <w:abstractNumId w:val="2"/>
+  </w:num>
+  <w:num w:numId="21" w16cid:durableId="1947730172">
+    <w:abstractNumId w:val="61"/>
+  </w:num>
+  <w:num w:numId="22" w16cid:durableId="2116708843">
+    <w:abstractNumId w:val="19"/>
+  </w:num>
+  <w:num w:numId="23" w16cid:durableId="1276445219">
+    <w:abstractNumId w:val="20"/>
+  </w:num>
+  <w:num w:numId="24" w16cid:durableId="885605141">
+    <w:abstractNumId w:val="62"/>
+  </w:num>
+  <w:num w:numId="25" w16cid:durableId="1292589334">
+    <w:abstractNumId w:val="49"/>
+  </w:num>
+  <w:num w:numId="26" w16cid:durableId="322393748">
+    <w:abstractNumId w:val="37"/>
+  </w:num>
+  <w:num w:numId="27" w16cid:durableId="648706787">
+    <w:abstractNumId w:val="46"/>
+  </w:num>
+  <w:num w:numId="28" w16cid:durableId="768769841">
     <w:abstractNumId w:val="55"/>
   </w:num>
-  <w:num w:numId="3" w16cid:durableId="832139301">
+  <w:num w:numId="29" w16cid:durableId="1432318104">
     <w:abstractNumId w:val="33"/>
   </w:num>
-  <w:num w:numId="4" w16cid:durableId="627131813">
+  <w:num w:numId="30" w16cid:durableId="412967374">
+    <w:abstractNumId w:val="48"/>
+  </w:num>
+  <w:num w:numId="31" w16cid:durableId="791020797">
+    <w:abstractNumId w:val="16"/>
+  </w:num>
+  <w:num w:numId="32" w16cid:durableId="1263757756">
+    <w:abstractNumId w:val="26"/>
+  </w:num>
+  <w:num w:numId="33" w16cid:durableId="1826312081">
+    <w:abstractNumId w:val="21"/>
+  </w:num>
+  <w:num w:numId="34" w16cid:durableId="763919851">
+    <w:abstractNumId w:val="1"/>
+  </w:num>
+  <w:num w:numId="35" w16cid:durableId="560560801">
+    <w:abstractNumId w:val="40"/>
+  </w:num>
+  <w:num w:numId="36" w16cid:durableId="1474788853">
+    <w:abstractNumId w:val="23"/>
+  </w:num>
+  <w:num w:numId="37" w16cid:durableId="1196847685">
+    <w:abstractNumId w:val="9"/>
+  </w:num>
+  <w:num w:numId="38" w16cid:durableId="1660646179">
+    <w:abstractNumId w:val="47"/>
+  </w:num>
+  <w:num w:numId="39" w16cid:durableId="1620454082">
+    <w:abstractNumId w:val="8"/>
+  </w:num>
+  <w:num w:numId="40" w16cid:durableId="147287608">
+    <w:abstractNumId w:val="13"/>
+  </w:num>
+  <w:num w:numId="41" w16cid:durableId="1707683031">
+    <w:abstractNumId w:val="53"/>
+  </w:num>
+  <w:num w:numId="42" w16cid:durableId="194975228">
+    <w:abstractNumId w:val="27"/>
+  </w:num>
+  <w:num w:numId="43" w16cid:durableId="376928836">
+    <w:abstractNumId w:val="54"/>
+  </w:num>
+  <w:num w:numId="44" w16cid:durableId="1131285644">
+    <w:abstractNumId w:val="58"/>
+  </w:num>
+  <w:num w:numId="45" w16cid:durableId="406071983">
+    <w:abstractNumId w:val="22"/>
+  </w:num>
+  <w:num w:numId="46" w16cid:durableId="788744775">
+    <w:abstractNumId w:val="15"/>
+  </w:num>
+  <w:num w:numId="47" w16cid:durableId="885219337">
+    <w:abstractNumId w:val="42"/>
+  </w:num>
+  <w:num w:numId="48" w16cid:durableId="639924375">
     <w:abstractNumId w:val="6"/>
   </w:num>
-  <w:num w:numId="5" w16cid:durableId="1485582731">
-    <w:abstractNumId w:val="9"/>
+  <w:num w:numId="49" w16cid:durableId="355817052">
+    <w:abstractNumId w:val="3"/>
   </w:num>
-  <w:num w:numId="6" w16cid:durableId="263733455">
-    <w:abstractNumId w:val="58"/>
+  <w:num w:numId="50" w16cid:durableId="1325012867">
+    <w:abstractNumId w:val="35"/>
   </w:num>
-  <w:num w:numId="7" w16cid:durableId="1277637322">
-    <w:abstractNumId w:val="11"/>
+  <w:num w:numId="51" w16cid:durableId="629165832">
+    <w:abstractNumId w:val="32"/>
   </w:num>
-  <w:num w:numId="8" w16cid:durableId="1159618492">
+  <w:num w:numId="52" w16cid:durableId="2026520223">
+    <w:abstractNumId w:val="29"/>
+  </w:num>
+  <w:num w:numId="53" w16cid:durableId="2051177717">
+    <w:abstractNumId w:val="14"/>
+  </w:num>
+  <w:num w:numId="54" w16cid:durableId="1656185966">
+    <w:abstractNumId w:val="24"/>
+  </w:num>
+  <w:num w:numId="55" w16cid:durableId="161700754">
+    <w:abstractNumId w:val="5"/>
+  </w:num>
+  <w:num w:numId="56" w16cid:durableId="757678389">
+    <w:abstractNumId w:val="31"/>
+  </w:num>
+  <w:num w:numId="57" w16cid:durableId="381100017">
+    <w:abstractNumId w:val="45"/>
+  </w:num>
+  <w:num w:numId="58" w16cid:durableId="107940082">
     <w:abstractNumId w:val="17"/>
   </w:num>
-  <w:num w:numId="9" w16cid:durableId="470710271">
-    <w:abstractNumId w:val="3"/>
-  </w:num>
-  <w:num w:numId="10" w16cid:durableId="1804809318">
-    <w:abstractNumId w:val="27"/>
-  </w:num>
-  <w:num w:numId="11" w16cid:durableId="756637350">
-    <w:abstractNumId w:val="56"/>
-  </w:num>
-  <w:num w:numId="12" w16cid:durableId="1858500140">
-    <w:abstractNumId w:val="35"/>
-  </w:num>
-  <w:num w:numId="13" w16cid:durableId="629366574">
-    <w:abstractNumId w:val="40"/>
-  </w:num>
-  <w:num w:numId="14" w16cid:durableId="585191127">
-    <w:abstractNumId w:val="29"/>
-  </w:num>
-  <w:num w:numId="15" w16cid:durableId="2033871330">
+  <w:num w:numId="59" w16cid:durableId="1878620736">
     <w:abstractNumId w:val="50"/>
   </w:num>
-  <w:num w:numId="16" w16cid:durableId="50739504">
-    <w:abstractNumId w:val="37"/>
+  <w:num w:numId="60" w16cid:durableId="283344853">
+    <w:abstractNumId w:val="39"/>
   </w:num>
-  <w:num w:numId="17" w16cid:durableId="1463428046">
-    <w:abstractNumId w:val="10"/>
+  <w:num w:numId="61" w16cid:durableId="1912158616">
+    <w:abstractNumId w:val="25"/>
   </w:num>
-  <w:num w:numId="18" w16cid:durableId="1095635964">
-    <w:abstractNumId w:val="43"/>
-  </w:num>
-  <w:num w:numId="19" w16cid:durableId="401222784">
-    <w:abstractNumId w:val="42"/>
-  </w:num>
-  <w:num w:numId="20" w16cid:durableId="483163754">
-    <w:abstractNumId w:val="1"/>
-  </w:num>
-  <w:num w:numId="21" w16cid:durableId="1947730172">
+  <w:num w:numId="62" w16cid:durableId="2004166340">
     <w:abstractNumId w:val="60"/>
   </w:num>
-  <w:num w:numId="22" w16cid:durableId="2116708843">
-    <w:abstractNumId w:val="18"/>
-  </w:num>
-  <w:num w:numId="23" w16cid:durableId="1276445219">
-    <w:abstractNumId w:val="19"/>
-  </w:num>
-  <w:num w:numId="24" w16cid:durableId="885605141">
-    <w:abstractNumId w:val="61"/>
-  </w:num>
-  <w:num w:numId="25" w16cid:durableId="1292589334">
-    <w:abstractNumId w:val="48"/>
-  </w:num>
-  <w:num w:numId="26" w16cid:durableId="322393748">
-    <w:abstractNumId w:val="36"/>
-  </w:num>
-  <w:num w:numId="27" w16cid:durableId="648706787">
-    <w:abstractNumId w:val="45"/>
-  </w:num>
-  <w:num w:numId="28" w16cid:durableId="768769841">
-    <w:abstractNumId w:val="54"/>
-  </w:num>
-  <w:num w:numId="29" w16cid:durableId="1432318104">
-    <w:abstractNumId w:val="32"/>
-  </w:num>
-  <w:num w:numId="30" w16cid:durableId="412967374">
-    <w:abstractNumId w:val="47"/>
-  </w:num>
-  <w:num w:numId="31" w16cid:durableId="791020797">
-    <w:abstractNumId w:val="15"/>
-  </w:num>
-  <w:num w:numId="32" w16cid:durableId="1263757756">
-    <w:abstractNumId w:val="25"/>
-  </w:num>
-  <w:num w:numId="33" w16cid:durableId="1826312081">
-    <w:abstractNumId w:val="20"/>
-  </w:num>
-  <w:num w:numId="34" w16cid:durableId="763919851">
+  <w:num w:numId="63" w16cid:durableId="1747679141">
     <w:abstractNumId w:val="0"/>
-  </w:num>
-  <w:num w:numId="35" w16cid:durableId="560560801">
-    <w:abstractNumId w:val="39"/>
-  </w:num>
-  <w:num w:numId="36" w16cid:durableId="1474788853">
-    <w:abstractNumId w:val="22"/>
-  </w:num>
-  <w:num w:numId="37" w16cid:durableId="1196847685">
-    <w:abstractNumId w:val="8"/>
-  </w:num>
-  <w:num w:numId="38" w16cid:durableId="1660646179">
-    <w:abstractNumId w:val="46"/>
-  </w:num>
-  <w:num w:numId="39" w16cid:durableId="1620454082">
-    <w:abstractNumId w:val="7"/>
-  </w:num>
-  <w:num w:numId="40" w16cid:durableId="147287608">
-    <w:abstractNumId w:val="12"/>
-  </w:num>
-  <w:num w:numId="41" w16cid:durableId="1707683031">
-    <w:abstractNumId w:val="52"/>
-  </w:num>
-  <w:num w:numId="42" w16cid:durableId="194975228">
-    <w:abstractNumId w:val="26"/>
-  </w:num>
-  <w:num w:numId="43" w16cid:durableId="376928836">
-    <w:abstractNumId w:val="53"/>
-  </w:num>
-  <w:num w:numId="44" w16cid:durableId="1131285644">
-    <w:abstractNumId w:val="57"/>
-  </w:num>
-  <w:num w:numId="45" w16cid:durableId="406071983">
-    <w:abstractNumId w:val="21"/>
-  </w:num>
-  <w:num w:numId="46" w16cid:durableId="788744775">
-    <w:abstractNumId w:val="14"/>
-  </w:num>
-  <w:num w:numId="47" w16cid:durableId="885219337">
-    <w:abstractNumId w:val="41"/>
-  </w:num>
-  <w:num w:numId="48" w16cid:durableId="639924375">
-    <w:abstractNumId w:val="5"/>
-  </w:num>
-  <w:num w:numId="49" w16cid:durableId="355817052">
-    <w:abstractNumId w:val="2"/>
-  </w:num>
-  <w:num w:numId="50" w16cid:durableId="1325012867">
-    <w:abstractNumId w:val="34"/>
-  </w:num>
-  <w:num w:numId="51" w16cid:durableId="629165832">
-    <w:abstractNumId w:val="31"/>
-  </w:num>
-  <w:num w:numId="52" w16cid:durableId="2026520223">
-    <w:abstractNumId w:val="28"/>
-  </w:num>
-  <w:num w:numId="53" w16cid:durableId="2051177717">
-    <w:abstractNumId w:val="13"/>
-  </w:num>
-  <w:num w:numId="54" w16cid:durableId="1656185966">
-    <w:abstractNumId w:val="23"/>
-  </w:num>
-  <w:num w:numId="55" w16cid:durableId="161700754">
-    <w:abstractNumId w:val="4"/>
-  </w:num>
-  <w:num w:numId="56" w16cid:durableId="757678389">
-    <w:abstractNumId w:val="30"/>
-  </w:num>
-  <w:num w:numId="57" w16cid:durableId="381100017">
-    <w:abstractNumId w:val="44"/>
-  </w:num>
-  <w:num w:numId="58" w16cid:durableId="107940082">
-    <w:abstractNumId w:val="16"/>
-  </w:num>
-  <w:num w:numId="59" w16cid:durableId="1878620736">
-    <w:abstractNumId w:val="49"/>
-  </w:num>
-  <w:num w:numId="60" w16cid:durableId="283344853">
-    <w:abstractNumId w:val="38"/>
-  </w:num>
-  <w:num w:numId="61" w16cid:durableId="1912158616">
-    <w:abstractNumId w:val="24"/>
-  </w:num>
-  <w:num w:numId="62" w16cid:durableId="2004166340">
-    <w:abstractNumId w:val="59"/>
   </w:num>
 </w:numbering>
 </file>
@@ -13197,6 +12852,7 @@
   <w:style w:type="character" w:default="1" w:styleId="Policepardfaut">
     <w:name w:val="Default Paragraph Font"/>
     <w:uiPriority w:val="1"/>
+    <w:semiHidden/>
     <w:unhideWhenUsed/>
   </w:style>
   <w:style w:type="table" w:default="1" w:styleId="TableauNormal">

--- a/doc/Rapport.docx
+++ b/doc/Rapport.docx
@@ -1,6 +1,6 @@
 
 <file path=word/document.xml><?xml version="1.0" encoding="utf-8"?>
-<w:document xmlns:wpc="http://schemas.microsoft.com/office/word/2010/wordprocessingCanvas" xmlns:cx="http://schemas.microsoft.com/office/drawing/2014/chartex" xmlns:cx1="http://schemas.microsoft.com/office/drawing/2015/9/8/chartex" xmlns:cx2="http://schemas.microsoft.com/office/drawing/2015/10/21/chartex" xmlns:cx3="http://schemas.microsoft.com/office/drawing/2016/5/9/chartex" xmlns:cx4="http://schemas.microsoft.com/office/drawing/2016/5/10/chartex" xmlns:cx5="http://schemas.microsoft.com/office/drawing/2016/5/11/chartex" xmlns:cx6="http://schemas.microsoft.com/office/drawing/2016/5/12/chartex" xmlns:cx7="http://schemas.microsoft.com/office/drawing/2016/5/13/chartex" xmlns:cx8="http://schemas.microsoft.com/office/drawing/2016/5/14/chartex" xmlns:mc="http://schemas.openxmlformats.org/markup-compatibility/2006" xmlns:aink="http://schemas.microsoft.com/office/drawing/2016/ink" xmlns:am3d="http://schemas.microsoft.com/office/drawing/2017/model3d" xmlns:o="urn:schemas-microsoft-com:office:office" xmlns:oel="http://schemas.microsoft.com/office/2019/extlst" xmlns:r="http://schemas.openxmlformats.org/officeDocument/2006/relationships" xmlns:m="http://schemas.openxmlformats.org/officeDocument/2006/math" xmlns:v="urn:schemas-microsoft-com:vml" xmlns:wp14="http://schemas.microsoft.com/office/word/2010/wordprocessingDrawing" xmlns:wp="http://schemas.openxmlformats.org/drawingml/2006/wordprocessingDrawing" xmlns:w10="urn:schemas-microsoft-com:office:word" xmlns:w="http://schemas.openxmlformats.org/wordprocessingml/2006/main" xmlns:w14="http://schemas.microsoft.com/office/word/2010/wordml" xmlns:w15="http://schemas.microsoft.com/office/word/2012/wordml" xmlns:w16cex="http://schemas.microsoft.com/office/word/2018/wordml/cex" xmlns:w16cid="http://schemas.microsoft.com/office/word/2016/wordml/cid" xmlns:w16="http://schemas.microsoft.com/office/word/2018/wordml" xmlns:w16du="http://schemas.microsoft.com/office/word/2023/wordml/word16du" xmlns:w16sdtdh="http://schemas.microsoft.com/office/word/2020/wordml/sdtdatahash" xmlns:w16sdtfl="http://schemas.microsoft.com/office/word/2024/wordml/sdtformatlock" xmlns:w16se="http://schemas.microsoft.com/office/word/2015/wordml/symex" xmlns:wpg="http://schemas.microsoft.com/office/word/2010/wordprocessingGroup" xmlns:wpi="http://schemas.microsoft.com/office/word/2010/wordprocessingInk" xmlns:wne="http://schemas.microsoft.com/office/word/2006/wordml" xmlns:wps="http://schemas.microsoft.com/office/word/2010/wordprocessingShape" mc:Ignorable="w14 w15 w16se w16cid w16 w16cex w16sdtdh w16sdtfl w16du wp14">
+<w:document xmlns:wpc="http://schemas.microsoft.com/office/word/2010/wordprocessingCanvas" xmlns:cx="http://schemas.microsoft.com/office/drawing/2014/chartex" xmlns:cx1="http://schemas.microsoft.com/office/drawing/2015/9/8/chartex" xmlns:cx2="http://schemas.microsoft.com/office/drawing/2015/10/21/chartex" xmlns:cx3="http://schemas.microsoft.com/office/drawing/2016/5/9/chartex" xmlns:cx4="http://schemas.microsoft.com/office/drawing/2016/5/10/chartex" xmlns:cx5="http://schemas.microsoft.com/office/drawing/2016/5/11/chartex" xmlns:cx6="http://schemas.microsoft.com/office/drawing/2016/5/12/chartex" xmlns:cx7="http://schemas.microsoft.com/office/drawing/2016/5/13/chartex" xmlns:cx8="http://schemas.microsoft.com/office/drawing/2016/5/14/chartex" xmlns:mc="http://schemas.openxmlformats.org/markup-compatibility/2006" xmlns:aink="http://schemas.microsoft.com/office/drawing/2016/ink" xmlns:am3d="http://schemas.microsoft.com/office/drawing/2017/model3d" xmlns:o="urn:schemas-microsoft-com:office:office" xmlns:oel="http://schemas.microsoft.com/office/2019/extlst" xmlns:r="http://schemas.openxmlformats.org/officeDocument/2006/relationships" xmlns:m="http://schemas.openxmlformats.org/officeDocument/2006/math" xmlns:v="urn:schemas-microsoft-com:vml" xmlns:wp14="http://schemas.microsoft.com/office/word/2010/wordprocessingDrawing" xmlns:wp="http://schemas.openxmlformats.org/drawingml/2006/wordprocessingDrawing" xmlns:w10="urn:schemas-microsoft-com:office:word" xmlns:w="http://schemas.openxmlformats.org/wordprocessingml/2006/main" xmlns:w14="http://schemas.microsoft.com/office/word/2010/wordml" xmlns:w15="http://schemas.microsoft.com/office/word/2012/wordml" xmlns:w16cex="http://schemas.microsoft.com/office/word/2018/wordml/cex" xmlns:w16cid="http://schemas.microsoft.com/office/word/2016/wordml/cid" xmlns:w16="http://schemas.microsoft.com/office/word/2018/wordml" xmlns:w16du="http://schemas.microsoft.com/office/word/2023/wordml/word16du" xmlns:w16sdtdh="http://schemas.microsoft.com/office/word/2020/wordml/sdtdatahash" xmlns:w16sdtfl="http://schemas.microsoft.com/office/word/2024/wordml/sdtformatlock" xmlns:w16se="http://schemas.microsoft.com/office/word/2015/wordml/symex" xmlns:wpg="http://schemas.microsoft.com/office/word/2010/wordprocessingGroup" xmlns:wpi="http://schemas.microsoft.com/office/word/2010/wordprocessingInk" xmlns:wne="http://schemas.microsoft.com/office/word/2006/wordml" xmlns:wps="http://schemas.microsoft.com/office/word/2010/wordprocessingShape" xmlns:a="http://schemas.openxmlformats.org/drawingml/2006/main" xmlns:pic="http://schemas.openxmlformats.org/drawingml/2006/picture" xmlns:a14="http://schemas.microsoft.com/office/drawing/2010/main" mc:Ignorable="w14 w15 w16se w16cid w16 w16cex w16sdtdh w16sdtfl w16du wp14">
   <w:body>
     <w:p>
       <w:pPr>
@@ -24,14 +24,14 @@
           <w:sz w:val="20"/>
           <w:szCs w:val="20"/>
         </w:rPr>
-        <w:t xml:space="preserve">Dans le cadre du projet de NSI, nous devions, par groupes de 2 ou 3, « réaliser un jeu vidéo jouable dans un </w:t>
-      </w:r>
-      <w:r>
-        <w:rPr>
-          <w:sz w:val="20"/>
-          <w:szCs w:val="20"/>
-        </w:rPr>
-        <w:t>« </w:t>
+        <w:t>Dans le cadre du projet de NSI, nous devions, par groupes de 2 ou 3, réaliser un jeu vidéo jouable dans un</w:t>
+      </w:r>
+      <w:r>
+        <w:rPr>
+          <w:sz w:val="20"/>
+          <w:szCs w:val="20"/>
+        </w:rPr>
+        <w:t xml:space="preserve"> </w:t>
       </w:r>
       <w:r>
         <w:rPr>
@@ -45,6 +45,116 @@
           <w:sz w:val="20"/>
           <w:szCs w:val="20"/>
         </w:rPr>
+        <w:t xml:space="preserve"> avec une interface HTML/CSS et une implémentation complète des règles du jeu.</w:t>
+      </w:r>
+      <w:r>
+        <w:br/>
+      </w:r>
+      <w:r>
+        <w:rPr>
+          <w:sz w:val="20"/>
+          <w:szCs w:val="20"/>
+        </w:rPr>
+        <w:t>Le document de consignes précise que le projet doit inclure « une interface graphique intégrée à un site web (HTML/CSS) » et « une implémentation complète des règles du jeu choisi » ainsi qu’une « programmation des mécaniques du jeu en JavaScript/PHP ».</w:t>
+      </w:r>
+    </w:p>
+    <w:p>
+      <w:pPr>
+        <w:jc w:val="both"/>
+        <w:rPr>
+          <w:sz w:val="20"/>
+          <w:szCs w:val="20"/>
+        </w:rPr>
+      </w:pPr>
+      <w:r>
+        <w:rPr>
+          <w:sz w:val="20"/>
+          <w:szCs w:val="20"/>
+        </w:rPr>
+        <w:t xml:space="preserve">Avec </w:t>
+      </w:r>
+      <w:r>
+        <w:rPr>
+          <w:sz w:val="20"/>
+          <w:szCs w:val="20"/>
+        </w:rPr>
+        <w:t>n</w:t>
+      </w:r>
+      <w:r>
+        <w:rPr>
+          <w:sz w:val="20"/>
+          <w:szCs w:val="20"/>
+        </w:rPr>
+        <w:t>otre</w:t>
+      </w:r>
+      <w:r>
+        <w:rPr>
+          <w:sz w:val="20"/>
+          <w:szCs w:val="20"/>
+        </w:rPr>
+        <w:t xml:space="preserve"> groupe</w:t>
+      </w:r>
+      <w:r>
+        <w:rPr>
+          <w:sz w:val="20"/>
+          <w:szCs w:val="20"/>
+        </w:rPr>
+        <w:t xml:space="preserve"> : </w:t>
+      </w:r>
+      <w:r>
+        <w:rPr>
+          <w:sz w:val="20"/>
+          <w:szCs w:val="20"/>
+        </w:rPr>
+        <w:t xml:space="preserve">Eugénie, Nouha et </w:t>
+      </w:r>
+      <w:r>
+        <w:rPr>
+          <w:sz w:val="20"/>
+          <w:szCs w:val="20"/>
+        </w:rPr>
+        <w:t>Ambre</w:t>
+      </w:r>
+      <w:r>
+        <w:rPr>
+          <w:sz w:val="20"/>
+          <w:szCs w:val="20"/>
+        </w:rPr>
+        <w:t xml:space="preserve">, nous avons choisi de développer une version simplifiée de </w:t>
+      </w:r>
+      <w:r>
+        <w:rPr>
+          <w:b w:val="0"/>
+          <w:bCs w:val="0"/>
+          <w:sz w:val="20"/>
+          <w:szCs w:val="20"/>
+        </w:rPr>
+        <w:t>Pac</w:t>
+      </w:r>
+      <w:r>
+        <w:noBreakHyphen/>
+      </w:r>
+      <w:r>
+        <w:rPr>
+          <w:b w:val="0"/>
+          <w:bCs w:val="0"/>
+          <w:sz w:val="20"/>
+          <w:szCs w:val="20"/>
+        </w:rPr>
+        <w:t>Man</w:t>
+      </w:r>
+      <w:r>
+        <w:rPr>
+          <w:sz w:val="20"/>
+          <w:szCs w:val="20"/>
+        </w:rPr>
+        <w:t xml:space="preserve"> : un jeu de course dans un labyrinthe avec un ou plusieurs fantômes</w:t>
+      </w:r>
+      <w:r>
+        <w:rPr>
+          <w:sz w:val="20"/>
+          <w:szCs w:val="20"/>
+        </w:rPr>
         <w:t xml:space="preserve"> </w:t>
       </w:r>
       <w:r>
@@ -52,127 +162,16 @@
           <w:sz w:val="20"/>
           <w:szCs w:val="20"/>
         </w:rPr>
-        <w:t>» avec une interface HTML/CSS et une implémentation complète des règles du jeu.</w:t>
-      </w:r>
-      <w:r>
-        <w:rPr>
-          <w:sz w:val="20"/>
-          <w:szCs w:val="20"/>
-        </w:rPr>
+        <w:t>qui poursuivent le joueur.</w:t>
+      </w:r>
+      <w:r>
         <w:br/>
-        <w:t>Le document de consignes précise que le projet doit inclure « une interface graphique intégrée à un site web (HTML/CSS) » et « une implémentation complète des règles du jeu choisi » ainsi qu’une « programmation des mécaniques du jeu en JavaScript/PHP ».</w:t>
-      </w:r>
-    </w:p>
-    <w:p>
-      <w:pPr>
-        <w:jc w:val="both"/>
-        <w:rPr>
-          <w:sz w:val="20"/>
-          <w:szCs w:val="20"/>
-        </w:rPr>
-      </w:pPr>
-      <w:r>
-        <w:rPr>
-          <w:sz w:val="20"/>
-          <w:szCs w:val="20"/>
-        </w:rPr>
-        <w:t xml:space="preserve">Avec </w:t>
-      </w:r>
-      <w:r>
-        <w:rPr>
-          <w:sz w:val="20"/>
-          <w:szCs w:val="20"/>
-        </w:rPr>
-        <w:t>n</w:t>
-      </w:r>
-      <w:r>
-        <w:rPr>
-          <w:sz w:val="20"/>
-          <w:szCs w:val="20"/>
-        </w:rPr>
-        <w:t>otre</w:t>
-      </w:r>
-      <w:r>
-        <w:rPr>
-          <w:sz w:val="20"/>
-          <w:szCs w:val="20"/>
-        </w:rPr>
-        <w:t xml:space="preserve"> groupe</w:t>
-      </w:r>
-      <w:r>
-        <w:rPr>
-          <w:sz w:val="20"/>
-          <w:szCs w:val="20"/>
-        </w:rPr>
-        <w:t xml:space="preserve"> : </w:t>
-      </w:r>
-      <w:r>
-        <w:rPr>
-          <w:sz w:val="20"/>
-          <w:szCs w:val="20"/>
-        </w:rPr>
-        <w:t xml:space="preserve">Eugénie, Nouha et </w:t>
-      </w:r>
-      <w:r>
-        <w:rPr>
-          <w:sz w:val="20"/>
-          <w:szCs w:val="20"/>
-        </w:rPr>
-        <w:t>Ambre</w:t>
-      </w:r>
-      <w:r>
-        <w:rPr>
-          <w:sz w:val="20"/>
-          <w:szCs w:val="20"/>
-        </w:rPr>
-        <w:t xml:space="preserve">, nous avons choisi de développer une version simplifiée de </w:t>
-      </w:r>
-      <w:r>
-        <w:rPr>
-          <w:b/>
-          <w:bCs/>
-          <w:sz w:val="20"/>
-          <w:szCs w:val="20"/>
-        </w:rPr>
-        <w:t>Pac</w:t>
-      </w:r>
-      <w:r>
-        <w:rPr>
-          <w:b/>
-          <w:bCs/>
-          <w:sz w:val="20"/>
-          <w:szCs w:val="20"/>
-        </w:rPr>
-        <w:noBreakHyphen/>
-        <w:t>Man</w:t>
-      </w:r>
-      <w:r>
-        <w:rPr>
-          <w:sz w:val="20"/>
-          <w:szCs w:val="20"/>
-        </w:rPr>
-        <w:t xml:space="preserve"> : un jeu de course dans un labyrinthe avec un ou plusieurs fantômes</w:t>
-      </w:r>
-      <w:r>
-        <w:rPr>
-          <w:sz w:val="20"/>
-          <w:szCs w:val="20"/>
-        </w:rPr>
-        <w:t xml:space="preserve"> </w:t>
-      </w:r>
-      <w:r>
-        <w:rPr>
-          <w:sz w:val="20"/>
-          <w:szCs w:val="20"/>
-        </w:rPr>
-        <w:t>qui poursuivent le joueur.</w:t>
-      </w:r>
-      <w:r>
-        <w:rPr>
-          <w:sz w:val="20"/>
-          <w:szCs w:val="20"/>
-        </w:rPr>
-        <w:br/>
+      </w:r>
+      <w:r>
+        <w:rPr>
+          <w:sz w:val="20"/>
+          <w:szCs w:val="20"/>
+        </w:rPr>
         <w:t>Dans le document de conception, nous avions formulé notre objectif ainsi :</w:t>
       </w:r>
     </w:p>
@@ -223,8 +222,8 @@
       </w:r>
       <w:r>
         <w:rPr>
-          <w:b/>
-          <w:bCs/>
+          <w:b w:val="0"/>
+          <w:bCs w:val="0"/>
           <w:sz w:val="20"/>
           <w:szCs w:val="20"/>
         </w:rPr>
@@ -270,7 +269,21 @@
           <w:sz w:val="20"/>
           <w:szCs w:val="20"/>
         </w:rPr>
-        <w:t>Déplacer Pac-Man pour récupérer le plus de points possible en mangeant les pastilles ; s’il attrape toutes les pastilles, le joueur a gagné. Cependant, il y a un ou plusieurs fantômes qui essayent de rattraper Pac-Man. Si un fantôme touche Pac-Man pendant la partie, elle s’arrête et le joueur a perdu.</w:t>
+        <w:t xml:space="preserve">Déplacer Pac-Man pour récupérer le plus de </w:t>
+      </w:r>
+      <w:r>
+        <w:rPr>
+          <w:sz w:val="20"/>
+          <w:szCs w:val="20"/>
+        </w:rPr>
+        <w:t>points possibles</w:t>
+      </w:r>
+      <w:r>
+        <w:rPr>
+          <w:sz w:val="20"/>
+          <w:szCs w:val="20"/>
+        </w:rPr>
+        <w:t xml:space="preserve"> en mangeant les pastilles ; s’il attrape toutes les pastilles, le joueur a gagné. Cependant, il y a un ou plusieurs fantômes qui essayent de rattraper Pac-Man. Si un fantôme touche Pac-Man pendant la partie, elle s’arrête et le joueur a perdu.</w:t>
       </w:r>
     </w:p>
     <w:p>
@@ -308,29 +321,38 @@
           <w:sz w:val="20"/>
           <w:szCs w:val="20"/>
         </w:rPr>
-        <w:t>c</w:t>
-      </w:r>
-      <w:r>
-        <w:rPr>
-          <w:sz w:val="20"/>
-          <w:szCs w:val="20"/>
-        </w:rPr>
-        <w:t>ontrôler</w:t>
-      </w:r>
-      <w:r>
-        <w:rPr>
-          <w:sz w:val="20"/>
-          <w:szCs w:val="20"/>
-        </w:rPr>
-        <w:t xml:space="preserve"> Pac</w:t>
-      </w:r>
-      <w:r>
-        <w:rPr>
-          <w:sz w:val="20"/>
-          <w:szCs w:val="20"/>
-        </w:rPr>
+        <w:t>Contrôler</w:t>
+      </w:r>
+      <w:r>
+        <w:rPr>
+          <w:sz w:val="20"/>
+          <w:szCs w:val="20"/>
+        </w:rPr>
+        <w:t xml:space="preserve"> </w:t>
+      </w:r>
+      <w:r>
+        <w:rPr>
+          <w:sz w:val="20"/>
+          <w:szCs w:val="20"/>
+        </w:rPr>
+        <w:t>Pac</w:t>
+      </w:r>
+      <w:r>
         <w:noBreakHyphen/>
-        <w:t>Man dans un labyrinthe ;</w:t>
+      </w:r>
+      <w:r>
+        <w:rPr>
+          <w:sz w:val="20"/>
+          <w:szCs w:val="20"/>
+        </w:rPr>
+        <w:t>Man</w:t>
+      </w:r>
+      <w:r>
+        <w:rPr>
+          <w:sz w:val="20"/>
+          <w:szCs w:val="20"/>
+        </w:rPr>
+        <w:t xml:space="preserve"> dans un labyrinthe ;</w:t>
       </w:r>
     </w:p>
     <w:p>
@@ -352,14 +374,14 @@
           <w:sz w:val="20"/>
           <w:szCs w:val="20"/>
         </w:rPr>
-        <w:t>m</w:t>
-      </w:r>
-      <w:r>
-        <w:rPr>
-          <w:sz w:val="20"/>
-          <w:szCs w:val="20"/>
-        </w:rPr>
-        <w:t>anger toutes les pastilles pour gagner ;</w:t>
+        <w:t>Manger</w:t>
+      </w:r>
+      <w:r>
+        <w:rPr>
+          <w:sz w:val="20"/>
+          <w:szCs w:val="20"/>
+        </w:rPr>
+        <w:t xml:space="preserve"> toutes les pastilles pour gagner ;</w:t>
       </w:r>
     </w:p>
     <w:p>
@@ -381,14 +403,7 @@
           <w:sz w:val="20"/>
           <w:szCs w:val="20"/>
         </w:rPr>
-        <w:t>é</w:t>
-      </w:r>
-      <w:r>
-        <w:rPr>
-          <w:sz w:val="20"/>
-          <w:szCs w:val="20"/>
-        </w:rPr>
-        <w:t>viter</w:t>
+        <w:t>Éviter</w:t>
       </w:r>
       <w:r>
         <w:rPr>
@@ -415,14 +430,7 @@
           <w:sz w:val="20"/>
           <w:szCs w:val="20"/>
         </w:rPr>
-        <w:t>a</w:t>
-      </w:r>
-      <w:r>
-        <w:rPr>
-          <w:sz w:val="20"/>
-          <w:szCs w:val="20"/>
-        </w:rPr>
-        <w:t>ccumuler</w:t>
+        <w:t>Accumuler</w:t>
       </w:r>
       <w:r>
         <w:rPr>
@@ -454,7 +462,7 @@
           <w:sz w:val="20"/>
           <w:szCs w:val="20"/>
         </w:rPr>
-        <w:t>Les règles que nous avons effectivement implémentées sont :</w:t>
+        <w:t>Les règles que nous avons implémentées sont :</w:t>
       </w:r>
     </w:p>
     <w:p>
@@ -479,17 +487,19 @@
         <w:t>Pac</w:t>
       </w:r>
       <w:r>
-        <w:rPr>
-          <w:sz w:val="20"/>
-          <w:szCs w:val="20"/>
-        </w:rPr>
         <w:noBreakHyphen/>
+      </w:r>
+      <w:r>
+        <w:rPr>
+          <w:sz w:val="20"/>
+          <w:szCs w:val="20"/>
+        </w:rPr>
         <w:t xml:space="preserve">Man se déplace dans un labyrinthe à l’aide des </w:t>
       </w:r>
       <w:r>
         <w:rPr>
-          <w:b/>
-          <w:bCs/>
+          <w:b w:val="0"/>
+          <w:bCs w:val="0"/>
           <w:sz w:val="20"/>
           <w:szCs w:val="20"/>
         </w:rPr>
@@ -522,19 +532,19 @@
           <w:sz w:val="20"/>
           <w:szCs w:val="20"/>
         </w:rPr>
-        <w:t>c</w:t>
-      </w:r>
-      <w:r>
-        <w:rPr>
-          <w:sz w:val="20"/>
-          <w:szCs w:val="20"/>
-        </w:rPr>
-        <w:t xml:space="preserve">haque pastille mangée augmente le score de </w:t>
-      </w:r>
-      <w:r>
-        <w:rPr>
-          <w:b/>
-          <w:bCs/>
+        <w:t>Chaque</w:t>
+      </w:r>
+      <w:r>
+        <w:rPr>
+          <w:sz w:val="20"/>
+          <w:szCs w:val="20"/>
+        </w:rPr>
+        <w:t xml:space="preserve"> pastille mangée augmente le score de </w:t>
+      </w:r>
+      <w:r>
+        <w:rPr>
+          <w:b w:val="0"/>
+          <w:bCs w:val="0"/>
           <w:sz w:val="20"/>
           <w:szCs w:val="20"/>
         </w:rPr>
@@ -567,19 +577,19 @@
           <w:sz w:val="20"/>
           <w:szCs w:val="20"/>
         </w:rPr>
-        <w:t>s</w:t>
-      </w:r>
-      <w:r>
-        <w:rPr>
-          <w:sz w:val="20"/>
-          <w:szCs w:val="20"/>
-        </w:rPr>
-        <w:t xml:space="preserve">i toutes les pastilles de la carte sont mangées, la partie est </w:t>
-      </w:r>
-      <w:r>
-        <w:rPr>
-          <w:b/>
-          <w:bCs/>
+        <w:t>Si</w:t>
+      </w:r>
+      <w:r>
+        <w:rPr>
+          <w:sz w:val="20"/>
+          <w:szCs w:val="20"/>
+        </w:rPr>
+        <w:t xml:space="preserve"> toutes les pastilles de la carte sont mangées, la partie est </w:t>
+      </w:r>
+      <w:r>
+        <w:rPr>
+          <w:b w:val="0"/>
+          <w:bCs w:val="0"/>
           <w:sz w:val="20"/>
           <w:szCs w:val="20"/>
         </w:rPr>
@@ -610,27 +620,29 @@
           <w:sz w:val="20"/>
           <w:szCs w:val="20"/>
         </w:rPr>
-        <w:t>s</w:t>
-      </w:r>
-      <w:r>
-        <w:rPr>
-          <w:sz w:val="20"/>
-          <w:szCs w:val="20"/>
-        </w:rPr>
-        <w:t>i un fantôme atteint la même case que Pac</w:t>
-      </w:r>
-      <w:r>
-        <w:rPr>
-          <w:sz w:val="20"/>
-          <w:szCs w:val="20"/>
-        </w:rPr>
+        <w:t>Si</w:t>
+      </w:r>
+      <w:r>
+        <w:rPr>
+          <w:sz w:val="20"/>
+          <w:szCs w:val="20"/>
+        </w:rPr>
+        <w:t xml:space="preserve"> un fantôme atteint la même case que Pac</w:t>
+      </w:r>
+      <w:r>
         <w:noBreakHyphen/>
+      </w:r>
+      <w:r>
+        <w:rPr>
+          <w:sz w:val="20"/>
+          <w:szCs w:val="20"/>
+        </w:rPr>
         <w:t xml:space="preserve">Man, la partie est </w:t>
       </w:r>
       <w:r>
         <w:rPr>
-          <w:b/>
-          <w:bCs/>
+          <w:b w:val="0"/>
+          <w:bCs w:val="0"/>
           <w:sz w:val="20"/>
           <w:szCs w:val="20"/>
         </w:rPr>
@@ -703,12 +715,19 @@
           <w:sz w:val="20"/>
           <w:szCs w:val="20"/>
         </w:rPr>
-        <w:t xml:space="preserve">créant une page </w:t>
-      </w:r>
-      <w:r>
-        <w:rPr>
-          <w:b/>
-          <w:bCs/>
+        <w:t>Créant</w:t>
+      </w:r>
+      <w:r>
+        <w:rPr>
+          <w:sz w:val="20"/>
+          <w:szCs w:val="20"/>
+        </w:rPr>
+        <w:t xml:space="preserve"> une page </w:t>
+      </w:r>
+      <w:r>
+        <w:rPr>
+          <w:b w:val="0"/>
+          <w:bCs w:val="0"/>
           <w:sz w:val="20"/>
           <w:szCs w:val="20"/>
         </w:rPr>
@@ -721,7 +740,6 @@
         </w:rPr>
         <w:t xml:space="preserve"> avec une zone de jeu (</w:t>
       </w:r>
-      <w:proofErr w:type="spellStart"/>
       <w:r>
         <w:rPr>
           <w:sz w:val="20"/>
@@ -729,7 +747,6 @@
         </w:rPr>
         <w:t>canvas</w:t>
       </w:r>
-      <w:proofErr w:type="spellEnd"/>
       <w:r>
         <w:rPr>
           <w:sz w:val="20"/>
@@ -756,12 +773,19 @@
           <w:sz w:val="20"/>
           <w:szCs w:val="20"/>
         </w:rPr>
-        <w:t xml:space="preserve">utilisant une feuille de style </w:t>
-      </w:r>
-      <w:r>
-        <w:rPr>
-          <w:b/>
-          <w:bCs/>
+        <w:t>Utilisant</w:t>
+      </w:r>
+      <w:r>
+        <w:rPr>
+          <w:sz w:val="20"/>
+          <w:szCs w:val="20"/>
+        </w:rPr>
+        <w:t xml:space="preserve"> une feuille de style </w:t>
+      </w:r>
+      <w:r>
+        <w:rPr>
+          <w:b w:val="0"/>
+          <w:bCs w:val="0"/>
           <w:sz w:val="20"/>
           <w:szCs w:val="20"/>
         </w:rPr>
@@ -793,12 +817,19 @@
           <w:sz w:val="20"/>
           <w:szCs w:val="20"/>
         </w:rPr>
-        <w:t xml:space="preserve">programmant toute la logique du jeu en </w:t>
-      </w:r>
-      <w:r>
-        <w:rPr>
-          <w:b/>
-          <w:bCs/>
+        <w:t>Programmant</w:t>
+      </w:r>
+      <w:r>
+        <w:rPr>
+          <w:sz w:val="20"/>
+          <w:szCs w:val="20"/>
+        </w:rPr>
+        <w:t xml:space="preserve"> toute la logique du jeu en </w:t>
+      </w:r>
+      <w:r>
+        <w:rPr>
+          <w:b w:val="0"/>
+          <w:bCs w:val="0"/>
           <w:sz w:val="20"/>
           <w:szCs w:val="20"/>
         </w:rPr>
@@ -818,7 +849,6 @@
         <w:jc w:val="both"/>
       </w:pPr>
       <w:r>
-        <w:lastRenderedPageBreak/>
         <w:t>Cahier technique</w:t>
       </w:r>
     </w:p>
@@ -863,10 +893,11 @@
       </w:pPr>
       <w:r>
         <w:rPr>
-          <w:b/>
-          <w:bCs/>
-          <w:sz w:val="20"/>
-          <w:szCs w:val="20"/>
+          <w:b w:val="0"/>
+          <w:bCs w:val="0"/>
+          <w:sz w:val="20"/>
+          <w:szCs w:val="20"/>
+          <w:u w:val="single"/>
         </w:rPr>
         <w:t>index.html</w:t>
       </w:r>
@@ -877,7 +908,6 @@
         </w:rPr>
         <w:t xml:space="preserve"> : page principale du jeu, contenant le </w:t>
       </w:r>
-      <w:proofErr w:type="spellStart"/>
       <w:r>
         <w:rPr>
           <w:sz w:val="20"/>
@@ -885,7 +915,6 @@
         </w:rPr>
         <w:t>canvas</w:t>
       </w:r>
-      <w:proofErr w:type="spellEnd"/>
       <w:r>
         <w:rPr>
           <w:sz w:val="20"/>
@@ -924,10 +953,11 @@
       </w:pPr>
       <w:r>
         <w:rPr>
-          <w:b/>
-          <w:bCs/>
-          <w:sz w:val="20"/>
-          <w:szCs w:val="20"/>
+          <w:b w:val="0"/>
+          <w:bCs w:val="0"/>
+          <w:sz w:val="20"/>
+          <w:szCs w:val="20"/>
+          <w:u w:val="single"/>
         </w:rPr>
         <w:t>style.css</w:t>
       </w:r>
@@ -938,7 +968,6 @@
         </w:rPr>
         <w:t xml:space="preserve"> : mise en forme de la page, du </w:t>
       </w:r>
-      <w:proofErr w:type="spellStart"/>
       <w:r>
         <w:rPr>
           <w:sz w:val="20"/>
@@ -946,7 +975,6 @@
         </w:rPr>
         <w:t>canvas</w:t>
       </w:r>
-      <w:proofErr w:type="spellEnd"/>
       <w:r>
         <w:rPr>
           <w:sz w:val="20"/>
@@ -971,26 +999,39 @@
       </w:pPr>
       <w:r>
         <w:rPr>
-          <w:b/>
-          <w:bCs/>
-          <w:sz w:val="20"/>
-          <w:szCs w:val="20"/>
+          <w:b w:val="0"/>
+          <w:bCs w:val="0"/>
+          <w:sz w:val="20"/>
+          <w:szCs w:val="20"/>
+          <w:u w:val="single"/>
         </w:rPr>
         <w:t>pacman.js</w:t>
       </w:r>
       <w:r>
         <w:rPr>
-          <w:sz w:val="20"/>
-          <w:szCs w:val="20"/>
-        </w:rPr>
-        <w:t xml:space="preserve"> : code JavaScript qui gère la carte, les déplacements de Pac</w:t>
-      </w:r>
-      <w:r>
-        <w:rPr>
-          <w:sz w:val="20"/>
-          <w:szCs w:val="20"/>
-        </w:rPr>
+          <w:b w:val="0"/>
+          <w:bCs w:val="0"/>
+          <w:sz w:val="20"/>
+          <w:szCs w:val="20"/>
+          <w:u w:val="single"/>
+        </w:rPr>
+        <w:t xml:space="preserve"> </w:t>
+      </w:r>
+      <w:r>
+        <w:rPr>
+          <w:sz w:val="20"/>
+          <w:szCs w:val="20"/>
+        </w:rPr>
+        <w:t>: code JavaScript qui gère la carte, les déplacements de Pac</w:t>
+      </w:r>
+      <w:r>
         <w:noBreakHyphen/>
+      </w:r>
+      <w:r>
+        <w:rPr>
+          <w:sz w:val="20"/>
+          <w:szCs w:val="20"/>
+        </w:rPr>
         <w:t>Man, l’IA des fantômes, le score, la détection de victoire/défaite, l’adaptation à la taille de la fenêtre, etc</w:t>
       </w:r>
       <w:r>
@@ -1017,19 +1058,30 @@
       </w:pPr>
       <w:r>
         <w:rPr>
-          <w:b/>
-          <w:bCs/>
-          <w:sz w:val="20"/>
-          <w:szCs w:val="20"/>
+          <w:b w:val="0"/>
+          <w:bCs w:val="0"/>
+          <w:sz w:val="20"/>
+          <w:szCs w:val="20"/>
+          <w:u w:val="single"/>
         </w:rPr>
         <w:t>images</w:t>
       </w:r>
       <w:r>
         <w:rPr>
-          <w:sz w:val="20"/>
-          <w:szCs w:val="20"/>
-        </w:rPr>
-        <w:t xml:space="preserve"> : </w:t>
+          <w:b w:val="0"/>
+          <w:bCs w:val="0"/>
+          <w:sz w:val="20"/>
+          <w:szCs w:val="20"/>
+          <w:u w:val="single"/>
+        </w:rPr>
+        <w:t> </w:t>
+      </w:r>
+      <w:r>
+        <w:rPr>
+          <w:sz w:val="20"/>
+          <w:szCs w:val="20"/>
+        </w:rPr>
+        <w:t xml:space="preserve">: </w:t>
       </w:r>
       <w:r>
         <w:rPr>
@@ -1038,7 +1090,6 @@
         </w:rPr>
         <w:t xml:space="preserve">les </w:t>
       </w:r>
-      <w:proofErr w:type="spellStart"/>
       <w:r>
         <w:rPr>
           <w:sz w:val="20"/>
@@ -1046,7 +1097,6 @@
         </w:rPr>
         <w:t>sprites</w:t>
       </w:r>
-      <w:proofErr w:type="spellEnd"/>
       <w:r>
         <w:rPr>
           <w:sz w:val="20"/>
@@ -1113,19 +1163,34 @@
       </w:pPr>
       <w:r>
         <w:rPr>
-          <w:b/>
-          <w:bCs/>
-          <w:sz w:val="20"/>
-          <w:szCs w:val="20"/>
+          <w:b w:val="0"/>
+          <w:bCs w:val="0"/>
+          <w:i w:val="0"/>
+          <w:iCs w:val="0"/>
+          <w:sz w:val="20"/>
+          <w:szCs w:val="20"/>
+          <w:u w:val="single"/>
         </w:rPr>
         <w:t>pacman.mp3</w:t>
       </w:r>
       <w:r>
         <w:rPr>
-          <w:sz w:val="20"/>
-          <w:szCs w:val="20"/>
-        </w:rPr>
-        <w:t xml:space="preserve"> : musique de fond du jeu</w:t>
+          <w:b w:val="0"/>
+          <w:bCs w:val="0"/>
+          <w:i w:val="0"/>
+          <w:iCs w:val="0"/>
+          <w:sz w:val="20"/>
+          <w:szCs w:val="20"/>
+          <w:u w:val="single"/>
+        </w:rPr>
+        <w:t xml:space="preserve"> </w:t>
+      </w:r>
+      <w:r>
+        <w:rPr>
+          <w:sz w:val="20"/>
+          <w:szCs w:val="20"/>
+        </w:rPr>
+        <w:t>: musique de fond du jeu</w:t>
       </w:r>
     </w:p>
     <w:p>
@@ -1143,10 +1208,11 @@
       </w:pPr>
       <w:r>
         <w:rPr>
-          <w:b/>
-          <w:bCs/>
-          <w:sz w:val="20"/>
-          <w:szCs w:val="20"/>
+          <w:b w:val="0"/>
+          <w:bCs w:val="0"/>
+          <w:sz w:val="20"/>
+          <w:szCs w:val="20"/>
+          <w:u w:val="single"/>
         </w:rPr>
         <w:t>README.md</w:t>
       </w:r>
@@ -1203,7 +1269,14 @@
           <w:sz w:val="20"/>
           <w:szCs w:val="20"/>
         </w:rPr>
-        <w:t xml:space="preserve">les valeurs </w:t>
+        <w:t>Les</w:t>
+      </w:r>
+      <w:r>
+        <w:rPr>
+          <w:sz w:val="20"/>
+          <w:szCs w:val="20"/>
+        </w:rPr>
+        <w:t xml:space="preserve"> valeurs </w:t>
       </w:r>
       <w:r>
         <w:rPr>
@@ -1461,7 +1534,14 @@
           <w:sz w:val="20"/>
           <w:szCs w:val="20"/>
         </w:rPr>
-        <w:t>une ligne de la carte correspond à une cellule du tableau (soit une chaîne de 17 caractères)</w:t>
+        <w:t>Une</w:t>
+      </w:r>
+      <w:r>
+        <w:rPr>
+          <w:sz w:val="20"/>
+          <w:szCs w:val="20"/>
+        </w:rPr>
+        <w:t xml:space="preserve"> ligne de la carte correspond à une cellule du tableau (soit une chaîne de 17 caractères)</w:t>
       </w:r>
     </w:p>
     <w:p>
@@ -1501,6 +1581,12 @@
           <w:szCs w:val="20"/>
         </w:rPr>
         <w:noBreakHyphen/>
+      </w:r>
+      <w:r>
+        <w:rPr>
+          <w:sz w:val="20"/>
+          <w:szCs w:val="20"/>
+        </w:rPr>
         <w:t>Man et des fantômes.</w:t>
       </w:r>
     </w:p>
@@ -1578,7 +1664,14 @@
           <w:sz w:val="20"/>
           <w:szCs w:val="20"/>
         </w:rPr>
-        <w:t>un rectangle bleu si c’est un mur (X)</w:t>
+        <w:t>Un</w:t>
+      </w:r>
+      <w:r>
+        <w:rPr>
+          <w:sz w:val="20"/>
+          <w:szCs w:val="20"/>
+        </w:rPr>
+        <w:t xml:space="preserve"> rectangle bleu si c’est un mur (X)</w:t>
       </w:r>
     </w:p>
     <w:p>
@@ -1600,7 +1693,14 @@
           <w:sz w:val="20"/>
           <w:szCs w:val="20"/>
         </w:rPr>
-        <w:t>un fond noir sinon</w:t>
+        <w:t>Un</w:t>
+      </w:r>
+      <w:r>
+        <w:rPr>
+          <w:sz w:val="20"/>
+          <w:szCs w:val="20"/>
+        </w:rPr>
+        <w:t xml:space="preserve"> fond noir sinon</w:t>
       </w:r>
     </w:p>
     <w:p>
@@ -1620,7 +1720,14 @@
           <w:sz w:val="20"/>
           <w:szCs w:val="20"/>
         </w:rPr>
-        <w:t>une pastille jaune si la case contient O</w:t>
+        <w:t>Une</w:t>
+      </w:r>
+      <w:r>
+        <w:rPr>
+          <w:sz w:val="20"/>
+          <w:szCs w:val="20"/>
+        </w:rPr>
+        <w:t xml:space="preserve"> pastille jaune si la case contient O</w:t>
       </w:r>
     </w:p>
     <w:p>
@@ -1760,11 +1867,12 @@
         <w:jc w:val="both"/>
       </w:pPr>
       <w:r>
-        <w:lastRenderedPageBreak/>
         <w:t>Déplacements de Pac</w:t>
       </w:r>
       <w:r>
         <w:noBreakHyphen/>
+      </w:r>
+      <w:r>
         <w:t>Man</w:t>
       </w:r>
     </w:p>
@@ -1789,6 +1897,12 @@
           <w:szCs w:val="20"/>
         </w:rPr>
         <w:noBreakHyphen/>
+      </w:r>
+      <w:r>
+        <w:rPr>
+          <w:sz w:val="20"/>
+          <w:szCs w:val="20"/>
+        </w:rPr>
         <w:t>Man sont gérés par les événements clavier</w:t>
       </w:r>
       <w:r>
@@ -1825,6 +1939,12 @@
           <w:szCs w:val="20"/>
         </w:rPr>
         <w:noBreakHyphen/>
+      </w:r>
+      <w:r>
+        <w:rPr>
+          <w:sz w:val="20"/>
+          <w:szCs w:val="20"/>
+        </w:rPr>
         <w:t xml:space="preserve">Man avance. Si la case contient une pastille (O), le code ajoute 10 points au score </w:t>
       </w:r>
       <w:r>
@@ -2185,7 +2305,14 @@
           <w:sz w:val="20"/>
           <w:szCs w:val="20"/>
         </w:rPr>
-        <w:t>utilise une file (BFS) pour explorer les cases voisines</w:t>
+        <w:t>Utilise</w:t>
+      </w:r>
+      <w:r>
+        <w:rPr>
+          <w:sz w:val="20"/>
+          <w:szCs w:val="20"/>
+        </w:rPr>
+        <w:t xml:space="preserve"> une file (BFS) pour explorer les cases voisines</w:t>
       </w:r>
     </w:p>
     <w:p>
@@ -2207,7 +2334,14 @@
           <w:sz w:val="20"/>
           <w:szCs w:val="20"/>
         </w:rPr>
-        <w:t>évite les murs (X) et les cases déjà visitées</w:t>
+        <w:t>Évite</w:t>
+      </w:r>
+      <w:r>
+        <w:rPr>
+          <w:sz w:val="20"/>
+          <w:szCs w:val="20"/>
+        </w:rPr>
+        <w:t xml:space="preserve"> les murs (X) et les cases déjà visitées</w:t>
       </w:r>
     </w:p>
     <w:p>
@@ -2228,15 +2362,38 @@
           <w:sz w:val="20"/>
           <w:szCs w:val="20"/>
         </w:rPr>
-        <w:t>reconstruit le chemin le plus court jusqu’à Pac</w:t>
-      </w:r>
-      <w:r>
-        <w:rPr>
-          <w:sz w:val="20"/>
-          <w:szCs w:val="20"/>
-        </w:rPr>
+        <w:t>Reconstruit</w:t>
+      </w:r>
+      <w:r>
+        <w:rPr>
+          <w:sz w:val="20"/>
+          <w:szCs w:val="20"/>
+        </w:rPr>
+        <w:t xml:space="preserve"> le chemin le plus court jusqu’à </w:t>
+      </w:r>
+      <w:r>
+        <w:rPr>
+          <w:sz w:val="20"/>
+          <w:szCs w:val="20"/>
+        </w:rPr>
+        <w:t>Pac</w:t>
+      </w:r>
+      <w:r>
         <w:noBreakHyphen/>
-        <w:t>Man si une solution existe.</w:t>
+      </w:r>
+      <w:r>
+        <w:rPr>
+          <w:sz w:val="20"/>
+          <w:szCs w:val="20"/>
+        </w:rPr>
+        <w:t>Man</w:t>
+      </w:r>
+      <w:r>
+        <w:rPr>
+          <w:sz w:val="20"/>
+          <w:szCs w:val="20"/>
+        </w:rPr>
+        <w:t xml:space="preserve"> si une solution existe.</w:t>
       </w:r>
     </w:p>
     <w:p>
@@ -2328,6 +2485,12 @@
           <w:szCs w:val="20"/>
         </w:rPr>
         <w:noBreakHyphen/>
+      </w:r>
+      <w:r>
+        <w:rPr>
+          <w:sz w:val="20"/>
+          <w:szCs w:val="20"/>
+        </w:rPr>
         <w:t>Man.</w:t>
       </w:r>
     </w:p>
@@ -2407,7 +2570,14 @@
           <w:sz w:val="20"/>
           <w:szCs w:val="20"/>
         </w:rPr>
-        <w:t>toutes les pastilles ont été mangées (victoire) ;</w:t>
+        <w:t>Toutes</w:t>
+      </w:r>
+      <w:r>
+        <w:rPr>
+          <w:sz w:val="20"/>
+          <w:szCs w:val="20"/>
+        </w:rPr>
+        <w:t xml:space="preserve"> les pastilles ont été mangées (victoire) ;</w:t>
       </w:r>
     </w:p>
     <w:p>
@@ -2428,15 +2598,38 @@
           <w:sz w:val="20"/>
           <w:szCs w:val="20"/>
         </w:rPr>
-        <w:t>un fantôme atteint Pac</w:t>
-      </w:r>
-      <w:r>
-        <w:rPr>
-          <w:sz w:val="20"/>
-          <w:szCs w:val="20"/>
-        </w:rPr>
+        <w:t>Un</w:t>
+      </w:r>
+      <w:r>
+        <w:rPr>
+          <w:sz w:val="20"/>
+          <w:szCs w:val="20"/>
+        </w:rPr>
+        <w:t xml:space="preserve"> fantôme atteint </w:t>
+      </w:r>
+      <w:r>
+        <w:rPr>
+          <w:sz w:val="20"/>
+          <w:szCs w:val="20"/>
+        </w:rPr>
+        <w:t>Pac</w:t>
+      </w:r>
+      <w:r>
         <w:noBreakHyphen/>
-        <w:t>Man (défaite).</w:t>
+      </w:r>
+      <w:r>
+        <w:rPr>
+          <w:sz w:val="20"/>
+          <w:szCs w:val="20"/>
+        </w:rPr>
+        <w:t>Man</w:t>
+      </w:r>
+      <w:r>
+        <w:rPr>
+          <w:sz w:val="20"/>
+          <w:szCs w:val="20"/>
+        </w:rPr>
+        <w:t xml:space="preserve"> (défaite).</w:t>
       </w:r>
     </w:p>
     <w:p>
@@ -2590,7 +2783,6 @@
           <w:sz w:val="20"/>
           <w:szCs w:val="20"/>
         </w:rPr>
-        <w:lastRenderedPageBreak/>
         <w:t xml:space="preserve">« Eugénie devait faire le style de la carte. L’algorithme BFS devait servir pour l’IA du fantôme, qui calculerait le chemin le plus court menant au joueur à chaque déplacement. Elle se chargeait aussi de faire </w:t>
       </w:r>
       <w:r>
@@ -2678,8 +2870,8 @@
       </w:r>
       <w:r>
         <w:rPr>
-          <w:b/>
-          <w:bCs/>
+          <w:b w:val="0"/>
+          <w:bCs w:val="0"/>
           <w:sz w:val="20"/>
           <w:szCs w:val="20"/>
         </w:rPr>
@@ -2687,15 +2879,24 @@
       </w:r>
       <w:r>
         <w:rPr>
-          <w:sz w:val="20"/>
-          <w:szCs w:val="20"/>
-        </w:rPr>
-        <w:t xml:space="preserve"> pour partager le code et </w:t>
-      </w:r>
-      <w:r>
-        <w:rPr>
-          <w:b/>
-          <w:bCs/>
+          <w:b w:val="0"/>
+          <w:bCs w:val="0"/>
+          <w:sz w:val="20"/>
+          <w:szCs w:val="20"/>
+        </w:rPr>
+        <w:t xml:space="preserve"> </w:t>
+      </w:r>
+      <w:r>
+        <w:rPr>
+          <w:sz w:val="20"/>
+          <w:szCs w:val="20"/>
+        </w:rPr>
+        <w:t xml:space="preserve">pour partager le code et </w:t>
+      </w:r>
+      <w:r>
+        <w:rPr>
+          <w:b w:val="0"/>
+          <w:bCs w:val="0"/>
           <w:sz w:val="20"/>
           <w:szCs w:val="20"/>
         </w:rPr>
@@ -2809,7 +3010,7 @@
         </w:rPr>
         <w:t xml:space="preserve"> </w:t>
       </w:r>
-      <w:hyperlink r:id="rId8" w:history="1">
+      <w:hyperlink w:history="1" r:id="rId8">
         <w:r>
           <w:rPr>
             <w:rStyle w:val="Lienhypertexte"/>
@@ -2887,6 +3088,12 @@
           <w:szCs w:val="20"/>
         </w:rPr>
         <w:br/>
+      </w:r>
+      <w:r>
+        <w:rPr>
+          <w:sz w:val="20"/>
+          <w:szCs w:val="20"/>
+        </w:rPr>
         <w:t>Nous avons ajusté les fonctions pour qu’elles utilisent les mêmes paramètres (par exemple les coordonnées de Pac</w:t>
       </w:r>
       <w:r>
@@ -2895,6 +3102,12 @@
           <w:szCs w:val="20"/>
         </w:rPr>
         <w:noBreakHyphen/>
+      </w:r>
+      <w:r>
+        <w:rPr>
+          <w:sz w:val="20"/>
+          <w:szCs w:val="20"/>
+        </w:rPr>
         <w:t>Man et des fantômes, la carte, etc.).</w:t>
       </w:r>
     </w:p>
@@ -2975,8 +3188,8 @@
       </w:r>
       <w:r>
         <w:rPr>
-          <w:b/>
-          <w:bCs/>
+          <w:b w:val="0"/>
+          <w:bCs w:val="0"/>
           <w:sz w:val="20"/>
           <w:szCs w:val="20"/>
         </w:rPr>
@@ -3072,6 +3285,12 @@
           <w:szCs w:val="20"/>
         </w:rPr>
         <w:noBreakHyphen/>
+      </w:r>
+      <w:r>
+        <w:rPr>
+          <w:sz w:val="20"/>
+          <w:szCs w:val="20"/>
+        </w:rPr>
         <w:t>Man peut se déplacer, manger des pastilles, le score augmente, les fantômes le poursuivent en utilisant BFS, et la partie se termine par une victoire ou une défaite selon la situation.</w:t>
       </w:r>
     </w:p>
@@ -3124,7 +3343,7 @@
           <w:sz w:val="20"/>
           <w:szCs w:val="20"/>
         </w:rPr>
-        <w:t>ajouter</w:t>
+        <w:t>Ajouter</w:t>
       </w:r>
       <w:r>
         <w:rPr>
@@ -3153,7 +3372,14 @@
           <w:sz w:val="20"/>
           <w:szCs w:val="20"/>
         </w:rPr>
-        <w:t>ajuster la vitesse des fantômes pour varier la difficulté ;</w:t>
+        <w:t>Ajuster</w:t>
+      </w:r>
+      <w:r>
+        <w:rPr>
+          <w:sz w:val="20"/>
+          <w:szCs w:val="20"/>
+        </w:rPr>
+        <w:t xml:space="preserve"> la vitesse des fantômes pour varier la difficulté ;</w:t>
       </w:r>
     </w:p>
     <w:p>
@@ -3175,13 +3401,20 @@
           <w:sz w:val="20"/>
           <w:szCs w:val="20"/>
         </w:rPr>
-        <w:t>améliorer encore le design (couleurs, animations) dans le fichier CSS.</w:t>
+        <w:t>Améliorer</w:t>
+      </w:r>
+      <w:r>
+        <w:rPr>
+          <w:sz w:val="20"/>
+          <w:szCs w:val="20"/>
+        </w:rPr>
+        <w:t xml:space="preserve"> encore le design (couleurs, animations) dans le fichier CSS.</w:t>
       </w:r>
     </w:p>
     <w:sectPr>
       <w:headerReference w:type="default" r:id="rId9"/>
       <w:footerReference w:type="default" r:id="rId10"/>
-      <w:pgSz w:w="11906" w:h="16838"/>
+      <w:pgSz w:w="11906" w:h="16838" w:orient="portrait"/>
       <w:pgMar w:top="993" w:right="1417" w:bottom="993" w:left="1417" w:header="284" w:footer="0" w:gutter="0"/>
       <w:cols w:space="708"/>
       <w:docGrid w:linePitch="360"/>
@@ -3392,6 +3625,12 @@
         <w:bCs/>
       </w:rPr>
       <w:noBreakHyphen/>
+    </w:r>
+    <w:r>
+      <w:rPr>
+        <w:b/>
+        <w:bCs/>
+      </w:rPr>
       <w:t>Man</w:t>
     </w:r>
   </w:p>
@@ -3417,7 +3656,7 @@
         <w:ind w:left="720" w:hanging="360"/>
       </w:pPr>
       <w:rPr>
-        <w:rFonts w:ascii="Aptos" w:eastAsiaTheme="minorHAnsi" w:hAnsi="Aptos" w:cstheme="minorBidi" w:hint="default"/>
+        <w:rFonts w:hint="default" w:ascii="Aptos" w:hAnsi="Aptos" w:eastAsiaTheme="minorHAnsi" w:cstheme="minorBidi"/>
       </w:rPr>
     </w:lvl>
     <w:lvl w:ilvl="1" w:tplc="040C0003" w:tentative="1">
@@ -3429,7 +3668,7 @@
         <w:ind w:left="1440" w:hanging="360"/>
       </w:pPr>
       <w:rPr>
-        <w:rFonts w:ascii="Courier New" w:hAnsi="Courier New" w:cs="Courier New" w:hint="default"/>
+        <w:rFonts w:hint="default" w:ascii="Courier New" w:hAnsi="Courier New" w:cs="Courier New"/>
       </w:rPr>
     </w:lvl>
     <w:lvl w:ilvl="2" w:tplc="040C0005" w:tentative="1">
@@ -3441,7 +3680,7 @@
         <w:ind w:left="2160" w:hanging="360"/>
       </w:pPr>
       <w:rPr>
-        <w:rFonts w:ascii="Wingdings" w:hAnsi="Wingdings" w:hint="default"/>
+        <w:rFonts w:hint="default" w:ascii="Wingdings" w:hAnsi="Wingdings"/>
       </w:rPr>
     </w:lvl>
     <w:lvl w:ilvl="3" w:tplc="040C0001" w:tentative="1">
@@ -3453,7 +3692,7 @@
         <w:ind w:left="2880" w:hanging="360"/>
       </w:pPr>
       <w:rPr>
-        <w:rFonts w:ascii="Symbol" w:hAnsi="Symbol" w:hint="default"/>
+        <w:rFonts w:hint="default" w:ascii="Symbol" w:hAnsi="Symbol"/>
       </w:rPr>
     </w:lvl>
     <w:lvl w:ilvl="4" w:tplc="040C0003" w:tentative="1">
@@ -3465,7 +3704,7 @@
         <w:ind w:left="3600" w:hanging="360"/>
       </w:pPr>
       <w:rPr>
-        <w:rFonts w:ascii="Courier New" w:hAnsi="Courier New" w:cs="Courier New" w:hint="default"/>
+        <w:rFonts w:hint="default" w:ascii="Courier New" w:hAnsi="Courier New" w:cs="Courier New"/>
       </w:rPr>
     </w:lvl>
     <w:lvl w:ilvl="5" w:tplc="040C0005" w:tentative="1">
@@ -3477,7 +3716,7 @@
         <w:ind w:left="4320" w:hanging="360"/>
       </w:pPr>
       <w:rPr>
-        <w:rFonts w:ascii="Wingdings" w:hAnsi="Wingdings" w:hint="default"/>
+        <w:rFonts w:hint="default" w:ascii="Wingdings" w:hAnsi="Wingdings"/>
       </w:rPr>
     </w:lvl>
     <w:lvl w:ilvl="6" w:tplc="040C0001" w:tentative="1">
@@ -3489,7 +3728,7 @@
         <w:ind w:left="5040" w:hanging="360"/>
       </w:pPr>
       <w:rPr>
-        <w:rFonts w:ascii="Symbol" w:hAnsi="Symbol" w:hint="default"/>
+        <w:rFonts w:hint="default" w:ascii="Symbol" w:hAnsi="Symbol"/>
       </w:rPr>
     </w:lvl>
     <w:lvl w:ilvl="7" w:tplc="040C0003" w:tentative="1">
@@ -3501,7 +3740,7 @@
         <w:ind w:left="5760" w:hanging="360"/>
       </w:pPr>
       <w:rPr>
-        <w:rFonts w:ascii="Courier New" w:hAnsi="Courier New" w:cs="Courier New" w:hint="default"/>
+        <w:rFonts w:hint="default" w:ascii="Courier New" w:hAnsi="Courier New" w:cs="Courier New"/>
       </w:rPr>
     </w:lvl>
     <w:lvl w:ilvl="8" w:tplc="040C0005" w:tentative="1">
@@ -3513,7 +3752,7 @@
         <w:ind w:left="6480" w:hanging="360"/>
       </w:pPr>
       <w:rPr>
-        <w:rFonts w:ascii="Wingdings" w:hAnsi="Wingdings" w:hint="default"/>
+        <w:rFonts w:hint="default" w:ascii="Wingdings" w:hAnsi="Wingdings"/>
       </w:rPr>
     </w:lvl>
   </w:abstractNum>
@@ -3533,7 +3772,7 @@
         <w:ind w:left="720" w:hanging="360"/>
       </w:pPr>
       <w:rPr>
-        <w:rFonts w:ascii="Symbol" w:hAnsi="Symbol" w:hint="default"/>
+        <w:rFonts w:hint="default" w:ascii="Symbol" w:hAnsi="Symbol"/>
         <w:sz w:val="20"/>
       </w:rPr>
     </w:lvl>
@@ -3549,7 +3788,7 @@
         <w:ind w:left="1440" w:hanging="360"/>
       </w:pPr>
       <w:rPr>
-        <w:rFonts w:ascii="Courier New" w:hAnsi="Courier New" w:hint="default"/>
+        <w:rFonts w:hint="default" w:ascii="Courier New" w:hAnsi="Courier New"/>
         <w:sz w:val="20"/>
       </w:rPr>
     </w:lvl>
@@ -3565,7 +3804,7 @@
         <w:ind w:left="2160" w:hanging="360"/>
       </w:pPr>
       <w:rPr>
-        <w:rFonts w:ascii="Wingdings" w:hAnsi="Wingdings" w:hint="default"/>
+        <w:rFonts w:hint="default" w:ascii="Wingdings" w:hAnsi="Wingdings"/>
         <w:sz w:val="20"/>
       </w:rPr>
     </w:lvl>
@@ -3581,7 +3820,7 @@
         <w:ind w:left="2880" w:hanging="360"/>
       </w:pPr>
       <w:rPr>
-        <w:rFonts w:ascii="Wingdings" w:hAnsi="Wingdings" w:hint="default"/>
+        <w:rFonts w:hint="default" w:ascii="Wingdings" w:hAnsi="Wingdings"/>
         <w:sz w:val="20"/>
       </w:rPr>
     </w:lvl>
@@ -3597,7 +3836,7 @@
         <w:ind w:left="3600" w:hanging="360"/>
       </w:pPr>
       <w:rPr>
-        <w:rFonts w:ascii="Wingdings" w:hAnsi="Wingdings" w:hint="default"/>
+        <w:rFonts w:hint="default" w:ascii="Wingdings" w:hAnsi="Wingdings"/>
         <w:sz w:val="20"/>
       </w:rPr>
     </w:lvl>
@@ -3613,7 +3852,7 @@
         <w:ind w:left="4320" w:hanging="360"/>
       </w:pPr>
       <w:rPr>
-        <w:rFonts w:ascii="Wingdings" w:hAnsi="Wingdings" w:hint="default"/>
+        <w:rFonts w:hint="default" w:ascii="Wingdings" w:hAnsi="Wingdings"/>
         <w:sz w:val="20"/>
       </w:rPr>
     </w:lvl>
@@ -3629,7 +3868,7 @@
         <w:ind w:left="5040" w:hanging="360"/>
       </w:pPr>
       <w:rPr>
-        <w:rFonts w:ascii="Wingdings" w:hAnsi="Wingdings" w:hint="default"/>
+        <w:rFonts w:hint="default" w:ascii="Wingdings" w:hAnsi="Wingdings"/>
         <w:sz w:val="20"/>
       </w:rPr>
     </w:lvl>
@@ -3645,7 +3884,7 @@
         <w:ind w:left="5760" w:hanging="360"/>
       </w:pPr>
       <w:rPr>
-        <w:rFonts w:ascii="Wingdings" w:hAnsi="Wingdings" w:hint="default"/>
+        <w:rFonts w:hint="default" w:ascii="Wingdings" w:hAnsi="Wingdings"/>
         <w:sz w:val="20"/>
       </w:rPr>
     </w:lvl>
@@ -3661,7 +3900,7 @@
         <w:ind w:left="6480" w:hanging="360"/>
       </w:pPr>
       <w:rPr>
-        <w:rFonts w:ascii="Wingdings" w:hAnsi="Wingdings" w:hint="default"/>
+        <w:rFonts w:hint="default" w:ascii="Wingdings" w:hAnsi="Wingdings"/>
         <w:sz w:val="20"/>
       </w:rPr>
     </w:lvl>
@@ -3682,7 +3921,7 @@
         <w:ind w:left="720" w:hanging="360"/>
       </w:pPr>
       <w:rPr>
-        <w:rFonts w:ascii="Symbol" w:hAnsi="Symbol" w:hint="default"/>
+        <w:rFonts w:hint="default" w:ascii="Symbol" w:hAnsi="Symbol"/>
         <w:sz w:val="20"/>
       </w:rPr>
     </w:lvl>
@@ -3698,7 +3937,7 @@
         <w:ind w:left="1440" w:hanging="360"/>
       </w:pPr>
       <w:rPr>
-        <w:rFonts w:ascii="Courier New" w:hAnsi="Courier New" w:hint="default"/>
+        <w:rFonts w:hint="default" w:ascii="Courier New" w:hAnsi="Courier New"/>
         <w:sz w:val="20"/>
       </w:rPr>
     </w:lvl>
@@ -3714,7 +3953,7 @@
         <w:ind w:left="2160" w:hanging="360"/>
       </w:pPr>
       <w:rPr>
-        <w:rFonts w:ascii="Wingdings" w:hAnsi="Wingdings" w:hint="default"/>
+        <w:rFonts w:hint="default" w:ascii="Wingdings" w:hAnsi="Wingdings"/>
         <w:sz w:val="20"/>
       </w:rPr>
     </w:lvl>
@@ -3730,7 +3969,7 @@
         <w:ind w:left="2880" w:hanging="360"/>
       </w:pPr>
       <w:rPr>
-        <w:rFonts w:ascii="Wingdings" w:hAnsi="Wingdings" w:hint="default"/>
+        <w:rFonts w:hint="default" w:ascii="Wingdings" w:hAnsi="Wingdings"/>
         <w:sz w:val="20"/>
       </w:rPr>
     </w:lvl>
@@ -3746,7 +3985,7 @@
         <w:ind w:left="3600" w:hanging="360"/>
       </w:pPr>
       <w:rPr>
-        <w:rFonts w:ascii="Wingdings" w:hAnsi="Wingdings" w:hint="default"/>
+        <w:rFonts w:hint="default" w:ascii="Wingdings" w:hAnsi="Wingdings"/>
         <w:sz w:val="20"/>
       </w:rPr>
     </w:lvl>
@@ -3762,7 +4001,7 @@
         <w:ind w:left="4320" w:hanging="360"/>
       </w:pPr>
       <w:rPr>
-        <w:rFonts w:ascii="Wingdings" w:hAnsi="Wingdings" w:hint="default"/>
+        <w:rFonts w:hint="default" w:ascii="Wingdings" w:hAnsi="Wingdings"/>
         <w:sz w:val="20"/>
       </w:rPr>
     </w:lvl>
@@ -3778,7 +4017,7 @@
         <w:ind w:left="5040" w:hanging="360"/>
       </w:pPr>
       <w:rPr>
-        <w:rFonts w:ascii="Wingdings" w:hAnsi="Wingdings" w:hint="default"/>
+        <w:rFonts w:hint="default" w:ascii="Wingdings" w:hAnsi="Wingdings"/>
         <w:sz w:val="20"/>
       </w:rPr>
     </w:lvl>
@@ -3794,7 +4033,7 @@
         <w:ind w:left="5760" w:hanging="360"/>
       </w:pPr>
       <w:rPr>
-        <w:rFonts w:ascii="Wingdings" w:hAnsi="Wingdings" w:hint="default"/>
+        <w:rFonts w:hint="default" w:ascii="Wingdings" w:hAnsi="Wingdings"/>
         <w:sz w:val="20"/>
       </w:rPr>
     </w:lvl>
@@ -3810,7 +4049,7 @@
         <w:ind w:left="6480" w:hanging="360"/>
       </w:pPr>
       <w:rPr>
-        <w:rFonts w:ascii="Wingdings" w:hAnsi="Wingdings" w:hint="default"/>
+        <w:rFonts w:hint="default" w:ascii="Wingdings" w:hAnsi="Wingdings"/>
         <w:sz w:val="20"/>
       </w:rPr>
     </w:lvl>
@@ -3831,7 +4070,7 @@
         <w:ind w:left="720" w:hanging="360"/>
       </w:pPr>
       <w:rPr>
-        <w:rFonts w:ascii="Symbol" w:hAnsi="Symbol" w:hint="default"/>
+        <w:rFonts w:hint="default" w:ascii="Symbol" w:hAnsi="Symbol"/>
         <w:sz w:val="20"/>
       </w:rPr>
     </w:lvl>
@@ -3847,7 +4086,7 @@
         <w:ind w:left="1440" w:hanging="360"/>
       </w:pPr>
       <w:rPr>
-        <w:rFonts w:ascii="Courier New" w:hAnsi="Courier New" w:hint="default"/>
+        <w:rFonts w:hint="default" w:ascii="Courier New" w:hAnsi="Courier New"/>
         <w:sz w:val="20"/>
       </w:rPr>
     </w:lvl>
@@ -3863,7 +4102,7 @@
         <w:ind w:left="2160" w:hanging="360"/>
       </w:pPr>
       <w:rPr>
-        <w:rFonts w:ascii="Wingdings" w:hAnsi="Wingdings" w:hint="default"/>
+        <w:rFonts w:hint="default" w:ascii="Wingdings" w:hAnsi="Wingdings"/>
         <w:sz w:val="20"/>
       </w:rPr>
     </w:lvl>
@@ -3879,7 +4118,7 @@
         <w:ind w:left="2880" w:hanging="360"/>
       </w:pPr>
       <w:rPr>
-        <w:rFonts w:ascii="Wingdings" w:hAnsi="Wingdings" w:hint="default"/>
+        <w:rFonts w:hint="default" w:ascii="Wingdings" w:hAnsi="Wingdings"/>
         <w:sz w:val="20"/>
       </w:rPr>
     </w:lvl>
@@ -3895,7 +4134,7 @@
         <w:ind w:left="3600" w:hanging="360"/>
       </w:pPr>
       <w:rPr>
-        <w:rFonts w:ascii="Wingdings" w:hAnsi="Wingdings" w:hint="default"/>
+        <w:rFonts w:hint="default" w:ascii="Wingdings" w:hAnsi="Wingdings"/>
         <w:sz w:val="20"/>
       </w:rPr>
     </w:lvl>
@@ -3911,7 +4150,7 @@
         <w:ind w:left="4320" w:hanging="360"/>
       </w:pPr>
       <w:rPr>
-        <w:rFonts w:ascii="Wingdings" w:hAnsi="Wingdings" w:hint="default"/>
+        <w:rFonts w:hint="default" w:ascii="Wingdings" w:hAnsi="Wingdings"/>
         <w:sz w:val="20"/>
       </w:rPr>
     </w:lvl>
@@ -3927,7 +4166,7 @@
         <w:ind w:left="5040" w:hanging="360"/>
       </w:pPr>
       <w:rPr>
-        <w:rFonts w:ascii="Wingdings" w:hAnsi="Wingdings" w:hint="default"/>
+        <w:rFonts w:hint="default" w:ascii="Wingdings" w:hAnsi="Wingdings"/>
         <w:sz w:val="20"/>
       </w:rPr>
     </w:lvl>
@@ -3943,7 +4182,7 @@
         <w:ind w:left="5760" w:hanging="360"/>
       </w:pPr>
       <w:rPr>
-        <w:rFonts w:ascii="Wingdings" w:hAnsi="Wingdings" w:hint="default"/>
+        <w:rFonts w:hint="default" w:ascii="Wingdings" w:hAnsi="Wingdings"/>
         <w:sz w:val="20"/>
       </w:rPr>
     </w:lvl>
@@ -3959,7 +4198,7 @@
         <w:ind w:left="6480" w:hanging="360"/>
       </w:pPr>
       <w:rPr>
-        <w:rFonts w:ascii="Wingdings" w:hAnsi="Wingdings" w:hint="default"/>
+        <w:rFonts w:hint="default" w:ascii="Wingdings" w:hAnsi="Wingdings"/>
         <w:sz w:val="20"/>
       </w:rPr>
     </w:lvl>
@@ -3980,7 +4219,7 @@
         <w:ind w:left="720" w:hanging="360"/>
       </w:pPr>
       <w:rPr>
-        <w:rFonts w:ascii="Symbol" w:hAnsi="Symbol" w:hint="default"/>
+        <w:rFonts w:hint="default" w:ascii="Symbol" w:hAnsi="Symbol"/>
         <w:sz w:val="20"/>
       </w:rPr>
     </w:lvl>
@@ -3996,7 +4235,7 @@
         <w:ind w:left="1440" w:hanging="360"/>
       </w:pPr>
       <w:rPr>
-        <w:rFonts w:ascii="Courier New" w:hAnsi="Courier New" w:hint="default"/>
+        <w:rFonts w:hint="default" w:ascii="Courier New" w:hAnsi="Courier New"/>
         <w:sz w:val="20"/>
       </w:rPr>
     </w:lvl>
@@ -4012,7 +4251,7 @@
         <w:ind w:left="2160" w:hanging="360"/>
       </w:pPr>
       <w:rPr>
-        <w:rFonts w:ascii="Wingdings" w:hAnsi="Wingdings" w:hint="default"/>
+        <w:rFonts w:hint="default" w:ascii="Wingdings" w:hAnsi="Wingdings"/>
         <w:sz w:val="20"/>
       </w:rPr>
     </w:lvl>
@@ -4028,7 +4267,7 @@
         <w:ind w:left="2880" w:hanging="360"/>
       </w:pPr>
       <w:rPr>
-        <w:rFonts w:ascii="Wingdings" w:hAnsi="Wingdings" w:hint="default"/>
+        <w:rFonts w:hint="default" w:ascii="Wingdings" w:hAnsi="Wingdings"/>
         <w:sz w:val="20"/>
       </w:rPr>
     </w:lvl>
@@ -4044,7 +4283,7 @@
         <w:ind w:left="3600" w:hanging="360"/>
       </w:pPr>
       <w:rPr>
-        <w:rFonts w:ascii="Wingdings" w:hAnsi="Wingdings" w:hint="default"/>
+        <w:rFonts w:hint="default" w:ascii="Wingdings" w:hAnsi="Wingdings"/>
         <w:sz w:val="20"/>
       </w:rPr>
     </w:lvl>
@@ -4060,7 +4299,7 @@
         <w:ind w:left="4320" w:hanging="360"/>
       </w:pPr>
       <w:rPr>
-        <w:rFonts w:ascii="Wingdings" w:hAnsi="Wingdings" w:hint="default"/>
+        <w:rFonts w:hint="default" w:ascii="Wingdings" w:hAnsi="Wingdings"/>
         <w:sz w:val="20"/>
       </w:rPr>
     </w:lvl>
@@ -4076,7 +4315,7 @@
         <w:ind w:left="5040" w:hanging="360"/>
       </w:pPr>
       <w:rPr>
-        <w:rFonts w:ascii="Wingdings" w:hAnsi="Wingdings" w:hint="default"/>
+        <w:rFonts w:hint="default" w:ascii="Wingdings" w:hAnsi="Wingdings"/>
         <w:sz w:val="20"/>
       </w:rPr>
     </w:lvl>
@@ -4092,7 +4331,7 @@
         <w:ind w:left="5760" w:hanging="360"/>
       </w:pPr>
       <w:rPr>
-        <w:rFonts w:ascii="Wingdings" w:hAnsi="Wingdings" w:hint="default"/>
+        <w:rFonts w:hint="default" w:ascii="Wingdings" w:hAnsi="Wingdings"/>
         <w:sz w:val="20"/>
       </w:rPr>
     </w:lvl>
@@ -4108,7 +4347,7 @@
         <w:ind w:left="6480" w:hanging="360"/>
       </w:pPr>
       <w:rPr>
-        <w:rFonts w:ascii="Wingdings" w:hAnsi="Wingdings" w:hint="default"/>
+        <w:rFonts w:hint="default" w:ascii="Wingdings" w:hAnsi="Wingdings"/>
         <w:sz w:val="20"/>
       </w:rPr>
     </w:lvl>
@@ -4129,7 +4368,7 @@
         <w:ind w:left="720" w:hanging="360"/>
       </w:pPr>
       <w:rPr>
-        <w:rFonts w:ascii="Symbol" w:hAnsi="Symbol" w:hint="default"/>
+        <w:rFonts w:hint="default" w:ascii="Symbol" w:hAnsi="Symbol"/>
         <w:sz w:val="20"/>
       </w:rPr>
     </w:lvl>
@@ -4145,7 +4384,7 @@
         <w:ind w:left="1440" w:hanging="360"/>
       </w:pPr>
       <w:rPr>
-        <w:rFonts w:ascii="Courier New" w:hAnsi="Courier New" w:hint="default"/>
+        <w:rFonts w:hint="default" w:ascii="Courier New" w:hAnsi="Courier New"/>
         <w:sz w:val="20"/>
       </w:rPr>
     </w:lvl>
@@ -4161,7 +4400,7 @@
         <w:ind w:left="2160" w:hanging="360"/>
       </w:pPr>
       <w:rPr>
-        <w:rFonts w:ascii="Wingdings" w:hAnsi="Wingdings" w:hint="default"/>
+        <w:rFonts w:hint="default" w:ascii="Wingdings" w:hAnsi="Wingdings"/>
         <w:sz w:val="20"/>
       </w:rPr>
     </w:lvl>
@@ -4177,7 +4416,7 @@
         <w:ind w:left="2880" w:hanging="360"/>
       </w:pPr>
       <w:rPr>
-        <w:rFonts w:ascii="Wingdings" w:hAnsi="Wingdings" w:hint="default"/>
+        <w:rFonts w:hint="default" w:ascii="Wingdings" w:hAnsi="Wingdings"/>
         <w:sz w:val="20"/>
       </w:rPr>
     </w:lvl>
@@ -4193,7 +4432,7 @@
         <w:ind w:left="3600" w:hanging="360"/>
       </w:pPr>
       <w:rPr>
-        <w:rFonts w:ascii="Wingdings" w:hAnsi="Wingdings" w:hint="default"/>
+        <w:rFonts w:hint="default" w:ascii="Wingdings" w:hAnsi="Wingdings"/>
         <w:sz w:val="20"/>
       </w:rPr>
     </w:lvl>
@@ -4209,7 +4448,7 @@
         <w:ind w:left="4320" w:hanging="360"/>
       </w:pPr>
       <w:rPr>
-        <w:rFonts w:ascii="Wingdings" w:hAnsi="Wingdings" w:hint="default"/>
+        <w:rFonts w:hint="default" w:ascii="Wingdings" w:hAnsi="Wingdings"/>
         <w:sz w:val="20"/>
       </w:rPr>
     </w:lvl>
@@ -4225,7 +4464,7 @@
         <w:ind w:left="5040" w:hanging="360"/>
       </w:pPr>
       <w:rPr>
-        <w:rFonts w:ascii="Wingdings" w:hAnsi="Wingdings" w:hint="default"/>
+        <w:rFonts w:hint="default" w:ascii="Wingdings" w:hAnsi="Wingdings"/>
         <w:sz w:val="20"/>
       </w:rPr>
     </w:lvl>
@@ -4241,7 +4480,7 @@
         <w:ind w:left="5760" w:hanging="360"/>
       </w:pPr>
       <w:rPr>
-        <w:rFonts w:ascii="Wingdings" w:hAnsi="Wingdings" w:hint="default"/>
+        <w:rFonts w:hint="default" w:ascii="Wingdings" w:hAnsi="Wingdings"/>
         <w:sz w:val="20"/>
       </w:rPr>
     </w:lvl>
@@ -4257,7 +4496,7 @@
         <w:ind w:left="6480" w:hanging="360"/>
       </w:pPr>
       <w:rPr>
-        <w:rFonts w:ascii="Wingdings" w:hAnsi="Wingdings" w:hint="default"/>
+        <w:rFonts w:hint="default" w:ascii="Wingdings" w:hAnsi="Wingdings"/>
         <w:sz w:val="20"/>
       </w:rPr>
     </w:lvl>
@@ -4278,7 +4517,7 @@
         <w:ind w:left="720" w:hanging="360"/>
       </w:pPr>
       <w:rPr>
-        <w:rFonts w:ascii="Symbol" w:hAnsi="Symbol" w:hint="default"/>
+        <w:rFonts w:hint="default" w:ascii="Symbol" w:hAnsi="Symbol"/>
         <w:sz w:val="20"/>
       </w:rPr>
     </w:lvl>
@@ -4294,7 +4533,7 @@
         <w:ind w:left="1440" w:hanging="360"/>
       </w:pPr>
       <w:rPr>
-        <w:rFonts w:ascii="Courier New" w:hAnsi="Courier New" w:hint="default"/>
+        <w:rFonts w:hint="default" w:ascii="Courier New" w:hAnsi="Courier New"/>
         <w:sz w:val="20"/>
       </w:rPr>
     </w:lvl>
@@ -4310,7 +4549,7 @@
         <w:ind w:left="2160" w:hanging="360"/>
       </w:pPr>
       <w:rPr>
-        <w:rFonts w:ascii="Wingdings" w:hAnsi="Wingdings" w:hint="default"/>
+        <w:rFonts w:hint="default" w:ascii="Wingdings" w:hAnsi="Wingdings"/>
         <w:sz w:val="20"/>
       </w:rPr>
     </w:lvl>
@@ -4326,7 +4565,7 @@
         <w:ind w:left="2880" w:hanging="360"/>
       </w:pPr>
       <w:rPr>
-        <w:rFonts w:ascii="Wingdings" w:hAnsi="Wingdings" w:hint="default"/>
+        <w:rFonts w:hint="default" w:ascii="Wingdings" w:hAnsi="Wingdings"/>
         <w:sz w:val="20"/>
       </w:rPr>
     </w:lvl>
@@ -4342,7 +4581,7 @@
         <w:ind w:left="3600" w:hanging="360"/>
       </w:pPr>
       <w:rPr>
-        <w:rFonts w:ascii="Wingdings" w:hAnsi="Wingdings" w:hint="default"/>
+        <w:rFonts w:hint="default" w:ascii="Wingdings" w:hAnsi="Wingdings"/>
         <w:sz w:val="20"/>
       </w:rPr>
     </w:lvl>
@@ -4358,7 +4597,7 @@
         <w:ind w:left="4320" w:hanging="360"/>
       </w:pPr>
       <w:rPr>
-        <w:rFonts w:ascii="Wingdings" w:hAnsi="Wingdings" w:hint="default"/>
+        <w:rFonts w:hint="default" w:ascii="Wingdings" w:hAnsi="Wingdings"/>
         <w:sz w:val="20"/>
       </w:rPr>
     </w:lvl>
@@ -4374,7 +4613,7 @@
         <w:ind w:left="5040" w:hanging="360"/>
       </w:pPr>
       <w:rPr>
-        <w:rFonts w:ascii="Wingdings" w:hAnsi="Wingdings" w:hint="default"/>
+        <w:rFonts w:hint="default" w:ascii="Wingdings" w:hAnsi="Wingdings"/>
         <w:sz w:val="20"/>
       </w:rPr>
     </w:lvl>
@@ -4390,7 +4629,7 @@
         <w:ind w:left="5760" w:hanging="360"/>
       </w:pPr>
       <w:rPr>
-        <w:rFonts w:ascii="Wingdings" w:hAnsi="Wingdings" w:hint="default"/>
+        <w:rFonts w:hint="default" w:ascii="Wingdings" w:hAnsi="Wingdings"/>
         <w:sz w:val="20"/>
       </w:rPr>
     </w:lvl>
@@ -4406,7 +4645,7 @@
         <w:ind w:left="6480" w:hanging="360"/>
       </w:pPr>
       <w:rPr>
-        <w:rFonts w:ascii="Wingdings" w:hAnsi="Wingdings" w:hint="default"/>
+        <w:rFonts w:hint="default" w:ascii="Wingdings" w:hAnsi="Wingdings"/>
         <w:sz w:val="20"/>
       </w:rPr>
     </w:lvl>
@@ -4427,7 +4666,7 @@
         <w:ind w:left="720" w:hanging="360"/>
       </w:pPr>
       <w:rPr>
-        <w:rFonts w:ascii="Symbol" w:hAnsi="Symbol" w:hint="default"/>
+        <w:rFonts w:hint="default" w:ascii="Symbol" w:hAnsi="Symbol"/>
         <w:sz w:val="20"/>
       </w:rPr>
     </w:lvl>
@@ -4443,7 +4682,7 @@
         <w:ind w:left="1440" w:hanging="360"/>
       </w:pPr>
       <w:rPr>
-        <w:rFonts w:ascii="Courier New" w:hAnsi="Courier New" w:hint="default"/>
+        <w:rFonts w:hint="default" w:ascii="Courier New" w:hAnsi="Courier New"/>
         <w:sz w:val="20"/>
       </w:rPr>
     </w:lvl>
@@ -4459,7 +4698,7 @@
         <w:ind w:left="2160" w:hanging="360"/>
       </w:pPr>
       <w:rPr>
-        <w:rFonts w:ascii="Wingdings" w:hAnsi="Wingdings" w:hint="default"/>
+        <w:rFonts w:hint="default" w:ascii="Wingdings" w:hAnsi="Wingdings"/>
         <w:sz w:val="20"/>
       </w:rPr>
     </w:lvl>
@@ -4475,7 +4714,7 @@
         <w:ind w:left="2880" w:hanging="360"/>
       </w:pPr>
       <w:rPr>
-        <w:rFonts w:ascii="Wingdings" w:hAnsi="Wingdings" w:hint="default"/>
+        <w:rFonts w:hint="default" w:ascii="Wingdings" w:hAnsi="Wingdings"/>
         <w:sz w:val="20"/>
       </w:rPr>
     </w:lvl>
@@ -4491,7 +4730,7 @@
         <w:ind w:left="3600" w:hanging="360"/>
       </w:pPr>
       <w:rPr>
-        <w:rFonts w:ascii="Wingdings" w:hAnsi="Wingdings" w:hint="default"/>
+        <w:rFonts w:hint="default" w:ascii="Wingdings" w:hAnsi="Wingdings"/>
         <w:sz w:val="20"/>
       </w:rPr>
     </w:lvl>
@@ -4507,7 +4746,7 @@
         <w:ind w:left="4320" w:hanging="360"/>
       </w:pPr>
       <w:rPr>
-        <w:rFonts w:ascii="Wingdings" w:hAnsi="Wingdings" w:hint="default"/>
+        <w:rFonts w:hint="default" w:ascii="Wingdings" w:hAnsi="Wingdings"/>
         <w:sz w:val="20"/>
       </w:rPr>
     </w:lvl>
@@ -4523,7 +4762,7 @@
         <w:ind w:left="5040" w:hanging="360"/>
       </w:pPr>
       <w:rPr>
-        <w:rFonts w:ascii="Wingdings" w:hAnsi="Wingdings" w:hint="default"/>
+        <w:rFonts w:hint="default" w:ascii="Wingdings" w:hAnsi="Wingdings"/>
         <w:sz w:val="20"/>
       </w:rPr>
     </w:lvl>
@@ -4539,7 +4778,7 @@
         <w:ind w:left="5760" w:hanging="360"/>
       </w:pPr>
       <w:rPr>
-        <w:rFonts w:ascii="Wingdings" w:hAnsi="Wingdings" w:hint="default"/>
+        <w:rFonts w:hint="default" w:ascii="Wingdings" w:hAnsi="Wingdings"/>
         <w:sz w:val="20"/>
       </w:rPr>
     </w:lvl>
@@ -4555,7 +4794,7 @@
         <w:ind w:left="6480" w:hanging="360"/>
       </w:pPr>
       <w:rPr>
-        <w:rFonts w:ascii="Wingdings" w:hAnsi="Wingdings" w:hint="default"/>
+        <w:rFonts w:hint="default" w:ascii="Wingdings" w:hAnsi="Wingdings"/>
         <w:sz w:val="20"/>
       </w:rPr>
     </w:lvl>
@@ -4671,7 +4910,7 @@
         <w:ind w:left="720" w:hanging="360"/>
       </w:pPr>
       <w:rPr>
-        <w:rFonts w:ascii="Symbol" w:hAnsi="Symbol" w:hint="default"/>
+        <w:rFonts w:hint="default" w:ascii="Symbol" w:hAnsi="Symbol"/>
         <w:sz w:val="20"/>
       </w:rPr>
     </w:lvl>
@@ -4687,7 +4926,7 @@
         <w:ind w:left="1440" w:hanging="360"/>
       </w:pPr>
       <w:rPr>
-        <w:rFonts w:ascii="Courier New" w:hAnsi="Courier New" w:hint="default"/>
+        <w:rFonts w:hint="default" w:ascii="Courier New" w:hAnsi="Courier New"/>
         <w:sz w:val="20"/>
       </w:rPr>
     </w:lvl>
@@ -4703,7 +4942,7 @@
         <w:ind w:left="2160" w:hanging="360"/>
       </w:pPr>
       <w:rPr>
-        <w:rFonts w:ascii="Wingdings" w:hAnsi="Wingdings" w:hint="default"/>
+        <w:rFonts w:hint="default" w:ascii="Wingdings" w:hAnsi="Wingdings"/>
         <w:sz w:val="20"/>
       </w:rPr>
     </w:lvl>
@@ -4719,7 +4958,7 @@
         <w:ind w:left="2880" w:hanging="360"/>
       </w:pPr>
       <w:rPr>
-        <w:rFonts w:ascii="Wingdings" w:hAnsi="Wingdings" w:hint="default"/>
+        <w:rFonts w:hint="default" w:ascii="Wingdings" w:hAnsi="Wingdings"/>
         <w:sz w:val="20"/>
       </w:rPr>
     </w:lvl>
@@ -4735,7 +4974,7 @@
         <w:ind w:left="3600" w:hanging="360"/>
       </w:pPr>
       <w:rPr>
-        <w:rFonts w:ascii="Wingdings" w:hAnsi="Wingdings" w:hint="default"/>
+        <w:rFonts w:hint="default" w:ascii="Wingdings" w:hAnsi="Wingdings"/>
         <w:sz w:val="20"/>
       </w:rPr>
     </w:lvl>
@@ -4751,7 +4990,7 @@
         <w:ind w:left="4320" w:hanging="360"/>
       </w:pPr>
       <w:rPr>
-        <w:rFonts w:ascii="Wingdings" w:hAnsi="Wingdings" w:hint="default"/>
+        <w:rFonts w:hint="default" w:ascii="Wingdings" w:hAnsi="Wingdings"/>
         <w:sz w:val="20"/>
       </w:rPr>
     </w:lvl>
@@ -4767,7 +5006,7 @@
         <w:ind w:left="5040" w:hanging="360"/>
       </w:pPr>
       <w:rPr>
-        <w:rFonts w:ascii="Wingdings" w:hAnsi="Wingdings" w:hint="default"/>
+        <w:rFonts w:hint="default" w:ascii="Wingdings" w:hAnsi="Wingdings"/>
         <w:sz w:val="20"/>
       </w:rPr>
     </w:lvl>
@@ -4783,7 +5022,7 @@
         <w:ind w:left="5760" w:hanging="360"/>
       </w:pPr>
       <w:rPr>
-        <w:rFonts w:ascii="Wingdings" w:hAnsi="Wingdings" w:hint="default"/>
+        <w:rFonts w:hint="default" w:ascii="Wingdings" w:hAnsi="Wingdings"/>
         <w:sz w:val="20"/>
       </w:rPr>
     </w:lvl>
@@ -4799,7 +5038,7 @@
         <w:ind w:left="6480" w:hanging="360"/>
       </w:pPr>
       <w:rPr>
-        <w:rFonts w:ascii="Wingdings" w:hAnsi="Wingdings" w:hint="default"/>
+        <w:rFonts w:hint="default" w:ascii="Wingdings" w:hAnsi="Wingdings"/>
         <w:sz w:val="20"/>
       </w:rPr>
     </w:lvl>
@@ -4820,7 +5059,7 @@
         <w:ind w:left="720" w:hanging="360"/>
       </w:pPr>
       <w:rPr>
-        <w:rFonts w:ascii="Symbol" w:hAnsi="Symbol" w:hint="default"/>
+        <w:rFonts w:hint="default" w:ascii="Symbol" w:hAnsi="Symbol"/>
         <w:sz w:val="20"/>
       </w:rPr>
     </w:lvl>
@@ -4836,7 +5075,7 @@
         <w:ind w:left="1440" w:hanging="360"/>
       </w:pPr>
       <w:rPr>
-        <w:rFonts w:ascii="Courier New" w:hAnsi="Courier New" w:hint="default"/>
+        <w:rFonts w:hint="default" w:ascii="Courier New" w:hAnsi="Courier New"/>
         <w:sz w:val="20"/>
       </w:rPr>
     </w:lvl>
@@ -4852,7 +5091,7 @@
         <w:ind w:left="2160" w:hanging="360"/>
       </w:pPr>
       <w:rPr>
-        <w:rFonts w:ascii="Wingdings" w:hAnsi="Wingdings" w:hint="default"/>
+        <w:rFonts w:hint="default" w:ascii="Wingdings" w:hAnsi="Wingdings"/>
         <w:sz w:val="20"/>
       </w:rPr>
     </w:lvl>
@@ -4868,7 +5107,7 @@
         <w:ind w:left="2880" w:hanging="360"/>
       </w:pPr>
       <w:rPr>
-        <w:rFonts w:ascii="Wingdings" w:hAnsi="Wingdings" w:hint="default"/>
+        <w:rFonts w:hint="default" w:ascii="Wingdings" w:hAnsi="Wingdings"/>
         <w:sz w:val="20"/>
       </w:rPr>
     </w:lvl>
@@ -4884,7 +5123,7 @@
         <w:ind w:left="3600" w:hanging="360"/>
       </w:pPr>
       <w:rPr>
-        <w:rFonts w:ascii="Wingdings" w:hAnsi="Wingdings" w:hint="default"/>
+        <w:rFonts w:hint="default" w:ascii="Wingdings" w:hAnsi="Wingdings"/>
         <w:sz w:val="20"/>
       </w:rPr>
     </w:lvl>
@@ -4900,7 +5139,7 @@
         <w:ind w:left="4320" w:hanging="360"/>
       </w:pPr>
       <w:rPr>
-        <w:rFonts w:ascii="Wingdings" w:hAnsi="Wingdings" w:hint="default"/>
+        <w:rFonts w:hint="default" w:ascii="Wingdings" w:hAnsi="Wingdings"/>
         <w:sz w:val="20"/>
       </w:rPr>
     </w:lvl>
@@ -4916,7 +5155,7 @@
         <w:ind w:left="5040" w:hanging="360"/>
       </w:pPr>
       <w:rPr>
-        <w:rFonts w:ascii="Wingdings" w:hAnsi="Wingdings" w:hint="default"/>
+        <w:rFonts w:hint="default" w:ascii="Wingdings" w:hAnsi="Wingdings"/>
         <w:sz w:val="20"/>
       </w:rPr>
     </w:lvl>
@@ -4932,7 +5171,7 @@
         <w:ind w:left="5760" w:hanging="360"/>
       </w:pPr>
       <w:rPr>
-        <w:rFonts w:ascii="Wingdings" w:hAnsi="Wingdings" w:hint="default"/>
+        <w:rFonts w:hint="default" w:ascii="Wingdings" w:hAnsi="Wingdings"/>
         <w:sz w:val="20"/>
       </w:rPr>
     </w:lvl>
@@ -4948,7 +5187,7 @@
         <w:ind w:left="6480" w:hanging="360"/>
       </w:pPr>
       <w:rPr>
-        <w:rFonts w:ascii="Wingdings" w:hAnsi="Wingdings" w:hint="default"/>
+        <w:rFonts w:hint="default" w:ascii="Wingdings" w:hAnsi="Wingdings"/>
         <w:sz w:val="20"/>
       </w:rPr>
     </w:lvl>
@@ -4969,7 +5208,7 @@
         <w:ind w:left="720" w:hanging="360"/>
       </w:pPr>
       <w:rPr>
-        <w:rFonts w:ascii="Symbol" w:hAnsi="Symbol" w:hint="default"/>
+        <w:rFonts w:hint="default" w:ascii="Symbol" w:hAnsi="Symbol"/>
         <w:sz w:val="20"/>
       </w:rPr>
     </w:lvl>
@@ -4985,7 +5224,7 @@
         <w:ind w:left="1440" w:hanging="360"/>
       </w:pPr>
       <w:rPr>
-        <w:rFonts w:ascii="Courier New" w:hAnsi="Courier New" w:hint="default"/>
+        <w:rFonts w:hint="default" w:ascii="Courier New" w:hAnsi="Courier New"/>
         <w:sz w:val="20"/>
       </w:rPr>
     </w:lvl>
@@ -5001,7 +5240,7 @@
         <w:ind w:left="2160" w:hanging="360"/>
       </w:pPr>
       <w:rPr>
-        <w:rFonts w:ascii="Wingdings" w:hAnsi="Wingdings" w:hint="default"/>
+        <w:rFonts w:hint="default" w:ascii="Wingdings" w:hAnsi="Wingdings"/>
         <w:sz w:val="20"/>
       </w:rPr>
     </w:lvl>
@@ -5017,7 +5256,7 @@
         <w:ind w:left="2880" w:hanging="360"/>
       </w:pPr>
       <w:rPr>
-        <w:rFonts w:ascii="Wingdings" w:hAnsi="Wingdings" w:hint="default"/>
+        <w:rFonts w:hint="default" w:ascii="Wingdings" w:hAnsi="Wingdings"/>
         <w:sz w:val="20"/>
       </w:rPr>
     </w:lvl>
@@ -5033,7 +5272,7 @@
         <w:ind w:left="3600" w:hanging="360"/>
       </w:pPr>
       <w:rPr>
-        <w:rFonts w:ascii="Wingdings" w:hAnsi="Wingdings" w:hint="default"/>
+        <w:rFonts w:hint="default" w:ascii="Wingdings" w:hAnsi="Wingdings"/>
         <w:sz w:val="20"/>
       </w:rPr>
     </w:lvl>
@@ -5049,7 +5288,7 @@
         <w:ind w:left="4320" w:hanging="360"/>
       </w:pPr>
       <w:rPr>
-        <w:rFonts w:ascii="Wingdings" w:hAnsi="Wingdings" w:hint="default"/>
+        <w:rFonts w:hint="default" w:ascii="Wingdings" w:hAnsi="Wingdings"/>
         <w:sz w:val="20"/>
       </w:rPr>
     </w:lvl>
@@ -5065,7 +5304,7 @@
         <w:ind w:left="5040" w:hanging="360"/>
       </w:pPr>
       <w:rPr>
-        <w:rFonts w:ascii="Wingdings" w:hAnsi="Wingdings" w:hint="default"/>
+        <w:rFonts w:hint="default" w:ascii="Wingdings" w:hAnsi="Wingdings"/>
         <w:sz w:val="20"/>
       </w:rPr>
     </w:lvl>
@@ -5081,7 +5320,7 @@
         <w:ind w:left="5760" w:hanging="360"/>
       </w:pPr>
       <w:rPr>
-        <w:rFonts w:ascii="Wingdings" w:hAnsi="Wingdings" w:hint="default"/>
+        <w:rFonts w:hint="default" w:ascii="Wingdings" w:hAnsi="Wingdings"/>
         <w:sz w:val="20"/>
       </w:rPr>
     </w:lvl>
@@ -5097,7 +5336,7 @@
         <w:ind w:left="6480" w:hanging="360"/>
       </w:pPr>
       <w:rPr>
-        <w:rFonts w:ascii="Wingdings" w:hAnsi="Wingdings" w:hint="default"/>
+        <w:rFonts w:hint="default" w:ascii="Wingdings" w:hAnsi="Wingdings"/>
         <w:sz w:val="20"/>
       </w:rPr>
     </w:lvl>
@@ -5204,7 +5443,7 @@
         <w:ind w:left="720" w:hanging="360"/>
       </w:pPr>
       <w:rPr>
-        <w:rFonts w:ascii="Symbol" w:hAnsi="Symbol" w:hint="default"/>
+        <w:rFonts w:hint="default" w:ascii="Symbol" w:hAnsi="Symbol"/>
         <w:sz w:val="20"/>
       </w:rPr>
     </w:lvl>
@@ -5220,7 +5459,7 @@
         <w:ind w:left="1440" w:hanging="360"/>
       </w:pPr>
       <w:rPr>
-        <w:rFonts w:ascii="Courier New" w:hAnsi="Courier New" w:hint="default"/>
+        <w:rFonts w:hint="default" w:ascii="Courier New" w:hAnsi="Courier New"/>
         <w:sz w:val="20"/>
       </w:rPr>
     </w:lvl>
@@ -5236,7 +5475,7 @@
         <w:ind w:left="2160" w:hanging="360"/>
       </w:pPr>
       <w:rPr>
-        <w:rFonts w:ascii="Wingdings" w:hAnsi="Wingdings" w:hint="default"/>
+        <w:rFonts w:hint="default" w:ascii="Wingdings" w:hAnsi="Wingdings"/>
         <w:sz w:val="20"/>
       </w:rPr>
     </w:lvl>
@@ -5252,7 +5491,7 @@
         <w:ind w:left="2880" w:hanging="360"/>
       </w:pPr>
       <w:rPr>
-        <w:rFonts w:ascii="Wingdings" w:hAnsi="Wingdings" w:hint="default"/>
+        <w:rFonts w:hint="default" w:ascii="Wingdings" w:hAnsi="Wingdings"/>
         <w:sz w:val="20"/>
       </w:rPr>
     </w:lvl>
@@ -5268,7 +5507,7 @@
         <w:ind w:left="3600" w:hanging="360"/>
       </w:pPr>
       <w:rPr>
-        <w:rFonts w:ascii="Wingdings" w:hAnsi="Wingdings" w:hint="default"/>
+        <w:rFonts w:hint="default" w:ascii="Wingdings" w:hAnsi="Wingdings"/>
         <w:sz w:val="20"/>
       </w:rPr>
     </w:lvl>
@@ -5284,7 +5523,7 @@
         <w:ind w:left="4320" w:hanging="360"/>
       </w:pPr>
       <w:rPr>
-        <w:rFonts w:ascii="Wingdings" w:hAnsi="Wingdings" w:hint="default"/>
+        <w:rFonts w:hint="default" w:ascii="Wingdings" w:hAnsi="Wingdings"/>
         <w:sz w:val="20"/>
       </w:rPr>
     </w:lvl>
@@ -5300,7 +5539,7 @@
         <w:ind w:left="5040" w:hanging="360"/>
       </w:pPr>
       <w:rPr>
-        <w:rFonts w:ascii="Wingdings" w:hAnsi="Wingdings" w:hint="default"/>
+        <w:rFonts w:hint="default" w:ascii="Wingdings" w:hAnsi="Wingdings"/>
         <w:sz w:val="20"/>
       </w:rPr>
     </w:lvl>
@@ -5316,7 +5555,7 @@
         <w:ind w:left="5760" w:hanging="360"/>
       </w:pPr>
       <w:rPr>
-        <w:rFonts w:ascii="Wingdings" w:hAnsi="Wingdings" w:hint="default"/>
+        <w:rFonts w:hint="default" w:ascii="Wingdings" w:hAnsi="Wingdings"/>
         <w:sz w:val="20"/>
       </w:rPr>
     </w:lvl>
@@ -5332,7 +5571,7 @@
         <w:ind w:left="6480" w:hanging="360"/>
       </w:pPr>
       <w:rPr>
-        <w:rFonts w:ascii="Wingdings" w:hAnsi="Wingdings" w:hint="default"/>
+        <w:rFonts w:hint="default" w:ascii="Wingdings" w:hAnsi="Wingdings"/>
         <w:sz w:val="20"/>
       </w:rPr>
     </w:lvl>
@@ -5466,7 +5705,7 @@
         <w:ind w:left="720" w:hanging="360"/>
       </w:pPr>
       <w:rPr>
-        <w:rFonts w:ascii="Symbol" w:hAnsi="Symbol" w:hint="default"/>
+        <w:rFonts w:hint="default" w:ascii="Symbol" w:hAnsi="Symbol"/>
         <w:sz w:val="20"/>
       </w:rPr>
     </w:lvl>
@@ -5482,7 +5721,7 @@
         <w:ind w:left="1440" w:hanging="360"/>
       </w:pPr>
       <w:rPr>
-        <w:rFonts w:ascii="Courier New" w:hAnsi="Courier New" w:hint="default"/>
+        <w:rFonts w:hint="default" w:ascii="Courier New" w:hAnsi="Courier New"/>
         <w:sz w:val="20"/>
       </w:rPr>
     </w:lvl>
@@ -5498,7 +5737,7 @@
         <w:ind w:left="2160" w:hanging="360"/>
       </w:pPr>
       <w:rPr>
-        <w:rFonts w:ascii="Wingdings" w:hAnsi="Wingdings" w:hint="default"/>
+        <w:rFonts w:hint="default" w:ascii="Wingdings" w:hAnsi="Wingdings"/>
         <w:sz w:val="20"/>
       </w:rPr>
     </w:lvl>
@@ -5514,7 +5753,7 @@
         <w:ind w:left="2880" w:hanging="360"/>
       </w:pPr>
       <w:rPr>
-        <w:rFonts w:ascii="Wingdings" w:hAnsi="Wingdings" w:hint="default"/>
+        <w:rFonts w:hint="default" w:ascii="Wingdings" w:hAnsi="Wingdings"/>
         <w:sz w:val="20"/>
       </w:rPr>
     </w:lvl>
@@ -5530,7 +5769,7 @@
         <w:ind w:left="3600" w:hanging="360"/>
       </w:pPr>
       <w:rPr>
-        <w:rFonts w:ascii="Wingdings" w:hAnsi="Wingdings" w:hint="default"/>
+        <w:rFonts w:hint="default" w:ascii="Wingdings" w:hAnsi="Wingdings"/>
         <w:sz w:val="20"/>
       </w:rPr>
     </w:lvl>
@@ -5546,7 +5785,7 @@
         <w:ind w:left="4320" w:hanging="360"/>
       </w:pPr>
       <w:rPr>
-        <w:rFonts w:ascii="Wingdings" w:hAnsi="Wingdings" w:hint="default"/>
+        <w:rFonts w:hint="default" w:ascii="Wingdings" w:hAnsi="Wingdings"/>
         <w:sz w:val="20"/>
       </w:rPr>
     </w:lvl>
@@ -5562,7 +5801,7 @@
         <w:ind w:left="5040" w:hanging="360"/>
       </w:pPr>
       <w:rPr>
-        <w:rFonts w:ascii="Wingdings" w:hAnsi="Wingdings" w:hint="default"/>
+        <w:rFonts w:hint="default" w:ascii="Wingdings" w:hAnsi="Wingdings"/>
         <w:sz w:val="20"/>
       </w:rPr>
     </w:lvl>
@@ -5578,7 +5817,7 @@
         <w:ind w:left="5760" w:hanging="360"/>
       </w:pPr>
       <w:rPr>
-        <w:rFonts w:ascii="Wingdings" w:hAnsi="Wingdings" w:hint="default"/>
+        <w:rFonts w:hint="default" w:ascii="Wingdings" w:hAnsi="Wingdings"/>
         <w:sz w:val="20"/>
       </w:rPr>
     </w:lvl>
@@ -5594,7 +5833,7 @@
         <w:ind w:left="6480" w:hanging="360"/>
       </w:pPr>
       <w:rPr>
-        <w:rFonts w:ascii="Wingdings" w:hAnsi="Wingdings" w:hint="default"/>
+        <w:rFonts w:hint="default" w:ascii="Wingdings" w:hAnsi="Wingdings"/>
         <w:sz w:val="20"/>
       </w:rPr>
     </w:lvl>
@@ -5615,7 +5854,7 @@
         <w:ind w:left="720" w:hanging="360"/>
       </w:pPr>
       <w:rPr>
-        <w:rFonts w:ascii="Symbol" w:hAnsi="Symbol" w:hint="default"/>
+        <w:rFonts w:hint="default" w:ascii="Symbol" w:hAnsi="Symbol"/>
         <w:sz w:val="20"/>
       </w:rPr>
     </w:lvl>
@@ -5631,7 +5870,7 @@
         <w:ind w:left="1440" w:hanging="360"/>
       </w:pPr>
       <w:rPr>
-        <w:rFonts w:ascii="Courier New" w:hAnsi="Courier New" w:hint="default"/>
+        <w:rFonts w:hint="default" w:ascii="Courier New" w:hAnsi="Courier New"/>
         <w:sz w:val="20"/>
       </w:rPr>
     </w:lvl>
@@ -5647,7 +5886,7 @@
         <w:ind w:left="2160" w:hanging="360"/>
       </w:pPr>
       <w:rPr>
-        <w:rFonts w:ascii="Wingdings" w:hAnsi="Wingdings" w:hint="default"/>
+        <w:rFonts w:hint="default" w:ascii="Wingdings" w:hAnsi="Wingdings"/>
         <w:sz w:val="20"/>
       </w:rPr>
     </w:lvl>
@@ -5663,7 +5902,7 @@
         <w:ind w:left="2880" w:hanging="360"/>
       </w:pPr>
       <w:rPr>
-        <w:rFonts w:ascii="Wingdings" w:hAnsi="Wingdings" w:hint="default"/>
+        <w:rFonts w:hint="default" w:ascii="Wingdings" w:hAnsi="Wingdings"/>
         <w:sz w:val="20"/>
       </w:rPr>
     </w:lvl>
@@ -5679,7 +5918,7 @@
         <w:ind w:left="3600" w:hanging="360"/>
       </w:pPr>
       <w:rPr>
-        <w:rFonts w:ascii="Wingdings" w:hAnsi="Wingdings" w:hint="default"/>
+        <w:rFonts w:hint="default" w:ascii="Wingdings" w:hAnsi="Wingdings"/>
         <w:sz w:val="20"/>
       </w:rPr>
     </w:lvl>
@@ -5695,7 +5934,7 @@
         <w:ind w:left="4320" w:hanging="360"/>
       </w:pPr>
       <w:rPr>
-        <w:rFonts w:ascii="Wingdings" w:hAnsi="Wingdings" w:hint="default"/>
+        <w:rFonts w:hint="default" w:ascii="Wingdings" w:hAnsi="Wingdings"/>
         <w:sz w:val="20"/>
       </w:rPr>
     </w:lvl>
@@ -5711,7 +5950,7 @@
         <w:ind w:left="5040" w:hanging="360"/>
       </w:pPr>
       <w:rPr>
-        <w:rFonts w:ascii="Wingdings" w:hAnsi="Wingdings" w:hint="default"/>
+        <w:rFonts w:hint="default" w:ascii="Wingdings" w:hAnsi="Wingdings"/>
         <w:sz w:val="20"/>
       </w:rPr>
     </w:lvl>
@@ -5727,7 +5966,7 @@
         <w:ind w:left="5760" w:hanging="360"/>
       </w:pPr>
       <w:rPr>
-        <w:rFonts w:ascii="Wingdings" w:hAnsi="Wingdings" w:hint="default"/>
+        <w:rFonts w:hint="default" w:ascii="Wingdings" w:hAnsi="Wingdings"/>
         <w:sz w:val="20"/>
       </w:rPr>
     </w:lvl>
@@ -5743,7 +5982,7 @@
         <w:ind w:left="6480" w:hanging="360"/>
       </w:pPr>
       <w:rPr>
-        <w:rFonts w:ascii="Wingdings" w:hAnsi="Wingdings" w:hint="default"/>
+        <w:rFonts w:hint="default" w:ascii="Wingdings" w:hAnsi="Wingdings"/>
         <w:sz w:val="20"/>
       </w:rPr>
     </w:lvl>
@@ -5764,7 +6003,7 @@
         <w:ind w:left="720" w:hanging="360"/>
       </w:pPr>
       <w:rPr>
-        <w:rFonts w:ascii="Symbol" w:hAnsi="Symbol" w:hint="default"/>
+        <w:rFonts w:hint="default" w:ascii="Symbol" w:hAnsi="Symbol"/>
         <w:sz w:val="20"/>
       </w:rPr>
     </w:lvl>
@@ -5780,7 +6019,7 @@
         <w:ind w:left="1440" w:hanging="360"/>
       </w:pPr>
       <w:rPr>
-        <w:rFonts w:ascii="Courier New" w:hAnsi="Courier New" w:hint="default"/>
+        <w:rFonts w:hint="default" w:ascii="Courier New" w:hAnsi="Courier New"/>
         <w:sz w:val="20"/>
       </w:rPr>
     </w:lvl>
@@ -5796,7 +6035,7 @@
         <w:ind w:left="2160" w:hanging="360"/>
       </w:pPr>
       <w:rPr>
-        <w:rFonts w:ascii="Wingdings" w:hAnsi="Wingdings" w:hint="default"/>
+        <w:rFonts w:hint="default" w:ascii="Wingdings" w:hAnsi="Wingdings"/>
         <w:sz w:val="20"/>
       </w:rPr>
     </w:lvl>
@@ -5812,7 +6051,7 @@
         <w:ind w:left="2880" w:hanging="360"/>
       </w:pPr>
       <w:rPr>
-        <w:rFonts w:ascii="Wingdings" w:hAnsi="Wingdings" w:hint="default"/>
+        <w:rFonts w:hint="default" w:ascii="Wingdings" w:hAnsi="Wingdings"/>
         <w:sz w:val="20"/>
       </w:rPr>
     </w:lvl>
@@ -5828,7 +6067,7 @@
         <w:ind w:left="3600" w:hanging="360"/>
       </w:pPr>
       <w:rPr>
-        <w:rFonts w:ascii="Wingdings" w:hAnsi="Wingdings" w:hint="default"/>
+        <w:rFonts w:hint="default" w:ascii="Wingdings" w:hAnsi="Wingdings"/>
         <w:sz w:val="20"/>
       </w:rPr>
     </w:lvl>
@@ -5844,7 +6083,7 @@
         <w:ind w:left="4320" w:hanging="360"/>
       </w:pPr>
       <w:rPr>
-        <w:rFonts w:ascii="Wingdings" w:hAnsi="Wingdings" w:hint="default"/>
+        <w:rFonts w:hint="default" w:ascii="Wingdings" w:hAnsi="Wingdings"/>
         <w:sz w:val="20"/>
       </w:rPr>
     </w:lvl>
@@ -5860,7 +6099,7 @@
         <w:ind w:left="5040" w:hanging="360"/>
       </w:pPr>
       <w:rPr>
-        <w:rFonts w:ascii="Wingdings" w:hAnsi="Wingdings" w:hint="default"/>
+        <w:rFonts w:hint="default" w:ascii="Wingdings" w:hAnsi="Wingdings"/>
         <w:sz w:val="20"/>
       </w:rPr>
     </w:lvl>
@@ -5876,7 +6115,7 @@
         <w:ind w:left="5760" w:hanging="360"/>
       </w:pPr>
       <w:rPr>
-        <w:rFonts w:ascii="Wingdings" w:hAnsi="Wingdings" w:hint="default"/>
+        <w:rFonts w:hint="default" w:ascii="Wingdings" w:hAnsi="Wingdings"/>
         <w:sz w:val="20"/>
       </w:rPr>
     </w:lvl>
@@ -5892,7 +6131,7 @@
         <w:ind w:left="6480" w:hanging="360"/>
       </w:pPr>
       <w:rPr>
-        <w:rFonts w:ascii="Wingdings" w:hAnsi="Wingdings" w:hint="default"/>
+        <w:rFonts w:hint="default" w:ascii="Wingdings" w:hAnsi="Wingdings"/>
         <w:sz w:val="20"/>
       </w:rPr>
     </w:lvl>
@@ -5913,7 +6152,7 @@
         <w:ind w:left="720" w:hanging="360"/>
       </w:pPr>
       <w:rPr>
-        <w:rFonts w:ascii="Symbol" w:hAnsi="Symbol" w:hint="default"/>
+        <w:rFonts w:hint="default" w:ascii="Symbol" w:hAnsi="Symbol"/>
         <w:sz w:val="20"/>
       </w:rPr>
     </w:lvl>
@@ -5929,7 +6168,7 @@
         <w:ind w:left="1440" w:hanging="360"/>
       </w:pPr>
       <w:rPr>
-        <w:rFonts w:ascii="Courier New" w:hAnsi="Courier New" w:hint="default"/>
+        <w:rFonts w:hint="default" w:ascii="Courier New" w:hAnsi="Courier New"/>
         <w:sz w:val="20"/>
       </w:rPr>
     </w:lvl>
@@ -5945,7 +6184,7 @@
         <w:ind w:left="2160" w:hanging="360"/>
       </w:pPr>
       <w:rPr>
-        <w:rFonts w:ascii="Wingdings" w:hAnsi="Wingdings" w:hint="default"/>
+        <w:rFonts w:hint="default" w:ascii="Wingdings" w:hAnsi="Wingdings"/>
         <w:sz w:val="20"/>
       </w:rPr>
     </w:lvl>
@@ -5961,7 +6200,7 @@
         <w:ind w:left="2880" w:hanging="360"/>
       </w:pPr>
       <w:rPr>
-        <w:rFonts w:ascii="Wingdings" w:hAnsi="Wingdings" w:hint="default"/>
+        <w:rFonts w:hint="default" w:ascii="Wingdings" w:hAnsi="Wingdings"/>
         <w:sz w:val="20"/>
       </w:rPr>
     </w:lvl>
@@ -5977,7 +6216,7 @@
         <w:ind w:left="3600" w:hanging="360"/>
       </w:pPr>
       <w:rPr>
-        <w:rFonts w:ascii="Wingdings" w:hAnsi="Wingdings" w:hint="default"/>
+        <w:rFonts w:hint="default" w:ascii="Wingdings" w:hAnsi="Wingdings"/>
         <w:sz w:val="20"/>
       </w:rPr>
     </w:lvl>
@@ -5993,7 +6232,7 @@
         <w:ind w:left="4320" w:hanging="360"/>
       </w:pPr>
       <w:rPr>
-        <w:rFonts w:ascii="Wingdings" w:hAnsi="Wingdings" w:hint="default"/>
+        <w:rFonts w:hint="default" w:ascii="Wingdings" w:hAnsi="Wingdings"/>
         <w:sz w:val="20"/>
       </w:rPr>
     </w:lvl>
@@ -6009,7 +6248,7 @@
         <w:ind w:left="5040" w:hanging="360"/>
       </w:pPr>
       <w:rPr>
-        <w:rFonts w:ascii="Wingdings" w:hAnsi="Wingdings" w:hint="default"/>
+        <w:rFonts w:hint="default" w:ascii="Wingdings" w:hAnsi="Wingdings"/>
         <w:sz w:val="20"/>
       </w:rPr>
     </w:lvl>
@@ -6025,7 +6264,7 @@
         <w:ind w:left="5760" w:hanging="360"/>
       </w:pPr>
       <w:rPr>
-        <w:rFonts w:ascii="Wingdings" w:hAnsi="Wingdings" w:hint="default"/>
+        <w:rFonts w:hint="default" w:ascii="Wingdings" w:hAnsi="Wingdings"/>
         <w:sz w:val="20"/>
       </w:rPr>
     </w:lvl>
@@ -6041,7 +6280,7 @@
         <w:ind w:left="6480" w:hanging="360"/>
       </w:pPr>
       <w:rPr>
-        <w:rFonts w:ascii="Wingdings" w:hAnsi="Wingdings" w:hint="default"/>
+        <w:rFonts w:hint="default" w:ascii="Wingdings" w:hAnsi="Wingdings"/>
         <w:sz w:val="20"/>
       </w:rPr>
     </w:lvl>
@@ -6062,7 +6301,7 @@
         <w:ind w:left="720" w:hanging="360"/>
       </w:pPr>
       <w:rPr>
-        <w:rFonts w:ascii="Symbol" w:hAnsi="Symbol" w:hint="default"/>
+        <w:rFonts w:hint="default" w:ascii="Symbol" w:hAnsi="Symbol"/>
         <w:sz w:val="20"/>
       </w:rPr>
     </w:lvl>
@@ -6078,7 +6317,7 @@
         <w:ind w:left="1440" w:hanging="360"/>
       </w:pPr>
       <w:rPr>
-        <w:rFonts w:ascii="Courier New" w:hAnsi="Courier New" w:hint="default"/>
+        <w:rFonts w:hint="default" w:ascii="Courier New" w:hAnsi="Courier New"/>
         <w:sz w:val="20"/>
       </w:rPr>
     </w:lvl>
@@ -6094,7 +6333,7 @@
         <w:ind w:left="2160" w:hanging="360"/>
       </w:pPr>
       <w:rPr>
-        <w:rFonts w:ascii="Wingdings" w:hAnsi="Wingdings" w:hint="default"/>
+        <w:rFonts w:hint="default" w:ascii="Wingdings" w:hAnsi="Wingdings"/>
         <w:sz w:val="20"/>
       </w:rPr>
     </w:lvl>
@@ -6110,7 +6349,7 @@
         <w:ind w:left="2880" w:hanging="360"/>
       </w:pPr>
       <w:rPr>
-        <w:rFonts w:ascii="Wingdings" w:hAnsi="Wingdings" w:hint="default"/>
+        <w:rFonts w:hint="default" w:ascii="Wingdings" w:hAnsi="Wingdings"/>
         <w:sz w:val="20"/>
       </w:rPr>
     </w:lvl>
@@ -6126,7 +6365,7 @@
         <w:ind w:left="3600" w:hanging="360"/>
       </w:pPr>
       <w:rPr>
-        <w:rFonts w:ascii="Wingdings" w:hAnsi="Wingdings" w:hint="default"/>
+        <w:rFonts w:hint="default" w:ascii="Wingdings" w:hAnsi="Wingdings"/>
         <w:sz w:val="20"/>
       </w:rPr>
     </w:lvl>
@@ -6142,7 +6381,7 @@
         <w:ind w:left="4320" w:hanging="360"/>
       </w:pPr>
       <w:rPr>
-        <w:rFonts w:ascii="Wingdings" w:hAnsi="Wingdings" w:hint="default"/>
+        <w:rFonts w:hint="default" w:ascii="Wingdings" w:hAnsi="Wingdings"/>
         <w:sz w:val="20"/>
       </w:rPr>
     </w:lvl>
@@ -6158,7 +6397,7 @@
         <w:ind w:left="5040" w:hanging="360"/>
       </w:pPr>
       <w:rPr>
-        <w:rFonts w:ascii="Wingdings" w:hAnsi="Wingdings" w:hint="default"/>
+        <w:rFonts w:hint="default" w:ascii="Wingdings" w:hAnsi="Wingdings"/>
         <w:sz w:val="20"/>
       </w:rPr>
     </w:lvl>
@@ -6174,7 +6413,7 @@
         <w:ind w:left="5760" w:hanging="360"/>
       </w:pPr>
       <w:rPr>
-        <w:rFonts w:ascii="Wingdings" w:hAnsi="Wingdings" w:hint="default"/>
+        <w:rFonts w:hint="default" w:ascii="Wingdings" w:hAnsi="Wingdings"/>
         <w:sz w:val="20"/>
       </w:rPr>
     </w:lvl>
@@ -6190,7 +6429,7 @@
         <w:ind w:left="6480" w:hanging="360"/>
       </w:pPr>
       <w:rPr>
-        <w:rFonts w:ascii="Wingdings" w:hAnsi="Wingdings" w:hint="default"/>
+        <w:rFonts w:hint="default" w:ascii="Wingdings" w:hAnsi="Wingdings"/>
         <w:sz w:val="20"/>
       </w:rPr>
     </w:lvl>
@@ -6260,11 +6499,11 @@
 </file>
 
 <file path=word/styles.xml><?xml version="1.0" encoding="utf-8"?>
-<w:styles xmlns:mc="http://schemas.openxmlformats.org/markup-compatibility/2006" xmlns:r="http://schemas.openxmlformats.org/officeDocument/2006/relationships" xmlns:w="http://schemas.openxmlformats.org/wordprocessingml/2006/main" xmlns:w14="http://schemas.microsoft.com/office/word/2010/wordml" xmlns:w15="http://schemas.microsoft.com/office/word/2012/wordml" xmlns:w16cex="http://schemas.microsoft.com/office/word/2018/wordml/cex" xmlns:w16cid="http://schemas.microsoft.com/office/word/2016/wordml/cid" xmlns:w16="http://schemas.microsoft.com/office/word/2018/wordml" xmlns:w16du="http://schemas.microsoft.com/office/word/2023/wordml/word16du" xmlns:w16sdtdh="http://schemas.microsoft.com/office/word/2020/wordml/sdtdatahash" xmlns:w16sdtfl="http://schemas.microsoft.com/office/word/2024/wordml/sdtformatlock" xmlns:w16se="http://schemas.microsoft.com/office/word/2015/wordml/symex" mc:Ignorable="w14 w15 w16se w16cid w16 w16cex w16sdtdh w16sdtfl w16du">
+<w:styles xmlns:wp14="http://schemas.microsoft.com/office/word/2010/wordprocessingDrawing" xmlns:mc="http://schemas.openxmlformats.org/markup-compatibility/2006" xmlns:r="http://schemas.openxmlformats.org/officeDocument/2006/relationships" xmlns:w="http://schemas.openxmlformats.org/wordprocessingml/2006/main" xmlns:w14="http://schemas.microsoft.com/office/word/2010/wordml" xmlns:w15="http://schemas.microsoft.com/office/word/2012/wordml" xmlns:w16cex="http://schemas.microsoft.com/office/word/2018/wordml/cex" xmlns:w16cid="http://schemas.microsoft.com/office/word/2016/wordml/cid" xmlns:w16="http://schemas.microsoft.com/office/word/2018/wordml" xmlns:w16du="http://schemas.microsoft.com/office/word/2023/wordml/word16du" xmlns:w16sdtdh="http://schemas.microsoft.com/office/word/2020/wordml/sdtdatahash" xmlns:w16sdtfl="http://schemas.microsoft.com/office/word/2024/wordml/sdtformatlock" xmlns:w16se="http://schemas.microsoft.com/office/word/2015/wordml/symex" mc:Ignorable="w14 w15 w16se w16cid w16 w16cex w16sdtdh w16sdtfl w16du wp14">
   <w:docDefaults>
     <w:rPrDefault>
       <w:rPr>
-        <w:rFonts w:asciiTheme="minorHAnsi" w:eastAsiaTheme="minorHAnsi" w:hAnsiTheme="minorHAnsi" w:cstheme="minorBidi"/>
+        <w:rFonts w:asciiTheme="minorHAnsi" w:hAnsiTheme="minorHAnsi" w:eastAsiaTheme="minorHAnsi" w:cstheme="minorBidi"/>
         <w:sz w:val="22"/>
         <w:szCs w:val="22"/>
         <w:lang w:val="fr-FR" w:eastAsia="en-US" w:bidi="ar-SA"/>
@@ -6279,14 +6518,14 @@
   <w:latentStyles w:defLockedState="0" w:defUIPriority="99" w:defSemiHidden="0" w:defUnhideWhenUsed="0" w:defQFormat="0" w:count="376">
     <w:lsdException w:name="Normal" w:uiPriority="0" w:qFormat="1"/>
     <w:lsdException w:name="heading 1" w:uiPriority="9" w:qFormat="1"/>
-    <w:lsdException w:name="heading 2" w:semiHidden="1" w:uiPriority="9" w:unhideWhenUsed="1" w:qFormat="1"/>
-    <w:lsdException w:name="heading 3" w:semiHidden="1" w:uiPriority="9" w:unhideWhenUsed="1" w:qFormat="1"/>
-    <w:lsdException w:name="heading 4" w:semiHidden="1" w:uiPriority="9" w:unhideWhenUsed="1" w:qFormat="1"/>
-    <w:lsdException w:name="heading 5" w:semiHidden="1" w:uiPriority="9" w:unhideWhenUsed="1" w:qFormat="1"/>
-    <w:lsdException w:name="heading 6" w:semiHidden="1" w:uiPriority="9" w:unhideWhenUsed="1" w:qFormat="1"/>
-    <w:lsdException w:name="heading 7" w:semiHidden="1" w:uiPriority="9" w:unhideWhenUsed="1" w:qFormat="1"/>
-    <w:lsdException w:name="heading 8" w:semiHidden="1" w:uiPriority="9" w:unhideWhenUsed="1" w:qFormat="1"/>
-    <w:lsdException w:name="heading 9" w:semiHidden="1" w:uiPriority="9" w:unhideWhenUsed="1" w:qFormat="1"/>
+    <w:lsdException w:name="heading 2" w:uiPriority="9" w:semiHidden="1" w:unhideWhenUsed="1" w:qFormat="1"/>
+    <w:lsdException w:name="heading 3" w:uiPriority="9" w:semiHidden="1" w:unhideWhenUsed="1" w:qFormat="1"/>
+    <w:lsdException w:name="heading 4" w:uiPriority="9" w:semiHidden="1" w:unhideWhenUsed="1" w:qFormat="1"/>
+    <w:lsdException w:name="heading 5" w:uiPriority="9" w:semiHidden="1" w:unhideWhenUsed="1" w:qFormat="1"/>
+    <w:lsdException w:name="heading 6" w:uiPriority="9" w:semiHidden="1" w:unhideWhenUsed="1" w:qFormat="1"/>
+    <w:lsdException w:name="heading 7" w:uiPriority="9" w:semiHidden="1" w:unhideWhenUsed="1" w:qFormat="1"/>
+    <w:lsdException w:name="heading 8" w:uiPriority="9" w:semiHidden="1" w:unhideWhenUsed="1" w:qFormat="1"/>
+    <w:lsdException w:name="heading 9" w:uiPriority="9" w:semiHidden="1" w:unhideWhenUsed="1" w:qFormat="1"/>
     <w:lsdException w:name="index 1" w:semiHidden="1" w:unhideWhenUsed="1"/>
     <w:lsdException w:name="index 2" w:semiHidden="1" w:unhideWhenUsed="1"/>
     <w:lsdException w:name="index 3" w:semiHidden="1" w:unhideWhenUsed="1"/>
@@ -6296,22 +6535,22 @@
     <w:lsdException w:name="index 7" w:semiHidden="1" w:unhideWhenUsed="1"/>
     <w:lsdException w:name="index 8" w:semiHidden="1" w:unhideWhenUsed="1"/>
     <w:lsdException w:name="index 9" w:semiHidden="1" w:unhideWhenUsed="1"/>
-    <w:lsdException w:name="toc 1" w:semiHidden="1" w:uiPriority="39" w:unhideWhenUsed="1"/>
-    <w:lsdException w:name="toc 2" w:semiHidden="1" w:uiPriority="39" w:unhideWhenUsed="1"/>
-    <w:lsdException w:name="toc 3" w:semiHidden="1" w:uiPriority="39" w:unhideWhenUsed="1"/>
-    <w:lsdException w:name="toc 4" w:semiHidden="1" w:uiPriority="39" w:unhideWhenUsed="1"/>
-    <w:lsdException w:name="toc 5" w:semiHidden="1" w:uiPriority="39" w:unhideWhenUsed="1"/>
-    <w:lsdException w:name="toc 6" w:semiHidden="1" w:uiPriority="39" w:unhideWhenUsed="1"/>
-    <w:lsdException w:name="toc 7" w:semiHidden="1" w:uiPriority="39" w:unhideWhenUsed="1"/>
-    <w:lsdException w:name="toc 8" w:semiHidden="1" w:uiPriority="39" w:unhideWhenUsed="1"/>
-    <w:lsdException w:name="toc 9" w:semiHidden="1" w:uiPriority="39" w:unhideWhenUsed="1"/>
+    <w:lsdException w:name="toc 1" w:uiPriority="39" w:semiHidden="1" w:unhideWhenUsed="1"/>
+    <w:lsdException w:name="toc 2" w:uiPriority="39" w:semiHidden="1" w:unhideWhenUsed="1"/>
+    <w:lsdException w:name="toc 3" w:uiPriority="39" w:semiHidden="1" w:unhideWhenUsed="1"/>
+    <w:lsdException w:name="toc 4" w:uiPriority="39" w:semiHidden="1" w:unhideWhenUsed="1"/>
+    <w:lsdException w:name="toc 5" w:uiPriority="39" w:semiHidden="1" w:unhideWhenUsed="1"/>
+    <w:lsdException w:name="toc 6" w:uiPriority="39" w:semiHidden="1" w:unhideWhenUsed="1"/>
+    <w:lsdException w:name="toc 7" w:uiPriority="39" w:semiHidden="1" w:unhideWhenUsed="1"/>
+    <w:lsdException w:name="toc 8" w:uiPriority="39" w:semiHidden="1" w:unhideWhenUsed="1"/>
+    <w:lsdException w:name="toc 9" w:uiPriority="39" w:semiHidden="1" w:unhideWhenUsed="1"/>
     <w:lsdException w:name="Normal Indent" w:semiHidden="1" w:unhideWhenUsed="1"/>
     <w:lsdException w:name="footnote text" w:semiHidden="1" w:unhideWhenUsed="1"/>
     <w:lsdException w:name="annotation text" w:semiHidden="1" w:unhideWhenUsed="1"/>
     <w:lsdException w:name="header" w:semiHidden="1" w:unhideWhenUsed="1"/>
     <w:lsdException w:name="footer" w:semiHidden="1" w:unhideWhenUsed="1"/>
     <w:lsdException w:name="index heading" w:semiHidden="1" w:unhideWhenUsed="1"/>
-    <w:lsdException w:name="caption" w:semiHidden="1" w:uiPriority="35" w:unhideWhenUsed="1" w:qFormat="1"/>
+    <w:lsdException w:name="caption" w:uiPriority="35" w:semiHidden="1" w:unhideWhenUsed="1" w:qFormat="1"/>
     <w:lsdException w:name="table of figures" w:semiHidden="1" w:unhideWhenUsed="1"/>
     <w:lsdException w:name="envelope address" w:semiHidden="1" w:unhideWhenUsed="1"/>
     <w:lsdException w:name="envelope return" w:semiHidden="1" w:unhideWhenUsed="1"/>
@@ -6342,7 +6581,7 @@
     <w:lsdException w:name="Title" w:uiPriority="10" w:qFormat="1"/>
     <w:lsdException w:name="Closing" w:semiHidden="1" w:unhideWhenUsed="1"/>
     <w:lsdException w:name="Signature" w:semiHidden="1" w:unhideWhenUsed="1"/>
-    <w:lsdException w:name="Default Paragraph Font" w:semiHidden="1" w:uiPriority="1" w:unhideWhenUsed="1"/>
+    <w:lsdException w:name="Default Paragraph Font" w:uiPriority="1" w:semiHidden="1" w:unhideWhenUsed="1"/>
     <w:lsdException w:name="Body Text" w:semiHidden="1" w:unhideWhenUsed="1"/>
     <w:lsdException w:name="Body Text Indent" w:semiHidden="1" w:unhideWhenUsed="1"/>
     <w:lsdException w:name="List Continue" w:semiHidden="1" w:unhideWhenUsed="1"/>
@@ -6542,8 +6781,8 @@
     <w:lsdException w:name="Subtle Reference" w:uiPriority="31" w:qFormat="1"/>
     <w:lsdException w:name="Intense Reference" w:uiPriority="32" w:qFormat="1"/>
     <w:lsdException w:name="Book Title" w:uiPriority="33" w:qFormat="1"/>
-    <w:lsdException w:name="Bibliography" w:semiHidden="1" w:uiPriority="37" w:unhideWhenUsed="1"/>
-    <w:lsdException w:name="TOC Heading" w:semiHidden="1" w:uiPriority="39" w:unhideWhenUsed="1" w:qFormat="1"/>
+    <w:lsdException w:name="Bibliography" w:uiPriority="37" w:semiHidden="1" w:unhideWhenUsed="1"/>
+    <w:lsdException w:name="TOC Heading" w:uiPriority="39" w:semiHidden="1" w:unhideWhenUsed="1" w:qFormat="1"/>
     <w:lsdException w:name="Plain Table 1" w:uiPriority="41"/>
     <w:lsdException w:name="Plain Table 2" w:uiPriority="42"/>
     <w:lsdException w:name="Plain Table 3" w:uiPriority="43"/>
@@ -6654,7 +6893,7 @@
     <w:lsdException w:name="Unresolved Mention" w:semiHidden="1" w:unhideWhenUsed="1"/>
     <w:lsdException w:name="Smart Link" w:semiHidden="1" w:unhideWhenUsed="1"/>
   </w:latentStyles>
-  <w:style w:type="paragraph" w:default="1" w:styleId="Normal">
+  <w:style w:type="paragraph" w:styleId="Normal" w:default="1">
     <w:name w:val="Normal"/>
     <w:qFormat/>
   </w:style>
@@ -6676,7 +6915,7 @@
       <w:outlineLvl w:val="0"/>
     </w:pPr>
     <w:rPr>
-      <w:rFonts w:asciiTheme="majorHAnsi" w:eastAsiaTheme="majorEastAsia" w:hAnsiTheme="majorHAnsi" w:cstheme="majorBidi"/>
+      <w:rFonts w:asciiTheme="majorHAnsi" w:hAnsiTheme="majorHAnsi" w:eastAsiaTheme="majorEastAsia" w:cstheme="majorBidi"/>
       <w:color w:val="0F4761" w:themeColor="accent1" w:themeShade="BF"/>
       <w:sz w:val="40"/>
       <w:szCs w:val="40"/>
@@ -6702,7 +6941,7 @@
       <w:outlineLvl w:val="1"/>
     </w:pPr>
     <w:rPr>
-      <w:rFonts w:asciiTheme="majorHAnsi" w:eastAsiaTheme="majorEastAsia" w:hAnsiTheme="majorHAnsi" w:cstheme="majorBidi"/>
+      <w:rFonts w:asciiTheme="majorHAnsi" w:hAnsiTheme="majorHAnsi" w:eastAsiaTheme="majorEastAsia" w:cstheme="majorBidi"/>
       <w:color w:val="0F4761" w:themeColor="accent1" w:themeShade="BF"/>
       <w:sz w:val="32"/>
       <w:szCs w:val="32"/>
@@ -6890,12 +7129,12 @@
       <w:color w:val="272727" w:themeColor="text1" w:themeTint="D8"/>
     </w:rPr>
   </w:style>
-  <w:style w:type="character" w:default="1" w:styleId="Policepardfaut">
+  <w:style w:type="character" w:styleId="Policepardfaut" w:default="1">
     <w:name w:val="Default Paragraph Font"/>
     <w:uiPriority w:val="1"/>
     <w:unhideWhenUsed/>
   </w:style>
-  <w:style w:type="table" w:default="1" w:styleId="TableauNormal">
+  <w:style w:type="table" w:styleId="TableauNormal" w:default="1">
     <w:name w:val="Normal Table"/>
     <w:uiPriority w:val="99"/>
     <w:semiHidden/>
@@ -6910,39 +7149,39 @@
       </w:tblCellMar>
     </w:tblPr>
   </w:style>
-  <w:style w:type="numbering" w:default="1" w:styleId="Aucuneliste">
+  <w:style w:type="numbering" w:styleId="Aucuneliste" w:default="1">
     <w:name w:val="No List"/>
     <w:uiPriority w:val="99"/>
     <w:semiHidden/>
     <w:unhideWhenUsed/>
   </w:style>
-  <w:style w:type="character" w:customStyle="1" w:styleId="Titre1Car">
+  <w:style w:type="character" w:styleId="Titre1Car" w:customStyle="1">
     <w:name w:val="Titre 1 Car"/>
     <w:basedOn w:val="Policepardfaut"/>
     <w:link w:val="Titre1"/>
     <w:uiPriority w:val="9"/>
     <w:rsid w:val="00082A10"/>
     <w:rPr>
-      <w:rFonts w:asciiTheme="majorHAnsi" w:eastAsiaTheme="majorEastAsia" w:hAnsiTheme="majorHAnsi" w:cstheme="majorBidi"/>
+      <w:rFonts w:asciiTheme="majorHAnsi" w:hAnsiTheme="majorHAnsi" w:eastAsiaTheme="majorEastAsia" w:cstheme="majorBidi"/>
       <w:color w:val="0F4761" w:themeColor="accent1" w:themeShade="BF"/>
       <w:sz w:val="40"/>
       <w:szCs w:val="40"/>
     </w:rPr>
   </w:style>
-  <w:style w:type="character" w:customStyle="1" w:styleId="Titre2Car">
+  <w:style w:type="character" w:styleId="Titre2Car" w:customStyle="1">
     <w:name w:val="Titre 2 Car"/>
     <w:basedOn w:val="Policepardfaut"/>
     <w:link w:val="Titre2"/>
     <w:uiPriority w:val="9"/>
     <w:rsid w:val="00082A10"/>
     <w:rPr>
-      <w:rFonts w:asciiTheme="majorHAnsi" w:eastAsiaTheme="majorEastAsia" w:hAnsiTheme="majorHAnsi" w:cstheme="majorBidi"/>
+      <w:rFonts w:asciiTheme="majorHAnsi" w:hAnsiTheme="majorHAnsi" w:eastAsiaTheme="majorEastAsia" w:cstheme="majorBidi"/>
       <w:color w:val="0F4761" w:themeColor="accent1" w:themeShade="BF"/>
       <w:sz w:val="32"/>
       <w:szCs w:val="32"/>
     </w:rPr>
   </w:style>
-  <w:style w:type="character" w:customStyle="1" w:styleId="Titre3Car">
+  <w:style w:type="character" w:styleId="Titre3Car" w:customStyle="1">
     <w:name w:val="Titre 3 Car"/>
     <w:basedOn w:val="Policepardfaut"/>
     <w:link w:val="Titre3"/>
@@ -6955,7 +7194,7 @@
       <w:szCs w:val="28"/>
     </w:rPr>
   </w:style>
-  <w:style w:type="character" w:customStyle="1" w:styleId="Titre4Car">
+  <w:style w:type="character" w:styleId="Titre4Car" w:customStyle="1">
     <w:name w:val="Titre 4 Car"/>
     <w:basedOn w:val="Policepardfaut"/>
     <w:link w:val="Titre4"/>
@@ -6969,7 +7208,7 @@
       <w:color w:val="0F4761" w:themeColor="accent1" w:themeShade="BF"/>
     </w:rPr>
   </w:style>
-  <w:style w:type="character" w:customStyle="1" w:styleId="Titre5Car">
+  <w:style w:type="character" w:styleId="Titre5Car" w:customStyle="1">
     <w:name w:val="Titre 5 Car"/>
     <w:basedOn w:val="Policepardfaut"/>
     <w:link w:val="Titre5"/>
@@ -6981,7 +7220,7 @@
       <w:color w:val="0F4761" w:themeColor="accent1" w:themeShade="BF"/>
     </w:rPr>
   </w:style>
-  <w:style w:type="character" w:customStyle="1" w:styleId="Titre6Car">
+  <w:style w:type="character" w:styleId="Titre6Car" w:customStyle="1">
     <w:name w:val="Titre 6 Car"/>
     <w:basedOn w:val="Policepardfaut"/>
     <w:link w:val="Titre6"/>
@@ -6995,7 +7234,7 @@
       <w:color w:val="595959" w:themeColor="text1" w:themeTint="A6"/>
     </w:rPr>
   </w:style>
-  <w:style w:type="character" w:customStyle="1" w:styleId="Titre7Car">
+  <w:style w:type="character" w:styleId="Titre7Car" w:customStyle="1">
     <w:name w:val="Titre 7 Car"/>
     <w:basedOn w:val="Policepardfaut"/>
     <w:link w:val="Titre7"/>
@@ -7007,7 +7246,7 @@
       <w:color w:val="595959" w:themeColor="text1" w:themeTint="A6"/>
     </w:rPr>
   </w:style>
-  <w:style w:type="character" w:customStyle="1" w:styleId="Titre8Car">
+  <w:style w:type="character" w:styleId="Titre8Car" w:customStyle="1">
     <w:name w:val="Titre 8 Car"/>
     <w:basedOn w:val="Policepardfaut"/>
     <w:link w:val="Titre8"/>
@@ -7021,7 +7260,7 @@
       <w:color w:val="272727" w:themeColor="text1" w:themeTint="D8"/>
     </w:rPr>
   </w:style>
-  <w:style w:type="character" w:customStyle="1" w:styleId="Titre9Car">
+  <w:style w:type="character" w:styleId="Titre9Car" w:customStyle="1">
     <w:name w:val="Titre 9 Car"/>
     <w:basedOn w:val="Policepardfaut"/>
     <w:link w:val="Titre9"/>
@@ -7046,21 +7285,21 @@
       <w:contextualSpacing/>
     </w:pPr>
     <w:rPr>
-      <w:rFonts w:asciiTheme="majorHAnsi" w:eastAsiaTheme="majorEastAsia" w:hAnsiTheme="majorHAnsi" w:cstheme="majorBidi"/>
+      <w:rFonts w:asciiTheme="majorHAnsi" w:hAnsiTheme="majorHAnsi" w:eastAsiaTheme="majorEastAsia" w:cstheme="majorBidi"/>
       <w:spacing w:val="-10"/>
       <w:kern w:val="28"/>
       <w:sz w:val="56"/>
       <w:szCs w:val="56"/>
     </w:rPr>
   </w:style>
-  <w:style w:type="character" w:customStyle="1" w:styleId="TitreCar">
+  <w:style w:type="character" w:styleId="TitreCar" w:customStyle="1">
     <w:name w:val="Titre Car"/>
     <w:basedOn w:val="Policepardfaut"/>
     <w:link w:val="Titre"/>
     <w:uiPriority w:val="10"/>
     <w:rsid w:val="00082A10"/>
     <w:rPr>
-      <w:rFonts w:asciiTheme="majorHAnsi" w:eastAsiaTheme="majorEastAsia" w:hAnsiTheme="majorHAnsi" w:cstheme="majorBidi"/>
+      <w:rFonts w:asciiTheme="majorHAnsi" w:hAnsiTheme="majorHAnsi" w:eastAsiaTheme="majorEastAsia" w:cstheme="majorBidi"/>
       <w:spacing w:val="-10"/>
       <w:kern w:val="28"/>
       <w:sz w:val="56"/>
@@ -7088,7 +7327,7 @@
       <w:szCs w:val="28"/>
     </w:rPr>
   </w:style>
-  <w:style w:type="character" w:customStyle="1" w:styleId="Sous-titreCar">
+  <w:style w:type="character" w:styleId="Sous-titreCar" w:customStyle="1">
     <w:name w:val="Sous-titre Car"/>
     <w:basedOn w:val="Policepardfaut"/>
     <w:link w:val="Sous-titre"/>
@@ -7120,7 +7359,7 @@
       <w:color w:val="404040" w:themeColor="text1" w:themeTint="BF"/>
     </w:rPr>
   </w:style>
-  <w:style w:type="character" w:customStyle="1" w:styleId="CitationCar">
+  <w:style w:type="character" w:styleId="CitationCar" w:customStyle="1">
     <w:name w:val="Citation Car"/>
     <w:basedOn w:val="Policepardfaut"/>
     <w:link w:val="Citation"/>
@@ -7165,8 +7404,8 @@
     <w:rsid w:val="00082A10"/>
     <w:pPr>
       <w:pBdr>
-        <w:top w:val="single" w:sz="4" w:space="10" w:color="0F4761" w:themeColor="accent1" w:themeShade="BF"/>
-        <w:bottom w:val="single" w:sz="4" w:space="10" w:color="0F4761" w:themeColor="accent1" w:themeShade="BF"/>
+        <w:top w:val="single" w:color="0F4761" w:themeColor="accent1" w:themeShade="BF" w:sz="4" w:space="10"/>
+        <w:bottom w:val="single" w:color="0F4761" w:themeColor="accent1" w:themeShade="BF" w:sz="4" w:space="10"/>
       </w:pBdr>
       <w:spacing w:before="360" w:after="360"/>
       <w:ind w:left="864" w:right="864"/>
@@ -7178,7 +7417,7 @@
       <w:color w:val="0F4761" w:themeColor="accent1" w:themeShade="BF"/>
     </w:rPr>
   </w:style>
-  <w:style w:type="character" w:customStyle="1" w:styleId="CitationintenseCar">
+  <w:style w:type="character" w:styleId="CitationintenseCar" w:customStyle="1">
     <w:name w:val="Citation intense Car"/>
     <w:basedOn w:val="Policepardfaut"/>
     <w:link w:val="Citationintense"/>
@@ -7219,7 +7458,7 @@
       <w:spacing w:after="0" w:line="240" w:lineRule="auto"/>
     </w:pPr>
   </w:style>
-  <w:style w:type="character" w:customStyle="1" w:styleId="En-tteCar">
+  <w:style w:type="character" w:styleId="En-tteCar" w:customStyle="1">
     <w:name w:val="En-tête Car"/>
     <w:basedOn w:val="Policepardfaut"/>
     <w:link w:val="En-tte"/>
@@ -7241,7 +7480,7 @@
       <w:spacing w:after="0" w:line="240" w:lineRule="auto"/>
     </w:pPr>
   </w:style>
-  <w:style w:type="character" w:customStyle="1" w:styleId="PieddepageCar">
+  <w:style w:type="character" w:styleId="PieddepageCar" w:customStyle="1">
     <w:name w:val="Pied de page Car"/>
     <w:basedOn w:val="Policepardfaut"/>
     <w:link w:val="Pieddepage"/>
@@ -7288,7 +7527,7 @@
 </file>
 
 <file path=word/theme/theme1.xml><?xml version="1.0" encoding="utf-8"?>
-<a:theme xmlns:a="http://schemas.openxmlformats.org/drawingml/2006/main" name="Thème Office">
+<a:theme xmlns:a="http://schemas.openxmlformats.org/drawingml/2006/main" xmlns:thm15="http://schemas.microsoft.com/office/thememl/2012/main" name="Thème Office">
   <a:themeElements>
     <a:clrScheme name="Office">
       <a:dk1>

--- a/doc/Rapport.docx
+++ b/doc/Rapport.docx
@@ -1,6 +1,6 @@
 
 <file path=word/document.xml><?xml version="1.0" encoding="utf-8"?>
-<w:document xmlns:wpc="http://schemas.microsoft.com/office/word/2010/wordprocessingCanvas" xmlns:cx="http://schemas.microsoft.com/office/drawing/2014/chartex" xmlns:cx1="http://schemas.microsoft.com/office/drawing/2015/9/8/chartex" xmlns:cx2="http://schemas.microsoft.com/office/drawing/2015/10/21/chartex" xmlns:cx3="http://schemas.microsoft.com/office/drawing/2016/5/9/chartex" xmlns:cx4="http://schemas.microsoft.com/office/drawing/2016/5/10/chartex" xmlns:cx5="http://schemas.microsoft.com/office/drawing/2016/5/11/chartex" xmlns:cx6="http://schemas.microsoft.com/office/drawing/2016/5/12/chartex" xmlns:cx7="http://schemas.microsoft.com/office/drawing/2016/5/13/chartex" xmlns:cx8="http://schemas.microsoft.com/office/drawing/2016/5/14/chartex" xmlns:mc="http://schemas.openxmlformats.org/markup-compatibility/2006" xmlns:aink="http://schemas.microsoft.com/office/drawing/2016/ink" xmlns:am3d="http://schemas.microsoft.com/office/drawing/2017/model3d" xmlns:o="urn:schemas-microsoft-com:office:office" xmlns:oel="http://schemas.microsoft.com/office/2019/extlst" xmlns:r="http://schemas.openxmlformats.org/officeDocument/2006/relationships" xmlns:m="http://schemas.openxmlformats.org/officeDocument/2006/math" xmlns:v="urn:schemas-microsoft-com:vml" xmlns:wp14="http://schemas.microsoft.com/office/word/2010/wordprocessingDrawing" xmlns:wp="http://schemas.openxmlformats.org/drawingml/2006/wordprocessingDrawing" xmlns:w10="urn:schemas-microsoft-com:office:word" xmlns:w="http://schemas.openxmlformats.org/wordprocessingml/2006/main" xmlns:w14="http://schemas.microsoft.com/office/word/2010/wordml" xmlns:w15="http://schemas.microsoft.com/office/word/2012/wordml" xmlns:w16cex="http://schemas.microsoft.com/office/word/2018/wordml/cex" xmlns:w16cid="http://schemas.microsoft.com/office/word/2016/wordml/cid" xmlns:w16="http://schemas.microsoft.com/office/word/2018/wordml" xmlns:w16du="http://schemas.microsoft.com/office/word/2023/wordml/word16du" xmlns:w16sdtdh="http://schemas.microsoft.com/office/word/2020/wordml/sdtdatahash" xmlns:w16sdtfl="http://schemas.microsoft.com/office/word/2024/wordml/sdtformatlock" xmlns:w16se="http://schemas.microsoft.com/office/word/2015/wordml/symex" xmlns:wpg="http://schemas.microsoft.com/office/word/2010/wordprocessingGroup" xmlns:wpi="http://schemas.microsoft.com/office/word/2010/wordprocessingInk" xmlns:wne="http://schemas.microsoft.com/office/word/2006/wordml" xmlns:wps="http://schemas.microsoft.com/office/word/2010/wordprocessingShape" xmlns:a="http://schemas.openxmlformats.org/drawingml/2006/main" xmlns:pic="http://schemas.openxmlformats.org/drawingml/2006/picture" xmlns:a14="http://schemas.microsoft.com/office/drawing/2010/main" mc:Ignorable="w14 w15 w16se w16cid w16 w16cex w16sdtdh w16sdtfl w16du wp14">
+<w:document xmlns:wpc="http://schemas.microsoft.com/office/word/2010/wordprocessingCanvas" xmlns:cx="http://schemas.microsoft.com/office/drawing/2014/chartex" xmlns:cx1="http://schemas.microsoft.com/office/drawing/2015/9/8/chartex" xmlns:cx2="http://schemas.microsoft.com/office/drawing/2015/10/21/chartex" xmlns:cx3="http://schemas.microsoft.com/office/drawing/2016/5/9/chartex" xmlns:cx4="http://schemas.microsoft.com/office/drawing/2016/5/10/chartex" xmlns:cx5="http://schemas.microsoft.com/office/drawing/2016/5/11/chartex" xmlns:cx6="http://schemas.microsoft.com/office/drawing/2016/5/12/chartex" xmlns:cx7="http://schemas.microsoft.com/office/drawing/2016/5/13/chartex" xmlns:cx8="http://schemas.microsoft.com/office/drawing/2016/5/14/chartex" xmlns:mc="http://schemas.openxmlformats.org/markup-compatibility/2006" xmlns:aink="http://schemas.microsoft.com/office/drawing/2016/ink" xmlns:am3d="http://schemas.microsoft.com/office/drawing/2017/model3d" xmlns:o="urn:schemas-microsoft-com:office:office" xmlns:oel="http://schemas.microsoft.com/office/2019/extlst" xmlns:r="http://schemas.openxmlformats.org/officeDocument/2006/relationships" xmlns:m="http://schemas.openxmlformats.org/officeDocument/2006/math" xmlns:v="urn:schemas-microsoft-com:vml" xmlns:wp14="http://schemas.microsoft.com/office/word/2010/wordprocessingDrawing" xmlns:wp="http://schemas.openxmlformats.org/drawingml/2006/wordprocessingDrawing" xmlns:w10="urn:schemas-microsoft-com:office:word" xmlns:w="http://schemas.openxmlformats.org/wordprocessingml/2006/main" xmlns:w14="http://schemas.microsoft.com/office/word/2010/wordml" xmlns:w15="http://schemas.microsoft.com/office/word/2012/wordml" xmlns:w16cex="http://schemas.microsoft.com/office/word/2018/wordml/cex" xmlns:w16cid="http://schemas.microsoft.com/office/word/2016/wordml/cid" xmlns:w16="http://schemas.microsoft.com/office/word/2018/wordml" xmlns:w16du="http://schemas.microsoft.com/office/word/2023/wordml/word16du" xmlns:w16sdtdh="http://schemas.microsoft.com/office/word/2020/wordml/sdtdatahash" xmlns:w16sdtfl="http://schemas.microsoft.com/office/word/2024/wordml/sdtformatlock" xmlns:w16se="http://schemas.microsoft.com/office/word/2015/wordml/symex" xmlns:wpg="http://schemas.microsoft.com/office/word/2010/wordprocessingGroup" xmlns:wpi="http://schemas.microsoft.com/office/word/2010/wordprocessingInk" xmlns:wne="http://schemas.microsoft.com/office/word/2006/wordml" xmlns:wps="http://schemas.microsoft.com/office/word/2010/wordprocessingShape" mc:Ignorable="w14 w15 w16se w16cid w16 w16cex w16sdtdh w16sdtfl w16du wp14">
   <w:body>
     <w:p>
       <w:pPr>
@@ -38,14 +38,7 @@
           <w:sz w:val="20"/>
           <w:szCs w:val="20"/>
         </w:rPr>
-        <w:t>navigateur web</w:t>
-      </w:r>
-      <w:r>
-        <w:rPr>
-          <w:sz w:val="20"/>
-          <w:szCs w:val="20"/>
-        </w:rPr>
-        <w:t xml:space="preserve"> avec une interface HTML/CSS et une implémentation complète des règles du jeu.</w:t>
+        <w:t>navigateur web avec une interface HTML/CSS et une implémentation complète des règles du jeu.</w:t>
       </w:r>
       <w:r>
         <w:br/>
@@ -120,35 +113,17 @@
           <w:sz w:val="20"/>
           <w:szCs w:val="20"/>
         </w:rPr>
-        <w:t xml:space="preserve">, nous avons choisi de développer une version simplifiée de </w:t>
-      </w:r>
-      <w:r>
-        <w:rPr>
-          <w:b w:val="0"/>
-          <w:bCs w:val="0"/>
-          <w:sz w:val="20"/>
-          <w:szCs w:val="20"/>
-        </w:rPr>
-        <w:t>Pac</w:t>
+        <w:t>, nous avons choisi de développer une version simplifiée de Pac</w:t>
       </w:r>
       <w:r>
         <w:noBreakHyphen/>
       </w:r>
       <w:r>
         <w:rPr>
-          <w:b w:val="0"/>
-          <w:bCs w:val="0"/>
-          <w:sz w:val="20"/>
-          <w:szCs w:val="20"/>
-        </w:rPr>
-        <w:t>Man</w:t>
-      </w:r>
-      <w:r>
-        <w:rPr>
-          <w:sz w:val="20"/>
-          <w:szCs w:val="20"/>
-        </w:rPr>
-        <w:t xml:space="preserve"> : un jeu de course dans un labyrinthe avec un ou plusieurs fantômes</w:t>
+          <w:sz w:val="20"/>
+          <w:szCs w:val="20"/>
+        </w:rPr>
+        <w:t>Man : un jeu de course dans un labyrinthe avec un ou plusieurs fantômes</w:t>
       </w:r>
       <w:r>
         <w:rPr>
@@ -218,23 +193,7 @@
           <w:sz w:val="20"/>
           <w:szCs w:val="20"/>
         </w:rPr>
-        <w:t xml:space="preserve">ons également prévu soit une limite de temps, soit des points à manger. Finalement, nous avons retenu le système de </w:t>
-      </w:r>
-      <w:r>
-        <w:rPr>
-          <w:b w:val="0"/>
-          <w:bCs w:val="0"/>
-          <w:sz w:val="20"/>
-          <w:szCs w:val="20"/>
-        </w:rPr>
-        <w:t>pastilles</w:t>
-      </w:r>
-      <w:r>
-        <w:rPr>
-          <w:sz w:val="20"/>
-          <w:szCs w:val="20"/>
-        </w:rPr>
-        <w:t xml:space="preserve"> qui donnent des points au joueur.</w:t>
+        <w:t>ons également prévu soit une limite de temps, soit des points à manger. Finalement, nous avons retenu le système de pastilles qui donnent des points au joueur.</w:t>
       </w:r>
     </w:p>
     <w:p>
@@ -328,14 +287,7 @@
           <w:sz w:val="20"/>
           <w:szCs w:val="20"/>
         </w:rPr>
-        <w:t xml:space="preserve"> </w:t>
-      </w:r>
-      <w:r>
-        <w:rPr>
-          <w:sz w:val="20"/>
-          <w:szCs w:val="20"/>
-        </w:rPr>
-        <w:t>Pac</w:t>
+        <w:t xml:space="preserve"> Pac</w:t>
       </w:r>
       <w:r>
         <w:noBreakHyphen/>
@@ -345,14 +297,7 @@
           <w:sz w:val="20"/>
           <w:szCs w:val="20"/>
         </w:rPr>
-        <w:t>Man</w:t>
-      </w:r>
-      <w:r>
-        <w:rPr>
-          <w:sz w:val="20"/>
-          <w:szCs w:val="20"/>
-        </w:rPr>
-        <w:t xml:space="preserve"> dans un labyrinthe ;</w:t>
+        <w:t>Man dans un labyrinthe ;</w:t>
       </w:r>
     </w:p>
     <w:p>
@@ -494,23 +439,7 @@
           <w:sz w:val="20"/>
           <w:szCs w:val="20"/>
         </w:rPr>
-        <w:t xml:space="preserve">Man se déplace dans un labyrinthe à l’aide des </w:t>
-      </w:r>
-      <w:r>
-        <w:rPr>
-          <w:b w:val="0"/>
-          <w:bCs w:val="0"/>
-          <w:sz w:val="20"/>
-          <w:szCs w:val="20"/>
-        </w:rPr>
-        <w:t>flèches du clavier</w:t>
-      </w:r>
-      <w:r>
-        <w:rPr>
-          <w:sz w:val="20"/>
-          <w:szCs w:val="20"/>
-        </w:rPr>
-        <w:t xml:space="preserve"> (haut, bas, gauche, droite)</w:t>
+        <w:t>Man se déplace dans un labyrinthe à l’aide des flèches du clavier (haut, bas, gauche, droite)</w:t>
       </w:r>
     </w:p>
     <w:p>
@@ -539,23 +468,7 @@
           <w:sz w:val="20"/>
           <w:szCs w:val="20"/>
         </w:rPr>
-        <w:t xml:space="preserve"> pastille mangée augmente le score de </w:t>
-      </w:r>
-      <w:r>
-        <w:rPr>
-          <w:b w:val="0"/>
-          <w:bCs w:val="0"/>
-          <w:sz w:val="20"/>
-          <w:szCs w:val="20"/>
-        </w:rPr>
-        <w:t>10 points</w:t>
-      </w:r>
-      <w:r>
-        <w:rPr>
-          <w:sz w:val="20"/>
-          <w:szCs w:val="20"/>
-        </w:rPr>
-        <w:t xml:space="preserve"> ;</w:t>
+        <w:t xml:space="preserve"> pastille mangée augmente le score de 10 points ;</w:t>
       </w:r>
     </w:p>
     <w:p>
@@ -584,23 +497,7 @@
           <w:sz w:val="20"/>
           <w:szCs w:val="20"/>
         </w:rPr>
-        <w:t xml:space="preserve"> toutes les pastilles de la carte sont mangées, la partie est </w:t>
-      </w:r>
-      <w:r>
-        <w:rPr>
-          <w:b w:val="0"/>
-          <w:bCs w:val="0"/>
-          <w:sz w:val="20"/>
-          <w:szCs w:val="20"/>
-        </w:rPr>
-        <w:t>gagnée</w:t>
-      </w:r>
-      <w:r>
-        <w:rPr>
-          <w:sz w:val="20"/>
-          <w:szCs w:val="20"/>
-        </w:rPr>
-        <w:t xml:space="preserve"> ;</w:t>
+        <w:t xml:space="preserve"> toutes les pastilles de la carte sont mangées, la partie est gagnée ;</w:t>
       </w:r>
     </w:p>
     <w:p>
@@ -637,23 +534,7 @@
           <w:sz w:val="20"/>
           <w:szCs w:val="20"/>
         </w:rPr>
-        <w:t xml:space="preserve">Man, la partie est </w:t>
-      </w:r>
-      <w:r>
-        <w:rPr>
-          <w:b w:val="0"/>
-          <w:bCs w:val="0"/>
-          <w:sz w:val="20"/>
-          <w:szCs w:val="20"/>
-        </w:rPr>
-        <w:t>perdue</w:t>
-      </w:r>
-      <w:r>
-        <w:rPr>
-          <w:sz w:val="20"/>
-          <w:szCs w:val="20"/>
-        </w:rPr>
-        <w:t>.</w:t>
+        <w:t>Man, la partie est perdue.</w:t>
       </w:r>
     </w:p>
     <w:p>
@@ -722,37 +603,7 @@
           <w:sz w:val="20"/>
           <w:szCs w:val="20"/>
         </w:rPr>
-        <w:t xml:space="preserve"> une page </w:t>
-      </w:r>
-      <w:r>
-        <w:rPr>
-          <w:b w:val="0"/>
-          <w:bCs w:val="0"/>
-          <w:sz w:val="20"/>
-          <w:szCs w:val="20"/>
-        </w:rPr>
-        <w:t>HTML</w:t>
-      </w:r>
-      <w:r>
-        <w:rPr>
-          <w:sz w:val="20"/>
-          <w:szCs w:val="20"/>
-        </w:rPr>
-        <w:t xml:space="preserve"> avec une zone de jeu (</w:t>
-      </w:r>
-      <w:r>
-        <w:rPr>
-          <w:sz w:val="20"/>
-          <w:szCs w:val="20"/>
-        </w:rPr>
-        <w:t>canvas</w:t>
-      </w:r>
-      <w:r>
-        <w:rPr>
-          <w:sz w:val="20"/>
-          <w:szCs w:val="20"/>
-        </w:rPr>
-        <w:t>) et des boutons ;</w:t>
+        <w:t xml:space="preserve"> une page HTML avec une zone de jeu (canvas) et des boutons ;</w:t>
       </w:r>
     </w:p>
     <w:p>
@@ -780,23 +631,7 @@
           <w:sz w:val="20"/>
           <w:szCs w:val="20"/>
         </w:rPr>
-        <w:t xml:space="preserve"> une feuille de style </w:t>
-      </w:r>
-      <w:r>
-        <w:rPr>
-          <w:b w:val="0"/>
-          <w:bCs w:val="0"/>
-          <w:sz w:val="20"/>
-          <w:szCs w:val="20"/>
-        </w:rPr>
-        <w:t>CSS</w:t>
-      </w:r>
-      <w:r>
-        <w:rPr>
-          <w:sz w:val="20"/>
-          <w:szCs w:val="20"/>
-        </w:rPr>
-        <w:t xml:space="preserve"> pour la mise en forme ;</w:t>
+        <w:t xml:space="preserve"> une feuille de style CSS pour la mise en forme ;</w:t>
       </w:r>
     </w:p>
     <w:p>
@@ -824,23 +659,7 @@
           <w:sz w:val="20"/>
           <w:szCs w:val="20"/>
         </w:rPr>
-        <w:t xml:space="preserve"> toute la logique du jeu en </w:t>
-      </w:r>
-      <w:r>
-        <w:rPr>
-          <w:b w:val="0"/>
-          <w:bCs w:val="0"/>
-          <w:sz w:val="20"/>
-          <w:szCs w:val="20"/>
-        </w:rPr>
-        <w:t>JavaScript</w:t>
-      </w:r>
-      <w:r>
-        <w:rPr>
-          <w:sz w:val="20"/>
-          <w:szCs w:val="20"/>
-        </w:rPr>
-        <w:t>.</w:t>
+        <w:t xml:space="preserve"> toute la logique du jeu en JavaScript.</w:t>
       </w:r>
     </w:p>
     <w:p>
@@ -854,10 +673,94 @@
     </w:p>
     <w:p>
       <w:pPr>
+        <w:rPr>
+          <w:sz w:val="20"/>
+          <w:szCs w:val="20"/>
+        </w:rPr>
+      </w:pPr>
+      <w:r>
+        <w:rPr>
+          <w:sz w:val="20"/>
+          <w:szCs w:val="20"/>
+        </w:rPr>
+        <w:t>Le manuel d’utilisation est accessible dans le fichier «</w:t>
+      </w:r>
+      <w:r>
+        <w:rPr>
+          <w:rFonts w:ascii="Arial" w:hAnsi="Arial" w:cs="Arial"/>
+          <w:sz w:val="20"/>
+          <w:szCs w:val="20"/>
+        </w:rPr>
+        <w:t> </w:t>
+      </w:r>
+      <w:r>
+        <w:rPr>
+          <w:sz w:val="20"/>
+          <w:szCs w:val="20"/>
+        </w:rPr>
+        <w:t>README.md</w:t>
+      </w:r>
+      <w:r>
+        <w:rPr>
+          <w:rFonts w:ascii="Arial" w:hAnsi="Arial" w:cs="Arial"/>
+          <w:sz w:val="20"/>
+          <w:szCs w:val="20"/>
+        </w:rPr>
+        <w:t> </w:t>
+      </w:r>
+      <w:r>
+        <w:rPr>
+          <w:rFonts w:ascii="Aptos" w:hAnsi="Aptos" w:cs="Aptos"/>
+          <w:sz w:val="20"/>
+          <w:szCs w:val="20"/>
+        </w:rPr>
+        <w:t>»</w:t>
+      </w:r>
+      <w:r>
+        <w:rPr>
+          <w:rFonts w:ascii="Aptos" w:hAnsi="Aptos" w:cs="Aptos"/>
+          <w:sz w:val="20"/>
+          <w:szCs w:val="20"/>
+        </w:rPr>
+        <w:t xml:space="preserve"> présent</w:t>
+      </w:r>
+      <w:r>
+        <w:rPr>
+          <w:sz w:val="20"/>
+          <w:szCs w:val="20"/>
+        </w:rPr>
+        <w:t xml:space="preserve"> </w:t>
+      </w:r>
+      <w:r>
+        <w:rPr>
+          <w:rFonts w:ascii="Aptos" w:hAnsi="Aptos" w:cs="Aptos"/>
+          <w:sz w:val="20"/>
+          <w:szCs w:val="20"/>
+        </w:rPr>
+        <w:t>à</w:t>
+      </w:r>
+      <w:r>
+        <w:rPr>
+          <w:sz w:val="20"/>
+          <w:szCs w:val="20"/>
+        </w:rPr>
+        <w:t xml:space="preserve"> la racine du projet.</w:t>
+      </w:r>
+      <w:r>
+        <w:rPr>
+          <w:sz w:val="20"/>
+          <w:szCs w:val="20"/>
+        </w:rPr>
+        <w:t xml:space="preserve"> </w:t>
+      </w:r>
+    </w:p>
+    <w:p>
+      <w:pPr>
         <w:pStyle w:val="Titre2"/>
         <w:jc w:val="both"/>
       </w:pPr>
       <w:r>
+        <w:lastRenderedPageBreak/>
         <w:t>Organisation des fichiers</w:t>
       </w:r>
     </w:p>
@@ -893,8 +796,6 @@
       </w:pPr>
       <w:r>
         <w:rPr>
-          <w:b w:val="0"/>
-          <w:bCs w:val="0"/>
           <w:sz w:val="20"/>
           <w:szCs w:val="20"/>
           <w:u w:val="single"/>
@@ -906,21 +807,7 @@
           <w:sz w:val="20"/>
           <w:szCs w:val="20"/>
         </w:rPr>
-        <w:t xml:space="preserve"> : page principale du jeu, contenant le </w:t>
-      </w:r>
-      <w:r>
-        <w:rPr>
-          <w:sz w:val="20"/>
-          <w:szCs w:val="20"/>
-        </w:rPr>
-        <w:t>canvas</w:t>
-      </w:r>
-      <w:r>
-        <w:rPr>
-          <w:sz w:val="20"/>
-          <w:szCs w:val="20"/>
-        </w:rPr>
-        <w:t>, les boutons (Commencer, Recommencer, choix de carte, choix de niveau) et l</w:t>
+        <w:t xml:space="preserve"> : page principale du jeu, contenant le canvas, les boutons (Commencer, Recommencer, choix de carte, choix de niveau) et l</w:t>
       </w:r>
       <w:r>
         <w:rPr>
@@ -953,8 +840,6 @@
       </w:pPr>
       <w:r>
         <w:rPr>
-          <w:b w:val="0"/>
-          <w:bCs w:val="0"/>
           <w:sz w:val="20"/>
           <w:szCs w:val="20"/>
           <w:u w:val="single"/>
@@ -966,21 +851,7 @@
           <w:sz w:val="20"/>
           <w:szCs w:val="20"/>
         </w:rPr>
-        <w:t xml:space="preserve"> : mise en forme de la page, du </w:t>
-      </w:r>
-      <w:r>
-        <w:rPr>
-          <w:sz w:val="20"/>
-          <w:szCs w:val="20"/>
-        </w:rPr>
-        <w:t>canvas</w:t>
-      </w:r>
-      <w:r>
-        <w:rPr>
-          <w:sz w:val="20"/>
-          <w:szCs w:val="20"/>
-        </w:rPr>
-        <w:t>, des boutons et du message de fin de partie</w:t>
+        <w:t xml:space="preserve"> : mise en forme de la page, du canvas, des boutons et du message de fin de partie</w:t>
       </w:r>
     </w:p>
     <w:p>
@@ -999,23 +870,11 @@
       </w:pPr>
       <w:r>
         <w:rPr>
-          <w:b w:val="0"/>
-          <w:bCs w:val="0"/>
           <w:sz w:val="20"/>
           <w:szCs w:val="20"/>
           <w:u w:val="single"/>
         </w:rPr>
-        <w:t>pacman.js</w:t>
-      </w:r>
-      <w:r>
-        <w:rPr>
-          <w:b w:val="0"/>
-          <w:bCs w:val="0"/>
-          <w:sz w:val="20"/>
-          <w:szCs w:val="20"/>
-          <w:u w:val="single"/>
-        </w:rPr>
-        <w:t xml:space="preserve"> </w:t>
+        <w:t xml:space="preserve">pacman.js </w:t>
       </w:r>
       <w:r>
         <w:rPr>
@@ -1056,20 +915,18 @@
           <w:szCs w:val="20"/>
         </w:rPr>
       </w:pPr>
-      <w:r>
-        <w:rPr>
-          <w:b w:val="0"/>
-          <w:bCs w:val="0"/>
+      <w:proofErr w:type="gramStart"/>
+      <w:r>
+        <w:rPr>
           <w:sz w:val="20"/>
           <w:szCs w:val="20"/>
           <w:u w:val="single"/>
         </w:rPr>
         <w:t>images</w:t>
       </w:r>
-      <w:r>
-        <w:rPr>
-          <w:b w:val="0"/>
-          <w:bCs w:val="0"/>
+      <w:proofErr w:type="gramEnd"/>
+      <w:r>
+        <w:rPr>
           <w:sz w:val="20"/>
           <w:szCs w:val="20"/>
           <w:u w:val="single"/>
@@ -1088,21 +945,7 @@
           <w:sz w:val="20"/>
           <w:szCs w:val="20"/>
         </w:rPr>
-        <w:t xml:space="preserve">les </w:t>
-      </w:r>
-      <w:r>
-        <w:rPr>
-          <w:sz w:val="20"/>
-          <w:szCs w:val="20"/>
-        </w:rPr>
-        <w:t>sprites</w:t>
-      </w:r>
-      <w:r>
-        <w:rPr>
-          <w:sz w:val="20"/>
-          <w:szCs w:val="20"/>
-        </w:rPr>
-        <w:t xml:space="preserve"> de Pac-Man (</w:t>
+        <w:t>les sprites de Pac-Man (</w:t>
       </w:r>
       <w:r>
         <w:rPr>
@@ -1163,27 +1006,11 @@
       </w:pPr>
       <w:r>
         <w:rPr>
-          <w:b w:val="0"/>
-          <w:bCs w:val="0"/>
-          <w:i w:val="0"/>
-          <w:iCs w:val="0"/>
           <w:sz w:val="20"/>
           <w:szCs w:val="20"/>
           <w:u w:val="single"/>
         </w:rPr>
-        <w:t>pacman.mp3</w:t>
-      </w:r>
-      <w:r>
-        <w:rPr>
-          <w:b w:val="0"/>
-          <w:bCs w:val="0"/>
-          <w:i w:val="0"/>
-          <w:iCs w:val="0"/>
-          <w:sz w:val="20"/>
-          <w:szCs w:val="20"/>
-          <w:u w:val="single"/>
-        </w:rPr>
-        <w:t xml:space="preserve"> </w:t>
+        <w:t xml:space="preserve">pacman.mp3 </w:t>
       </w:r>
       <w:r>
         <w:rPr>
@@ -1208,8 +1035,6 @@
       </w:pPr>
       <w:r>
         <w:rPr>
-          <w:b w:val="0"/>
-          <w:bCs w:val="0"/>
           <w:sz w:val="20"/>
           <w:szCs w:val="20"/>
           <w:u w:val="single"/>
@@ -1581,12 +1406,6 @@
           <w:szCs w:val="20"/>
         </w:rPr>
         <w:noBreakHyphen/>
-      </w:r>
-      <w:r>
-        <w:rPr>
-          <w:sz w:val="20"/>
-          <w:szCs w:val="20"/>
-        </w:rPr>
         <w:t>Man et des fantômes.</w:t>
       </w:r>
     </w:p>
@@ -1615,6 +1434,7 @@
         <w:t xml:space="preserve">Le dessin du jeu est réalisé dans la fonction </w:t>
       </w:r>
       <w:proofErr w:type="spellStart"/>
+      <w:proofErr w:type="gramStart"/>
       <w:r>
         <w:rPr>
           <w:sz w:val="20"/>
@@ -1628,7 +1448,15 @@
           <w:sz w:val="20"/>
           <w:szCs w:val="20"/>
         </w:rPr>
-        <w:t xml:space="preserve">() du fichier pacman.js. Pour chaque case de la carte, le code </w:t>
+        <w:t>(</w:t>
+      </w:r>
+      <w:proofErr w:type="gramEnd"/>
+      <w:r>
+        <w:rPr>
+          <w:sz w:val="20"/>
+          <w:szCs w:val="20"/>
+        </w:rPr>
+        <w:t xml:space="preserve">) du fichier pacman.js. Pour chaque case de la carte, le code </w:t>
       </w:r>
       <w:r>
         <w:rPr>
@@ -1810,9 +1638,9 @@
           <w:noProof/>
         </w:rPr>
         <w:drawing>
-          <wp:inline distT="0" distB="0" distL="0" distR="0" wp14:anchorId="47C246CE" wp14:editId="42869E99">
-            <wp:extent cx="2912030" cy="2609656"/>
-            <wp:effectExtent l="0" t="0" r="3175" b="635"/>
+          <wp:inline distT="0" distB="0" distL="0" distR="0" wp14:anchorId="47C246CE" wp14:editId="7C7B98B6">
+            <wp:extent cx="3384158" cy="3032760"/>
+            <wp:effectExtent l="0" t="0" r="6985" b="0"/>
             <wp:docPr id="1506835869" name="drawing"/>
             <wp:cNvGraphicFramePr>
               <a:graphicFrameLocks xmlns:a="http://schemas.openxmlformats.org/drawingml/2006/main" noChangeAspect="1"/>
@@ -1840,7 +1668,7 @@
                   <pic:spPr bwMode="auto">
                     <a:xfrm>
                       <a:off x="0" y="0"/>
-                      <a:ext cx="2930884" cy="2626552"/>
+                      <a:ext cx="3405087" cy="3051515"/>
                     </a:xfrm>
                     <a:prstGeom prst="rect">
                       <a:avLst/>
@@ -1867,12 +1695,11 @@
         <w:jc w:val="both"/>
       </w:pPr>
       <w:r>
+        <w:lastRenderedPageBreak/>
         <w:t>Déplacements de Pac</w:t>
       </w:r>
       <w:r>
         <w:noBreakHyphen/>
-      </w:r>
-      <w:r>
         <w:t>Man</w:t>
       </w:r>
     </w:p>
@@ -1897,12 +1724,6 @@
           <w:szCs w:val="20"/>
         </w:rPr>
         <w:noBreakHyphen/>
-      </w:r>
-      <w:r>
-        <w:rPr>
-          <w:sz w:val="20"/>
-          <w:szCs w:val="20"/>
-        </w:rPr>
         <w:t>Man sont gérés par les événements clavier</w:t>
       </w:r>
       <w:r>
@@ -1917,7 +1738,23 @@
           <w:sz w:val="20"/>
           <w:szCs w:val="20"/>
         </w:rPr>
-        <w:t xml:space="preserve">La fonction move() calcule ensuite la nouvelle position en fonction de la direction </w:t>
+        <w:t xml:space="preserve">La fonction </w:t>
+      </w:r>
+      <w:proofErr w:type="gramStart"/>
+      <w:r>
+        <w:rPr>
+          <w:sz w:val="20"/>
+          <w:szCs w:val="20"/>
+        </w:rPr>
+        <w:t>move(</w:t>
+      </w:r>
+      <w:proofErr w:type="gramEnd"/>
+      <w:r>
+        <w:rPr>
+          <w:sz w:val="20"/>
+          <w:szCs w:val="20"/>
+        </w:rPr>
+        <w:t xml:space="preserve">) calcule ensuite la nouvelle position en fonction de la direction </w:t>
       </w:r>
       <w:r>
         <w:rPr>
@@ -1939,12 +1776,6 @@
           <w:szCs w:val="20"/>
         </w:rPr>
         <w:noBreakHyphen/>
-      </w:r>
-      <w:r>
-        <w:rPr>
-          <w:sz w:val="20"/>
-          <w:szCs w:val="20"/>
-        </w:rPr>
         <w:t xml:space="preserve">Man avance. Si la case contient une pastille (O), le code ajoute 10 points au score </w:t>
       </w:r>
       <w:r>
@@ -1978,6 +1809,7 @@
         <w:t xml:space="preserve">Le score est mis à jour via la fonction </w:t>
       </w:r>
       <w:proofErr w:type="spellStart"/>
+      <w:proofErr w:type="gramStart"/>
       <w:r>
         <w:rPr>
           <w:sz w:val="20"/>
@@ -1991,7 +1823,15 @@
           <w:sz w:val="20"/>
           <w:szCs w:val="20"/>
         </w:rPr>
-        <w:t>() qui modifie le texte des éléments HTML correspondants.</w:t>
+        <w:t>(</w:t>
+      </w:r>
+      <w:proofErr w:type="gramEnd"/>
+      <w:r>
+        <w:rPr>
+          <w:sz w:val="20"/>
+          <w:szCs w:val="20"/>
+        </w:rPr>
+        <w:t>) qui modifie le texte des éléments HTML correspondants.</w:t>
       </w:r>
     </w:p>
     <w:p>
@@ -2019,6 +1859,7 @@
         <w:t xml:space="preserve">La fonction </w:t>
       </w:r>
       <w:proofErr w:type="spellStart"/>
+      <w:proofErr w:type="gramStart"/>
       <w:r>
         <w:rPr>
           <w:sz w:val="20"/>
@@ -2032,7 +1873,15 @@
           <w:sz w:val="20"/>
           <w:szCs w:val="20"/>
         </w:rPr>
-        <w:t xml:space="preserve">() appelle </w:t>
+        <w:t>(</w:t>
+      </w:r>
+      <w:proofErr w:type="gramEnd"/>
+      <w:r>
+        <w:rPr>
+          <w:sz w:val="20"/>
+          <w:szCs w:val="20"/>
+        </w:rPr>
+        <w:t xml:space="preserve">) appelle </w:t>
       </w:r>
       <w:r>
         <w:rPr>
@@ -2269,14 +2118,7 @@
           <w:sz w:val="20"/>
           <w:szCs w:val="20"/>
         </w:rPr>
-        <w:t>)</w:t>
-      </w:r>
-      <w:r>
-        <w:rPr>
-          <w:sz w:val="20"/>
-          <w:szCs w:val="20"/>
-        </w:rPr>
-        <w:t xml:space="preserve"> qui </w:t>
+        <w:t xml:space="preserve">) qui </w:t>
       </w:r>
       <w:r>
         <w:rPr>
@@ -2369,14 +2211,7 @@
           <w:sz w:val="20"/>
           <w:szCs w:val="20"/>
         </w:rPr>
-        <w:t xml:space="preserve"> le chemin le plus court jusqu’à </w:t>
-      </w:r>
-      <w:r>
-        <w:rPr>
-          <w:sz w:val="20"/>
-          <w:szCs w:val="20"/>
-        </w:rPr>
-        <w:t>Pac</w:t>
+        <w:t xml:space="preserve"> le chemin le plus court jusqu’à Pac</w:t>
       </w:r>
       <w:r>
         <w:noBreakHyphen/>
@@ -2386,14 +2221,7 @@
           <w:sz w:val="20"/>
           <w:szCs w:val="20"/>
         </w:rPr>
-        <w:t>Man</w:t>
-      </w:r>
-      <w:r>
-        <w:rPr>
-          <w:sz w:val="20"/>
-          <w:szCs w:val="20"/>
-        </w:rPr>
-        <w:t xml:space="preserve"> si une solution existe.</w:t>
+        <w:t>Man si une solution existe.</w:t>
       </w:r>
     </w:p>
     <w:p>
@@ -2485,12 +2313,6 @@
           <w:szCs w:val="20"/>
         </w:rPr>
         <w:noBreakHyphen/>
-      </w:r>
-      <w:r>
-        <w:rPr>
-          <w:sz w:val="20"/>
-          <w:szCs w:val="20"/>
-        </w:rPr>
         <w:t>Man.</w:t>
       </w:r>
     </w:p>
@@ -2605,14 +2427,7 @@
           <w:sz w:val="20"/>
           <w:szCs w:val="20"/>
         </w:rPr>
-        <w:t xml:space="preserve"> fantôme atteint </w:t>
-      </w:r>
-      <w:r>
-        <w:rPr>
-          <w:sz w:val="20"/>
-          <w:szCs w:val="20"/>
-        </w:rPr>
-        <w:t>Pac</w:t>
+        <w:t xml:space="preserve"> fantôme atteint Pac</w:t>
       </w:r>
       <w:r>
         <w:noBreakHyphen/>
@@ -2622,14 +2437,7 @@
           <w:sz w:val="20"/>
           <w:szCs w:val="20"/>
         </w:rPr>
-        <w:t>Man</w:t>
-      </w:r>
-      <w:r>
-        <w:rPr>
-          <w:sz w:val="20"/>
-          <w:szCs w:val="20"/>
-        </w:rPr>
-        <w:t xml:space="preserve"> (défaite).</w:t>
+        <w:t>Man (défaite).</w:t>
       </w:r>
     </w:p>
     <w:p>
@@ -2783,6 +2591,7 @@
           <w:sz w:val="20"/>
           <w:szCs w:val="20"/>
         </w:rPr>
+        <w:lastRenderedPageBreak/>
         <w:t xml:space="preserve">« Eugénie devait faire le style de la carte. L’algorithme BFS devait servir pour l’IA du fantôme, qui calculerait le chemin le plus court menant au joueur à chaque déplacement. Elle se chargeait aussi de faire </w:t>
       </w:r>
       <w:r>
@@ -2866,48 +2675,7 @@
           <w:sz w:val="20"/>
           <w:szCs w:val="20"/>
         </w:rPr>
-        <w:t xml:space="preserve">Nous avons utilisé </w:t>
-      </w:r>
-      <w:r>
-        <w:rPr>
-          <w:b w:val="0"/>
-          <w:bCs w:val="0"/>
-          <w:sz w:val="20"/>
-          <w:szCs w:val="20"/>
-        </w:rPr>
-        <w:t>GitHub</w:t>
-      </w:r>
-      <w:r>
-        <w:rPr>
-          <w:b w:val="0"/>
-          <w:bCs w:val="0"/>
-          <w:sz w:val="20"/>
-          <w:szCs w:val="20"/>
-        </w:rPr>
-        <w:t xml:space="preserve"> </w:t>
-      </w:r>
-      <w:r>
-        <w:rPr>
-          <w:sz w:val="20"/>
-          <w:szCs w:val="20"/>
-        </w:rPr>
-        <w:t xml:space="preserve">pour partager le code et </w:t>
-      </w:r>
-      <w:r>
-        <w:rPr>
-          <w:b w:val="0"/>
-          <w:bCs w:val="0"/>
-          <w:sz w:val="20"/>
-          <w:szCs w:val="20"/>
-        </w:rPr>
-        <w:t>Word</w:t>
-      </w:r>
-      <w:r>
-        <w:rPr>
-          <w:sz w:val="20"/>
-          <w:szCs w:val="20"/>
-        </w:rPr>
-        <w:t xml:space="preserve"> pour préparer les documents : « GitHub nous a permis de partager nos travaux. Word nous a permis d’organiser notre travail. » Cette organisation nous a permis de travailler en parallèle tout en respectant le cahier des charges.</w:t>
+        <w:t>Nous avons utilisé GitHub pour partager le code et Word pour préparer les documents : « GitHub nous a permis de partager nos travaux. Word nous a permis d’organiser notre travail. » Cette organisation nous a permis de travailler en parallèle tout en respectant le cahier des charges.</w:t>
       </w:r>
     </w:p>
     <w:p>
@@ -3010,7 +2778,7 @@
         </w:rPr>
         <w:t xml:space="preserve"> </w:t>
       </w:r>
-      <w:hyperlink w:history="1" r:id="rId8">
+      <w:hyperlink r:id="rId8" w:history="1">
         <w:r>
           <w:rPr>
             <w:rStyle w:val="Lienhypertexte"/>
@@ -3088,12 +2856,6 @@
           <w:szCs w:val="20"/>
         </w:rPr>
         <w:br/>
-      </w:r>
-      <w:r>
-        <w:rPr>
-          <w:sz w:val="20"/>
-          <w:szCs w:val="20"/>
-        </w:rPr>
         <w:t>Nous avons ajusté les fonctions pour qu’elles utilisent les mêmes paramètres (par exemple les coordonnées de Pac</w:t>
       </w:r>
       <w:r>
@@ -3102,12 +2864,6 @@
           <w:szCs w:val="20"/>
         </w:rPr>
         <w:noBreakHyphen/>
-      </w:r>
-      <w:r>
-        <w:rPr>
-          <w:sz w:val="20"/>
-          <w:szCs w:val="20"/>
-        </w:rPr>
         <w:t>Man et des fantômes, la carte, etc.).</w:t>
       </w:r>
     </w:p>
@@ -3149,7 +2905,23 @@
           <w:sz w:val="20"/>
           <w:szCs w:val="20"/>
         </w:rPr>
-        <w:t>Le code ajusterTailleJeu() adapte la taille du canvas à la fenêtre. Il fallait s’assurer que le labyrinthe reste lisible et que les cases ne deviennent pas trop petites.</w:t>
+        <w:t xml:space="preserve">Le code </w:t>
+      </w:r>
+      <w:proofErr w:type="gramStart"/>
+      <w:r>
+        <w:rPr>
+          <w:sz w:val="20"/>
+          <w:szCs w:val="20"/>
+        </w:rPr>
+        <w:t>ajusterTailleJeu(</w:t>
+      </w:r>
+      <w:proofErr w:type="gramEnd"/>
+      <w:r>
+        <w:rPr>
+          <w:sz w:val="20"/>
+          <w:szCs w:val="20"/>
+        </w:rPr>
+        <w:t>) adapte la taille du canvas à la fenêtre. Il fallait s’assurer que le labyrinthe reste lisible et que les cases ne deviennent pas trop petites.</w:t>
       </w:r>
       <w:r>
         <w:br/>
@@ -3184,23 +2956,7 @@
           <w:sz w:val="20"/>
           <w:szCs w:val="20"/>
         </w:rPr>
-        <w:t xml:space="preserve">Ce projet nous a permis de réaliser un </w:t>
-      </w:r>
-      <w:r>
-        <w:rPr>
-          <w:b w:val="0"/>
-          <w:bCs w:val="0"/>
-          <w:sz w:val="20"/>
-          <w:szCs w:val="20"/>
-        </w:rPr>
-        <w:t>jeu complet</w:t>
-      </w:r>
-      <w:r>
-        <w:rPr>
-          <w:sz w:val="20"/>
-          <w:szCs w:val="20"/>
-        </w:rPr>
-        <w:t xml:space="preserve"> jouable dans un navigateur, en respectant les consignes du professeur : interface HTML/CSS, logique en JavaScript, règles du jeu implémentées, IA simple pour les ennemis et rapport structuré.</w:t>
+        <w:t>Ce projet nous a permis de réaliser un jeu complet jouable dans un navigateur, en respectant les consignes du professeur : interface HTML/CSS, logique en JavaScript, règles du jeu implémentées, IA simple pour les ennemis et rapport structuré.</w:t>
       </w:r>
     </w:p>
     <w:p>
@@ -3285,12 +3041,6 @@
           <w:szCs w:val="20"/>
         </w:rPr>
         <w:noBreakHyphen/>
-      </w:r>
-      <w:r>
-        <w:rPr>
-          <w:sz w:val="20"/>
-          <w:szCs w:val="20"/>
-        </w:rPr>
         <w:t>Man peut se déplacer, manger des pastilles, le score augmente, les fantômes le poursuivent en utilisant BFS, et la partie se termine par une victoire ou une défaite selon la situation.</w:t>
       </w:r>
     </w:p>
@@ -3350,7 +3100,7 @@
           <w:sz w:val="20"/>
           <w:szCs w:val="20"/>
         </w:rPr>
-        <w:t xml:space="preserve"> d’autres cartes sur le même principe que carte1 et carte2 ;</w:t>
+        <w:t xml:space="preserve"> d’autres cartes sur le même principe que carte1 et carte2</w:t>
       </w:r>
     </w:p>
     <w:p>
@@ -3379,7 +3129,36 @@
           <w:sz w:val="20"/>
           <w:szCs w:val="20"/>
         </w:rPr>
-        <w:t xml:space="preserve"> la vitesse des fantômes pour varier la difficulté ;</w:t>
+        <w:t xml:space="preserve"> la vitesse des fantômes pour varier la difficulté</w:t>
+      </w:r>
+    </w:p>
+    <w:p>
+      <w:pPr>
+        <w:numPr>
+          <w:ilvl w:val="0"/>
+          <w:numId w:val="12"/>
+        </w:numPr>
+        <w:spacing w:after="0" w:line="240" w:lineRule="auto"/>
+        <w:ind w:left="714" w:hanging="357"/>
+        <w:jc w:val="both"/>
+        <w:rPr>
+          <w:sz w:val="20"/>
+          <w:szCs w:val="20"/>
+        </w:rPr>
+      </w:pPr>
+      <w:r>
+        <w:rPr>
+          <w:sz w:val="20"/>
+          <w:szCs w:val="20"/>
+        </w:rPr>
+        <w:t>Améliorer</w:t>
+      </w:r>
+      <w:r>
+        <w:rPr>
+          <w:sz w:val="20"/>
+          <w:szCs w:val="20"/>
+        </w:rPr>
+        <w:t xml:space="preserve"> encore le design (couleurs, animations) dans le fichier CSS</w:t>
       </w:r>
     </w:p>
     <w:p>
@@ -3401,20 +3180,13 @@
           <w:sz w:val="20"/>
           <w:szCs w:val="20"/>
         </w:rPr>
-        <w:t>Améliorer</w:t>
-      </w:r>
-      <w:r>
-        <w:rPr>
-          <w:sz w:val="20"/>
-          <w:szCs w:val="20"/>
-        </w:rPr>
-        <w:t xml:space="preserve"> encore le design (couleurs, animations) dans le fichier CSS.</w:t>
+        <w:t>Adapter la mise en page afin d’assurer une compatibilité mobile (responsive design)</w:t>
       </w:r>
     </w:p>
     <w:sectPr>
       <w:headerReference w:type="default" r:id="rId9"/>
       <w:footerReference w:type="default" r:id="rId10"/>
-      <w:pgSz w:w="11906" w:h="16838" w:orient="portrait"/>
+      <w:pgSz w:w="11906" w:h="16838"/>
       <w:pgMar w:top="993" w:right="1417" w:bottom="993" w:left="1417" w:header="284" w:footer="0" w:gutter="0"/>
       <w:cols w:space="708"/>
       <w:docGrid w:linePitch="360"/>
@@ -3625,12 +3397,6 @@
         <w:bCs/>
       </w:rPr>
       <w:noBreakHyphen/>
-    </w:r>
-    <w:r>
-      <w:rPr>
-        <w:b/>
-        <w:bCs/>
-      </w:rPr>
       <w:t>Man</w:t>
     </w:r>
   </w:p>
@@ -3656,7 +3422,7 @@
         <w:ind w:left="720" w:hanging="360"/>
       </w:pPr>
       <w:rPr>
-        <w:rFonts w:hint="default" w:ascii="Aptos" w:hAnsi="Aptos" w:eastAsiaTheme="minorHAnsi" w:cstheme="minorBidi"/>
+        <w:rFonts w:ascii="Aptos" w:eastAsiaTheme="minorHAnsi" w:hAnsi="Aptos" w:cstheme="minorBidi" w:hint="default"/>
       </w:rPr>
     </w:lvl>
     <w:lvl w:ilvl="1" w:tplc="040C0003" w:tentative="1">
@@ -3668,7 +3434,7 @@
         <w:ind w:left="1440" w:hanging="360"/>
       </w:pPr>
       <w:rPr>
-        <w:rFonts w:hint="default" w:ascii="Courier New" w:hAnsi="Courier New" w:cs="Courier New"/>
+        <w:rFonts w:ascii="Courier New" w:hAnsi="Courier New" w:cs="Courier New" w:hint="default"/>
       </w:rPr>
     </w:lvl>
     <w:lvl w:ilvl="2" w:tplc="040C0005" w:tentative="1">
@@ -3680,7 +3446,7 @@
         <w:ind w:left="2160" w:hanging="360"/>
       </w:pPr>
       <w:rPr>
-        <w:rFonts w:hint="default" w:ascii="Wingdings" w:hAnsi="Wingdings"/>
+        <w:rFonts w:ascii="Wingdings" w:hAnsi="Wingdings" w:hint="default"/>
       </w:rPr>
     </w:lvl>
     <w:lvl w:ilvl="3" w:tplc="040C0001" w:tentative="1">
@@ -3692,7 +3458,7 @@
         <w:ind w:left="2880" w:hanging="360"/>
       </w:pPr>
       <w:rPr>
-        <w:rFonts w:hint="default" w:ascii="Symbol" w:hAnsi="Symbol"/>
+        <w:rFonts w:ascii="Symbol" w:hAnsi="Symbol" w:hint="default"/>
       </w:rPr>
     </w:lvl>
     <w:lvl w:ilvl="4" w:tplc="040C0003" w:tentative="1">
@@ -3704,7 +3470,7 @@
         <w:ind w:left="3600" w:hanging="360"/>
       </w:pPr>
       <w:rPr>
-        <w:rFonts w:hint="default" w:ascii="Courier New" w:hAnsi="Courier New" w:cs="Courier New"/>
+        <w:rFonts w:ascii="Courier New" w:hAnsi="Courier New" w:cs="Courier New" w:hint="default"/>
       </w:rPr>
     </w:lvl>
     <w:lvl w:ilvl="5" w:tplc="040C0005" w:tentative="1">
@@ -3716,7 +3482,7 @@
         <w:ind w:left="4320" w:hanging="360"/>
       </w:pPr>
       <w:rPr>
-        <w:rFonts w:hint="default" w:ascii="Wingdings" w:hAnsi="Wingdings"/>
+        <w:rFonts w:ascii="Wingdings" w:hAnsi="Wingdings" w:hint="default"/>
       </w:rPr>
     </w:lvl>
     <w:lvl w:ilvl="6" w:tplc="040C0001" w:tentative="1">
@@ -3728,7 +3494,7 @@
         <w:ind w:left="5040" w:hanging="360"/>
       </w:pPr>
       <w:rPr>
-        <w:rFonts w:hint="default" w:ascii="Symbol" w:hAnsi="Symbol"/>
+        <w:rFonts w:ascii="Symbol" w:hAnsi="Symbol" w:hint="default"/>
       </w:rPr>
     </w:lvl>
     <w:lvl w:ilvl="7" w:tplc="040C0003" w:tentative="1">
@@ -3740,7 +3506,7 @@
         <w:ind w:left="5760" w:hanging="360"/>
       </w:pPr>
       <w:rPr>
-        <w:rFonts w:hint="default" w:ascii="Courier New" w:hAnsi="Courier New" w:cs="Courier New"/>
+        <w:rFonts w:ascii="Courier New" w:hAnsi="Courier New" w:cs="Courier New" w:hint="default"/>
       </w:rPr>
     </w:lvl>
     <w:lvl w:ilvl="8" w:tplc="040C0005" w:tentative="1">
@@ -3752,7 +3518,7 @@
         <w:ind w:left="6480" w:hanging="360"/>
       </w:pPr>
       <w:rPr>
-        <w:rFonts w:hint="default" w:ascii="Wingdings" w:hAnsi="Wingdings"/>
+        <w:rFonts w:ascii="Wingdings" w:hAnsi="Wingdings" w:hint="default"/>
       </w:rPr>
     </w:lvl>
   </w:abstractNum>
@@ -3772,7 +3538,7 @@
         <w:ind w:left="720" w:hanging="360"/>
       </w:pPr>
       <w:rPr>
-        <w:rFonts w:hint="default" w:ascii="Symbol" w:hAnsi="Symbol"/>
+        <w:rFonts w:ascii="Symbol" w:hAnsi="Symbol" w:hint="default"/>
         <w:sz w:val="20"/>
       </w:rPr>
     </w:lvl>
@@ -3788,7 +3554,7 @@
         <w:ind w:left="1440" w:hanging="360"/>
       </w:pPr>
       <w:rPr>
-        <w:rFonts w:hint="default" w:ascii="Courier New" w:hAnsi="Courier New"/>
+        <w:rFonts w:ascii="Courier New" w:hAnsi="Courier New" w:hint="default"/>
         <w:sz w:val="20"/>
       </w:rPr>
     </w:lvl>
@@ -3804,7 +3570,7 @@
         <w:ind w:left="2160" w:hanging="360"/>
       </w:pPr>
       <w:rPr>
-        <w:rFonts w:hint="default" w:ascii="Wingdings" w:hAnsi="Wingdings"/>
+        <w:rFonts w:ascii="Wingdings" w:hAnsi="Wingdings" w:hint="default"/>
         <w:sz w:val="20"/>
       </w:rPr>
     </w:lvl>
@@ -3820,7 +3586,7 @@
         <w:ind w:left="2880" w:hanging="360"/>
       </w:pPr>
       <w:rPr>
-        <w:rFonts w:hint="default" w:ascii="Wingdings" w:hAnsi="Wingdings"/>
+        <w:rFonts w:ascii="Wingdings" w:hAnsi="Wingdings" w:hint="default"/>
         <w:sz w:val="20"/>
       </w:rPr>
     </w:lvl>
@@ -3836,7 +3602,7 @@
         <w:ind w:left="3600" w:hanging="360"/>
       </w:pPr>
       <w:rPr>
-        <w:rFonts w:hint="default" w:ascii="Wingdings" w:hAnsi="Wingdings"/>
+        <w:rFonts w:ascii="Wingdings" w:hAnsi="Wingdings" w:hint="default"/>
         <w:sz w:val="20"/>
       </w:rPr>
     </w:lvl>
@@ -3852,7 +3618,7 @@
         <w:ind w:left="4320" w:hanging="360"/>
       </w:pPr>
       <w:rPr>
-        <w:rFonts w:hint="default" w:ascii="Wingdings" w:hAnsi="Wingdings"/>
+        <w:rFonts w:ascii="Wingdings" w:hAnsi="Wingdings" w:hint="default"/>
         <w:sz w:val="20"/>
       </w:rPr>
     </w:lvl>
@@ -3868,7 +3634,7 @@
         <w:ind w:left="5040" w:hanging="360"/>
       </w:pPr>
       <w:rPr>
-        <w:rFonts w:hint="default" w:ascii="Wingdings" w:hAnsi="Wingdings"/>
+        <w:rFonts w:ascii="Wingdings" w:hAnsi="Wingdings" w:hint="default"/>
         <w:sz w:val="20"/>
       </w:rPr>
     </w:lvl>
@@ -3884,7 +3650,7 @@
         <w:ind w:left="5760" w:hanging="360"/>
       </w:pPr>
       <w:rPr>
-        <w:rFonts w:hint="default" w:ascii="Wingdings" w:hAnsi="Wingdings"/>
+        <w:rFonts w:ascii="Wingdings" w:hAnsi="Wingdings" w:hint="default"/>
         <w:sz w:val="20"/>
       </w:rPr>
     </w:lvl>
@@ -3900,7 +3666,7 @@
         <w:ind w:left="6480" w:hanging="360"/>
       </w:pPr>
       <w:rPr>
-        <w:rFonts w:hint="default" w:ascii="Wingdings" w:hAnsi="Wingdings"/>
+        <w:rFonts w:ascii="Wingdings" w:hAnsi="Wingdings" w:hint="default"/>
         <w:sz w:val="20"/>
       </w:rPr>
     </w:lvl>
@@ -3921,7 +3687,7 @@
         <w:ind w:left="720" w:hanging="360"/>
       </w:pPr>
       <w:rPr>
-        <w:rFonts w:hint="default" w:ascii="Symbol" w:hAnsi="Symbol"/>
+        <w:rFonts w:ascii="Symbol" w:hAnsi="Symbol" w:hint="default"/>
         <w:sz w:val="20"/>
       </w:rPr>
     </w:lvl>
@@ -3937,7 +3703,7 @@
         <w:ind w:left="1440" w:hanging="360"/>
       </w:pPr>
       <w:rPr>
-        <w:rFonts w:hint="default" w:ascii="Courier New" w:hAnsi="Courier New"/>
+        <w:rFonts w:ascii="Courier New" w:hAnsi="Courier New" w:hint="default"/>
         <w:sz w:val="20"/>
       </w:rPr>
     </w:lvl>
@@ -3953,7 +3719,7 @@
         <w:ind w:left="2160" w:hanging="360"/>
       </w:pPr>
       <w:rPr>
-        <w:rFonts w:hint="default" w:ascii="Wingdings" w:hAnsi="Wingdings"/>
+        <w:rFonts w:ascii="Wingdings" w:hAnsi="Wingdings" w:hint="default"/>
         <w:sz w:val="20"/>
       </w:rPr>
     </w:lvl>
@@ -3969,7 +3735,7 @@
         <w:ind w:left="2880" w:hanging="360"/>
       </w:pPr>
       <w:rPr>
-        <w:rFonts w:hint="default" w:ascii="Wingdings" w:hAnsi="Wingdings"/>
+        <w:rFonts w:ascii="Wingdings" w:hAnsi="Wingdings" w:hint="default"/>
         <w:sz w:val="20"/>
       </w:rPr>
     </w:lvl>
@@ -3985,7 +3751,7 @@
         <w:ind w:left="3600" w:hanging="360"/>
       </w:pPr>
       <w:rPr>
-        <w:rFonts w:hint="default" w:ascii="Wingdings" w:hAnsi="Wingdings"/>
+        <w:rFonts w:ascii="Wingdings" w:hAnsi="Wingdings" w:hint="default"/>
         <w:sz w:val="20"/>
       </w:rPr>
     </w:lvl>
@@ -4001,7 +3767,7 @@
         <w:ind w:left="4320" w:hanging="360"/>
       </w:pPr>
       <w:rPr>
-        <w:rFonts w:hint="default" w:ascii="Wingdings" w:hAnsi="Wingdings"/>
+        <w:rFonts w:ascii="Wingdings" w:hAnsi="Wingdings" w:hint="default"/>
         <w:sz w:val="20"/>
       </w:rPr>
     </w:lvl>
@@ -4017,7 +3783,7 @@
         <w:ind w:left="5040" w:hanging="360"/>
       </w:pPr>
       <w:rPr>
-        <w:rFonts w:hint="default" w:ascii="Wingdings" w:hAnsi="Wingdings"/>
+        <w:rFonts w:ascii="Wingdings" w:hAnsi="Wingdings" w:hint="default"/>
         <w:sz w:val="20"/>
       </w:rPr>
     </w:lvl>
@@ -4033,7 +3799,7 @@
         <w:ind w:left="5760" w:hanging="360"/>
       </w:pPr>
       <w:rPr>
-        <w:rFonts w:hint="default" w:ascii="Wingdings" w:hAnsi="Wingdings"/>
+        <w:rFonts w:ascii="Wingdings" w:hAnsi="Wingdings" w:hint="default"/>
         <w:sz w:val="20"/>
       </w:rPr>
     </w:lvl>
@@ -4049,7 +3815,7 @@
         <w:ind w:left="6480" w:hanging="360"/>
       </w:pPr>
       <w:rPr>
-        <w:rFonts w:hint="default" w:ascii="Wingdings" w:hAnsi="Wingdings"/>
+        <w:rFonts w:ascii="Wingdings" w:hAnsi="Wingdings" w:hint="default"/>
         <w:sz w:val="20"/>
       </w:rPr>
     </w:lvl>
@@ -4070,7 +3836,7 @@
         <w:ind w:left="720" w:hanging="360"/>
       </w:pPr>
       <w:rPr>
-        <w:rFonts w:hint="default" w:ascii="Symbol" w:hAnsi="Symbol"/>
+        <w:rFonts w:ascii="Symbol" w:hAnsi="Symbol" w:hint="default"/>
         <w:sz w:val="20"/>
       </w:rPr>
     </w:lvl>
@@ -4086,7 +3852,7 @@
         <w:ind w:left="1440" w:hanging="360"/>
       </w:pPr>
       <w:rPr>
-        <w:rFonts w:hint="default" w:ascii="Courier New" w:hAnsi="Courier New"/>
+        <w:rFonts w:ascii="Courier New" w:hAnsi="Courier New" w:hint="default"/>
         <w:sz w:val="20"/>
       </w:rPr>
     </w:lvl>
@@ -4102,7 +3868,7 @@
         <w:ind w:left="2160" w:hanging="360"/>
       </w:pPr>
       <w:rPr>
-        <w:rFonts w:hint="default" w:ascii="Wingdings" w:hAnsi="Wingdings"/>
+        <w:rFonts w:ascii="Wingdings" w:hAnsi="Wingdings" w:hint="default"/>
         <w:sz w:val="20"/>
       </w:rPr>
     </w:lvl>
@@ -4118,7 +3884,7 @@
         <w:ind w:left="2880" w:hanging="360"/>
       </w:pPr>
       <w:rPr>
-        <w:rFonts w:hint="default" w:ascii="Wingdings" w:hAnsi="Wingdings"/>
+        <w:rFonts w:ascii="Wingdings" w:hAnsi="Wingdings" w:hint="default"/>
         <w:sz w:val="20"/>
       </w:rPr>
     </w:lvl>
@@ -4134,7 +3900,7 @@
         <w:ind w:left="3600" w:hanging="360"/>
       </w:pPr>
       <w:rPr>
-        <w:rFonts w:hint="default" w:ascii="Wingdings" w:hAnsi="Wingdings"/>
+        <w:rFonts w:ascii="Wingdings" w:hAnsi="Wingdings" w:hint="default"/>
         <w:sz w:val="20"/>
       </w:rPr>
     </w:lvl>
@@ -4150,7 +3916,7 @@
         <w:ind w:left="4320" w:hanging="360"/>
       </w:pPr>
       <w:rPr>
-        <w:rFonts w:hint="default" w:ascii="Wingdings" w:hAnsi="Wingdings"/>
+        <w:rFonts w:ascii="Wingdings" w:hAnsi="Wingdings" w:hint="default"/>
         <w:sz w:val="20"/>
       </w:rPr>
     </w:lvl>
@@ -4166,7 +3932,7 @@
         <w:ind w:left="5040" w:hanging="360"/>
       </w:pPr>
       <w:rPr>
-        <w:rFonts w:hint="default" w:ascii="Wingdings" w:hAnsi="Wingdings"/>
+        <w:rFonts w:ascii="Wingdings" w:hAnsi="Wingdings" w:hint="default"/>
         <w:sz w:val="20"/>
       </w:rPr>
     </w:lvl>
@@ -4182,7 +3948,7 @@
         <w:ind w:left="5760" w:hanging="360"/>
       </w:pPr>
       <w:rPr>
-        <w:rFonts w:hint="default" w:ascii="Wingdings" w:hAnsi="Wingdings"/>
+        <w:rFonts w:ascii="Wingdings" w:hAnsi="Wingdings" w:hint="default"/>
         <w:sz w:val="20"/>
       </w:rPr>
     </w:lvl>
@@ -4198,7 +3964,7 @@
         <w:ind w:left="6480" w:hanging="360"/>
       </w:pPr>
       <w:rPr>
-        <w:rFonts w:hint="default" w:ascii="Wingdings" w:hAnsi="Wingdings"/>
+        <w:rFonts w:ascii="Wingdings" w:hAnsi="Wingdings" w:hint="default"/>
         <w:sz w:val="20"/>
       </w:rPr>
     </w:lvl>
@@ -4219,7 +3985,7 @@
         <w:ind w:left="720" w:hanging="360"/>
       </w:pPr>
       <w:rPr>
-        <w:rFonts w:hint="default" w:ascii="Symbol" w:hAnsi="Symbol"/>
+        <w:rFonts w:ascii="Symbol" w:hAnsi="Symbol" w:hint="default"/>
         <w:sz w:val="20"/>
       </w:rPr>
     </w:lvl>
@@ -4235,7 +4001,7 @@
         <w:ind w:left="1440" w:hanging="360"/>
       </w:pPr>
       <w:rPr>
-        <w:rFonts w:hint="default" w:ascii="Courier New" w:hAnsi="Courier New"/>
+        <w:rFonts w:ascii="Courier New" w:hAnsi="Courier New" w:hint="default"/>
         <w:sz w:val="20"/>
       </w:rPr>
     </w:lvl>
@@ -4251,7 +4017,7 @@
         <w:ind w:left="2160" w:hanging="360"/>
       </w:pPr>
       <w:rPr>
-        <w:rFonts w:hint="default" w:ascii="Wingdings" w:hAnsi="Wingdings"/>
+        <w:rFonts w:ascii="Wingdings" w:hAnsi="Wingdings" w:hint="default"/>
         <w:sz w:val="20"/>
       </w:rPr>
     </w:lvl>
@@ -4267,7 +4033,7 @@
         <w:ind w:left="2880" w:hanging="360"/>
       </w:pPr>
       <w:rPr>
-        <w:rFonts w:hint="default" w:ascii="Wingdings" w:hAnsi="Wingdings"/>
+        <w:rFonts w:ascii="Wingdings" w:hAnsi="Wingdings" w:hint="default"/>
         <w:sz w:val="20"/>
       </w:rPr>
     </w:lvl>
@@ -4283,7 +4049,7 @@
         <w:ind w:left="3600" w:hanging="360"/>
       </w:pPr>
       <w:rPr>
-        <w:rFonts w:hint="default" w:ascii="Wingdings" w:hAnsi="Wingdings"/>
+        <w:rFonts w:ascii="Wingdings" w:hAnsi="Wingdings" w:hint="default"/>
         <w:sz w:val="20"/>
       </w:rPr>
     </w:lvl>
@@ -4299,7 +4065,7 @@
         <w:ind w:left="4320" w:hanging="360"/>
       </w:pPr>
       <w:rPr>
-        <w:rFonts w:hint="default" w:ascii="Wingdings" w:hAnsi="Wingdings"/>
+        <w:rFonts w:ascii="Wingdings" w:hAnsi="Wingdings" w:hint="default"/>
         <w:sz w:val="20"/>
       </w:rPr>
     </w:lvl>
@@ -4315,7 +4081,7 @@
         <w:ind w:left="5040" w:hanging="360"/>
       </w:pPr>
       <w:rPr>
-        <w:rFonts w:hint="default" w:ascii="Wingdings" w:hAnsi="Wingdings"/>
+        <w:rFonts w:ascii="Wingdings" w:hAnsi="Wingdings" w:hint="default"/>
         <w:sz w:val="20"/>
       </w:rPr>
     </w:lvl>
@@ -4331,7 +4097,7 @@
         <w:ind w:left="5760" w:hanging="360"/>
       </w:pPr>
       <w:rPr>
-        <w:rFonts w:hint="default" w:ascii="Wingdings" w:hAnsi="Wingdings"/>
+        <w:rFonts w:ascii="Wingdings" w:hAnsi="Wingdings" w:hint="default"/>
         <w:sz w:val="20"/>
       </w:rPr>
     </w:lvl>
@@ -4347,7 +4113,7 @@
         <w:ind w:left="6480" w:hanging="360"/>
       </w:pPr>
       <w:rPr>
-        <w:rFonts w:hint="default" w:ascii="Wingdings" w:hAnsi="Wingdings"/>
+        <w:rFonts w:ascii="Wingdings" w:hAnsi="Wingdings" w:hint="default"/>
         <w:sz w:val="20"/>
       </w:rPr>
     </w:lvl>
@@ -4368,7 +4134,7 @@
         <w:ind w:left="720" w:hanging="360"/>
       </w:pPr>
       <w:rPr>
-        <w:rFonts w:hint="default" w:ascii="Symbol" w:hAnsi="Symbol"/>
+        <w:rFonts w:ascii="Symbol" w:hAnsi="Symbol" w:hint="default"/>
         <w:sz w:val="20"/>
       </w:rPr>
     </w:lvl>
@@ -4384,7 +4150,7 @@
         <w:ind w:left="1440" w:hanging="360"/>
       </w:pPr>
       <w:rPr>
-        <w:rFonts w:hint="default" w:ascii="Courier New" w:hAnsi="Courier New"/>
+        <w:rFonts w:ascii="Courier New" w:hAnsi="Courier New" w:hint="default"/>
         <w:sz w:val="20"/>
       </w:rPr>
     </w:lvl>
@@ -4400,7 +4166,7 @@
         <w:ind w:left="2160" w:hanging="360"/>
       </w:pPr>
       <w:rPr>
-        <w:rFonts w:hint="default" w:ascii="Wingdings" w:hAnsi="Wingdings"/>
+        <w:rFonts w:ascii="Wingdings" w:hAnsi="Wingdings" w:hint="default"/>
         <w:sz w:val="20"/>
       </w:rPr>
     </w:lvl>
@@ -4416,7 +4182,7 @@
         <w:ind w:left="2880" w:hanging="360"/>
       </w:pPr>
       <w:rPr>
-        <w:rFonts w:hint="default" w:ascii="Wingdings" w:hAnsi="Wingdings"/>
+        <w:rFonts w:ascii="Wingdings" w:hAnsi="Wingdings" w:hint="default"/>
         <w:sz w:val="20"/>
       </w:rPr>
     </w:lvl>
@@ -4432,7 +4198,7 @@
         <w:ind w:left="3600" w:hanging="360"/>
       </w:pPr>
       <w:rPr>
-        <w:rFonts w:hint="default" w:ascii="Wingdings" w:hAnsi="Wingdings"/>
+        <w:rFonts w:ascii="Wingdings" w:hAnsi="Wingdings" w:hint="default"/>
         <w:sz w:val="20"/>
       </w:rPr>
     </w:lvl>
@@ -4448,7 +4214,7 @@
         <w:ind w:left="4320" w:hanging="360"/>
       </w:pPr>
       <w:rPr>
-        <w:rFonts w:hint="default" w:ascii="Wingdings" w:hAnsi="Wingdings"/>
+        <w:rFonts w:ascii="Wingdings" w:hAnsi="Wingdings" w:hint="default"/>
         <w:sz w:val="20"/>
       </w:rPr>
     </w:lvl>
@@ -4464,7 +4230,7 @@
         <w:ind w:left="5040" w:hanging="360"/>
       </w:pPr>
       <w:rPr>
-        <w:rFonts w:hint="default" w:ascii="Wingdings" w:hAnsi="Wingdings"/>
+        <w:rFonts w:ascii="Wingdings" w:hAnsi="Wingdings" w:hint="default"/>
         <w:sz w:val="20"/>
       </w:rPr>
     </w:lvl>
@@ -4480,7 +4246,7 @@
         <w:ind w:left="5760" w:hanging="360"/>
       </w:pPr>
       <w:rPr>
-        <w:rFonts w:hint="default" w:ascii="Wingdings" w:hAnsi="Wingdings"/>
+        <w:rFonts w:ascii="Wingdings" w:hAnsi="Wingdings" w:hint="default"/>
         <w:sz w:val="20"/>
       </w:rPr>
     </w:lvl>
@@ -4496,7 +4262,7 @@
         <w:ind w:left="6480" w:hanging="360"/>
       </w:pPr>
       <w:rPr>
-        <w:rFonts w:hint="default" w:ascii="Wingdings" w:hAnsi="Wingdings"/>
+        <w:rFonts w:ascii="Wingdings" w:hAnsi="Wingdings" w:hint="default"/>
         <w:sz w:val="20"/>
       </w:rPr>
     </w:lvl>
@@ -4517,7 +4283,7 @@
         <w:ind w:left="720" w:hanging="360"/>
       </w:pPr>
       <w:rPr>
-        <w:rFonts w:hint="default" w:ascii="Symbol" w:hAnsi="Symbol"/>
+        <w:rFonts w:ascii="Symbol" w:hAnsi="Symbol" w:hint="default"/>
         <w:sz w:val="20"/>
       </w:rPr>
     </w:lvl>
@@ -4533,7 +4299,7 @@
         <w:ind w:left="1440" w:hanging="360"/>
       </w:pPr>
       <w:rPr>
-        <w:rFonts w:hint="default" w:ascii="Courier New" w:hAnsi="Courier New"/>
+        <w:rFonts w:ascii="Courier New" w:hAnsi="Courier New" w:hint="default"/>
         <w:sz w:val="20"/>
       </w:rPr>
     </w:lvl>
@@ -4549,7 +4315,7 @@
         <w:ind w:left="2160" w:hanging="360"/>
       </w:pPr>
       <w:rPr>
-        <w:rFonts w:hint="default" w:ascii="Wingdings" w:hAnsi="Wingdings"/>
+        <w:rFonts w:ascii="Wingdings" w:hAnsi="Wingdings" w:hint="default"/>
         <w:sz w:val="20"/>
       </w:rPr>
     </w:lvl>
@@ -4565,7 +4331,7 @@
         <w:ind w:left="2880" w:hanging="360"/>
       </w:pPr>
       <w:rPr>
-        <w:rFonts w:hint="default" w:ascii="Wingdings" w:hAnsi="Wingdings"/>
+        <w:rFonts w:ascii="Wingdings" w:hAnsi="Wingdings" w:hint="default"/>
         <w:sz w:val="20"/>
       </w:rPr>
     </w:lvl>
@@ -4581,7 +4347,7 @@
         <w:ind w:left="3600" w:hanging="360"/>
       </w:pPr>
       <w:rPr>
-        <w:rFonts w:hint="default" w:ascii="Wingdings" w:hAnsi="Wingdings"/>
+        <w:rFonts w:ascii="Wingdings" w:hAnsi="Wingdings" w:hint="default"/>
         <w:sz w:val="20"/>
       </w:rPr>
     </w:lvl>
@@ -4597,7 +4363,7 @@
         <w:ind w:left="4320" w:hanging="360"/>
       </w:pPr>
       <w:rPr>
-        <w:rFonts w:hint="default" w:ascii="Wingdings" w:hAnsi="Wingdings"/>
+        <w:rFonts w:ascii="Wingdings" w:hAnsi="Wingdings" w:hint="default"/>
         <w:sz w:val="20"/>
       </w:rPr>
     </w:lvl>
@@ -4613,7 +4379,7 @@
         <w:ind w:left="5040" w:hanging="360"/>
       </w:pPr>
       <w:rPr>
-        <w:rFonts w:hint="default" w:ascii="Wingdings" w:hAnsi="Wingdings"/>
+        <w:rFonts w:ascii="Wingdings" w:hAnsi="Wingdings" w:hint="default"/>
         <w:sz w:val="20"/>
       </w:rPr>
     </w:lvl>
@@ -4629,7 +4395,7 @@
         <w:ind w:left="5760" w:hanging="360"/>
       </w:pPr>
       <w:rPr>
-        <w:rFonts w:hint="default" w:ascii="Wingdings" w:hAnsi="Wingdings"/>
+        <w:rFonts w:ascii="Wingdings" w:hAnsi="Wingdings" w:hint="default"/>
         <w:sz w:val="20"/>
       </w:rPr>
     </w:lvl>
@@ -4645,7 +4411,7 @@
         <w:ind w:left="6480" w:hanging="360"/>
       </w:pPr>
       <w:rPr>
-        <w:rFonts w:hint="default" w:ascii="Wingdings" w:hAnsi="Wingdings"/>
+        <w:rFonts w:ascii="Wingdings" w:hAnsi="Wingdings" w:hint="default"/>
         <w:sz w:val="20"/>
       </w:rPr>
     </w:lvl>
@@ -4666,7 +4432,7 @@
         <w:ind w:left="720" w:hanging="360"/>
       </w:pPr>
       <w:rPr>
-        <w:rFonts w:hint="default" w:ascii="Symbol" w:hAnsi="Symbol"/>
+        <w:rFonts w:ascii="Symbol" w:hAnsi="Symbol" w:hint="default"/>
         <w:sz w:val="20"/>
       </w:rPr>
     </w:lvl>
@@ -4682,7 +4448,7 @@
         <w:ind w:left="1440" w:hanging="360"/>
       </w:pPr>
       <w:rPr>
-        <w:rFonts w:hint="default" w:ascii="Courier New" w:hAnsi="Courier New"/>
+        <w:rFonts w:ascii="Courier New" w:hAnsi="Courier New" w:hint="default"/>
         <w:sz w:val="20"/>
       </w:rPr>
     </w:lvl>
@@ -4698,7 +4464,7 @@
         <w:ind w:left="2160" w:hanging="360"/>
       </w:pPr>
       <w:rPr>
-        <w:rFonts w:hint="default" w:ascii="Wingdings" w:hAnsi="Wingdings"/>
+        <w:rFonts w:ascii="Wingdings" w:hAnsi="Wingdings" w:hint="default"/>
         <w:sz w:val="20"/>
       </w:rPr>
     </w:lvl>
@@ -4714,7 +4480,7 @@
         <w:ind w:left="2880" w:hanging="360"/>
       </w:pPr>
       <w:rPr>
-        <w:rFonts w:hint="default" w:ascii="Wingdings" w:hAnsi="Wingdings"/>
+        <w:rFonts w:ascii="Wingdings" w:hAnsi="Wingdings" w:hint="default"/>
         <w:sz w:val="20"/>
       </w:rPr>
     </w:lvl>
@@ -4730,7 +4496,7 @@
         <w:ind w:left="3600" w:hanging="360"/>
       </w:pPr>
       <w:rPr>
-        <w:rFonts w:hint="default" w:ascii="Wingdings" w:hAnsi="Wingdings"/>
+        <w:rFonts w:ascii="Wingdings" w:hAnsi="Wingdings" w:hint="default"/>
         <w:sz w:val="20"/>
       </w:rPr>
     </w:lvl>
@@ -4746,7 +4512,7 @@
         <w:ind w:left="4320" w:hanging="360"/>
       </w:pPr>
       <w:rPr>
-        <w:rFonts w:hint="default" w:ascii="Wingdings" w:hAnsi="Wingdings"/>
+        <w:rFonts w:ascii="Wingdings" w:hAnsi="Wingdings" w:hint="default"/>
         <w:sz w:val="20"/>
       </w:rPr>
     </w:lvl>
@@ -4762,7 +4528,7 @@
         <w:ind w:left="5040" w:hanging="360"/>
       </w:pPr>
       <w:rPr>
-        <w:rFonts w:hint="default" w:ascii="Wingdings" w:hAnsi="Wingdings"/>
+        <w:rFonts w:ascii="Wingdings" w:hAnsi="Wingdings" w:hint="default"/>
         <w:sz w:val="20"/>
       </w:rPr>
     </w:lvl>
@@ -4778,7 +4544,7 @@
         <w:ind w:left="5760" w:hanging="360"/>
       </w:pPr>
       <w:rPr>
-        <w:rFonts w:hint="default" w:ascii="Wingdings" w:hAnsi="Wingdings"/>
+        <w:rFonts w:ascii="Wingdings" w:hAnsi="Wingdings" w:hint="default"/>
         <w:sz w:val="20"/>
       </w:rPr>
     </w:lvl>
@@ -4794,7 +4560,7 @@
         <w:ind w:left="6480" w:hanging="360"/>
       </w:pPr>
       <w:rPr>
-        <w:rFonts w:hint="default" w:ascii="Wingdings" w:hAnsi="Wingdings"/>
+        <w:rFonts w:ascii="Wingdings" w:hAnsi="Wingdings" w:hint="default"/>
         <w:sz w:val="20"/>
       </w:rPr>
     </w:lvl>
@@ -4910,7 +4676,7 @@
         <w:ind w:left="720" w:hanging="360"/>
       </w:pPr>
       <w:rPr>
-        <w:rFonts w:hint="default" w:ascii="Symbol" w:hAnsi="Symbol"/>
+        <w:rFonts w:ascii="Symbol" w:hAnsi="Symbol" w:hint="default"/>
         <w:sz w:val="20"/>
       </w:rPr>
     </w:lvl>
@@ -4926,7 +4692,7 @@
         <w:ind w:left="1440" w:hanging="360"/>
       </w:pPr>
       <w:rPr>
-        <w:rFonts w:hint="default" w:ascii="Courier New" w:hAnsi="Courier New"/>
+        <w:rFonts w:ascii="Courier New" w:hAnsi="Courier New" w:hint="default"/>
         <w:sz w:val="20"/>
       </w:rPr>
     </w:lvl>
@@ -4942,7 +4708,7 @@
         <w:ind w:left="2160" w:hanging="360"/>
       </w:pPr>
       <w:rPr>
-        <w:rFonts w:hint="default" w:ascii="Wingdings" w:hAnsi="Wingdings"/>
+        <w:rFonts w:ascii="Wingdings" w:hAnsi="Wingdings" w:hint="default"/>
         <w:sz w:val="20"/>
       </w:rPr>
     </w:lvl>
@@ -4958,7 +4724,7 @@
         <w:ind w:left="2880" w:hanging="360"/>
       </w:pPr>
       <w:rPr>
-        <w:rFonts w:hint="default" w:ascii="Wingdings" w:hAnsi="Wingdings"/>
+        <w:rFonts w:ascii="Wingdings" w:hAnsi="Wingdings" w:hint="default"/>
         <w:sz w:val="20"/>
       </w:rPr>
     </w:lvl>
@@ -4974,7 +4740,7 @@
         <w:ind w:left="3600" w:hanging="360"/>
       </w:pPr>
       <w:rPr>
-        <w:rFonts w:hint="default" w:ascii="Wingdings" w:hAnsi="Wingdings"/>
+        <w:rFonts w:ascii="Wingdings" w:hAnsi="Wingdings" w:hint="default"/>
         <w:sz w:val="20"/>
       </w:rPr>
     </w:lvl>
@@ -4990,7 +4756,7 @@
         <w:ind w:left="4320" w:hanging="360"/>
       </w:pPr>
       <w:rPr>
-        <w:rFonts w:hint="default" w:ascii="Wingdings" w:hAnsi="Wingdings"/>
+        <w:rFonts w:ascii="Wingdings" w:hAnsi="Wingdings" w:hint="default"/>
         <w:sz w:val="20"/>
       </w:rPr>
     </w:lvl>
@@ -5006,7 +4772,7 @@
         <w:ind w:left="5040" w:hanging="360"/>
       </w:pPr>
       <w:rPr>
-        <w:rFonts w:hint="default" w:ascii="Wingdings" w:hAnsi="Wingdings"/>
+        <w:rFonts w:ascii="Wingdings" w:hAnsi="Wingdings" w:hint="default"/>
         <w:sz w:val="20"/>
       </w:rPr>
     </w:lvl>
@@ -5022,7 +4788,7 @@
         <w:ind w:left="5760" w:hanging="360"/>
       </w:pPr>
       <w:rPr>
-        <w:rFonts w:hint="default" w:ascii="Wingdings" w:hAnsi="Wingdings"/>
+        <w:rFonts w:ascii="Wingdings" w:hAnsi="Wingdings" w:hint="default"/>
         <w:sz w:val="20"/>
       </w:rPr>
     </w:lvl>
@@ -5038,7 +4804,7 @@
         <w:ind w:left="6480" w:hanging="360"/>
       </w:pPr>
       <w:rPr>
-        <w:rFonts w:hint="default" w:ascii="Wingdings" w:hAnsi="Wingdings"/>
+        <w:rFonts w:ascii="Wingdings" w:hAnsi="Wingdings" w:hint="default"/>
         <w:sz w:val="20"/>
       </w:rPr>
     </w:lvl>
@@ -5059,7 +4825,7 @@
         <w:ind w:left="720" w:hanging="360"/>
       </w:pPr>
       <w:rPr>
-        <w:rFonts w:hint="default" w:ascii="Symbol" w:hAnsi="Symbol"/>
+        <w:rFonts w:ascii="Symbol" w:hAnsi="Symbol" w:hint="default"/>
         <w:sz w:val="20"/>
       </w:rPr>
     </w:lvl>
@@ -5075,7 +4841,7 @@
         <w:ind w:left="1440" w:hanging="360"/>
       </w:pPr>
       <w:rPr>
-        <w:rFonts w:hint="default" w:ascii="Courier New" w:hAnsi="Courier New"/>
+        <w:rFonts w:ascii="Courier New" w:hAnsi="Courier New" w:hint="default"/>
         <w:sz w:val="20"/>
       </w:rPr>
     </w:lvl>
@@ -5091,7 +4857,7 @@
         <w:ind w:left="2160" w:hanging="360"/>
       </w:pPr>
       <w:rPr>
-        <w:rFonts w:hint="default" w:ascii="Wingdings" w:hAnsi="Wingdings"/>
+        <w:rFonts w:ascii="Wingdings" w:hAnsi="Wingdings" w:hint="default"/>
         <w:sz w:val="20"/>
       </w:rPr>
     </w:lvl>
@@ -5107,7 +4873,7 @@
         <w:ind w:left="2880" w:hanging="360"/>
       </w:pPr>
       <w:rPr>
-        <w:rFonts w:hint="default" w:ascii="Wingdings" w:hAnsi="Wingdings"/>
+        <w:rFonts w:ascii="Wingdings" w:hAnsi="Wingdings" w:hint="default"/>
         <w:sz w:val="20"/>
       </w:rPr>
     </w:lvl>
@@ -5123,7 +4889,7 @@
         <w:ind w:left="3600" w:hanging="360"/>
       </w:pPr>
       <w:rPr>
-        <w:rFonts w:hint="default" w:ascii="Wingdings" w:hAnsi="Wingdings"/>
+        <w:rFonts w:ascii="Wingdings" w:hAnsi="Wingdings" w:hint="default"/>
         <w:sz w:val="20"/>
       </w:rPr>
     </w:lvl>
@@ -5139,7 +4905,7 @@
         <w:ind w:left="4320" w:hanging="360"/>
       </w:pPr>
       <w:rPr>
-        <w:rFonts w:hint="default" w:ascii="Wingdings" w:hAnsi="Wingdings"/>
+        <w:rFonts w:ascii="Wingdings" w:hAnsi="Wingdings" w:hint="default"/>
         <w:sz w:val="20"/>
       </w:rPr>
     </w:lvl>
@@ -5155,7 +4921,7 @@
         <w:ind w:left="5040" w:hanging="360"/>
       </w:pPr>
       <w:rPr>
-        <w:rFonts w:hint="default" w:ascii="Wingdings" w:hAnsi="Wingdings"/>
+        <w:rFonts w:ascii="Wingdings" w:hAnsi="Wingdings" w:hint="default"/>
         <w:sz w:val="20"/>
       </w:rPr>
     </w:lvl>
@@ -5171,7 +4937,7 @@
         <w:ind w:left="5760" w:hanging="360"/>
       </w:pPr>
       <w:rPr>
-        <w:rFonts w:hint="default" w:ascii="Wingdings" w:hAnsi="Wingdings"/>
+        <w:rFonts w:ascii="Wingdings" w:hAnsi="Wingdings" w:hint="default"/>
         <w:sz w:val="20"/>
       </w:rPr>
     </w:lvl>
@@ -5187,7 +4953,7 @@
         <w:ind w:left="6480" w:hanging="360"/>
       </w:pPr>
       <w:rPr>
-        <w:rFonts w:hint="default" w:ascii="Wingdings" w:hAnsi="Wingdings"/>
+        <w:rFonts w:ascii="Wingdings" w:hAnsi="Wingdings" w:hint="default"/>
         <w:sz w:val="20"/>
       </w:rPr>
     </w:lvl>
@@ -5208,7 +4974,7 @@
         <w:ind w:left="720" w:hanging="360"/>
       </w:pPr>
       <w:rPr>
-        <w:rFonts w:hint="default" w:ascii="Symbol" w:hAnsi="Symbol"/>
+        <w:rFonts w:ascii="Symbol" w:hAnsi="Symbol" w:hint="default"/>
         <w:sz w:val="20"/>
       </w:rPr>
     </w:lvl>
@@ -5224,7 +4990,7 @@
         <w:ind w:left="1440" w:hanging="360"/>
       </w:pPr>
       <w:rPr>
-        <w:rFonts w:hint="default" w:ascii="Courier New" w:hAnsi="Courier New"/>
+        <w:rFonts w:ascii="Courier New" w:hAnsi="Courier New" w:hint="default"/>
         <w:sz w:val="20"/>
       </w:rPr>
     </w:lvl>
@@ -5240,7 +5006,7 @@
         <w:ind w:left="2160" w:hanging="360"/>
       </w:pPr>
       <w:rPr>
-        <w:rFonts w:hint="default" w:ascii="Wingdings" w:hAnsi="Wingdings"/>
+        <w:rFonts w:ascii="Wingdings" w:hAnsi="Wingdings" w:hint="default"/>
         <w:sz w:val="20"/>
       </w:rPr>
     </w:lvl>
@@ -5256,7 +5022,7 @@
         <w:ind w:left="2880" w:hanging="360"/>
       </w:pPr>
       <w:rPr>
-        <w:rFonts w:hint="default" w:ascii="Wingdings" w:hAnsi="Wingdings"/>
+        <w:rFonts w:ascii="Wingdings" w:hAnsi="Wingdings" w:hint="default"/>
         <w:sz w:val="20"/>
       </w:rPr>
     </w:lvl>
@@ -5272,7 +5038,7 @@
         <w:ind w:left="3600" w:hanging="360"/>
       </w:pPr>
       <w:rPr>
-        <w:rFonts w:hint="default" w:ascii="Wingdings" w:hAnsi="Wingdings"/>
+        <w:rFonts w:ascii="Wingdings" w:hAnsi="Wingdings" w:hint="default"/>
         <w:sz w:val="20"/>
       </w:rPr>
     </w:lvl>
@@ -5288,7 +5054,7 @@
         <w:ind w:left="4320" w:hanging="360"/>
       </w:pPr>
       <w:rPr>
-        <w:rFonts w:hint="default" w:ascii="Wingdings" w:hAnsi="Wingdings"/>
+        <w:rFonts w:ascii="Wingdings" w:hAnsi="Wingdings" w:hint="default"/>
         <w:sz w:val="20"/>
       </w:rPr>
     </w:lvl>
@@ -5304,7 +5070,7 @@
         <w:ind w:left="5040" w:hanging="360"/>
       </w:pPr>
       <w:rPr>
-        <w:rFonts w:hint="default" w:ascii="Wingdings" w:hAnsi="Wingdings"/>
+        <w:rFonts w:ascii="Wingdings" w:hAnsi="Wingdings" w:hint="default"/>
         <w:sz w:val="20"/>
       </w:rPr>
     </w:lvl>
@@ -5320,7 +5086,7 @@
         <w:ind w:left="5760" w:hanging="360"/>
       </w:pPr>
       <w:rPr>
-        <w:rFonts w:hint="default" w:ascii="Wingdings" w:hAnsi="Wingdings"/>
+        <w:rFonts w:ascii="Wingdings" w:hAnsi="Wingdings" w:hint="default"/>
         <w:sz w:val="20"/>
       </w:rPr>
     </w:lvl>
@@ -5336,7 +5102,7 @@
         <w:ind w:left="6480" w:hanging="360"/>
       </w:pPr>
       <w:rPr>
-        <w:rFonts w:hint="default" w:ascii="Wingdings" w:hAnsi="Wingdings"/>
+        <w:rFonts w:ascii="Wingdings" w:hAnsi="Wingdings" w:hint="default"/>
         <w:sz w:val="20"/>
       </w:rPr>
     </w:lvl>
@@ -5443,7 +5209,7 @@
         <w:ind w:left="720" w:hanging="360"/>
       </w:pPr>
       <w:rPr>
-        <w:rFonts w:hint="default" w:ascii="Symbol" w:hAnsi="Symbol"/>
+        <w:rFonts w:ascii="Symbol" w:hAnsi="Symbol" w:hint="default"/>
         <w:sz w:val="20"/>
       </w:rPr>
     </w:lvl>
@@ -5459,7 +5225,7 @@
         <w:ind w:left="1440" w:hanging="360"/>
       </w:pPr>
       <w:rPr>
-        <w:rFonts w:hint="default" w:ascii="Courier New" w:hAnsi="Courier New"/>
+        <w:rFonts w:ascii="Courier New" w:hAnsi="Courier New" w:hint="default"/>
         <w:sz w:val="20"/>
       </w:rPr>
     </w:lvl>
@@ -5475,7 +5241,7 @@
         <w:ind w:left="2160" w:hanging="360"/>
       </w:pPr>
       <w:rPr>
-        <w:rFonts w:hint="default" w:ascii="Wingdings" w:hAnsi="Wingdings"/>
+        <w:rFonts w:ascii="Wingdings" w:hAnsi="Wingdings" w:hint="default"/>
         <w:sz w:val="20"/>
       </w:rPr>
     </w:lvl>
@@ -5491,7 +5257,7 @@
         <w:ind w:left="2880" w:hanging="360"/>
       </w:pPr>
       <w:rPr>
-        <w:rFonts w:hint="default" w:ascii="Wingdings" w:hAnsi="Wingdings"/>
+        <w:rFonts w:ascii="Wingdings" w:hAnsi="Wingdings" w:hint="default"/>
         <w:sz w:val="20"/>
       </w:rPr>
     </w:lvl>
@@ -5507,7 +5273,7 @@
         <w:ind w:left="3600" w:hanging="360"/>
       </w:pPr>
       <w:rPr>
-        <w:rFonts w:hint="default" w:ascii="Wingdings" w:hAnsi="Wingdings"/>
+        <w:rFonts w:ascii="Wingdings" w:hAnsi="Wingdings" w:hint="default"/>
         <w:sz w:val="20"/>
       </w:rPr>
     </w:lvl>
@@ -5523,7 +5289,7 @@
         <w:ind w:left="4320" w:hanging="360"/>
       </w:pPr>
       <w:rPr>
-        <w:rFonts w:hint="default" w:ascii="Wingdings" w:hAnsi="Wingdings"/>
+        <w:rFonts w:ascii="Wingdings" w:hAnsi="Wingdings" w:hint="default"/>
         <w:sz w:val="20"/>
       </w:rPr>
     </w:lvl>
@@ -5539,7 +5305,7 @@
         <w:ind w:left="5040" w:hanging="360"/>
       </w:pPr>
       <w:rPr>
-        <w:rFonts w:hint="default" w:ascii="Wingdings" w:hAnsi="Wingdings"/>
+        <w:rFonts w:ascii="Wingdings" w:hAnsi="Wingdings" w:hint="default"/>
         <w:sz w:val="20"/>
       </w:rPr>
     </w:lvl>
@@ -5555,7 +5321,7 @@
         <w:ind w:left="5760" w:hanging="360"/>
       </w:pPr>
       <w:rPr>
-        <w:rFonts w:hint="default" w:ascii="Wingdings" w:hAnsi="Wingdings"/>
+        <w:rFonts w:ascii="Wingdings" w:hAnsi="Wingdings" w:hint="default"/>
         <w:sz w:val="20"/>
       </w:rPr>
     </w:lvl>
@@ -5571,7 +5337,7 @@
         <w:ind w:left="6480" w:hanging="360"/>
       </w:pPr>
       <w:rPr>
-        <w:rFonts w:hint="default" w:ascii="Wingdings" w:hAnsi="Wingdings"/>
+        <w:rFonts w:ascii="Wingdings" w:hAnsi="Wingdings" w:hint="default"/>
         <w:sz w:val="20"/>
       </w:rPr>
     </w:lvl>
@@ -5705,7 +5471,7 @@
         <w:ind w:left="720" w:hanging="360"/>
       </w:pPr>
       <w:rPr>
-        <w:rFonts w:hint="default" w:ascii="Symbol" w:hAnsi="Symbol"/>
+        <w:rFonts w:ascii="Symbol" w:hAnsi="Symbol" w:hint="default"/>
         <w:sz w:val="20"/>
       </w:rPr>
     </w:lvl>
@@ -5721,7 +5487,7 @@
         <w:ind w:left="1440" w:hanging="360"/>
       </w:pPr>
       <w:rPr>
-        <w:rFonts w:hint="default" w:ascii="Courier New" w:hAnsi="Courier New"/>
+        <w:rFonts w:ascii="Courier New" w:hAnsi="Courier New" w:hint="default"/>
         <w:sz w:val="20"/>
       </w:rPr>
     </w:lvl>
@@ -5737,7 +5503,7 @@
         <w:ind w:left="2160" w:hanging="360"/>
       </w:pPr>
       <w:rPr>
-        <w:rFonts w:hint="default" w:ascii="Wingdings" w:hAnsi="Wingdings"/>
+        <w:rFonts w:ascii="Wingdings" w:hAnsi="Wingdings" w:hint="default"/>
         <w:sz w:val="20"/>
       </w:rPr>
     </w:lvl>
@@ -5753,7 +5519,7 @@
         <w:ind w:left="2880" w:hanging="360"/>
       </w:pPr>
       <w:rPr>
-        <w:rFonts w:hint="default" w:ascii="Wingdings" w:hAnsi="Wingdings"/>
+        <w:rFonts w:ascii="Wingdings" w:hAnsi="Wingdings" w:hint="default"/>
         <w:sz w:val="20"/>
       </w:rPr>
     </w:lvl>
@@ -5769,7 +5535,7 @@
         <w:ind w:left="3600" w:hanging="360"/>
       </w:pPr>
       <w:rPr>
-        <w:rFonts w:hint="default" w:ascii="Wingdings" w:hAnsi="Wingdings"/>
+        <w:rFonts w:ascii="Wingdings" w:hAnsi="Wingdings" w:hint="default"/>
         <w:sz w:val="20"/>
       </w:rPr>
     </w:lvl>
@@ -5785,7 +5551,7 @@
         <w:ind w:left="4320" w:hanging="360"/>
       </w:pPr>
       <w:rPr>
-        <w:rFonts w:hint="default" w:ascii="Wingdings" w:hAnsi="Wingdings"/>
+        <w:rFonts w:ascii="Wingdings" w:hAnsi="Wingdings" w:hint="default"/>
         <w:sz w:val="20"/>
       </w:rPr>
     </w:lvl>
@@ -5801,7 +5567,7 @@
         <w:ind w:left="5040" w:hanging="360"/>
       </w:pPr>
       <w:rPr>
-        <w:rFonts w:hint="default" w:ascii="Wingdings" w:hAnsi="Wingdings"/>
+        <w:rFonts w:ascii="Wingdings" w:hAnsi="Wingdings" w:hint="default"/>
         <w:sz w:val="20"/>
       </w:rPr>
     </w:lvl>
@@ -5817,7 +5583,7 @@
         <w:ind w:left="5760" w:hanging="360"/>
       </w:pPr>
       <w:rPr>
-        <w:rFonts w:hint="default" w:ascii="Wingdings" w:hAnsi="Wingdings"/>
+        <w:rFonts w:ascii="Wingdings" w:hAnsi="Wingdings" w:hint="default"/>
         <w:sz w:val="20"/>
       </w:rPr>
     </w:lvl>
@@ -5833,7 +5599,7 @@
         <w:ind w:left="6480" w:hanging="360"/>
       </w:pPr>
       <w:rPr>
-        <w:rFonts w:hint="default" w:ascii="Wingdings" w:hAnsi="Wingdings"/>
+        <w:rFonts w:ascii="Wingdings" w:hAnsi="Wingdings" w:hint="default"/>
         <w:sz w:val="20"/>
       </w:rPr>
     </w:lvl>
@@ -5854,7 +5620,7 @@
         <w:ind w:left="720" w:hanging="360"/>
       </w:pPr>
       <w:rPr>
-        <w:rFonts w:hint="default" w:ascii="Symbol" w:hAnsi="Symbol"/>
+        <w:rFonts w:ascii="Symbol" w:hAnsi="Symbol" w:hint="default"/>
         <w:sz w:val="20"/>
       </w:rPr>
     </w:lvl>
@@ -5870,7 +5636,7 @@
         <w:ind w:left="1440" w:hanging="360"/>
       </w:pPr>
       <w:rPr>
-        <w:rFonts w:hint="default" w:ascii="Courier New" w:hAnsi="Courier New"/>
+        <w:rFonts w:ascii="Courier New" w:hAnsi="Courier New" w:hint="default"/>
         <w:sz w:val="20"/>
       </w:rPr>
     </w:lvl>
@@ -5886,7 +5652,7 @@
         <w:ind w:left="2160" w:hanging="360"/>
       </w:pPr>
       <w:rPr>
-        <w:rFonts w:hint="default" w:ascii="Wingdings" w:hAnsi="Wingdings"/>
+        <w:rFonts w:ascii="Wingdings" w:hAnsi="Wingdings" w:hint="default"/>
         <w:sz w:val="20"/>
       </w:rPr>
     </w:lvl>
@@ -5902,7 +5668,7 @@
         <w:ind w:left="2880" w:hanging="360"/>
       </w:pPr>
       <w:rPr>
-        <w:rFonts w:hint="default" w:ascii="Wingdings" w:hAnsi="Wingdings"/>
+        <w:rFonts w:ascii="Wingdings" w:hAnsi="Wingdings" w:hint="default"/>
         <w:sz w:val="20"/>
       </w:rPr>
     </w:lvl>
@@ -5918,7 +5684,7 @@
         <w:ind w:left="3600" w:hanging="360"/>
       </w:pPr>
       <w:rPr>
-        <w:rFonts w:hint="default" w:ascii="Wingdings" w:hAnsi="Wingdings"/>
+        <w:rFonts w:ascii="Wingdings" w:hAnsi="Wingdings" w:hint="default"/>
         <w:sz w:val="20"/>
       </w:rPr>
     </w:lvl>
@@ -5934,7 +5700,7 @@
         <w:ind w:left="4320" w:hanging="360"/>
       </w:pPr>
       <w:rPr>
-        <w:rFonts w:hint="default" w:ascii="Wingdings" w:hAnsi="Wingdings"/>
+        <w:rFonts w:ascii="Wingdings" w:hAnsi="Wingdings" w:hint="default"/>
         <w:sz w:val="20"/>
       </w:rPr>
     </w:lvl>
@@ -5950,7 +5716,7 @@
         <w:ind w:left="5040" w:hanging="360"/>
       </w:pPr>
       <w:rPr>
-        <w:rFonts w:hint="default" w:ascii="Wingdings" w:hAnsi="Wingdings"/>
+        <w:rFonts w:ascii="Wingdings" w:hAnsi="Wingdings" w:hint="default"/>
         <w:sz w:val="20"/>
       </w:rPr>
     </w:lvl>
@@ -5966,7 +5732,7 @@
         <w:ind w:left="5760" w:hanging="360"/>
       </w:pPr>
       <w:rPr>
-        <w:rFonts w:hint="default" w:ascii="Wingdings" w:hAnsi="Wingdings"/>
+        <w:rFonts w:ascii="Wingdings" w:hAnsi="Wingdings" w:hint="default"/>
         <w:sz w:val="20"/>
       </w:rPr>
     </w:lvl>
@@ -5982,7 +5748,7 @@
         <w:ind w:left="6480" w:hanging="360"/>
       </w:pPr>
       <w:rPr>
-        <w:rFonts w:hint="default" w:ascii="Wingdings" w:hAnsi="Wingdings"/>
+        <w:rFonts w:ascii="Wingdings" w:hAnsi="Wingdings" w:hint="default"/>
         <w:sz w:val="20"/>
       </w:rPr>
     </w:lvl>
@@ -6003,7 +5769,7 @@
         <w:ind w:left="720" w:hanging="360"/>
       </w:pPr>
       <w:rPr>
-        <w:rFonts w:hint="default" w:ascii="Symbol" w:hAnsi="Symbol"/>
+        <w:rFonts w:ascii="Symbol" w:hAnsi="Symbol" w:hint="default"/>
         <w:sz w:val="20"/>
       </w:rPr>
     </w:lvl>
@@ -6019,7 +5785,7 @@
         <w:ind w:left="1440" w:hanging="360"/>
       </w:pPr>
       <w:rPr>
-        <w:rFonts w:hint="default" w:ascii="Courier New" w:hAnsi="Courier New"/>
+        <w:rFonts w:ascii="Courier New" w:hAnsi="Courier New" w:hint="default"/>
         <w:sz w:val="20"/>
       </w:rPr>
     </w:lvl>
@@ -6035,7 +5801,7 @@
         <w:ind w:left="2160" w:hanging="360"/>
       </w:pPr>
       <w:rPr>
-        <w:rFonts w:hint="default" w:ascii="Wingdings" w:hAnsi="Wingdings"/>
+        <w:rFonts w:ascii="Wingdings" w:hAnsi="Wingdings" w:hint="default"/>
         <w:sz w:val="20"/>
       </w:rPr>
     </w:lvl>
@@ -6051,7 +5817,7 @@
         <w:ind w:left="2880" w:hanging="360"/>
       </w:pPr>
       <w:rPr>
-        <w:rFonts w:hint="default" w:ascii="Wingdings" w:hAnsi="Wingdings"/>
+        <w:rFonts w:ascii="Wingdings" w:hAnsi="Wingdings" w:hint="default"/>
         <w:sz w:val="20"/>
       </w:rPr>
     </w:lvl>
@@ -6067,7 +5833,7 @@
         <w:ind w:left="3600" w:hanging="360"/>
       </w:pPr>
       <w:rPr>
-        <w:rFonts w:hint="default" w:ascii="Wingdings" w:hAnsi="Wingdings"/>
+        <w:rFonts w:ascii="Wingdings" w:hAnsi="Wingdings" w:hint="default"/>
         <w:sz w:val="20"/>
       </w:rPr>
     </w:lvl>
@@ -6083,7 +5849,7 @@
         <w:ind w:left="4320" w:hanging="360"/>
       </w:pPr>
       <w:rPr>
-        <w:rFonts w:hint="default" w:ascii="Wingdings" w:hAnsi="Wingdings"/>
+        <w:rFonts w:ascii="Wingdings" w:hAnsi="Wingdings" w:hint="default"/>
         <w:sz w:val="20"/>
       </w:rPr>
     </w:lvl>
@@ -6099,7 +5865,7 @@
         <w:ind w:left="5040" w:hanging="360"/>
       </w:pPr>
       <w:rPr>
-        <w:rFonts w:hint="default" w:ascii="Wingdings" w:hAnsi="Wingdings"/>
+        <w:rFonts w:ascii="Wingdings" w:hAnsi="Wingdings" w:hint="default"/>
         <w:sz w:val="20"/>
       </w:rPr>
     </w:lvl>
@@ -6115,7 +5881,7 @@
         <w:ind w:left="5760" w:hanging="360"/>
       </w:pPr>
       <w:rPr>
-        <w:rFonts w:hint="default" w:ascii="Wingdings" w:hAnsi="Wingdings"/>
+        <w:rFonts w:ascii="Wingdings" w:hAnsi="Wingdings" w:hint="default"/>
         <w:sz w:val="20"/>
       </w:rPr>
     </w:lvl>
@@ -6131,7 +5897,7 @@
         <w:ind w:left="6480" w:hanging="360"/>
       </w:pPr>
       <w:rPr>
-        <w:rFonts w:hint="default" w:ascii="Wingdings" w:hAnsi="Wingdings"/>
+        <w:rFonts w:ascii="Wingdings" w:hAnsi="Wingdings" w:hint="default"/>
         <w:sz w:val="20"/>
       </w:rPr>
     </w:lvl>
@@ -6152,7 +5918,7 @@
         <w:ind w:left="720" w:hanging="360"/>
       </w:pPr>
       <w:rPr>
-        <w:rFonts w:hint="default" w:ascii="Symbol" w:hAnsi="Symbol"/>
+        <w:rFonts w:ascii="Symbol" w:hAnsi="Symbol" w:hint="default"/>
         <w:sz w:val="20"/>
       </w:rPr>
     </w:lvl>
@@ -6168,7 +5934,7 @@
         <w:ind w:left="1440" w:hanging="360"/>
       </w:pPr>
       <w:rPr>
-        <w:rFonts w:hint="default" w:ascii="Courier New" w:hAnsi="Courier New"/>
+        <w:rFonts w:ascii="Courier New" w:hAnsi="Courier New" w:hint="default"/>
         <w:sz w:val="20"/>
       </w:rPr>
     </w:lvl>
@@ -6184,7 +5950,7 @@
         <w:ind w:left="2160" w:hanging="360"/>
       </w:pPr>
       <w:rPr>
-        <w:rFonts w:hint="default" w:ascii="Wingdings" w:hAnsi="Wingdings"/>
+        <w:rFonts w:ascii="Wingdings" w:hAnsi="Wingdings" w:hint="default"/>
         <w:sz w:val="20"/>
       </w:rPr>
     </w:lvl>
@@ -6200,7 +5966,7 @@
         <w:ind w:left="2880" w:hanging="360"/>
       </w:pPr>
       <w:rPr>
-        <w:rFonts w:hint="default" w:ascii="Wingdings" w:hAnsi="Wingdings"/>
+        <w:rFonts w:ascii="Wingdings" w:hAnsi="Wingdings" w:hint="default"/>
         <w:sz w:val="20"/>
       </w:rPr>
     </w:lvl>
@@ -6216,7 +5982,7 @@
         <w:ind w:left="3600" w:hanging="360"/>
       </w:pPr>
       <w:rPr>
-        <w:rFonts w:hint="default" w:ascii="Wingdings" w:hAnsi="Wingdings"/>
+        <w:rFonts w:ascii="Wingdings" w:hAnsi="Wingdings" w:hint="default"/>
         <w:sz w:val="20"/>
       </w:rPr>
     </w:lvl>
@@ -6232,7 +5998,7 @@
         <w:ind w:left="4320" w:hanging="360"/>
       </w:pPr>
       <w:rPr>
-        <w:rFonts w:hint="default" w:ascii="Wingdings" w:hAnsi="Wingdings"/>
+        <w:rFonts w:ascii="Wingdings" w:hAnsi="Wingdings" w:hint="default"/>
         <w:sz w:val="20"/>
       </w:rPr>
     </w:lvl>
@@ -6248,7 +6014,7 @@
         <w:ind w:left="5040" w:hanging="360"/>
       </w:pPr>
       <w:rPr>
-        <w:rFonts w:hint="default" w:ascii="Wingdings" w:hAnsi="Wingdings"/>
+        <w:rFonts w:ascii="Wingdings" w:hAnsi="Wingdings" w:hint="default"/>
         <w:sz w:val="20"/>
       </w:rPr>
     </w:lvl>
@@ -6264,7 +6030,7 @@
         <w:ind w:left="5760" w:hanging="360"/>
       </w:pPr>
       <w:rPr>
-        <w:rFonts w:hint="default" w:ascii="Wingdings" w:hAnsi="Wingdings"/>
+        <w:rFonts w:ascii="Wingdings" w:hAnsi="Wingdings" w:hint="default"/>
         <w:sz w:val="20"/>
       </w:rPr>
     </w:lvl>
@@ -6280,7 +6046,7 @@
         <w:ind w:left="6480" w:hanging="360"/>
       </w:pPr>
       <w:rPr>
-        <w:rFonts w:hint="default" w:ascii="Wingdings" w:hAnsi="Wingdings"/>
+        <w:rFonts w:ascii="Wingdings" w:hAnsi="Wingdings" w:hint="default"/>
         <w:sz w:val="20"/>
       </w:rPr>
     </w:lvl>
@@ -6301,7 +6067,7 @@
         <w:ind w:left="720" w:hanging="360"/>
       </w:pPr>
       <w:rPr>
-        <w:rFonts w:hint="default" w:ascii="Symbol" w:hAnsi="Symbol"/>
+        <w:rFonts w:ascii="Symbol" w:hAnsi="Symbol" w:hint="default"/>
         <w:sz w:val="20"/>
       </w:rPr>
     </w:lvl>
@@ -6317,7 +6083,7 @@
         <w:ind w:left="1440" w:hanging="360"/>
       </w:pPr>
       <w:rPr>
-        <w:rFonts w:hint="default" w:ascii="Courier New" w:hAnsi="Courier New"/>
+        <w:rFonts w:ascii="Courier New" w:hAnsi="Courier New" w:hint="default"/>
         <w:sz w:val="20"/>
       </w:rPr>
     </w:lvl>
@@ -6333,7 +6099,7 @@
         <w:ind w:left="2160" w:hanging="360"/>
       </w:pPr>
       <w:rPr>
-        <w:rFonts w:hint="default" w:ascii="Wingdings" w:hAnsi="Wingdings"/>
+        <w:rFonts w:ascii="Wingdings" w:hAnsi="Wingdings" w:hint="default"/>
         <w:sz w:val="20"/>
       </w:rPr>
     </w:lvl>
@@ -6349,7 +6115,7 @@
         <w:ind w:left="2880" w:hanging="360"/>
       </w:pPr>
       <w:rPr>
-        <w:rFonts w:hint="default" w:ascii="Wingdings" w:hAnsi="Wingdings"/>
+        <w:rFonts w:ascii="Wingdings" w:hAnsi="Wingdings" w:hint="default"/>
         <w:sz w:val="20"/>
       </w:rPr>
     </w:lvl>
@@ -6365,7 +6131,7 @@
         <w:ind w:left="3600" w:hanging="360"/>
       </w:pPr>
       <w:rPr>
-        <w:rFonts w:hint="default" w:ascii="Wingdings" w:hAnsi="Wingdings"/>
+        <w:rFonts w:ascii="Wingdings" w:hAnsi="Wingdings" w:hint="default"/>
         <w:sz w:val="20"/>
       </w:rPr>
     </w:lvl>
@@ -6381,7 +6147,7 @@
         <w:ind w:left="4320" w:hanging="360"/>
       </w:pPr>
       <w:rPr>
-        <w:rFonts w:hint="default" w:ascii="Wingdings" w:hAnsi="Wingdings"/>
+        <w:rFonts w:ascii="Wingdings" w:hAnsi="Wingdings" w:hint="default"/>
         <w:sz w:val="20"/>
       </w:rPr>
     </w:lvl>
@@ -6397,7 +6163,7 @@
         <w:ind w:left="5040" w:hanging="360"/>
       </w:pPr>
       <w:rPr>
-        <w:rFonts w:hint="default" w:ascii="Wingdings" w:hAnsi="Wingdings"/>
+        <w:rFonts w:ascii="Wingdings" w:hAnsi="Wingdings" w:hint="default"/>
         <w:sz w:val="20"/>
       </w:rPr>
     </w:lvl>
@@ -6413,7 +6179,7 @@
         <w:ind w:left="5760" w:hanging="360"/>
       </w:pPr>
       <w:rPr>
-        <w:rFonts w:hint="default" w:ascii="Wingdings" w:hAnsi="Wingdings"/>
+        <w:rFonts w:ascii="Wingdings" w:hAnsi="Wingdings" w:hint="default"/>
         <w:sz w:val="20"/>
       </w:rPr>
     </w:lvl>
@@ -6429,7 +6195,7 @@
         <w:ind w:left="6480" w:hanging="360"/>
       </w:pPr>
       <w:rPr>
-        <w:rFonts w:hint="default" w:ascii="Wingdings" w:hAnsi="Wingdings"/>
+        <w:rFonts w:ascii="Wingdings" w:hAnsi="Wingdings" w:hint="default"/>
         <w:sz w:val="20"/>
       </w:rPr>
     </w:lvl>
@@ -6499,11 +6265,11 @@
 </file>
 
 <file path=word/styles.xml><?xml version="1.0" encoding="utf-8"?>
-<w:styles xmlns:wp14="http://schemas.microsoft.com/office/word/2010/wordprocessingDrawing" xmlns:mc="http://schemas.openxmlformats.org/markup-compatibility/2006" xmlns:r="http://schemas.openxmlformats.org/officeDocument/2006/relationships" xmlns:w="http://schemas.openxmlformats.org/wordprocessingml/2006/main" xmlns:w14="http://schemas.microsoft.com/office/word/2010/wordml" xmlns:w15="http://schemas.microsoft.com/office/word/2012/wordml" xmlns:w16cex="http://schemas.microsoft.com/office/word/2018/wordml/cex" xmlns:w16cid="http://schemas.microsoft.com/office/word/2016/wordml/cid" xmlns:w16="http://schemas.microsoft.com/office/word/2018/wordml" xmlns:w16du="http://schemas.microsoft.com/office/word/2023/wordml/word16du" xmlns:w16sdtdh="http://schemas.microsoft.com/office/word/2020/wordml/sdtdatahash" xmlns:w16sdtfl="http://schemas.microsoft.com/office/word/2024/wordml/sdtformatlock" xmlns:w16se="http://schemas.microsoft.com/office/word/2015/wordml/symex" mc:Ignorable="w14 w15 w16se w16cid w16 w16cex w16sdtdh w16sdtfl w16du wp14">
+<w:styles xmlns:mc="http://schemas.openxmlformats.org/markup-compatibility/2006" xmlns:r="http://schemas.openxmlformats.org/officeDocument/2006/relationships" xmlns:w="http://schemas.openxmlformats.org/wordprocessingml/2006/main" xmlns:w14="http://schemas.microsoft.com/office/word/2010/wordml" xmlns:w15="http://schemas.microsoft.com/office/word/2012/wordml" xmlns:w16cex="http://schemas.microsoft.com/office/word/2018/wordml/cex" xmlns:w16cid="http://schemas.microsoft.com/office/word/2016/wordml/cid" xmlns:w16="http://schemas.microsoft.com/office/word/2018/wordml" xmlns:w16du="http://schemas.microsoft.com/office/word/2023/wordml/word16du" xmlns:w16sdtdh="http://schemas.microsoft.com/office/word/2020/wordml/sdtdatahash" xmlns:w16sdtfl="http://schemas.microsoft.com/office/word/2024/wordml/sdtformatlock" xmlns:w16se="http://schemas.microsoft.com/office/word/2015/wordml/symex" mc:Ignorable="w14 w15 w16se w16cid w16 w16cex w16sdtdh w16sdtfl w16du">
   <w:docDefaults>
     <w:rPrDefault>
       <w:rPr>
-        <w:rFonts w:asciiTheme="minorHAnsi" w:hAnsiTheme="minorHAnsi" w:eastAsiaTheme="minorHAnsi" w:cstheme="minorBidi"/>
+        <w:rFonts w:asciiTheme="minorHAnsi" w:eastAsiaTheme="minorHAnsi" w:hAnsiTheme="minorHAnsi" w:cstheme="minorBidi"/>
         <w:sz w:val="22"/>
         <w:szCs w:val="22"/>
         <w:lang w:val="fr-FR" w:eastAsia="en-US" w:bidi="ar-SA"/>
@@ -6518,14 +6284,14 @@
   <w:latentStyles w:defLockedState="0" w:defUIPriority="99" w:defSemiHidden="0" w:defUnhideWhenUsed="0" w:defQFormat="0" w:count="376">
     <w:lsdException w:name="Normal" w:uiPriority="0" w:qFormat="1"/>
     <w:lsdException w:name="heading 1" w:uiPriority="9" w:qFormat="1"/>
-    <w:lsdException w:name="heading 2" w:uiPriority="9" w:semiHidden="1" w:unhideWhenUsed="1" w:qFormat="1"/>
-    <w:lsdException w:name="heading 3" w:uiPriority="9" w:semiHidden="1" w:unhideWhenUsed="1" w:qFormat="1"/>
-    <w:lsdException w:name="heading 4" w:uiPriority="9" w:semiHidden="1" w:unhideWhenUsed="1" w:qFormat="1"/>
-    <w:lsdException w:name="heading 5" w:uiPriority="9" w:semiHidden="1" w:unhideWhenUsed="1" w:qFormat="1"/>
-    <w:lsdException w:name="heading 6" w:uiPriority="9" w:semiHidden="1" w:unhideWhenUsed="1" w:qFormat="1"/>
-    <w:lsdException w:name="heading 7" w:uiPriority="9" w:semiHidden="1" w:unhideWhenUsed="1" w:qFormat="1"/>
-    <w:lsdException w:name="heading 8" w:uiPriority="9" w:semiHidden="1" w:unhideWhenUsed="1" w:qFormat="1"/>
-    <w:lsdException w:name="heading 9" w:uiPriority="9" w:semiHidden="1" w:unhideWhenUsed="1" w:qFormat="1"/>
+    <w:lsdException w:name="heading 2" w:semiHidden="1" w:uiPriority="9" w:unhideWhenUsed="1" w:qFormat="1"/>
+    <w:lsdException w:name="heading 3" w:semiHidden="1" w:uiPriority="9" w:unhideWhenUsed="1" w:qFormat="1"/>
+    <w:lsdException w:name="heading 4" w:semiHidden="1" w:uiPriority="9" w:unhideWhenUsed="1" w:qFormat="1"/>
+    <w:lsdException w:name="heading 5" w:semiHidden="1" w:uiPriority="9" w:unhideWhenUsed="1" w:qFormat="1"/>
+    <w:lsdException w:name="heading 6" w:semiHidden="1" w:uiPriority="9" w:unhideWhenUsed="1" w:qFormat="1"/>
+    <w:lsdException w:name="heading 7" w:semiHidden="1" w:uiPriority="9" w:unhideWhenUsed="1" w:qFormat="1"/>
+    <w:lsdException w:name="heading 8" w:semiHidden="1" w:uiPriority="9" w:unhideWhenUsed="1" w:qFormat="1"/>
+    <w:lsdException w:name="heading 9" w:semiHidden="1" w:uiPriority="9" w:unhideWhenUsed="1" w:qFormat="1"/>
     <w:lsdException w:name="index 1" w:semiHidden="1" w:unhideWhenUsed="1"/>
     <w:lsdException w:name="index 2" w:semiHidden="1" w:unhideWhenUsed="1"/>
     <w:lsdException w:name="index 3" w:semiHidden="1" w:unhideWhenUsed="1"/>
@@ -6535,22 +6301,22 @@
     <w:lsdException w:name="index 7" w:semiHidden="1" w:unhideWhenUsed="1"/>
     <w:lsdException w:name="index 8" w:semiHidden="1" w:unhideWhenUsed="1"/>
     <w:lsdException w:name="index 9" w:semiHidden="1" w:unhideWhenUsed="1"/>
-    <w:lsdException w:name="toc 1" w:uiPriority="39" w:semiHidden="1" w:unhideWhenUsed="1"/>
-    <w:lsdException w:name="toc 2" w:uiPriority="39" w:semiHidden="1" w:unhideWhenUsed="1"/>
-    <w:lsdException w:name="toc 3" w:uiPriority="39" w:semiHidden="1" w:unhideWhenUsed="1"/>
-    <w:lsdException w:name="toc 4" w:uiPriority="39" w:semiHidden="1" w:unhideWhenUsed="1"/>
-    <w:lsdException w:name="toc 5" w:uiPriority="39" w:semiHidden="1" w:unhideWhenUsed="1"/>
-    <w:lsdException w:name="toc 6" w:uiPriority="39" w:semiHidden="1" w:unhideWhenUsed="1"/>
-    <w:lsdException w:name="toc 7" w:uiPriority="39" w:semiHidden="1" w:unhideWhenUsed="1"/>
-    <w:lsdException w:name="toc 8" w:uiPriority="39" w:semiHidden="1" w:unhideWhenUsed="1"/>
-    <w:lsdException w:name="toc 9" w:uiPriority="39" w:semiHidden="1" w:unhideWhenUsed="1"/>
+    <w:lsdException w:name="toc 1" w:semiHidden="1" w:uiPriority="39" w:unhideWhenUsed="1"/>
+    <w:lsdException w:name="toc 2" w:semiHidden="1" w:uiPriority="39" w:unhideWhenUsed="1"/>
+    <w:lsdException w:name="toc 3" w:semiHidden="1" w:uiPriority="39" w:unhideWhenUsed="1"/>
+    <w:lsdException w:name="toc 4" w:semiHidden="1" w:uiPriority="39" w:unhideWhenUsed="1"/>
+    <w:lsdException w:name="toc 5" w:semiHidden="1" w:uiPriority="39" w:unhideWhenUsed="1"/>
+    <w:lsdException w:name="toc 6" w:semiHidden="1" w:uiPriority="39" w:unhideWhenUsed="1"/>
+    <w:lsdException w:name="toc 7" w:semiHidden="1" w:uiPriority="39" w:unhideWhenUsed="1"/>
+    <w:lsdException w:name="toc 8" w:semiHidden="1" w:uiPriority="39" w:unhideWhenUsed="1"/>
+    <w:lsdException w:name="toc 9" w:semiHidden="1" w:uiPriority="39" w:unhideWhenUsed="1"/>
     <w:lsdException w:name="Normal Indent" w:semiHidden="1" w:unhideWhenUsed="1"/>
     <w:lsdException w:name="footnote text" w:semiHidden="1" w:unhideWhenUsed="1"/>
     <w:lsdException w:name="annotation text" w:semiHidden="1" w:unhideWhenUsed="1"/>
     <w:lsdException w:name="header" w:semiHidden="1" w:unhideWhenUsed="1"/>
     <w:lsdException w:name="footer" w:semiHidden="1" w:unhideWhenUsed="1"/>
     <w:lsdException w:name="index heading" w:semiHidden="1" w:unhideWhenUsed="1"/>
-    <w:lsdException w:name="caption" w:uiPriority="35" w:semiHidden="1" w:unhideWhenUsed="1" w:qFormat="1"/>
+    <w:lsdException w:name="caption" w:semiHidden="1" w:uiPriority="35" w:unhideWhenUsed="1" w:qFormat="1"/>
     <w:lsdException w:name="table of figures" w:semiHidden="1" w:unhideWhenUsed="1"/>
     <w:lsdException w:name="envelope address" w:semiHidden="1" w:unhideWhenUsed="1"/>
     <w:lsdException w:name="envelope return" w:semiHidden="1" w:unhideWhenUsed="1"/>
@@ -6581,7 +6347,7 @@
     <w:lsdException w:name="Title" w:uiPriority="10" w:qFormat="1"/>
     <w:lsdException w:name="Closing" w:semiHidden="1" w:unhideWhenUsed="1"/>
     <w:lsdException w:name="Signature" w:semiHidden="1" w:unhideWhenUsed="1"/>
-    <w:lsdException w:name="Default Paragraph Font" w:uiPriority="1" w:semiHidden="1" w:unhideWhenUsed="1"/>
+    <w:lsdException w:name="Default Paragraph Font" w:semiHidden="1" w:uiPriority="1" w:unhideWhenUsed="1"/>
     <w:lsdException w:name="Body Text" w:semiHidden="1" w:unhideWhenUsed="1"/>
     <w:lsdException w:name="Body Text Indent" w:semiHidden="1" w:unhideWhenUsed="1"/>
     <w:lsdException w:name="List Continue" w:semiHidden="1" w:unhideWhenUsed="1"/>
@@ -6781,8 +6547,8 @@
     <w:lsdException w:name="Subtle Reference" w:uiPriority="31" w:qFormat="1"/>
     <w:lsdException w:name="Intense Reference" w:uiPriority="32" w:qFormat="1"/>
     <w:lsdException w:name="Book Title" w:uiPriority="33" w:qFormat="1"/>
-    <w:lsdException w:name="Bibliography" w:uiPriority="37" w:semiHidden="1" w:unhideWhenUsed="1"/>
-    <w:lsdException w:name="TOC Heading" w:uiPriority="39" w:semiHidden="1" w:unhideWhenUsed="1" w:qFormat="1"/>
+    <w:lsdException w:name="Bibliography" w:semiHidden="1" w:uiPriority="37" w:unhideWhenUsed="1"/>
+    <w:lsdException w:name="TOC Heading" w:semiHidden="1" w:uiPriority="39" w:unhideWhenUsed="1" w:qFormat="1"/>
     <w:lsdException w:name="Plain Table 1" w:uiPriority="41"/>
     <w:lsdException w:name="Plain Table 2" w:uiPriority="42"/>
     <w:lsdException w:name="Plain Table 3" w:uiPriority="43"/>
@@ -6893,7 +6659,7 @@
     <w:lsdException w:name="Unresolved Mention" w:semiHidden="1" w:unhideWhenUsed="1"/>
     <w:lsdException w:name="Smart Link" w:semiHidden="1" w:unhideWhenUsed="1"/>
   </w:latentStyles>
-  <w:style w:type="paragraph" w:styleId="Normal" w:default="1">
+  <w:style w:type="paragraph" w:default="1" w:styleId="Normal">
     <w:name w:val="Normal"/>
     <w:qFormat/>
   </w:style>
@@ -6915,7 +6681,7 @@
       <w:outlineLvl w:val="0"/>
     </w:pPr>
     <w:rPr>
-      <w:rFonts w:asciiTheme="majorHAnsi" w:hAnsiTheme="majorHAnsi" w:eastAsiaTheme="majorEastAsia" w:cstheme="majorBidi"/>
+      <w:rFonts w:asciiTheme="majorHAnsi" w:eastAsiaTheme="majorEastAsia" w:hAnsiTheme="majorHAnsi" w:cstheme="majorBidi"/>
       <w:color w:val="0F4761" w:themeColor="accent1" w:themeShade="BF"/>
       <w:sz w:val="40"/>
       <w:szCs w:val="40"/>
@@ -6941,7 +6707,7 @@
       <w:outlineLvl w:val="1"/>
     </w:pPr>
     <w:rPr>
-      <w:rFonts w:asciiTheme="majorHAnsi" w:hAnsiTheme="majorHAnsi" w:eastAsiaTheme="majorEastAsia" w:cstheme="majorBidi"/>
+      <w:rFonts w:asciiTheme="majorHAnsi" w:eastAsiaTheme="majorEastAsia" w:hAnsiTheme="majorHAnsi" w:cstheme="majorBidi"/>
       <w:color w:val="0F4761" w:themeColor="accent1" w:themeShade="BF"/>
       <w:sz w:val="32"/>
       <w:szCs w:val="32"/>
@@ -7129,12 +6895,13 @@
       <w:color w:val="272727" w:themeColor="text1" w:themeTint="D8"/>
     </w:rPr>
   </w:style>
-  <w:style w:type="character" w:styleId="Policepardfaut" w:default="1">
+  <w:style w:type="character" w:default="1" w:styleId="Policepardfaut">
     <w:name w:val="Default Paragraph Font"/>
     <w:uiPriority w:val="1"/>
+    <w:semiHidden/>
     <w:unhideWhenUsed/>
   </w:style>
-  <w:style w:type="table" w:styleId="TableauNormal" w:default="1">
+  <w:style w:type="table" w:default="1" w:styleId="TableauNormal">
     <w:name w:val="Normal Table"/>
     <w:uiPriority w:val="99"/>
     <w:semiHidden/>
@@ -7149,39 +6916,39 @@
       </w:tblCellMar>
     </w:tblPr>
   </w:style>
-  <w:style w:type="numbering" w:styleId="Aucuneliste" w:default="1">
+  <w:style w:type="numbering" w:default="1" w:styleId="Aucuneliste">
     <w:name w:val="No List"/>
     <w:uiPriority w:val="99"/>
     <w:semiHidden/>
     <w:unhideWhenUsed/>
   </w:style>
-  <w:style w:type="character" w:styleId="Titre1Car" w:customStyle="1">
+  <w:style w:type="character" w:customStyle="1" w:styleId="Titre1Car">
     <w:name w:val="Titre 1 Car"/>
     <w:basedOn w:val="Policepardfaut"/>
     <w:link w:val="Titre1"/>
     <w:uiPriority w:val="9"/>
     <w:rsid w:val="00082A10"/>
     <w:rPr>
-      <w:rFonts w:asciiTheme="majorHAnsi" w:hAnsiTheme="majorHAnsi" w:eastAsiaTheme="majorEastAsia" w:cstheme="majorBidi"/>
+      <w:rFonts w:asciiTheme="majorHAnsi" w:eastAsiaTheme="majorEastAsia" w:hAnsiTheme="majorHAnsi" w:cstheme="majorBidi"/>
       <w:color w:val="0F4761" w:themeColor="accent1" w:themeShade="BF"/>
       <w:sz w:val="40"/>
       <w:szCs w:val="40"/>
     </w:rPr>
   </w:style>
-  <w:style w:type="character" w:styleId="Titre2Car" w:customStyle="1">
+  <w:style w:type="character" w:customStyle="1" w:styleId="Titre2Car">
     <w:name w:val="Titre 2 Car"/>
     <w:basedOn w:val="Policepardfaut"/>
     <w:link w:val="Titre2"/>
     <w:uiPriority w:val="9"/>
     <w:rsid w:val="00082A10"/>
     <w:rPr>
-      <w:rFonts w:asciiTheme="majorHAnsi" w:hAnsiTheme="majorHAnsi" w:eastAsiaTheme="majorEastAsia" w:cstheme="majorBidi"/>
+      <w:rFonts w:asciiTheme="majorHAnsi" w:eastAsiaTheme="majorEastAsia" w:hAnsiTheme="majorHAnsi" w:cstheme="majorBidi"/>
       <w:color w:val="0F4761" w:themeColor="accent1" w:themeShade="BF"/>
       <w:sz w:val="32"/>
       <w:szCs w:val="32"/>
     </w:rPr>
   </w:style>
-  <w:style w:type="character" w:styleId="Titre3Car" w:customStyle="1">
+  <w:style w:type="character" w:customStyle="1" w:styleId="Titre3Car">
     <w:name w:val="Titre 3 Car"/>
     <w:basedOn w:val="Policepardfaut"/>
     <w:link w:val="Titre3"/>
@@ -7194,7 +6961,7 @@
       <w:szCs w:val="28"/>
     </w:rPr>
   </w:style>
-  <w:style w:type="character" w:styleId="Titre4Car" w:customStyle="1">
+  <w:style w:type="character" w:customStyle="1" w:styleId="Titre4Car">
     <w:name w:val="Titre 4 Car"/>
     <w:basedOn w:val="Policepardfaut"/>
     <w:link w:val="Titre4"/>
@@ -7208,7 +6975,7 @@
       <w:color w:val="0F4761" w:themeColor="accent1" w:themeShade="BF"/>
     </w:rPr>
   </w:style>
-  <w:style w:type="character" w:styleId="Titre5Car" w:customStyle="1">
+  <w:style w:type="character" w:customStyle="1" w:styleId="Titre5Car">
     <w:name w:val="Titre 5 Car"/>
     <w:basedOn w:val="Policepardfaut"/>
     <w:link w:val="Titre5"/>
@@ -7220,7 +6987,7 @@
       <w:color w:val="0F4761" w:themeColor="accent1" w:themeShade="BF"/>
     </w:rPr>
   </w:style>
-  <w:style w:type="character" w:styleId="Titre6Car" w:customStyle="1">
+  <w:style w:type="character" w:customStyle="1" w:styleId="Titre6Car">
     <w:name w:val="Titre 6 Car"/>
     <w:basedOn w:val="Policepardfaut"/>
     <w:link w:val="Titre6"/>
@@ -7234,7 +7001,7 @@
       <w:color w:val="595959" w:themeColor="text1" w:themeTint="A6"/>
     </w:rPr>
   </w:style>
-  <w:style w:type="character" w:styleId="Titre7Car" w:customStyle="1">
+  <w:style w:type="character" w:customStyle="1" w:styleId="Titre7Car">
     <w:name w:val="Titre 7 Car"/>
     <w:basedOn w:val="Policepardfaut"/>
     <w:link w:val="Titre7"/>
@@ -7246,7 +7013,7 @@
       <w:color w:val="595959" w:themeColor="text1" w:themeTint="A6"/>
     </w:rPr>
   </w:style>
-  <w:style w:type="character" w:styleId="Titre8Car" w:customStyle="1">
+  <w:style w:type="character" w:customStyle="1" w:styleId="Titre8Car">
     <w:name w:val="Titre 8 Car"/>
     <w:basedOn w:val="Policepardfaut"/>
     <w:link w:val="Titre8"/>
@@ -7260,7 +7027,7 @@
       <w:color w:val="272727" w:themeColor="text1" w:themeTint="D8"/>
     </w:rPr>
   </w:style>
-  <w:style w:type="character" w:styleId="Titre9Car" w:customStyle="1">
+  <w:style w:type="character" w:customStyle="1" w:styleId="Titre9Car">
     <w:name w:val="Titre 9 Car"/>
     <w:basedOn w:val="Policepardfaut"/>
     <w:link w:val="Titre9"/>
@@ -7285,21 +7052,21 @@
       <w:contextualSpacing/>
     </w:pPr>
     <w:rPr>
-      <w:rFonts w:asciiTheme="majorHAnsi" w:hAnsiTheme="majorHAnsi" w:eastAsiaTheme="majorEastAsia" w:cstheme="majorBidi"/>
+      <w:rFonts w:asciiTheme="majorHAnsi" w:eastAsiaTheme="majorEastAsia" w:hAnsiTheme="majorHAnsi" w:cstheme="majorBidi"/>
       <w:spacing w:val="-10"/>
       <w:kern w:val="28"/>
       <w:sz w:val="56"/>
       <w:szCs w:val="56"/>
     </w:rPr>
   </w:style>
-  <w:style w:type="character" w:styleId="TitreCar" w:customStyle="1">
+  <w:style w:type="character" w:customStyle="1" w:styleId="TitreCar">
     <w:name w:val="Titre Car"/>
     <w:basedOn w:val="Policepardfaut"/>
     <w:link w:val="Titre"/>
     <w:uiPriority w:val="10"/>
     <w:rsid w:val="00082A10"/>
     <w:rPr>
-      <w:rFonts w:asciiTheme="majorHAnsi" w:hAnsiTheme="majorHAnsi" w:eastAsiaTheme="majorEastAsia" w:cstheme="majorBidi"/>
+      <w:rFonts w:asciiTheme="majorHAnsi" w:eastAsiaTheme="majorEastAsia" w:hAnsiTheme="majorHAnsi" w:cstheme="majorBidi"/>
       <w:spacing w:val="-10"/>
       <w:kern w:val="28"/>
       <w:sz w:val="56"/>
@@ -7327,7 +7094,7 @@
       <w:szCs w:val="28"/>
     </w:rPr>
   </w:style>
-  <w:style w:type="character" w:styleId="Sous-titreCar" w:customStyle="1">
+  <w:style w:type="character" w:customStyle="1" w:styleId="Sous-titreCar">
     <w:name w:val="Sous-titre Car"/>
     <w:basedOn w:val="Policepardfaut"/>
     <w:link w:val="Sous-titre"/>
@@ -7359,7 +7126,7 @@
       <w:color w:val="404040" w:themeColor="text1" w:themeTint="BF"/>
     </w:rPr>
   </w:style>
-  <w:style w:type="character" w:styleId="CitationCar" w:customStyle="1">
+  <w:style w:type="character" w:customStyle="1" w:styleId="CitationCar">
     <w:name w:val="Citation Car"/>
     <w:basedOn w:val="Policepardfaut"/>
     <w:link w:val="Citation"/>
@@ -7404,8 +7171,8 @@
     <w:rsid w:val="00082A10"/>
     <w:pPr>
       <w:pBdr>
-        <w:top w:val="single" w:color="0F4761" w:themeColor="accent1" w:themeShade="BF" w:sz="4" w:space="10"/>
-        <w:bottom w:val="single" w:color="0F4761" w:themeColor="accent1" w:themeShade="BF" w:sz="4" w:space="10"/>
+        <w:top w:val="single" w:sz="4" w:space="10" w:color="0F4761" w:themeColor="accent1" w:themeShade="BF"/>
+        <w:bottom w:val="single" w:sz="4" w:space="10" w:color="0F4761" w:themeColor="accent1" w:themeShade="BF"/>
       </w:pBdr>
       <w:spacing w:before="360" w:after="360"/>
       <w:ind w:left="864" w:right="864"/>
@@ -7417,7 +7184,7 @@
       <w:color w:val="0F4761" w:themeColor="accent1" w:themeShade="BF"/>
     </w:rPr>
   </w:style>
-  <w:style w:type="character" w:styleId="CitationintenseCar" w:customStyle="1">
+  <w:style w:type="character" w:customStyle="1" w:styleId="CitationintenseCar">
     <w:name w:val="Citation intense Car"/>
     <w:basedOn w:val="Policepardfaut"/>
     <w:link w:val="Citationintense"/>
@@ -7458,7 +7225,7 @@
       <w:spacing w:after="0" w:line="240" w:lineRule="auto"/>
     </w:pPr>
   </w:style>
-  <w:style w:type="character" w:styleId="En-tteCar" w:customStyle="1">
+  <w:style w:type="character" w:customStyle="1" w:styleId="En-tteCar">
     <w:name w:val="En-tête Car"/>
     <w:basedOn w:val="Policepardfaut"/>
     <w:link w:val="En-tte"/>
@@ -7480,7 +7247,7 @@
       <w:spacing w:after="0" w:line="240" w:lineRule="auto"/>
     </w:pPr>
   </w:style>
-  <w:style w:type="character" w:styleId="PieddepageCar" w:customStyle="1">
+  <w:style w:type="character" w:customStyle="1" w:styleId="PieddepageCar">
     <w:name w:val="Pied de page Car"/>
     <w:basedOn w:val="Policepardfaut"/>
     <w:link w:val="Pieddepage"/>
@@ -7527,7 +7294,7 @@
 </file>
 
 <file path=word/theme/theme1.xml><?xml version="1.0" encoding="utf-8"?>
-<a:theme xmlns:a="http://schemas.openxmlformats.org/drawingml/2006/main" xmlns:thm15="http://schemas.microsoft.com/office/thememl/2012/main" name="Thème Office">
+<a:theme xmlns:a="http://schemas.openxmlformats.org/drawingml/2006/main" name="Thème Office">
   <a:themeElements>
     <a:clrScheme name="Office">
       <a:dk1>
